--- a/guj/docx/52.content.docx
+++ b/guj/docx/52.content.docx
@@ -6472,6 +6472,513 @@
         <w:rPr>
           <w:lang w:val="gu_IN" w:bidi="gu_IN"/>
         </w:rPr>
+        <w:t>1 થેસ્સલોનિકીઓને - અધ્યાય 2 પ્રસ્તાવના</w:t>
+      </w:r>
+      <w:r>
+        <w:rPr>
+          <w:lang w:val="gu_IN" w:bidi="gu_IN"/>
+        </w:rPr>
+      </w:r>
+    </w:p>
+    <w:p>
+      <w:pPr>
+        <w:pStyle w:val="Heading2"/>
+      </w:pPr>
+      <w:r>
+        <w:rPr>
+          <w:lang w:val="gu_IN" w:bidi="gu_IN"/>
+        </w:rPr>
+        <w:t># ૧ થેસ્સાલોનિ્કીની રૂપરેખા ૨</w:t>
+      </w:r>
+    </w:p>
+    <w:p>
+      <w:pPr/>
+      <w:r>
+        <w:rPr>
+          <w:lang w:val="gu_IN" w:bidi="gu_IN"/>
+        </w:rPr>
+      </w:r>
+      <w:r>
+        <w:rPr>
+          <w:lang w:val="gu_IN" w:bidi="gu_IN"/>
+        </w:rPr>
+        <w:t>૧. પ્રેરિતાય વેદના (૨:૧–૧૩)</w:t>
+      </w:r>
+    </w:p>
+    <w:p>
+      <w:pPr>
+        <w:pStyle w:val="ListBullet"/>
+        <w:spacing w:line="240" w:lineRule="auto"/>
+        <w:ind w:left="720"/>
+      </w:pPr>
+      <w:r>
+        <w:rPr>
+          <w:lang w:val="gu_IN" w:bidi="gu_IN"/>
+        </w:rPr>
+      </w:r>
+      <w:r>
+        <w:rPr>
+          <w:lang w:val="gu_IN" w:bidi="gu_IN"/>
+        </w:rPr>
+        <w:t>પ્રેરિતાય પ્રચાર (૨;૧–૬)</w:t>
+      </w:r>
+    </w:p>
+    <w:p>
+      <w:pPr>
+        <w:pStyle w:val="ListBullet"/>
+        <w:spacing w:line="240" w:lineRule="auto"/>
+        <w:ind w:left="720"/>
+      </w:pPr>
+      <w:r>
+        <w:rPr>
+          <w:lang w:val="gu_IN" w:bidi="gu_IN"/>
+        </w:rPr>
+      </w:r>
+      <w:r>
+        <w:rPr>
+          <w:lang w:val="gu_IN" w:bidi="gu_IN"/>
+        </w:rPr>
+        <w:t>પ્રેરિતાય આચરણ (૨:૭–૯)</w:t>
+      </w:r>
+    </w:p>
+    <w:p>
+      <w:pPr>
+        <w:pStyle w:val="ListBullet"/>
+        <w:spacing w:line="240" w:lineRule="auto"/>
+        <w:ind w:left="720"/>
+      </w:pPr>
+      <w:r>
+        <w:rPr>
+          <w:lang w:val="gu_IN" w:bidi="gu_IN"/>
+        </w:rPr>
+      </w:r>
+      <w:r>
+        <w:rPr>
+          <w:lang w:val="gu_IN" w:bidi="gu_IN"/>
+        </w:rPr>
+        <w:t>પ્રેરિતાય સાક્ષી (૨:૧૦–૩)</w:t>
+        <w:br/>
+      </w:r>
+      <w:r>
+        <w:rPr>
+          <w:lang w:val="gu_IN" w:bidi="gu_IN"/>
+        </w:rPr>
+        <w:t>૨. મંડળીની સતાવણી (૨:૧૪–૧૬)</w:t>
+      </w:r>
+    </w:p>
+    <w:p>
+      <w:pPr>
+        <w:pStyle w:val="ListBullet"/>
+        <w:spacing w:line="240" w:lineRule="auto"/>
+        <w:ind w:left="720"/>
+      </w:pPr>
+      <w:r>
+        <w:rPr>
+          <w:lang w:val="gu_IN" w:bidi="gu_IN"/>
+        </w:rPr>
+      </w:r>
+      <w:r>
+        <w:rPr>
+          <w:lang w:val="gu_IN" w:bidi="gu_IN"/>
+        </w:rPr>
+        <w:t>થેસ્સાલોનિ્કીની સતાવણી (૨:૧૪અ)</w:t>
+      </w:r>
+    </w:p>
+    <w:p>
+      <w:pPr>
+        <w:pStyle w:val="ListBullet"/>
+        <w:spacing w:line="240" w:lineRule="auto"/>
+        <w:ind w:left="720"/>
+      </w:pPr>
+      <w:r>
+        <w:rPr>
+          <w:lang w:val="gu_IN" w:bidi="gu_IN"/>
+        </w:rPr>
+      </w:r>
+      <w:r>
+        <w:rPr>
+          <w:lang w:val="gu_IN" w:bidi="gu_IN"/>
+        </w:rPr>
+        <w:t>યહૂદી સતાવણી (૨:૧૪બ-૧૬)</w:t>
+        <w:br/>
+      </w:r>
+      <w:r>
+        <w:rPr>
+          <w:lang w:val="gu_IN" w:bidi="gu_IN"/>
+        </w:rPr>
+        <w:t>૩. પાઉલની મુલાકાત લેવાની ઈચ્છા (૨:૧૭–૨૦)</w:t>
+      </w:r>
+    </w:p>
+    <w:p>
+      <w:pPr>
+        <w:pStyle w:val="Heading2"/>
+      </w:pPr>
+      <w:r>
+        <w:rPr>
+          <w:lang w:val="gu_IN" w:bidi="gu_IN"/>
+        </w:rPr>
+        <w:t># માળખું અને ફોર્મેટિંગ</w:t>
+      </w:r>
+    </w:p>
+    <w:p>
+      <w:pPr/>
+      <w:r>
+        <w:rPr>
+          <w:lang w:val="gu_IN" w:bidi="gu_IN"/>
+        </w:rPr>
+      </w:r>
+      <w:r>
+        <w:rPr>
+          <w:lang w:val="gu_IN" w:bidi="gu_IN"/>
+        </w:rPr>
+        <w:t>આ પ્રકરણનો પ્રથમ ભાગ તેમના ધર્મપ્રચાર અને વેદનાનો બચાવ છે. બીજો ભાગ થેસ્સાલોનિ્કી મંડળીની વેદનાઓની ગણતરી છે. છેલ્લે, પ્રેરિત પાઉલ થેસ્સાલોનિ્કી મંડળીની મુલાકાત લેવાની તેમની ઊંડી ઇચ્છા જણાવે છે.</w:t>
+      </w:r>
+    </w:p>
+    <w:p>
+      <w:pPr>
+        <w:pStyle w:val="Heading2"/>
+      </w:pPr>
+      <w:r>
+        <w:rPr>
+          <w:lang w:val="gu_IN" w:bidi="gu_IN"/>
+        </w:rPr>
+        <w:t># “અમે” અને “તમે”</w:t>
+      </w:r>
+    </w:p>
+    <w:p>
+      <w:pPr/>
+      <w:r>
+        <w:rPr>
+          <w:lang w:val="gu_IN" w:bidi="gu_IN"/>
+        </w:rPr>
+      </w:r>
+      <w:r>
+        <w:rPr>
+          <w:lang w:val="gu_IN" w:bidi="gu_IN"/>
+        </w:rPr>
+        <w:t xml:space="preserve">આ પત્રમાં, </w:t>
+      </w:r>
+      <w:r>
+        <w:rPr>
+          <w:b/>
+          <w:lang w:val="gu_IN" w:bidi="gu_IN"/>
+        </w:rPr>
+        <w:t>અમે</w:t>
+      </w:r>
+      <w:r>
+        <w:rPr>
+          <w:lang w:val="gu_IN" w:bidi="gu_IN"/>
+        </w:rPr>
+        <w:t xml:space="preserve"> અને </w:t>
+      </w:r>
+      <w:r>
+        <w:rPr>
+          <w:b/>
+          <w:lang w:val="gu_IN" w:bidi="gu_IN"/>
+        </w:rPr>
+        <w:t>અમારા</w:t>
+      </w:r>
+      <w:r>
+        <w:rPr>
+          <w:lang w:val="gu_IN" w:bidi="gu_IN"/>
+        </w:rPr>
+        <w:t xml:space="preserve"> શબ્દો પાઉલને સંદર્ભિત કરે છે, સિલ્વાનુસ, અને તિમોથી, સિવાય કે અન્યથા નોંધવામાં આવે. આખા પત્રમાં, </w:t>
+      </w:r>
+      <w:r>
+        <w:rPr>
+          <w:b/>
+          <w:lang w:val="gu_IN" w:bidi="gu_IN"/>
+        </w:rPr>
+        <w:t>અમે</w:t>
+      </w:r>
+      <w:r>
+        <w:rPr>
+          <w:lang w:val="gu_IN" w:bidi="gu_IN"/>
+        </w:rPr>
+        <w:t xml:space="preserve"> અને </w:t>
+      </w:r>
+      <w:r>
+        <w:rPr>
+          <w:b/>
+          <w:lang w:val="gu_IN" w:bidi="gu_IN"/>
+        </w:rPr>
+        <w:t>અમારા</w:t>
+      </w:r>
+      <w:r>
+        <w:rPr>
+          <w:lang w:val="gu_IN" w:bidi="gu_IN"/>
+        </w:rPr>
+        <w:t>નો ઉપયોગ એ જણાવવા માટે થાય છે કે ત્રણેય પ્રેરિતો પત્ર સાથે સંમત છે.</w:t>
+      </w:r>
+    </w:p>
+    <w:p>
+      <w:pPr>
+        <w:pStyle w:val="Heading2"/>
+      </w:pPr>
+      <w:r>
+        <w:rPr>
+          <w:lang w:val="gu_IN" w:bidi="gu_IN"/>
+        </w:rPr>
+        <w:t># આ પ્રકરણમાં વિશેષ ખ્યાલો</w:t>
+      </w:r>
+    </w:p>
+    <w:p>
+      <w:pPr>
+        <w:pStyle w:val="Heading2"/>
+      </w:pPr>
+      <w:r>
+        <w:rPr>
+          <w:lang w:val="gu_IN" w:bidi="gu_IN"/>
+        </w:rPr>
+        <w:t>## પ્રેરિતાય સાક્ષી</w:t>
+      </w:r>
+    </w:p>
+    <w:p>
+      <w:pPr/>
+      <w:r>
+        <w:rPr>
+          <w:lang w:val="gu_IN" w:bidi="gu_IN"/>
+        </w:rPr>
+      </w:r>
+      <w:r>
+        <w:rPr>
+          <w:lang w:val="gu_IN" w:bidi="gu_IN"/>
+        </w:rPr>
+        <w:t xml:space="preserve">અહીં, પાઉલ બચાવ કરે છે કે તે, સિલ્વાનુસ અને તિમોથી કેવી રીતે દેવના પ્રેરિતો છે. તેમના ઉપદેશ, આચરણ અને સાક્ષી દ્વારા, તેઓ ખ્રિસ્તના અધિકૃત સંદેશવાહક સાબિત થાય છે. (જુઓ: [[rc://gu/tw/bible/kt/apostle]] અને </w:t>
+      </w:r>
+      <w:r>
+        <w:rPr>
+          <w:lang w:val="gu_IN" w:bidi="gu_IN"/>
+        </w:rPr>
+        <w:t>જુબાની, સાક્ષી આપવી, પુરાવા, સાક્ષી, પ્રત્યક્ષદર્શી</w:t>
+      </w:r>
+      <w:r>
+        <w:rPr>
+          <w:lang w:val="gu_IN" w:bidi="gu_IN"/>
+        </w:rPr>
+        <w:t>)</w:t>
+      </w:r>
+    </w:p>
+    <w:p>
+      <w:pPr>
+        <w:pStyle w:val="Heading2"/>
+      </w:pPr>
+      <w:r>
+        <w:rPr>
+          <w:lang w:val="gu_IN" w:bidi="gu_IN"/>
+        </w:rPr>
+        <w:t>## દેવની સુવાર્તા</w:t>
+      </w:r>
+    </w:p>
+    <w:p>
+      <w:pPr/>
+      <w:r>
+        <w:rPr>
+          <w:lang w:val="gu_IN" w:bidi="gu_IN"/>
+        </w:rPr>
+      </w:r>
+      <w:r>
+        <w:rPr>
+          <w:lang w:val="gu_IN" w:bidi="gu_IN"/>
+        </w:rPr>
+        <w:t xml:space="preserve">પ્રેરિતાય સાક્ષીનો પાયો એ છે કે તેઓને “સુવાર્તા સોંપવામાં આવી હતી” (જુઓ </w:t>
+      </w:r>
+      <w:hyperlink r:id="rId28">
+        <w:r>
+          <w:rPr>
+            <w:lang w:val="gu_IN" w:bidi="gu_IN"/>
+          </w:rPr>
+          <w:rPr>
+            <w:color w:val="0000EE"/>
+            <w:u w:val="single"/>
+          </w:rPr>
+          <w:t>2:4</w:t>
+        </w:r>
+      </w:hyperlink>
+      <w:r>
+        <w:rPr>
+          <w:lang w:val="gu_IN" w:bidi="gu_IN"/>
+        </w:rPr>
+        <w:t>).પ્રેરિતોની સત્તા તેમને બનાવે છે: "બોલવા માટે હિંમતવાન" (જુઓ</w:t>
+      </w:r>
+      <w:hyperlink r:id="rId29">
+        <w:r>
+          <w:rPr>
+            <w:lang w:val="gu_IN" w:bidi="gu_IN"/>
+          </w:rPr>
+          <w:rPr>
+            <w:color w:val="0000EE"/>
+            <w:u w:val="single"/>
+          </w:rPr>
+          <w:t>2:2</w:t>
+        </w:r>
+      </w:hyperlink>
+      <w:r>
+        <w:rPr>
+          <w:lang w:val="gu_IN" w:bidi="gu_IN"/>
+        </w:rPr>
+        <w:t>), "આપવું" (જુઓ [</w:t>
+      </w:r>
+      <w:hyperlink r:id="rId30">
+        <w:r>
+          <w:rPr>
+            <w:lang w:val="gu_IN" w:bidi="gu_IN"/>
+          </w:rPr>
+          <w:rPr>
+            <w:color w:val="0000EE"/>
+            <w:u w:val="single"/>
+          </w:rPr>
+          <w:t>2:8</w:t>
+        </w:r>
+      </w:hyperlink>
+      <w:r>
+        <w:rPr>
+          <w:lang w:val="gu_IN" w:bidi="gu_IN"/>
+        </w:rPr>
+        <w:t xml:space="preserve">), "પ્રચાર કરો" (જુઓ </w:t>
+      </w:r>
+      <w:hyperlink r:id="rId31">
+        <w:r>
+          <w:rPr>
+            <w:lang w:val="gu_IN" w:bidi="gu_IN"/>
+          </w:rPr>
+          <w:rPr>
+            <w:color w:val="0000EE"/>
+            <w:u w:val="single"/>
+          </w:rPr>
+          <w:t>2:9</w:t>
+        </w:r>
+      </w:hyperlink>
+      <w:r>
+        <w:rPr>
+          <w:lang w:val="gu_IN" w:bidi="gu_IN"/>
+        </w:rPr>
+        <w:t xml:space="preserve">), અને દેવનો આભાર કે થેસ્સાલોનિ્કી મંડળીને "દેવનો શબ્દ પ્રાપ્ત થયો" (જુઓ </w:t>
+      </w:r>
+      <w:hyperlink r:id="rId32">
+        <w:r>
+          <w:rPr>
+            <w:lang w:val="gu_IN" w:bidi="gu_IN"/>
+          </w:rPr>
+          <w:rPr>
+            <w:color w:val="0000EE"/>
+            <w:u w:val="single"/>
+          </w:rPr>
+          <w:t>2:13</w:t>
+        </w:r>
+      </w:hyperlink>
+      <w:r>
+        <w:rPr>
+          <w:lang w:val="gu_IN" w:bidi="gu_IN"/>
+        </w:rPr>
+        <w:t>).</w:t>
+      </w:r>
+    </w:p>
+    <w:p>
+      <w:pPr>
+        <w:pStyle w:val="Heading2"/>
+      </w:pPr>
+      <w:r>
+        <w:rPr>
+          <w:lang w:val="gu_IN" w:bidi="gu_IN"/>
+        </w:rPr>
+        <w:t>## ખ્રિસ્તનું બીજું આગમન</w:t>
+      </w:r>
+    </w:p>
+    <w:p>
+      <w:pPr/>
+      <w:r>
+        <w:rPr>
+          <w:lang w:val="gu_IN" w:bidi="gu_IN"/>
+        </w:rPr>
+      </w:r>
+      <w:r>
+        <w:rPr>
+          <w:lang w:val="gu_IN" w:bidi="gu_IN"/>
+        </w:rPr>
+        <w:t xml:space="preserve">આ પ્રકરણમાં તેના બે પાસાઓમાં ખ્રિસ્તના બીજા આગમનનો પ્રથમ ઉલ્લેખ છે. પ્રથમ, પાઉલે ઉલ્લેખ કર્યો છે કે </w:t>
+      </w:r>
+      <w:hyperlink r:id="rId33">
+        <w:r>
+          <w:rPr>
+            <w:lang w:val="gu_IN" w:bidi="gu_IN"/>
+          </w:rPr>
+          <w:rPr>
+            <w:color w:val="0000EE"/>
+            <w:u w:val="single"/>
+          </w:rPr>
+          <w:t>2:16</w:t>
+        </w:r>
+      </w:hyperlink>
+      <w:r>
+        <w:rPr>
+          <w:lang w:val="gu_IN" w:bidi="gu_IN"/>
+        </w:rPr>
+        <w:t xml:space="preserve"> માં "તેમના પર ક્રોધ આવ્યો છે" વાક્યનો ઉપયોગ કરીને ખ્રિસ્તની મંડળીના સતાવનારાઓનો ન્યાય કરવામાં આવશે. આગળ, પાઉલ "આપ" અને "આનંદ" અને "ગૌરવ" વિશે વાત કરે છે જેઓ "ઉદ્ધાર પામશે" (જુઓ </w:t>
+      </w:r>
+      <w:hyperlink r:id="rId33">
+        <w:r>
+          <w:rPr>
+            <w:lang w:val="gu_IN" w:bidi="gu_IN"/>
+          </w:rPr>
+          <w:rPr>
+            <w:color w:val="0000EE"/>
+            <w:u w:val="single"/>
+          </w:rPr>
+          <w:t>2:16</w:t>
+        </w:r>
+      </w:hyperlink>
+      <w:r>
+        <w:rPr>
+          <w:lang w:val="gu_IN" w:bidi="gu_IN"/>
+        </w:rPr>
+        <w:t xml:space="preserve">) "આપણા પ્રભુની હાજરીમાં ઈસુ ખ્રિસ્ત તેના આગમન સમયે” (જુઓ </w:t>
+      </w:r>
+      <w:hyperlink r:id="rId34">
+        <w:r>
+          <w:rPr>
+            <w:lang w:val="gu_IN" w:bidi="gu_IN"/>
+          </w:rPr>
+          <w:rPr>
+            <w:color w:val="0000EE"/>
+            <w:u w:val="single"/>
+          </w:rPr>
+          <w:t>2:19–20</w:t>
+        </w:r>
+      </w:hyperlink>
+      <w:r>
+        <w:rPr>
+          <w:lang w:val="gu_IN" w:bidi="gu_IN"/>
+        </w:rPr>
+        <w:t>).</w:t>
+      </w:r>
+      <w:r>
+        <w:rPr>
+          <w:lang w:val="gu_IN" w:bidi="gu_IN"/>
+        </w:rPr>
+      </w:r>
+      <w:r>
+        <w:rPr>
+          <w:lang w:val="gu_IN" w:bidi="gu_IN"/>
+        </w:rPr>
+      </w:r>
+    </w:p>
+    <w:p>
+      <w:pPr/>
+      <w:r>
+        <w:rPr>
+          <w:lang w:val="gu_IN" w:bidi="gu_IN"/>
+        </w:rPr>
+      </w:r>
+    </w:p>
+    <w:p>
+      <w:pPr>
+        <w:pStyle w:val="Heading2"/>
+      </w:pPr>
+      <w:r>
+        <w:rPr>
+          <w:lang w:val="gu_IN" w:bidi="gu_IN"/>
+        </w:rPr>
         <w:t>1 થેસ્સલોનિકીઓને 2:1 (#1)</w:t>
       </w:r>
       <w:r>
@@ -6764,7 +7271,7 @@
         </w:rPr>
         <w:t xml:space="preserve">પાઉલ, સિલ્વાનુસ અને તિમોથી જ્યારે ફિલિપ્પી શહેરમાં હતા ત્યારે શું થયું હતું તે વિશે આ કલમ પૃષ્ઠભૂમિની માહિતી આપે છે (જુઓ પ્રેરિતોનાં કૃત્યો 16–17:1–10; </w:t>
       </w:r>
-      <w:hyperlink r:id="rId28">
+      <w:hyperlink r:id="rId35">
         <w:r>
           <w:rPr>
             <w:lang w:val="gu_IN" w:bidi="gu_IN"/>
@@ -6877,7 +7384,7 @@
         </w:rPr>
         <w:t xml:space="preserve"> </w:t>
       </w:r>
-      <w:hyperlink r:id="rId29">
+      <w:hyperlink r:id="rId36">
         <w:r>
           <w:rPr>
             <w:lang w:val="gu_IN" w:bidi="gu_IN"/>
@@ -7361,7 +7868,7 @@
         </w:rPr>
         <w:t xml:space="preserve">પાઉલ, સિલ્વાનુસ અને તિમોથી શા માટે બોલવામાં હિંમત ધરાવતા હતા તેનું વર્ણન કરવા માટે પાઉલ પુનરાવર્તિત શબ્દસમૂહોની શ્રેણીનો ઉપયોગ કરે છે. બોલવાની અથવા લખવાની આ પુનરાવર્તિત શૈલીને "લિટાની" કહેવામાં આવે છે. શબ્દસમૂહોની આ સૂચિ એ પણ બચાવ કરે છે કે તેમનો સંદેશ "દેવની સુવાર્તા" કેવી રીતે હતો (જુઓ </w:t>
       </w:r>
-      <w:hyperlink r:id="rId30">
+      <w:hyperlink r:id="rId29">
         <w:r>
           <w:rPr>
             <w:lang w:val="gu_IN" w:bidi="gu_IN"/>
@@ -8161,7 +8668,7 @@
         </w:rPr>
         <w:t xml:space="preserve"> એવી સ્થિતિમાં મૂકે છે જે તેને વિશેષ ભાર આપે છે (આ પણ જુઓ </w:t>
       </w:r>
-      <w:hyperlink r:id="rId30">
+      <w:hyperlink r:id="rId29">
         <w:r>
           <w:rPr>
             <w:lang w:val="gu_IN" w:bidi="gu_IN"/>
@@ -9017,7 +9524,7 @@
         </w:rPr>
         <w:t xml:space="preserve">, તેથી પ્રેરિતોએ થેસ્સાલોનિકી મંડળીને હળવાશથી અને પ્રેમથી ઉછેર્યું (જુઓ </w:t>
       </w:r>
-      <w:hyperlink r:id="rId31">
+      <w:hyperlink r:id="rId30">
         <w:r>
           <w:rPr>
             <w:lang w:val="gu_IN" w:bidi="gu_IN"/>
@@ -9669,7 +10176,7 @@
         </w:rPr>
         <w:t xml:space="preserve"> શબ્દનો ઉપયોગ એ દર્શાવવા માટે થાય છે કે પ્રેરિતોનો સંદેશ દૈવી મૂળનો છે (તમારો અનુવાદ </w:t>
       </w:r>
-      <w:hyperlink r:id="rId30">
+      <w:hyperlink r:id="rId29">
         <w:r>
           <w:rPr>
             <w:lang w:val="gu_IN" w:bidi="gu_IN"/>
@@ -9762,7 +10269,7 @@
         </w:rPr>
         <w:t xml:space="preserve">પ્રેરિતો થેસ્સાલોનિકી મંડળી અને દેવને તેમના સુવાર્તા સંદેશ અને વ્યક્તિગત હેતુઓને માન્ય કરવા માટે અપીલ કરી રહ્યા છે (આ પણ જુઓ </w:t>
       </w:r>
-      <w:hyperlink r:id="rId32">
+      <w:hyperlink r:id="rId37">
         <w:r>
           <w:rPr>
             <w:lang w:val="gu_IN" w:bidi="gu_IN"/>
@@ -9855,7 +10362,7 @@
         </w:rPr>
         <w:t xml:space="preserve">પાઉલ </w:t>
       </w:r>
-      <w:hyperlink r:id="rId33">
+      <w:hyperlink r:id="rId38">
         <w:r>
           <w:rPr>
             <w:lang w:val="gu_IN" w:bidi="gu_IN"/>
@@ -9961,7 +10468,7 @@
         </w:rPr>
         <w:t xml:space="preserve"> એવી સ્થિતિમાં મૂકે છે જે તેને વિશેષ ભાર આપે છે (આ પણ જુઓ </w:t>
       </w:r>
-      <w:hyperlink r:id="rId30">
+      <w:hyperlink r:id="rId29">
         <w:r>
           <w:rPr>
             <w:lang w:val="gu_IN" w:bidi="gu_IN"/>
@@ -9979,7 +10486,7 @@
         </w:rPr>
         <w:t xml:space="preserve">). તે "તમે સાક્ષી છો" કહેવાની બીજી રીત છે (જુઓ </w:t>
       </w:r>
-      <w:hyperlink r:id="rId33">
+      <w:hyperlink r:id="rId38">
         <w:r>
           <w:rPr>
             <w:lang w:val="gu_IN" w:bidi="gu_IN"/>
@@ -9997,7 +10504,7 @@
         </w:rPr>
         <w:t xml:space="preserve">). પાઉલ થેસ્સાલોનિકી મંડળીના પોતાના અનુભવને પ્રેરિતોની ઈશ્વરીય વર્તણૂકને સાબિત કરવા માટે અપીલ કરી રહ્યો છે કે તેઓનો સુવાર્તા સંદેશ ઈશ્વર તરફથી આવે છે (જુઓ </w:t>
       </w:r>
-      <w:hyperlink r:id="rId34">
+      <w:hyperlink r:id="rId31">
         <w:r>
           <w:rPr>
             <w:lang w:val="gu_IN" w:bidi="gu_IN"/>
@@ -10914,7 +11421,7 @@
         </w:rPr>
         <w:t xml:space="preserve"> એ જ સંદેશનો સંદર્ભ આપે છે, જેને </w:t>
       </w:r>
-      <w:hyperlink r:id="rId31">
+      <w:hyperlink r:id="rId30">
         <w:r>
           <w:rPr>
             <w:lang w:val="gu_IN" w:bidi="gu_IN"/>
@@ -11364,7 +11871,7 @@
         </w:rPr>
         <w:t xml:space="preserve"> એ એક સંજ્ઞા છે જેનો ક્રિયાપદ સાથે અનુવાદ કરી શકાય છે (જુઓ </w:t>
       </w:r>
-      <w:hyperlink r:id="rId28">
+      <w:hyperlink r:id="rId35">
         <w:r>
           <w:rPr>
             <w:lang w:val="gu_IN" w:bidi="gu_IN"/>
@@ -11985,7 +12492,7 @@
         </w:rPr>
         <w:t xml:space="preserve">આ વાક્ય વધુ માહિતી આપે છે કે શા માટે વિદેશીઓ "દેવને પ્રસન્ન કરતા નથી અને બધા માણસો માટે પ્રતિકૂળ છે" (જુઓ </w:t>
       </w:r>
-      <w:hyperlink r:id="rId35">
+      <w:hyperlink r:id="rId39">
         <w:r>
           <w:rPr>
             <w:lang w:val="gu_IN" w:bidi="gu_IN"/>
@@ -12368,7 +12875,7 @@
         </w:rPr>
         <w:t xml:space="preserve">પાઉલ ભવિષ્યમાં થનારી કોઈ વસ્તુનો સંદર્ભ આપવા માટે અલંકારિક રીતે ભૂતકાળનો ઉપયોગ કરી રહ્યો છે. પાઉલ આ બતાવવા માટે કરી રહ્યો છે કે ઘટના ચોક્કસપણે બનશે. જો અહીં ભૂતકાળનો ઉપયોગ તમારી ભાષામાં મૂંઝવણભર્યો હોય, તો તમે ભવિષ્યકાળનો ઉપયોગ કરી શકો છો. આ શબ્દસમૂહનો સંદર્ભ લઈ શકે છે: (૧) અંતિમ ચુકાદો. વૈકલ્પિક ભાષાંતર: "હકીકતમાં, અંતિમ ક્રોધ તેઓને પછાડશે" (આ પણ જુઓ </w:t>
       </w:r>
-      <w:hyperlink r:id="rId36">
+      <w:hyperlink r:id="rId40">
         <w:r>
           <w:rPr>
             <w:lang w:val="gu_IN" w:bidi="gu_IN"/>
@@ -14229,7 +14736,7 @@
         </w:rPr>
         <w:t xml:space="preserve"> એ ખ્રિસ્તના બીજા આગમન માટે ૧–૨થેસ્સાલોનિકીમાં જાણીતો રૂઢિપ્રયોગ છે (જુઓ </w:t>
       </w:r>
-      <w:hyperlink r:id="rId37">
+      <w:hyperlink r:id="rId41">
         <w:r>
           <w:rPr>
             <w:lang w:val="gu_IN" w:bidi="gu_IN"/>
@@ -14247,7 +14754,7 @@
         </w:rPr>
         <w:t xml:space="preserve">) અથવા “પ્રભુનો દિવસ ” (જુઓ </w:t>
       </w:r>
-      <w:hyperlink r:id="rId38">
+      <w:hyperlink r:id="rId42">
         <w:r>
           <w:rPr>
             <w:lang w:val="gu_IN" w:bidi="gu_IN"/>
@@ -14340,7 +14847,7 @@
         </w:rPr>
         <w:t xml:space="preserve">આ કલમનો અર્થ </w:t>
       </w:r>
-      <w:hyperlink r:id="rId39">
+      <w:hyperlink r:id="rId34">
         <w:r>
           <w:rPr>
             <w:lang w:val="gu_IN" w:bidi="gu_IN"/>
@@ -14472,6 +14979,531 @@
         <w:rPr>
           <w:lang w:val="gu_IN" w:bidi="gu_IN"/>
         </w:rPr>
+        <w:t>1 થેસ્સલોનિકીઓને - અધ્યાય 3 પ્રસ્તાવના</w:t>
+      </w:r>
+      <w:r>
+        <w:rPr>
+          <w:lang w:val="gu_IN" w:bidi="gu_IN"/>
+        </w:rPr>
+      </w:r>
+    </w:p>
+    <w:p>
+      <w:pPr>
+        <w:pStyle w:val="Heading2"/>
+      </w:pPr>
+      <w:r>
+        <w:rPr>
+          <w:lang w:val="gu_IN" w:bidi="gu_IN"/>
+        </w:rPr>
+        <w:t># ૧ થેસ્સાલોનિકીની રૂપરેખા ૩</w:t>
+      </w:r>
+    </w:p>
+    <w:p>
+      <w:pPr/>
+      <w:r>
+        <w:rPr>
+          <w:lang w:val="gu_IN" w:bidi="gu_IN"/>
+        </w:rPr>
+      </w:r>
+      <w:r>
+        <w:rPr>
+          <w:lang w:val="gu_IN" w:bidi="gu_IN"/>
+        </w:rPr>
+        <w:t>૧. તિમોથીની મુલાકાત (૩:૧–૫)</w:t>
+      </w:r>
+    </w:p>
+    <w:p>
+      <w:pPr>
+        <w:pStyle w:val="ListBullet"/>
+        <w:spacing w:line="240" w:lineRule="auto"/>
+        <w:ind w:left="720"/>
+      </w:pPr>
+      <w:r>
+        <w:rPr>
+          <w:lang w:val="gu_IN" w:bidi="gu_IN"/>
+        </w:rPr>
+      </w:r>
+      <w:r>
+        <w:rPr>
+          <w:lang w:val="gu_IN" w:bidi="gu_IN"/>
+        </w:rPr>
+        <w:t>પ્રેરિતાય ચિંતા (૩:૧–૨)</w:t>
+      </w:r>
+    </w:p>
+    <w:p>
+      <w:pPr>
+        <w:pStyle w:val="ListBullet"/>
+        <w:spacing w:line="240" w:lineRule="auto"/>
+        <w:ind w:left="720"/>
+      </w:pPr>
+      <w:r>
+        <w:rPr>
+          <w:lang w:val="gu_IN" w:bidi="gu_IN"/>
+        </w:rPr>
+      </w:r>
+      <w:r>
+        <w:rPr>
+          <w:lang w:val="gu_IN" w:bidi="gu_IN"/>
+        </w:rPr>
+        <w:t>પ્રેરિતાય પ્રોત્સાહન (૩:૩–૫)</w:t>
+      </w:r>
+    </w:p>
+    <w:p>
+      <w:pPr>
+        <w:pStyle w:val="ListNumber"/>
+        <w:numPr>
+          <w:ilvl w:val="0"/>
+          <w:numId w:val="17"/>
+        </w:numPr>
+        <w:spacing w:line="240" w:lineRule="auto"/>
+        <w:ind w:left="720"/>
+      </w:pPr>
+      <w:r>
+        <w:rPr>
+          <w:lang w:val="gu_IN" w:bidi="gu_IN"/>
+        </w:rPr>
+      </w:r>
+      <w:r>
+        <w:rPr>
+          <w:lang w:val="gu_IN" w:bidi="gu_IN"/>
+        </w:rPr>
+        <w:t>તિમોથીનો અહેવાલ (૩:૬–૧૩)</w:t>
+      </w:r>
+    </w:p>
+    <w:p>
+      <w:pPr>
+        <w:pStyle w:val="ListBullet"/>
+        <w:spacing w:line="240" w:lineRule="auto"/>
+        <w:ind w:left="720"/>
+      </w:pPr>
+      <w:r>
+        <w:rPr>
+          <w:lang w:val="gu_IN" w:bidi="gu_IN"/>
+        </w:rPr>
+      </w:r>
+      <w:r>
+        <w:rPr>
+          <w:lang w:val="gu_IN" w:bidi="gu_IN"/>
+        </w:rPr>
+        <w:t>સારા સમાચાર (૩:૬–૧૦)</w:t>
+      </w:r>
+    </w:p>
+    <w:p>
+      <w:pPr>
+        <w:pStyle w:val="ListBullet"/>
+        <w:spacing w:line="240" w:lineRule="auto"/>
+        <w:ind w:left="720"/>
+      </w:pPr>
+      <w:r>
+        <w:rPr>
+          <w:lang w:val="gu_IN" w:bidi="gu_IN"/>
+        </w:rPr>
+      </w:r>
+      <w:r>
+        <w:rPr>
+          <w:lang w:val="gu_IN" w:bidi="gu_IN"/>
+        </w:rPr>
+        <w:t>પ્રેરિતાય પ્રાર્થના (૩:૧૧–૧૩)</w:t>
+      </w:r>
+    </w:p>
+    <w:p>
+      <w:pPr>
+        <w:pStyle w:val="Heading2"/>
+      </w:pPr>
+      <w:r>
+        <w:rPr>
+          <w:lang w:val="gu_IN" w:bidi="gu_IN"/>
+        </w:rPr>
+        <w:t># માળખું અને ફોર્મેટિંગ</w:t>
+      </w:r>
+    </w:p>
+    <w:p>
+      <w:pPr/>
+      <w:r>
+        <w:rPr>
+          <w:lang w:val="gu_IN" w:bidi="gu_IN"/>
+        </w:rPr>
+      </w:r>
+      <w:r>
+        <w:rPr>
+          <w:lang w:val="gu_IN" w:bidi="gu_IN"/>
+        </w:rPr>
+        <w:t>આ પ્રકરણનો પ્રથમ ભાગ તિમોથીની મુલાકાતનું વર્ણન કરે છે થેસ્સાલોનિકા. બીજો ભાગ એથેન્સમાં પાઉલ અને સિલ્વાનુસને આપેલા તેમના અહેવાલ વિશે જણાવે છે. છેલ્લે, પ્રેરિતો થેસ્સાલોનિકી મંડળી વતી પ્રાર્થના કરે છે.</w:t>
+      </w:r>
+    </w:p>
+    <w:p>
+      <w:pPr>
+        <w:pStyle w:val="Heading2"/>
+      </w:pPr>
+      <w:r>
+        <w:rPr>
+          <w:lang w:val="gu_IN" w:bidi="gu_IN"/>
+        </w:rPr>
+        <w:t># “અમે” અને “તમે”</w:t>
+      </w:r>
+    </w:p>
+    <w:p>
+      <w:pPr/>
+      <w:r>
+        <w:rPr>
+          <w:lang w:val="gu_IN" w:bidi="gu_IN"/>
+        </w:rPr>
+      </w:r>
+      <w:r>
+        <w:rPr>
+          <w:lang w:val="gu_IN" w:bidi="gu_IN"/>
+        </w:rPr>
+        <w:t xml:space="preserve">આ પત્રમાં, </w:t>
+      </w:r>
+      <w:r>
+        <w:rPr>
+          <w:b/>
+          <w:lang w:val="gu_IN" w:bidi="gu_IN"/>
+        </w:rPr>
+        <w:t>અમે</w:t>
+      </w:r>
+      <w:r>
+        <w:rPr>
+          <w:lang w:val="gu_IN" w:bidi="gu_IN"/>
+        </w:rPr>
+        <w:t xml:space="preserve"> અને </w:t>
+      </w:r>
+      <w:r>
+        <w:rPr>
+          <w:b/>
+          <w:lang w:val="gu_IN" w:bidi="gu_IN"/>
+        </w:rPr>
+        <w:t>અમારા</w:t>
+      </w:r>
+      <w:r>
+        <w:rPr>
+          <w:lang w:val="gu_IN" w:bidi="gu_IN"/>
+        </w:rPr>
+        <w:t xml:space="preserve"> શબ્દો પાઉલ, સિલ્વાનુસ, અને તિમોથી, સિવાય કે અન્યથા નોંધવામાં આવે. આખા પત્રમાં, </w:t>
+      </w:r>
+      <w:r>
+        <w:rPr>
+          <w:b/>
+          <w:lang w:val="gu_IN" w:bidi="gu_IN"/>
+        </w:rPr>
+        <w:t>અમે</w:t>
+      </w:r>
+      <w:r>
+        <w:rPr>
+          <w:lang w:val="gu_IN" w:bidi="gu_IN"/>
+        </w:rPr>
+        <w:t xml:space="preserve"> અને </w:t>
+      </w:r>
+      <w:r>
+        <w:rPr>
+          <w:b/>
+          <w:lang w:val="gu_IN" w:bidi="gu_IN"/>
+        </w:rPr>
+        <w:t>આપણા</w:t>
+      </w:r>
+      <w:r>
+        <w:rPr>
+          <w:lang w:val="gu_IN" w:bidi="gu_IN"/>
+        </w:rPr>
+        <w:t>નો ઉપયોગ એ દર્શાવવા માટે થાય છે કે ત્રણેય પ્રેરિતો પત્ર સાથે સંમત છે.</w:t>
+      </w:r>
+    </w:p>
+    <w:p>
+      <w:pPr>
+        <w:pStyle w:val="Heading2"/>
+      </w:pPr>
+      <w:r>
+        <w:rPr>
+          <w:lang w:val="gu_IN" w:bidi="gu_IN"/>
+        </w:rPr>
+        <w:t># આ પ્રકરણમાં વિશેષ ખ્યાલો</w:t>
+      </w:r>
+    </w:p>
+    <w:p>
+      <w:pPr>
+        <w:pStyle w:val="Heading2"/>
+      </w:pPr>
+      <w:r>
+        <w:rPr>
+          <w:lang w:val="gu_IN" w:bidi="gu_IN"/>
+        </w:rPr>
+        <w:t>## રૂપક</w:t>
+      </w:r>
+    </w:p>
+    <w:p>
+      <w:pPr/>
+      <w:r>
+        <w:rPr>
+          <w:lang w:val="gu_IN" w:bidi="gu_IN"/>
+        </w:rPr>
+      </w:r>
+      <w:r>
+        <w:rPr>
+          <w:lang w:val="gu_IN" w:bidi="gu_IN"/>
+        </w:rPr>
+        <w:t xml:space="preserve">આ પ્રકરણમાં , પ્રેરિત પાઉલ </w:t>
+      </w:r>
+      <w:hyperlink r:id="rId43">
+        <w:r>
+          <w:rPr>
+            <w:lang w:val="gu_IN" w:bidi="gu_IN"/>
+          </w:rPr>
+          <w:rPr>
+            <w:color w:val="0000EE"/>
+            <w:u w:val="single"/>
+          </w:rPr>
+          <w:t>3:8</w:t>
+        </w:r>
+      </w:hyperlink>
+      <w:r>
+        <w:rPr>
+          <w:lang w:val="gu_IN" w:bidi="gu_IN"/>
+        </w:rPr>
+        <w:t xml:space="preserve"> માં “મક્કમ રહો” શબ્દનો ઉપયોગ સુવાર્તા પ્રત્યે વફાદારીના રૂપક તરીકે કરે છે, અને </w:t>
+      </w:r>
+      <w:hyperlink r:id="rId44">
+        <w:r>
+          <w:rPr>
+            <w:lang w:val="gu_IN" w:bidi="gu_IN"/>
+          </w:rPr>
+          <w:rPr>
+            <w:color w:val="0000EE"/>
+            <w:u w:val="single"/>
+          </w:rPr>
+          <w:t>3:3</w:t>
+        </w:r>
+      </w:hyperlink>
+      <w:r>
+        <w:rPr>
+          <w:lang w:val="gu_IN" w:bidi="gu_IN"/>
+        </w:rPr>
+        <w:t xml:space="preserve"> વફાદાર હોવાના વિરોધી તરીકે. (જુઓ: </w:t>
+      </w:r>
+      <w:r>
+        <w:rPr>
+          <w:lang w:val="gu_IN" w:bidi="gu_IN"/>
+        </w:rPr>
+        <w:t>વફાદાર (વિશ્વાસુ), વિશ્વસનીય, વિશ્વાસપાત્ર, અવિશ્વાસુ, બેવફાઈ</w:t>
+      </w:r>
+      <w:r>
+        <w:rPr>
+          <w:lang w:val="gu_IN" w:bidi="gu_IN"/>
+        </w:rPr>
+        <w:t>)</w:t>
+      </w:r>
+    </w:p>
+    <w:p>
+      <w:pPr/>
+      <w:r>
+        <w:rPr>
+          <w:lang w:val="gu_IN" w:bidi="gu_IN"/>
+        </w:rPr>
+      </w:r>
+      <w:r>
+        <w:rPr>
+          <w:lang w:val="gu_IN" w:bidi="gu_IN"/>
+        </w:rPr>
+        <w:t xml:space="preserve">એક ઇમારત રૂપકનો ઉપયોગ કરો, પ્રેરિતો પ્રાર્થના કરે છે કે દેવ થેસ્સાલોનિકી મંડળીના "હૃદય"ને "નિષ્કલંક" કરશે (જુઓ </w:t>
+      </w:r>
+      <w:hyperlink r:id="rId41">
+        <w:r>
+          <w:rPr>
+            <w:lang w:val="gu_IN" w:bidi="gu_IN"/>
+          </w:rPr>
+          <w:rPr>
+            <w:color w:val="0000EE"/>
+            <w:u w:val="single"/>
+          </w:rPr>
+          <w:t>3:13</w:t>
+        </w:r>
+      </w:hyperlink>
+      <w:r>
+        <w:rPr>
+          <w:lang w:val="gu_IN" w:bidi="gu_IN"/>
+        </w:rPr>
+        <w:t>).</w:t>
+      </w:r>
+    </w:p>
+    <w:p>
+      <w:pPr/>
+      <w:r>
+        <w:rPr>
+          <w:lang w:val="gu_IN" w:bidi="gu_IN"/>
+        </w:rPr>
+      </w:r>
+      <w:r>
+        <w:rPr>
+          <w:lang w:val="gu_IN" w:bidi="gu_IN"/>
+        </w:rPr>
+        <w:t xml:space="preserve">દેવના લોકોનો દુશ્મન, "શેતાન" (જુઓ </w:t>
+      </w:r>
+      <w:hyperlink r:id="rId13">
+        <w:r>
+          <w:rPr>
+            <w:lang w:val="gu_IN" w:bidi="gu_IN"/>
+          </w:rPr>
+          <w:rPr>
+            <w:color w:val="0000EE"/>
+            <w:u w:val="single"/>
+          </w:rPr>
+          <w:t>2:18</w:t>
+        </w:r>
+      </w:hyperlink>
+      <w:r>
+        <w:rPr>
+          <w:lang w:val="gu_IN" w:bidi="gu_IN"/>
+        </w:rPr>
+        <w:t xml:space="preserve">) અહીં "પ્રલોભન કરનાર" કહેવાય છે (જુઓ </w:t>
+      </w:r>
+      <w:hyperlink r:id="rId14">
+        <w:r>
+          <w:rPr>
+            <w:lang w:val="gu_IN" w:bidi="gu_IN"/>
+          </w:rPr>
+          <w:rPr>
+            <w:color w:val="0000EE"/>
+            <w:u w:val="single"/>
+          </w:rPr>
+          <w:t>3:5</w:t>
+        </w:r>
+      </w:hyperlink>
+      <w:r>
+        <w:rPr>
+          <w:lang w:val="gu_IN" w:bidi="gu_IN"/>
+        </w:rPr>
+        <w:t>).</w:t>
+      </w:r>
+    </w:p>
+    <w:p>
+      <w:pPr>
+        <w:pStyle w:val="Heading2"/>
+      </w:pPr>
+      <w:r>
+        <w:rPr>
+          <w:lang w:val="gu_IN" w:bidi="gu_IN"/>
+        </w:rPr>
+        <w:t>## અતિશય</w:t>
+      </w:r>
+    </w:p>
+    <w:p>
+      <w:pPr/>
+      <w:r>
+        <w:rPr>
+          <w:lang w:val="gu_IN" w:bidi="gu_IN"/>
+        </w:rPr>
+      </w:r>
+      <w:r>
+        <w:rPr>
+          <w:lang w:val="gu_IN" w:bidi="gu_IN"/>
+        </w:rPr>
+        <w:t xml:space="preserve">પાઉલ થેસ્સાલોનિકી મંડળીની તેમની સ્મૃતિ વિશે વાત કરતી વખતે ભાવનાત્મક અને આત્યંતિક ભાષાનો ઉપયોગ કરે છે. “હવે ટકી રહેવાનું નથી,” પ્રેરિતો અને ખાસ કરીને પાઉલ (જુઓ </w:t>
+      </w:r>
+      <w:hyperlink r:id="rId45">
+        <w:r>
+          <w:rPr>
+            <w:lang w:val="gu_IN" w:bidi="gu_IN"/>
+          </w:rPr>
+          <w:rPr>
+            <w:color w:val="0000EE"/>
+            <w:u w:val="single"/>
+          </w:rPr>
+          <w:t>3:1,5</w:t>
+        </w:r>
+      </w:hyperlink>
+      <w:r>
+        <w:rPr>
+          <w:lang w:val="gu_IN" w:bidi="gu_IN"/>
+        </w:rPr>
+        <w:t xml:space="preserve">) મંડળીની આધ્યાત્મિક સ્થિતિ વિશે જાણવાની ફરજ પાડે છે. પ્રેરિતોની પ્રાર્થનાની તીવ્રતા અને અવધિને "રાત અને દિવસ નિષ્ઠાપૂર્વક વિનંતી કરવી" તરીકે વર્ણવવામાં આવી છે (જુઓ </w:t>
+      </w:r>
+      <w:hyperlink r:id="rId46">
+        <w:r>
+          <w:rPr>
+            <w:lang w:val="gu_IN" w:bidi="gu_IN"/>
+          </w:rPr>
+          <w:rPr>
+            <w:color w:val="0000EE"/>
+            <w:u w:val="single"/>
+          </w:rPr>
+          <w:t>3:10</w:t>
+        </w:r>
+      </w:hyperlink>
+      <w:r>
+        <w:rPr>
+          <w:lang w:val="gu_IN" w:bidi="gu_IN"/>
+        </w:rPr>
+        <w:t>).</w:t>
+      </w:r>
+    </w:p>
+    <w:p>
+      <w:pPr>
+        <w:pStyle w:val="Heading2"/>
+      </w:pPr>
+      <w:r>
+        <w:rPr>
+          <w:lang w:val="gu_IN" w:bidi="gu_IN"/>
+        </w:rPr>
+        <w:t>## ખ્રિસ્તનું બીજું આગમન</w:t>
+      </w:r>
+    </w:p>
+    <w:p>
+      <w:pPr/>
+      <w:r>
+        <w:rPr>
+          <w:lang w:val="gu_IN" w:bidi="gu_IN"/>
+        </w:rPr>
+      </w:r>
+      <w:r>
+        <w:rPr>
+          <w:lang w:val="gu_IN" w:bidi="gu_IN"/>
+        </w:rPr>
+        <w:t xml:space="preserve">અહીં પ્રેરિતો પ્રાર્થના કરે છે કે જ્યારે ખ્રિસ્ત ફરીથી તેના બધા પવિત્ર લોકો અથવા "સંતો" સાથે આવશે ત્યારે થેસ્સાલોનિકી મંડળી પવિત્ર જાળવવામાં આવશે (જુઓ </w:t>
+      </w:r>
+      <w:hyperlink r:id="rId41">
+        <w:r>
+          <w:rPr>
+            <w:lang w:val="gu_IN" w:bidi="gu_IN"/>
+          </w:rPr>
+          <w:rPr>
+            <w:color w:val="0000EE"/>
+            <w:u w:val="single"/>
+          </w:rPr>
+          <w:t>3:13</w:t>
+        </w:r>
+      </w:hyperlink>
+      <w:r>
+        <w:rPr>
+          <w:lang w:val="gu_IN" w:bidi="gu_IN"/>
+        </w:rPr>
+        <w:t>)</w:t>
+      </w:r>
+      <w:r>
+        <w:rPr>
+          <w:lang w:val="gu_IN" w:bidi="gu_IN"/>
+        </w:rPr>
+      </w:r>
+      <w:r>
+        <w:rPr>
+          <w:lang w:val="gu_IN" w:bidi="gu_IN"/>
+        </w:rPr>
+      </w:r>
+    </w:p>
+    <w:p>
+      <w:pPr/>
+      <w:r>
+        <w:rPr>
+          <w:lang w:val="gu_IN" w:bidi="gu_IN"/>
+        </w:rPr>
+      </w:r>
+    </w:p>
+    <w:p>
+      <w:pPr>
+        <w:pStyle w:val="Heading2"/>
+      </w:pPr>
+      <w:r>
+        <w:rPr>
+          <w:lang w:val="gu_IN" w:bidi="gu_IN"/>
+        </w:rPr>
         <w:t>1 થેસ્સલોનિકીઓને 3:1 (#2)</w:t>
       </w:r>
       <w:r>
@@ -14596,7 +15628,7 @@
         </w:rPr>
         <w:t xml:space="preserve">આ વાક્ય થેસ્સાલોનિકી મંડળીની મુલાકાત લેવાની પ્રેરિતોની ઊંડી ઇચ્છા વ્યક્ત કરવા માટે અત્યંત અતિશયોક્તિનો ઉપયોગ કરે છે (જુઓ </w:t>
       </w:r>
-      <w:hyperlink r:id="rId40">
+      <w:hyperlink r:id="rId47">
         <w:r>
           <w:rPr>
             <w:lang w:val="gu_IN" w:bidi="gu_IN"/>
@@ -16538,7 +17570,7 @@
         </w:rPr>
         <w:t xml:space="preserve">પાઉલ એ જ વાક્યનું પુનરાવર્તન કરે છે ** હવે તે સહન થતુ નથી </w:t>
       </w:r>
-      <w:hyperlink r:id="rId41">
+      <w:hyperlink r:id="rId45">
         <w:r>
           <w:rPr>
             <w:lang w:val="gu_IN" w:bidi="gu_IN"/>
@@ -16556,7 +17588,7 @@
         </w:rPr>
         <w:t xml:space="preserve"> માં વાંચીયે છે . અહીં, </w:t>
       </w:r>
-      <w:hyperlink r:id="rId41">
+      <w:hyperlink r:id="rId45">
         <w:r>
           <w:rPr>
             <w:lang w:val="gu_IN" w:bidi="gu_IN"/>
@@ -16649,7 +17681,7 @@
         </w:rPr>
         <w:t xml:space="preserve">આ વાક્ય એક અતિશયોક્તિ છે જેનો ઉપયોગ પાઉલ ઊંડી ચિંતા વ્યક્ત કરવા માટે કરે છે. જો તમારી ભાષામાં આને ગેરસમજ કરવામાં આવશે, તો તમે તમારી ભાષામાંથી સમકક્ષ અભિવ્યક્તિનો ઉપયોગ કરી શકો છો જે ઊંડી ચિંતા દર્શાવે છે. તમારો અનુવાદ </w:t>
       </w:r>
-      <w:hyperlink r:id="rId41">
+      <w:hyperlink r:id="rId45">
         <w:r>
           <w:rPr>
             <w:lang w:val="gu_IN" w:bidi="gu_IN"/>
@@ -17361,7 +18393,7 @@
           <w:lang w:val="gu_IN" w:bidi="gu_IN"/>
         </w:rPr>
       </w:r>
-      <w:hyperlink r:id="rId42">
+      <w:hyperlink r:id="rId48">
         <w:r>
           <w:rPr>
             <w:lang w:val="gu_IN" w:bidi="gu_IN"/>
@@ -17933,7 +18965,7 @@
         </w:rPr>
         <w:t xml:space="preserve">આ શબ્દસમૂહ પરિણામ વાક્ય છે. પાઉલ </w:t>
       </w:r>
-      <w:hyperlink r:id="rId42">
+      <w:hyperlink r:id="rId48">
         <w:r>
           <w:rPr>
             <w:lang w:val="gu_IN" w:bidi="gu_IN"/>
@@ -18355,7 +19387,7 @@
         </w:rPr>
         <w:t xml:space="preserve"> ઊભા છે તે માટે કેટલા આભારી છે (જુઓ </w:t>
       </w:r>
-      <w:hyperlink r:id="rId43">
+      <w:hyperlink r:id="rId49">
         <w:r>
           <w:rPr>
             <w:lang w:val="gu_IN" w:bidi="gu_IN"/>
@@ -19045,7 +20077,7 @@
         </w:rPr>
         <w:t xml:space="preserve">પાઉલ એક અલંકારિક પ્રશ્નનો ઉપયોગ કરી રહ્યો છે જે </w:t>
       </w:r>
-      <w:hyperlink r:id="rId44">
+      <w:hyperlink r:id="rId46">
         <w:r>
           <w:rPr>
             <w:lang w:val="gu_IN" w:bidi="gu_IN"/>
@@ -19327,7 +20359,7 @@
         </w:rPr>
         <w:t xml:space="preserve"> નો ઉપયોગ કરતી નથી, તો તમે તેની પાછળનો વિચાર બીજી રીતે વ્યક્ત કરી શકો છો (આ પણ જુઓ </w:t>
       </w:r>
-      <w:hyperlink r:id="rId40">
+      <w:hyperlink r:id="rId47">
         <w:r>
           <w:rPr>
             <w:lang w:val="gu_IN" w:bidi="gu_IN"/>
@@ -19846,7 +20878,7 @@
         </w:rPr>
         <w:t xml:space="preserve">અહીં ક્રિયાપદના સ્વરૂપો સૂચવે છે કે આ એક આશીર્વાદ અથવા પ્રાર્થના છે જે </w:t>
       </w:r>
-      <w:hyperlink r:id="rId37">
+      <w:hyperlink r:id="rId41">
         <w:r>
           <w:rPr>
             <w:lang w:val="gu_IN" w:bidi="gu_IN"/>
@@ -20242,7 +21274,7 @@
         </w:rPr>
         <w:t xml:space="preserve"> એ થેસ્સાલોનિકી મંડળી માટે પ્રેરિતોના ઉંડા પ્રેમને મજબૂત કરવા માટેનો અર્થપૂર્ણ વાક્ય છે </w:t>
       </w:r>
-      <w:hyperlink r:id="rId42">
+      <w:hyperlink r:id="rId48">
         <w:r>
           <w:rPr>
             <w:lang w:val="gu_IN" w:bidi="gu_IN"/>
@@ -20574,7 +21606,7 @@
         </w:rPr>
         <w:t xml:space="preserve">આ વાક્ય દેવની વ્યક્તિગત હાજરીમાં હોવાનો રૂઢિપ્રયોગ છે (જુઓ </w:t>
       </w:r>
-      <w:hyperlink r:id="rId45">
+      <w:hyperlink r:id="rId50">
         <w:r>
           <w:rPr>
             <w:lang w:val="gu_IN" w:bidi="gu_IN"/>
@@ -20781,7 +21813,7 @@
         </w:rPr>
         <w:t xml:space="preserve"> ખ્રિસ્તના બીજા આગમન માટે ૧–૨થેસ્સાલોનિકીમાં જાણીતો રૂઢિપ્રયોગ છે (જુઓ </w:t>
       </w:r>
-      <w:hyperlink r:id="rId39">
+      <w:hyperlink r:id="rId34">
         <w:r>
           <w:rPr>
             <w:lang w:val="gu_IN" w:bidi="gu_IN"/>
@@ -20799,7 +21831,7 @@
         </w:rPr>
         <w:t xml:space="preserve">) અથવા "**પ્રભુ*નો દિવસ" </w:t>
       </w:r>
-      <w:hyperlink r:id="rId38">
+      <w:hyperlink r:id="rId42">
         <w:r>
           <w:rPr>
             <w:lang w:val="gu_IN" w:bidi="gu_IN"/>
@@ -20918,7 +21950,7 @@
         </w:rPr>
         <w:t xml:space="preserve"> છે અને જેઓ પહેલેથી જ મૃત્યુ પામ્યા છે (જુઓ </w:t>
       </w:r>
-      <w:hyperlink r:id="rId46">
+      <w:hyperlink r:id="rId51">
         <w:r>
           <w:rPr>
             <w:lang w:val="gu_IN" w:bidi="gu_IN"/>
@@ -20975,6 +22007,463 @@
         <w:rPr>
           <w:lang w:val="gu_IN" w:bidi="gu_IN"/>
         </w:rPr>
+        <w:t>1 થેસ્સલોનિકીઓને - અધ્યાય 4 પ્રસ્તાવના</w:t>
+      </w:r>
+      <w:r>
+        <w:rPr>
+          <w:lang w:val="gu_IN" w:bidi="gu_IN"/>
+        </w:rPr>
+      </w:r>
+    </w:p>
+    <w:p>
+      <w:pPr>
+        <w:pStyle w:val="Heading2"/>
+      </w:pPr>
+      <w:r>
+        <w:rPr>
+          <w:lang w:val="gu_IN" w:bidi="gu_IN"/>
+        </w:rPr>
+        <w:t># ૧ થેસ્સાલોનિકીની રૂપરેખા ૪</w:t>
+      </w:r>
+    </w:p>
+    <w:p>
+      <w:pPr>
+        <w:pStyle w:val="ListNumber"/>
+        <w:numPr>
+          <w:ilvl w:val="0"/>
+          <w:numId w:val="18"/>
+        </w:numPr>
+        <w:spacing w:line="240" w:lineRule="auto"/>
+        <w:ind w:left="720"/>
+      </w:pPr>
+      <w:r>
+        <w:rPr>
+          <w:lang w:val="gu_IN" w:bidi="gu_IN"/>
+        </w:rPr>
+      </w:r>
+      <w:r>
+        <w:rPr>
+          <w:lang w:val="gu_IN" w:bidi="gu_IN"/>
+        </w:rPr>
+        <w:t>પવિત્રતા પર પ્રેરિતાય ઉપદેશો (૪:૧–૮)</w:t>
+        <w:br/>
+      </w:r>
+      <w:r>
+        <w:rPr>
+          <w:lang w:val="gu_IN" w:bidi="gu_IN"/>
+        </w:rPr>
+        <w:t>૨. ખ્રિસ્તી પ્રેમ પર પ્રેરિતાય શિક્ષણ (૪:૯–૧૨)</w:t>
+      </w:r>
+    </w:p>
+    <w:p>
+      <w:pPr>
+        <w:pStyle w:val="ListBullet"/>
+        <w:spacing w:line="240" w:lineRule="auto"/>
+        <w:ind w:left="720"/>
+      </w:pPr>
+      <w:r>
+        <w:rPr>
+          <w:lang w:val="gu_IN" w:bidi="gu_IN"/>
+        </w:rPr>
+      </w:r>
+      <w:r>
+        <w:rPr>
+          <w:lang w:val="gu_IN" w:bidi="gu_IN"/>
+        </w:rPr>
+        <w:t>સ્મરણ (૪:૯–૧૦)</w:t>
+      </w:r>
+    </w:p>
+    <w:p>
+      <w:pPr>
+        <w:pStyle w:val="ListBullet"/>
+        <w:spacing w:line="240" w:lineRule="auto"/>
+        <w:ind w:left="720"/>
+      </w:pPr>
+      <w:r>
+        <w:rPr>
+          <w:lang w:val="gu_IN" w:bidi="gu_IN"/>
+        </w:rPr>
+      </w:r>
+      <w:r>
+        <w:rPr>
+          <w:lang w:val="gu_IN" w:bidi="gu_IN"/>
+        </w:rPr>
+        <w:t>વ્યસ્ત રહો (૪:૧૧–૧૨)</w:t>
+      </w:r>
+    </w:p>
+    <w:p>
+      <w:pPr>
+        <w:pStyle w:val="ListNumber"/>
+        <w:numPr>
+          <w:ilvl w:val="0"/>
+          <w:numId w:val="19"/>
+        </w:numPr>
+        <w:spacing w:line="240" w:lineRule="auto"/>
+        <w:ind w:left="720"/>
+      </w:pPr>
+      <w:r>
+        <w:rPr>
+          <w:lang w:val="gu_IN" w:bidi="gu_IN"/>
+        </w:rPr>
+      </w:r>
+      <w:r>
+        <w:rPr>
+          <w:lang w:val="gu_IN" w:bidi="gu_IN"/>
+        </w:rPr>
+        <w:t>ખ્રિસ્તના બીજા આગમનની રીત પર પ્રેરિતાય ઉપદેશો (૪:૧૩–૧૮)</w:t>
+      </w:r>
+    </w:p>
+    <w:p>
+      <w:pPr>
+        <w:pStyle w:val="Heading2"/>
+      </w:pPr>
+      <w:r>
+        <w:rPr>
+          <w:lang w:val="gu_IN" w:bidi="gu_IN"/>
+        </w:rPr>
+        <w:t># “અમે” અને “તમે”</w:t>
+      </w:r>
+    </w:p>
+    <w:p>
+      <w:pPr/>
+      <w:r>
+        <w:rPr>
+          <w:lang w:val="gu_IN" w:bidi="gu_IN"/>
+        </w:rPr>
+      </w:r>
+      <w:r>
+        <w:rPr>
+          <w:lang w:val="gu_IN" w:bidi="gu_IN"/>
+        </w:rPr>
+        <w:t xml:space="preserve">આ પત્રમાં, </w:t>
+      </w:r>
+      <w:r>
+        <w:rPr>
+          <w:b/>
+          <w:lang w:val="gu_IN" w:bidi="gu_IN"/>
+        </w:rPr>
+        <w:t>અમે</w:t>
+      </w:r>
+      <w:r>
+        <w:rPr>
+          <w:lang w:val="gu_IN" w:bidi="gu_IN"/>
+        </w:rPr>
+        <w:t xml:space="preserve"> અને </w:t>
+      </w:r>
+      <w:r>
+        <w:rPr>
+          <w:b/>
+          <w:lang w:val="gu_IN" w:bidi="gu_IN"/>
+        </w:rPr>
+        <w:t>આપણા</w:t>
+      </w:r>
+      <w:r>
+        <w:rPr>
+          <w:lang w:val="gu_IN" w:bidi="gu_IN"/>
+        </w:rPr>
+        <w:t xml:space="preserve"> શબ્દોનો સંદર્ભ આપે છે પાઉલ, સિલ્વાનુસ અને તિમોથી, સિવાય કે અન્યથા નોંધવામાં આવે. આખા પત્રમાં, </w:t>
+      </w:r>
+      <w:r>
+        <w:rPr>
+          <w:b/>
+          <w:lang w:val="gu_IN" w:bidi="gu_IN"/>
+        </w:rPr>
+        <w:t>અમે</w:t>
+      </w:r>
+      <w:r>
+        <w:rPr>
+          <w:lang w:val="gu_IN" w:bidi="gu_IN"/>
+        </w:rPr>
+        <w:t xml:space="preserve"> અને </w:t>
+      </w:r>
+      <w:r>
+        <w:rPr>
+          <w:b/>
+          <w:lang w:val="gu_IN" w:bidi="gu_IN"/>
+        </w:rPr>
+        <w:t>આપણા</w:t>
+      </w:r>
+      <w:r>
+        <w:rPr>
+          <w:lang w:val="gu_IN" w:bidi="gu_IN"/>
+        </w:rPr>
+        <w:t xml:space="preserve"> નો ઉપયોગ એ દર્શાવવા માટે થાય છે કે ત્રણેય પ્રેરિતો આ પત્ર સાથે સંમત છે.</w:t>
+      </w:r>
+    </w:p>
+    <w:p>
+      <w:pPr>
+        <w:pStyle w:val="Heading2"/>
+      </w:pPr>
+      <w:r>
+        <w:rPr>
+          <w:lang w:val="gu_IN" w:bidi="gu_IN"/>
+        </w:rPr>
+        <w:t># આ પ્રકરણમાં વિશેષ ખ્યાલો</w:t>
+      </w:r>
+    </w:p>
+    <w:p>
+      <w:pPr>
+        <w:pStyle w:val="Heading2"/>
+      </w:pPr>
+      <w:r>
+        <w:rPr>
+          <w:lang w:val="gu_IN" w:bidi="gu_IN"/>
+        </w:rPr>
+        <w:t>## ખ્રિસ્તી પ્રેમ</w:t>
+      </w:r>
+    </w:p>
+    <w:p>
+      <w:pPr/>
+      <w:r>
+        <w:rPr>
+          <w:lang w:val="gu_IN" w:bidi="gu_IN"/>
+        </w:rPr>
+      </w:r>
+      <w:r>
+        <w:rPr>
+          <w:lang w:val="gu_IN" w:bidi="gu_IN"/>
+        </w:rPr>
+        <w:t xml:space="preserve">ધ પ્રેરિતો ખ્રિસ્તી પ્રેમના વિષયને સંબોધિત કરો જેના વિશે થેસ્સાલોનિકી મંડળીએ અગાઉ પૂછ્યું હતું. પ્રેરિતોએ મંડળીને પ્રોત્સાહિત કર્યું કે તેઓ પહેલેથી જ સારી રીતે પ્રેમ કરી રહ્યા છે, અને તેઓએ આ પ્રથામાં વૃદ્ધિ કરવાનું ચાલુ રાખવું જોઈએ. પ્રેરિતો એકબીજા સાથે સુમેળમાં રહેવા અને તેમના પોતાના વ્યવસાયને ધ્યાનમાં રાખીને "ભાઈ-પ્રેમ" ને પણ જોડે છે, જેથી તેઓ બિન-ખ્રિસ્તીઓ માટે સારું ઉદાહરણ બની શકે (જુઓ </w:t>
+      </w:r>
+      <w:hyperlink r:id="rId52">
+        <w:r>
+          <w:rPr>
+            <w:lang w:val="gu_IN" w:bidi="gu_IN"/>
+          </w:rPr>
+          <w:rPr>
+            <w:color w:val="0000EE"/>
+            <w:u w:val="single"/>
+          </w:rPr>
+          <w:t>4:11–12</w:t>
+        </w:r>
+      </w:hyperlink>
+      <w:r>
+        <w:rPr>
+          <w:lang w:val="gu_IN" w:bidi="gu_IN"/>
+        </w:rPr>
+        <w:t xml:space="preserve">). તેઓ એ જાણવા માટે ઉત્સુક હતા કે જેઓ ખ્રિસ્ત પાછા ફર્યા તે પહેલાં મૃત્યુ પામ્યા હતા તેઓ દેવના રાજ્યનો ભાગ હશે કે નહીં. પાઉલ તે ચિંતાને </w:t>
+      </w:r>
+      <w:hyperlink r:id="rId53">
+        <w:r>
+          <w:rPr>
+            <w:lang w:val="gu_IN" w:bidi="gu_IN"/>
+          </w:rPr>
+          <w:rPr>
+            <w:color w:val="0000EE"/>
+            <w:u w:val="single"/>
+          </w:rPr>
+          <w:t>4:13–5:11</w:t>
+        </w:r>
+      </w:hyperlink>
+      <w:r>
+        <w:rPr>
+          <w:lang w:val="gu_IN" w:bidi="gu_IN"/>
+        </w:rPr>
+        <w:t xml:space="preserve"> માં સંબોધે છે.</w:t>
+      </w:r>
+    </w:p>
+    <w:p>
+      <w:pPr>
+        <w:pStyle w:val="Heading2"/>
+      </w:pPr>
+      <w:r>
+        <w:rPr>
+          <w:lang w:val="gu_IN" w:bidi="gu_IN"/>
+        </w:rPr>
+        <w:t>## ખ્રિસ્તના બીજા આગમનની રીત</w:t>
+      </w:r>
+    </w:p>
+    <w:p>
+      <w:pPr/>
+      <w:r>
+        <w:rPr>
+          <w:lang w:val="gu_IN" w:bidi="gu_IN"/>
+        </w:rPr>
+      </w:r>
+      <w:r>
+        <w:rPr>
+          <w:lang w:val="gu_IN" w:bidi="gu_IN"/>
+        </w:rPr>
+        <w:t xml:space="preserve">In </w:t>
+      </w:r>
+      <w:hyperlink r:id="rId53">
+        <w:r>
+          <w:rPr>
+            <w:lang w:val="gu_IN" w:bidi="gu_IN"/>
+          </w:rPr>
+          <w:rPr>
+            <w:color w:val="0000EE"/>
+            <w:u w:val="single"/>
+          </w:rPr>
+          <w:t>4:13–18</w:t>
+        </w:r>
+      </w:hyperlink>
+      <w:r>
+        <w:rPr>
+          <w:lang w:val="gu_IN" w:bidi="gu_IN"/>
+        </w:rPr>
+        <w:t xml:space="preserve">, પ્રેરિતો ખ્રિસ્તના બીજા આગમન સાથે સંબંધિત ઘટનાઓ વિશે શીખવે છે (જેને </w:t>
+      </w:r>
+      <w:hyperlink r:id="rId42">
+        <w:r>
+          <w:rPr>
+            <w:lang w:val="gu_IN" w:bidi="gu_IN"/>
+          </w:rPr>
+          <w:rPr>
+            <w:color w:val="0000EE"/>
+            <w:u w:val="single"/>
+          </w:rPr>
+          <w:t>5:2</w:t>
+        </w:r>
+      </w:hyperlink>
+      <w:r>
+        <w:rPr>
+          <w:lang w:val="gu_IN" w:bidi="gu_IN"/>
+        </w:rPr>
+        <w:t xml:space="preserve">) માં "પ્રભુનો દિવસ" કહેવાય છે). આ એટલા માટે છે કે થેસ્સાલોનિકીઓ "આ શબ્દોથી એકબીજાને દિલાસો આપી શકે" (જુઓ </w:t>
+      </w:r>
+      <w:hyperlink r:id="rId54">
+        <w:r>
+          <w:rPr>
+            <w:lang w:val="gu_IN" w:bidi="gu_IN"/>
+          </w:rPr>
+          <w:rPr>
+            <w:color w:val="0000EE"/>
+            <w:u w:val="single"/>
+          </w:rPr>
+          <w:t>4:18</w:t>
+        </w:r>
+      </w:hyperlink>
+      <w:r>
+        <w:rPr>
+          <w:lang w:val="gu_IN" w:bidi="gu_IN"/>
+        </w:rPr>
+        <w:t>.</w:t>
+      </w:r>
+    </w:p>
+    <w:p>
+      <w:pPr>
+        <w:pStyle w:val="Heading2"/>
+      </w:pPr>
+      <w:r>
+        <w:rPr>
+          <w:lang w:val="gu_IN" w:bidi="gu_IN"/>
+        </w:rPr>
+        <w:t># આ પ્રકરણમાં અનુવાદના મહત્વના મુદ્દા</w:t>
+      </w:r>
+    </w:p>
+    <w:p>
+      <w:pPr>
+        <w:pStyle w:val="Heading2"/>
+      </w:pPr>
+      <w:r>
+        <w:rPr>
+          <w:lang w:val="gu_IN" w:bidi="gu_IN"/>
+        </w:rPr>
+        <w:t>## જાતીય અનૈતિકતા</w:t>
+      </w:r>
+    </w:p>
+    <w:p>
+      <w:pPr/>
+      <w:r>
+        <w:rPr>
+          <w:lang w:val="gu_IN" w:bidi="gu_IN"/>
+        </w:rPr>
+      </w:r>
+      <w:r>
+        <w:rPr>
+          <w:lang w:val="gu_IN" w:bidi="gu_IN"/>
+        </w:rPr>
+        <w:t>વિવિધ સંસ્કૃતિઓમાં જાતીય નૈતિકતાના વિવિધ ધોરણો છે. આ વિવિધ સાંસ્કૃતિક ધોરણો આ ફ઼કરાનું ભાષાંતર કરવાનું મુશ્કેલ બનાવી શકે છે. અનુવાદકોએ આ સંવેદનશીલ મુદ્દાઓ પર વાતચીત કરવાની સૌથી યોગ્ય રીતને ધ્યાનમાં લેવી પડશે.</w:t>
+      </w:r>
+    </w:p>
+    <w:p>
+      <w:pPr>
+        <w:pStyle w:val="Heading2"/>
+      </w:pPr>
+      <w:r>
+        <w:rPr>
+          <w:lang w:val="gu_IN" w:bidi="gu_IN"/>
+        </w:rPr>
+        <w:t>## ખ્રિસ્તનું બીજું આગમન અને પ્રભુનો દિવસ</w:t>
+      </w:r>
+    </w:p>
+    <w:p>
+      <w:pPr/>
+      <w:r>
+        <w:rPr>
+          <w:lang w:val="gu_IN" w:bidi="gu_IN"/>
+        </w:rPr>
+      </w:r>
+      <w:r>
+        <w:rPr>
+          <w:lang w:val="gu_IN" w:bidi="gu_IN"/>
+        </w:rPr>
+        <w:t xml:space="preserve">બધા ખ્રિસ્તીઓ માને છે કે ઈસુ પૃથ્વી પર પાછા ફરશે અને બધા લોકોનો ન્યાય કરશે અને હંમેશ માટે શાસન કરશે. . જેમ કે નિસેન ક્રિડ (૩૮૧ એ.ડી.) કહે છે: "હું મૃતકોના પુનરુત્થાનની અને આવનારા યુગના જીવનની રાહ જોઉં છું." ખ્રિસ્ત અવતારી દેવ તરીકે એકવાર આવ્યો હતો અને પુનરુત્થાન કરાયેલ ન્યાયાધીશ તરીકે એકવાર પાછો આવશે.જો કે, ખ્રિસ્તીઓ </w:t>
+      </w:r>
+      <w:hyperlink r:id="rId53">
+        <w:r>
+          <w:rPr>
+            <w:lang w:val="gu_IN" w:bidi="gu_IN"/>
+          </w:rPr>
+          <w:rPr>
+            <w:color w:val="0000EE"/>
+            <w:u w:val="single"/>
+          </w:rPr>
+          <w:t>4:13–5:11</w:t>
+        </w:r>
+      </w:hyperlink>
+      <w:r>
+        <w:rPr>
+          <w:lang w:val="gu_IN" w:bidi="gu_IN"/>
+        </w:rPr>
+        <w:t xml:space="preserve"> માં સમજાવ્યા મુજબ "પ્રભુનું આગમન" અને [૫] માં "પ્રભુનો દિવસ" સમજવાની વિવિધ રીતો છે. </w:t>
+      </w:r>
+      <w:hyperlink r:id="rId42">
+        <w:r>
+          <w:rPr>
+            <w:lang w:val="gu_IN" w:bidi="gu_IN"/>
+          </w:rPr>
+          <w:rPr>
+            <w:color w:val="0000EE"/>
+            <w:u w:val="single"/>
+          </w:rPr>
+          <w:t>5:2</w:t>
+        </w:r>
+      </w:hyperlink>
+      <w:r>
+        <w:rPr>
+          <w:lang w:val="gu_IN" w:bidi="gu_IN"/>
+        </w:rPr>
+        <w:t>. કેટલાક માને છે કે તે એક અને સમાન ઘટના છે, પરંતુ અન્ય માને છે કે તે બે અલગ ઘટનાઓ છે. તમારા અનુવાદમાં કોઈ ચોક્કસ અર્થઘટનને પ્રોત્સાહન આપ્યા વિના ફક્ત આ પંક્તિઓમાં જે સ્પષ્ટ છે તે સ્પષ્ટપણે જણાવવું જોઈએ.</w:t>
+      </w:r>
+      <w:r>
+        <w:rPr>
+          <w:lang w:val="gu_IN" w:bidi="gu_IN"/>
+        </w:rPr>
+      </w:r>
+      <w:r>
+        <w:rPr>
+          <w:lang w:val="gu_IN" w:bidi="gu_IN"/>
+        </w:rPr>
+      </w:r>
+    </w:p>
+    <w:p>
+      <w:pPr/>
+      <w:r>
+        <w:rPr>
+          <w:lang w:val="gu_IN" w:bidi="gu_IN"/>
+        </w:rPr>
+      </w:r>
+    </w:p>
+    <w:p>
+      <w:pPr>
+        <w:pStyle w:val="Heading2"/>
+      </w:pPr>
+      <w:r>
+        <w:rPr>
+          <w:lang w:val="gu_IN" w:bidi="gu_IN"/>
+        </w:rPr>
         <w:t>1 થેસ્સલોનિકીઓને 4:1 (#1)</w:t>
       </w:r>
       <w:r>
@@ -21288,7 +22777,7 @@
         </w:rPr>
         <w:t xml:space="preserve"> એ એક રૂપક છે જેનો અર્થ થાય છે "જીવવું" અથવા "આજ્ઞાપાલન કરવું" (જુઓ </w:t>
       </w:r>
-      <w:hyperlink r:id="rId47">
+      <w:hyperlink r:id="rId55">
         <w:r>
           <w:rPr>
             <w:lang w:val="gu_IN" w:bidi="gu_IN"/>
@@ -21925,7 +23414,7 @@
         </w:rPr>
         <w:t xml:space="preserve"> સૂચવે છે કે આ </w:t>
       </w:r>
-      <w:hyperlink r:id="rId48">
+      <w:hyperlink r:id="rId56">
         <w:r>
           <w:rPr>
             <w:lang w:val="gu_IN" w:bidi="gu_IN"/>
@@ -22637,7 +24126,7 @@
         </w:rPr>
         <w:t xml:space="preserve"> અગાઉના શબ્દસમૂહ "પવિત્રતા અને સન્માનમાં" સાથે વિરોધાભાસી છે (જુઓ: </w:t>
       </w:r>
-      <w:hyperlink r:id="rId49">
+      <w:hyperlink r:id="rId57">
         <w:r>
           <w:rPr>
             <w:lang w:val="gu_IN" w:bidi="gu_IN"/>
@@ -23437,7 +24926,7 @@
         </w:rPr>
         <w:t xml:space="preserve">આ કલમ "વાસનાના જુસ્સામાં" જીવતા લોકો માટે અંતિમ પરિણામ આપે છે (જુઓ </w:t>
       </w:r>
-      <w:hyperlink r:id="rId50">
+      <w:hyperlink r:id="rId58">
         <w:r>
           <w:rPr>
             <w:lang w:val="gu_IN" w:bidi="gu_IN"/>
@@ -23455,7 +24944,7 @@
         </w:rPr>
         <w:t xml:space="preserve">). પરિણામ વ્યક્ત કરવા માટે તમારી ભાષામાં કુદરતી રીતનો ઉપયોગ કરો. આનો સંદર્ભ હોઈ શકે છે: (૧) </w:t>
       </w:r>
-      <w:hyperlink r:id="rId51">
+      <w:hyperlink r:id="rId59">
         <w:r>
           <w:rPr>
             <w:lang w:val="gu_IN" w:bidi="gu_IN"/>
@@ -23548,7 +25037,7 @@
         </w:rPr>
         <w:t xml:space="preserve">પાઉલ અગાઉની મુલાકાતમાં પ્રેરિતોએ શું કહ્યું હતું તે વિશે આ પૃષ્ઠભૂમિ માહિતી પ્રદાન કરે છે (જુઓ </w:t>
       </w:r>
-      <w:hyperlink r:id="rId33">
+      <w:hyperlink r:id="rId38">
         <w:r>
           <w:rPr>
             <w:lang w:val="gu_IN" w:bidi="gu_IN"/>
@@ -24917,7 +26406,7 @@
         </w:rPr>
         <w:t xml:space="preserve"> </w:t>
       </w:r>
-      <w:hyperlink r:id="rId52">
+      <w:hyperlink r:id="rId60">
         <w:r>
           <w:rPr>
             <w:lang w:val="gu_IN" w:bidi="gu_IN"/>
@@ -25337,7 +26826,7 @@
         </w:rPr>
         <w:t xml:space="preserve">આ વાક્ય અને નીચેની કલમો ખ્રિસ્તી સમુદાયમાં કેવી રીતે જીવવું તે વિશેના શિક્ષણના આ મોટા વિભાગના અંતનો સંકેત આપે છે (સમાન શબ્દો માટે </w:t>
       </w:r>
-      <w:hyperlink r:id="rId53">
+      <w:hyperlink r:id="rId61">
         <w:r>
           <w:rPr>
             <w:lang w:val="gu_IN" w:bidi="gu_IN"/>
@@ -25368,7 +26857,7 @@
         </w:rPr>
         <w:t xml:space="preserve"> એ પણ વ્યક્ત કરે છે કે પ્રેરિતો જે શીખવે છે તે "દેવ દ્વારા શીખવવામાં" સમાન છે (જુઓ </w:t>
       </w:r>
-      <w:hyperlink r:id="rId52">
+      <w:hyperlink r:id="rId60">
         <w:r>
           <w:rPr>
             <w:lang w:val="gu_IN" w:bidi="gu_IN"/>
@@ -25474,7 +26963,7 @@
         </w:rPr>
         <w:t xml:space="preserve">હેતુનું વાક્ય રજૂ કરી શકે. પાઉલ </w:t>
       </w:r>
-      <w:hyperlink r:id="rId54">
+      <w:hyperlink r:id="rId62">
         <w:r>
           <w:rPr>
             <w:lang w:val="gu_IN" w:bidi="gu_IN"/>
@@ -25743,7 +27232,7 @@
         </w:rPr>
         <w:t xml:space="preserve">આ હેતુનું વાક્ય છે. પાઉલ </w:t>
       </w:r>
-      <w:hyperlink r:id="rId54">
+      <w:hyperlink r:id="rId62">
         <w:r>
           <w:rPr>
             <w:lang w:val="gu_IN" w:bidi="gu_IN"/>
@@ -25860,7 +27349,7 @@
         </w:rPr>
         <w:t xml:space="preserve"> એક જોડતો શબ્દ છે જે </w:t>
       </w:r>
-      <w:hyperlink r:id="rId55">
+      <w:hyperlink r:id="rId53">
         <w:r>
           <w:rPr>
             <w:lang w:val="gu_IN" w:bidi="gu_IN"/>
@@ -26063,7 +27552,7 @@
         </w:rPr>
         <w:t xml:space="preserve"> એ મૃત્યુ માટે એક સૌમ્યોક્તિ છે જે </w:t>
       </w:r>
-      <w:hyperlink r:id="rId56">
+      <w:hyperlink r:id="rId63">
         <w:r>
           <w:rPr>
             <w:lang w:val="gu_IN" w:bidi="gu_IN"/>
@@ -26081,7 +27570,7 @@
         </w:rPr>
         <w:t xml:space="preserve"> સુધી ચાલુ રહે છે. આ ચોક્કસ સંદર્ભમાં, તે તે માનવ આત્માઓનો ઉલ્લેખ કરે છે જેઓ ખ્રિસ્તના બીજા આગમન પર તેમના શરીરના પુનઃમિલનની રાહ જોઈ રહ્યા છે (જુઓ </w:t>
       </w:r>
-      <w:hyperlink r:id="rId57">
+      <w:hyperlink r:id="rId64">
         <w:r>
           <w:rPr>
             <w:lang w:val="gu_IN" w:bidi="gu_IN"/>
@@ -26394,7 +27883,7 @@
         </w:rPr>
         <w:t xml:space="preserve"> એ </w:t>
       </w:r>
-      <w:hyperlink r:id="rId39">
+      <w:hyperlink r:id="rId34">
         <w:r>
           <w:rPr>
             <w:lang w:val="gu_IN" w:bidi="gu_IN"/>
@@ -26663,7 +28152,7 @@
         </w:rPr>
         <w:t xml:space="preserve"> થેસ્સાલોનિકી મંડળી (અને વિસ્તરણ દ્વારા તમામ ખ્રિસ્તીઓ) નો સમાવેશ કરી શકે છે, તે મોટે ભાગે વિશિષ્ટ છે, પાઉલ, સિલ્વાનુસ અને તિમોથીનો ઉલ્લેખ કરે છે. </w:t>
       </w:r>
-      <w:hyperlink r:id="rId58">
+      <w:hyperlink r:id="rId52">
         <w:r>
           <w:rPr>
             <w:lang w:val="gu_IN" w:bidi="gu_IN"/>
@@ -26681,7 +28170,7 @@
         </w:rPr>
         <w:t xml:space="preserve"> માં અગાઉનો ઉપયોગ અને પછીના ઉપયોગો (જુઓ "અમે કહીએ છીએ" </w:t>
       </w:r>
-      <w:hyperlink r:id="rId59">
+      <w:hyperlink r:id="rId65">
         <w:r>
           <w:rPr>
             <w:lang w:val="gu_IN" w:bidi="gu_IN"/>
@@ -27688,7 +29177,7 @@
         </w:rPr>
         <w:t xml:space="preserve"> એ ૧–૨થેસ્સાલોનિકીમાં ખ્રિસ્તના બીજા આગમન માટે જાણીતો રૂઢિપ્રયોગ છે </w:t>
       </w:r>
-      <w:hyperlink r:id="rId37">
+      <w:hyperlink r:id="rId41">
         <w:r>
           <w:rPr>
             <w:lang w:val="gu_IN" w:bidi="gu_IN"/>
@@ -27719,7 +29208,7 @@
         </w:rPr>
         <w:t xml:space="preserve">” </w:t>
       </w:r>
-      <w:hyperlink r:id="rId38">
+      <w:hyperlink r:id="rId42">
         <w:r>
           <w:rPr>
             <w:lang w:val="gu_IN" w:bidi="gu_IN"/>
@@ -28335,7 +29824,7 @@
         </w:rPr>
         <w:t xml:space="preserve"> </w:t>
       </w:r>
-      <w:hyperlink r:id="rId55">
+      <w:hyperlink r:id="rId53">
         <w:r>
           <w:rPr>
             <w:lang w:val="gu_IN" w:bidi="gu_IN"/>
@@ -28353,7 +29842,7 @@
         </w:rPr>
         <w:t xml:space="preserve"> માં "જેઓ ઊંઘે છે" સમાન છે. જો તે તમારા વાચકોને મદદરૂપ થશે, તો તમે તે સ્પષ્ટપણે સૂચવી શકો છો. જુઓ કે તમે </w:t>
       </w:r>
-      <w:hyperlink r:id="rId55">
+      <w:hyperlink r:id="rId53">
         <w:r>
           <w:rPr>
             <w:lang w:val="gu_IN" w:bidi="gu_IN"/>
@@ -28485,7 +29974,7 @@
         </w:rPr>
         <w:t xml:space="preserve"> (આ પણ જુઓ </w:t>
       </w:r>
-      <w:hyperlink r:id="rId60">
+      <w:hyperlink r:id="rId66">
         <w:r>
           <w:rPr>
             <w:lang w:val="gu_IN" w:bidi="gu_IN"/>
@@ -28705,7 +30194,7 @@
         </w:rPr>
         <w:t xml:space="preserve"> પ્રેરિતો સિવાયના હોઈ શકીએ છીએ </w:t>
       </w:r>
-      <w:hyperlink r:id="rId59">
+      <w:hyperlink r:id="rId65">
         <w:r>
           <w:rPr>
             <w:lang w:val="gu_IN" w:bidi="gu_IN"/>
@@ -28811,7 +30300,7 @@
         </w:rPr>
         <w:t xml:space="preserve">અહીં, પાઉલ "ખ્રિસ્તમાં મૃતકો" નો ઉલ્લેખ કરે છે (જુઓ </w:t>
       </w:r>
-      <w:hyperlink r:id="rId57">
+      <w:hyperlink r:id="rId64">
         <w:r>
           <w:rPr>
             <w:lang w:val="gu_IN" w:bidi="gu_IN"/>
@@ -28917,7 +30406,7 @@
         </w:rPr>
         <w:t xml:space="preserve">અહીં એવું માનવામાં આવે છે કે પાઉલ [પ્રેરિતોનાં કૃત્યો ૧:૯–૧૧] (પ્રેરિતોનાં કૃત્યો/01/09.md) માં [દાનિયેલ ૭:૧૩] માં ભવિષ્યવાણીની પરિપૂર્ણતા તરીકે ઈસુના સ્વર્ગવાસ સમયે દૂતોના શબ્દોનો ઉલ્લેખ કરી રહ્યા છે. </w:t>
       </w:r>
-      <w:hyperlink r:id="rId61">
+      <w:hyperlink r:id="rId67">
         <w:r>
           <w:rPr>
             <w:lang w:val="gu_IN" w:bidi="gu_IN"/>
@@ -29268,7 +30757,7 @@
         </w:rPr>
         <w:t>આ શબ્દો સાથે</w:t>
       </w:r>
-      <w:hyperlink r:id="rId62">
+      <w:hyperlink r:id="rId68">
         <w:r>
           <w:rPr>
             <w:lang w:val="gu_IN" w:bidi="gu_IN"/>
@@ -29286,7 +30775,7 @@
         </w:rPr>
         <w:t xml:space="preserve"> માં "આપણે હંમેશા પ્રભુ સાથે રહીશું" નો સંદર્ભ આપી શકે છે અથવા અલંકારિક રીતે [૪] માં કહેવામાં આવ્યું છે.</w:t>
       </w:r>
-      <w:hyperlink r:id="rId55">
+      <w:hyperlink r:id="rId53">
         <w:r>
           <w:rPr>
             <w:lang w:val="gu_IN" w:bidi="gu_IN"/>
@@ -29343,6 +30832,710 @@
         <w:rPr>
           <w:lang w:val="gu_IN" w:bidi="gu_IN"/>
         </w:rPr>
+        <w:t>1 થેસ્સલોનિકીઓને - અધ્યાય 5 પ્રસ્તાવના</w:t>
+      </w:r>
+      <w:r>
+        <w:rPr>
+          <w:lang w:val="gu_IN" w:bidi="gu_IN"/>
+        </w:rPr>
+      </w:r>
+    </w:p>
+    <w:p>
+      <w:pPr>
+        <w:pStyle w:val="Heading2"/>
+      </w:pPr>
+      <w:r>
+        <w:rPr>
+          <w:lang w:val="gu_IN" w:bidi="gu_IN"/>
+        </w:rPr>
+        <w:t># ૧ થેસ્સાલોનિકીની રૂપરેખા ૫</w:t>
+      </w:r>
+    </w:p>
+    <w:p>
+      <w:pPr>
+        <w:pStyle w:val="ListNumber"/>
+        <w:numPr>
+          <w:ilvl w:val="0"/>
+          <w:numId w:val="20"/>
+        </w:numPr>
+        <w:spacing w:line="240" w:lineRule="auto"/>
+        <w:ind w:left="720"/>
+      </w:pPr>
+      <w:r>
+        <w:rPr>
+          <w:lang w:val="gu_IN" w:bidi="gu_IN"/>
+        </w:rPr>
+      </w:r>
+      <w:r>
+        <w:rPr>
+          <w:lang w:val="gu_IN" w:bidi="gu_IN"/>
+        </w:rPr>
+        <w:t>ખ્રિસ્તના બીજા આગમન પર પ્રેરિતાય ઉપદેશો (૫:૧–૧૦)</w:t>
+      </w:r>
+    </w:p>
+    <w:p>
+      <w:pPr>
+        <w:pStyle w:val="ListBullet"/>
+        <w:spacing w:line="240" w:lineRule="auto"/>
+        <w:ind w:left="720"/>
+      </w:pPr>
+      <w:r>
+        <w:rPr>
+          <w:lang w:val="gu_IN" w:bidi="gu_IN"/>
+        </w:rPr>
+      </w:r>
+      <w:r>
+        <w:rPr>
+          <w:lang w:val="gu_IN" w:bidi="gu_IN"/>
+        </w:rPr>
+        <w:t>સમય (૫:૧–૩)</w:t>
+      </w:r>
+    </w:p>
+    <w:p>
+      <w:pPr>
+        <w:pStyle w:val="ListBullet"/>
+        <w:spacing w:line="240" w:lineRule="auto"/>
+        <w:ind w:left="720"/>
+      </w:pPr>
+      <w:r>
+        <w:rPr>
+          <w:lang w:val="gu_IN" w:bidi="gu_IN"/>
+        </w:rPr>
+      </w:r>
+      <w:r>
+        <w:rPr>
+          <w:lang w:val="gu_IN" w:bidi="gu_IN"/>
+        </w:rPr>
+        <w:t>તૈયારી (૫:૪–૮)</w:t>
+      </w:r>
+    </w:p>
+    <w:p>
+      <w:pPr>
+        <w:pStyle w:val="ListBullet"/>
+        <w:spacing w:line="240" w:lineRule="auto"/>
+        <w:ind w:left="720"/>
+      </w:pPr>
+      <w:r>
+        <w:rPr>
+          <w:lang w:val="gu_IN" w:bidi="gu_IN"/>
+        </w:rPr>
+      </w:r>
+      <w:r>
+        <w:rPr>
+          <w:lang w:val="gu_IN" w:bidi="gu_IN"/>
+        </w:rPr>
+        <w:t>દેવની યોજના (૫:૯–૧૦)</w:t>
+      </w:r>
+    </w:p>
+    <w:p>
+      <w:pPr>
+        <w:pStyle w:val="ListNumber"/>
+        <w:numPr>
+          <w:ilvl w:val="0"/>
+          <w:numId w:val="21"/>
+        </w:numPr>
+        <w:spacing w:line="240" w:lineRule="auto"/>
+        <w:ind w:left="720"/>
+      </w:pPr>
+      <w:r>
+        <w:rPr>
+          <w:lang w:val="gu_IN" w:bidi="gu_IN"/>
+        </w:rPr>
+      </w:r>
+      <w:r>
+        <w:rPr>
+          <w:lang w:val="gu_IN" w:bidi="gu_IN"/>
+        </w:rPr>
+        <w:t>અંતિમ સૂચનાઓ (૫:૧૧–૨૮)</w:t>
+      </w:r>
+    </w:p>
+    <w:p>
+      <w:pPr>
+        <w:pStyle w:val="ListBullet"/>
+        <w:spacing w:line="240" w:lineRule="auto"/>
+        <w:ind w:left="720"/>
+      </w:pPr>
+      <w:r>
+        <w:rPr>
+          <w:lang w:val="gu_IN" w:bidi="gu_IN"/>
+        </w:rPr>
+      </w:r>
+      <w:r>
+        <w:rPr>
+          <w:lang w:val="gu_IN" w:bidi="gu_IN"/>
+        </w:rPr>
+        <w:t>અંતિમ આદેશો (૫:૧૧–૨૨)</w:t>
+      </w:r>
+    </w:p>
+    <w:p>
+      <w:pPr>
+        <w:pStyle w:val="ListBullet"/>
+        <w:spacing w:line="240" w:lineRule="auto"/>
+        <w:ind w:left="720"/>
+      </w:pPr>
+      <w:r>
+        <w:rPr>
+          <w:lang w:val="gu_IN" w:bidi="gu_IN"/>
+        </w:rPr>
+      </w:r>
+      <w:r>
+        <w:rPr>
+          <w:lang w:val="gu_IN" w:bidi="gu_IN"/>
+        </w:rPr>
+        <w:t>અંતિમ પ્રાર્થના (૫:૨૩–૨૪)</w:t>
+      </w:r>
+    </w:p>
+    <w:p>
+      <w:pPr>
+        <w:pStyle w:val="ListBullet"/>
+        <w:spacing w:line="240" w:lineRule="auto"/>
+        <w:ind w:left="720"/>
+      </w:pPr>
+      <w:r>
+        <w:rPr>
+          <w:lang w:val="gu_IN" w:bidi="gu_IN"/>
+        </w:rPr>
+      </w:r>
+      <w:r>
+        <w:rPr>
+          <w:lang w:val="gu_IN" w:bidi="gu_IN"/>
+        </w:rPr>
+        <w:t>અંતિમ અપીલ (૫:૨૫–૨૭)</w:t>
+      </w:r>
+    </w:p>
+    <w:p>
+      <w:pPr>
+        <w:pStyle w:val="ListBullet"/>
+        <w:spacing w:line="240" w:lineRule="auto"/>
+        <w:ind w:left="720"/>
+      </w:pPr>
+      <w:r>
+        <w:rPr>
+          <w:lang w:val="gu_IN" w:bidi="gu_IN"/>
+        </w:rPr>
+      </w:r>
+      <w:r>
+        <w:rPr>
+          <w:lang w:val="gu_IN" w:bidi="gu_IN"/>
+        </w:rPr>
+        <w:t>અંતિમ આશીર્વાદ (૫:૨૫–27)</w:t>
+      </w:r>
+    </w:p>
+    <w:p>
+      <w:pPr>
+        <w:pStyle w:val="Heading2"/>
+      </w:pPr>
+      <w:r>
+        <w:rPr>
+          <w:lang w:val="gu_IN" w:bidi="gu_IN"/>
+        </w:rPr>
+        <w:t># માળખું અને ફોર્મેટિંગ</w:t>
+      </w:r>
+    </w:p>
+    <w:p>
+      <w:pPr/>
+      <w:r>
+        <w:rPr>
+          <w:lang w:val="gu_IN" w:bidi="gu_IN"/>
+        </w:rPr>
+      </w:r>
+      <w:r>
+        <w:rPr>
+          <w:lang w:val="gu_IN" w:bidi="gu_IN"/>
+        </w:rPr>
+        <w:t>પાઉલ તેના પત્રને એ રીતે સમાપ્ત કરે છે જે પ્રાચીન નજીકના પૂર્વના અક્ષરોની લાક્ષણિકતા હતી.</w:t>
+      </w:r>
+    </w:p>
+    <w:p>
+      <w:pPr>
+        <w:pStyle w:val="Heading2"/>
+      </w:pPr>
+      <w:r>
+        <w:rPr>
+          <w:lang w:val="gu_IN" w:bidi="gu_IN"/>
+        </w:rPr>
+        <w:t># “અમે” અને “તમે”</w:t>
+      </w:r>
+    </w:p>
+    <w:p>
+      <w:pPr/>
+      <w:r>
+        <w:rPr>
+          <w:lang w:val="gu_IN" w:bidi="gu_IN"/>
+        </w:rPr>
+      </w:r>
+      <w:r>
+        <w:rPr>
+          <w:lang w:val="gu_IN" w:bidi="gu_IN"/>
+        </w:rPr>
+        <w:t xml:space="preserve">આ પત્રમાં, શબ્દો * </w:t>
+      </w:r>
+      <w:r>
+        <w:rPr>
+          <w:i/>
+          <w:lang w:val="gu_IN" w:bidi="gu_IN"/>
+        </w:rPr>
+        <w:t>અમે</w:t>
+      </w:r>
+      <w:r>
+        <w:rPr>
+          <w:lang w:val="gu_IN" w:bidi="gu_IN"/>
+        </w:rPr>
+        <w:t xml:space="preserve">* અને </w:t>
+      </w:r>
+      <w:r>
+        <w:rPr>
+          <w:b/>
+          <w:lang w:val="gu_IN" w:bidi="gu_IN"/>
+        </w:rPr>
+        <w:t>આપણા</w:t>
+      </w:r>
+      <w:r>
+        <w:rPr>
+          <w:lang w:val="gu_IN" w:bidi="gu_IN"/>
+        </w:rPr>
+        <w:t xml:space="preserve"> પાઉલ, સિલ્વાનુસ અને તિમોથીનો સંદર્ભ આપીએ છીએ, સિવાય કે અન્યથા નોંધવામાં આવે. આખા પત્રમાં, </w:t>
+      </w:r>
+      <w:r>
+        <w:rPr>
+          <w:b/>
+          <w:lang w:val="gu_IN" w:bidi="gu_IN"/>
+        </w:rPr>
+        <w:t>અમે</w:t>
+      </w:r>
+      <w:r>
+        <w:rPr>
+          <w:lang w:val="gu_IN" w:bidi="gu_IN"/>
+        </w:rPr>
+        <w:t xml:space="preserve"> અને </w:t>
+      </w:r>
+      <w:r>
+        <w:rPr>
+          <w:b/>
+          <w:lang w:val="gu_IN" w:bidi="gu_IN"/>
+        </w:rPr>
+        <w:t>અમારા</w:t>
+      </w:r>
+      <w:r>
+        <w:rPr>
+          <w:lang w:val="gu_IN" w:bidi="gu_IN"/>
+        </w:rPr>
+        <w:t xml:space="preserve"> નો ઉપયોગ એ દર્શાવવા માટે થાય છે કે ત્રણેય પ્રેરિતો પત્ર સાથે સંમત છે.</w:t>
+      </w:r>
+    </w:p>
+    <w:p>
+      <w:pPr>
+        <w:pStyle w:val="Heading2"/>
+      </w:pPr>
+      <w:r>
+        <w:rPr>
+          <w:lang w:val="gu_IN" w:bidi="gu_IN"/>
+        </w:rPr>
+        <w:t># આ પ્રકરણમાં વિશેષ ખ્યાલો</w:t>
+      </w:r>
+    </w:p>
+    <w:p>
+      <w:pPr>
+        <w:pStyle w:val="Heading2"/>
+      </w:pPr>
+      <w:r>
+        <w:rPr>
+          <w:lang w:val="gu_IN" w:bidi="gu_IN"/>
+        </w:rPr>
+        <w:t>## રૂઢિપ્રયોગ</w:t>
+      </w:r>
+    </w:p>
+    <w:p>
+      <w:pPr>
+        <w:pStyle w:val="Heading2"/>
+      </w:pPr>
+      <w:r>
+        <w:rPr>
+          <w:lang w:val="gu_IN" w:bidi="gu_IN"/>
+        </w:rPr>
+        <w:t>## # પ્રભુનો દિવસ</w:t>
+      </w:r>
+    </w:p>
+    <w:p>
+      <w:pPr/>
+      <w:r>
+        <w:rPr>
+          <w:lang w:val="gu_IN" w:bidi="gu_IN"/>
+        </w:rPr>
+      </w:r>
+      <w:r>
+        <w:rPr>
+          <w:lang w:val="gu_IN" w:bidi="gu_IN"/>
+        </w:rPr>
+        <w:t xml:space="preserve">"પ્રભુનો દિવસ" એ દેવના લોકો માટે અંતિમ મુક્તિ અને દેવના દુશ્મનો માટે અંતિમ ચુકાદા માટેનો રૂઢિપ્રયોગ છે. "દિવસ" એ સમય ગાળા માટે રૂપક છે. આમ, આવનાર “પ્રભુનો દિવસ” નો ચોક્કસ સમય જગત માટે આશ્ચર્યજનક હશે. "રાત્રે ચોર જેવું" ઉપમા આ આશ્ચર્યજનક સમયનો સંદર્ભ આપે છે. આ કારણે, ખ્રિસ્તીઓએ દેવ અને અન્ય લોકો પ્રત્યે વિશ્વાસ, આશા અને પ્રેમ સાથે જીવીને દેવના આગમન માટે તૈયારી કરવી જોઈએ </w:t>
+      </w:r>
+      <w:hyperlink r:id="rId69">
+        <w:r>
+          <w:rPr>
+            <w:lang w:val="gu_IN" w:bidi="gu_IN"/>
+          </w:rPr>
+          <w:rPr>
+            <w:color w:val="0000EE"/>
+            <w:u w:val="single"/>
+          </w:rPr>
+          <w:t>5:8</w:t>
+        </w:r>
+      </w:hyperlink>
+      <w:r>
+        <w:rPr>
+          <w:lang w:val="gu_IN" w:bidi="gu_IN"/>
+        </w:rPr>
+        <w:t xml:space="preserve">. (જુઓ: </w:t>
+      </w:r>
+      <w:r>
+        <w:rPr>
+          <w:lang w:val="gu_IN" w:bidi="gu_IN"/>
+        </w:rPr>
+        <w:t>પ્રભુનો દિવસ, યહોવાનો દિવસ</w:t>
+      </w:r>
+      <w:r>
+        <w:rPr>
+          <w:lang w:val="gu_IN" w:bidi="gu_IN"/>
+        </w:rPr>
+        <w:t>)</w:t>
+      </w:r>
+    </w:p>
+    <w:p>
+      <w:pPr>
+        <w:pStyle w:val="Heading2"/>
+      </w:pPr>
+      <w:r>
+        <w:rPr>
+          <w:lang w:val="gu_IN" w:bidi="gu_IN"/>
+        </w:rPr>
+        <w:t>## સમાન</w:t>
+      </w:r>
+    </w:p>
+    <w:p>
+      <w:pPr>
+        <w:pStyle w:val="Heading2"/>
+      </w:pPr>
+      <w:r>
+        <w:rPr>
+          <w:lang w:val="gu_IN" w:bidi="gu_IN"/>
+        </w:rPr>
+        <w:t>#### ચોરની જેમ</w:t>
+      </w:r>
+    </w:p>
+    <w:p>
+      <w:pPr/>
+      <w:r>
+        <w:rPr>
+          <w:lang w:val="gu_IN" w:bidi="gu_IN"/>
+        </w:rPr>
+      </w:r>
+      <w:r>
+        <w:rPr>
+          <w:lang w:val="gu_IN" w:bidi="gu_IN"/>
+        </w:rPr>
+        <w:t xml:space="preserve">આ ઉપમા "રાત્રે ચોર જેવું" આ આશ્ચર્યજનક સમયનો સંદર્ભ આપે છે. આ કારણે, ખ્રિસ્તીઓએ દેવ અને અન્ય લોકો પ્રત્યે વિશ્વાસ, આશા અને પ્રેમ સાથે જીવીને દેવના આગમન માટે તૈયારી કરવી જોઈએ </w:t>
+      </w:r>
+      <w:hyperlink r:id="rId69">
+        <w:r>
+          <w:rPr>
+            <w:lang w:val="gu_IN" w:bidi="gu_IN"/>
+          </w:rPr>
+          <w:rPr>
+            <w:color w:val="0000EE"/>
+            <w:u w:val="single"/>
+          </w:rPr>
+          <w:t>5:8</w:t>
+        </w:r>
+      </w:hyperlink>
+      <w:r>
+        <w:rPr>
+          <w:lang w:val="gu_IN" w:bidi="gu_IN"/>
+        </w:rPr>
+        <w:t xml:space="preserve">. (જુઓ: </w:t>
+      </w:r>
+      <w:r>
+        <w:rPr>
+          <w:lang w:val="gu_IN" w:bidi="gu_IN"/>
+        </w:rPr>
+        <w:t>ઉપમા</w:t>
+      </w:r>
+      <w:r>
+        <w:rPr>
+          <w:lang w:val="gu_IN" w:bidi="gu_IN"/>
+        </w:rPr>
+        <w:t>)</w:t>
+      </w:r>
+    </w:p>
+    <w:p>
+      <w:pPr>
+        <w:pStyle w:val="Heading2"/>
+      </w:pPr>
+      <w:r>
+        <w:rPr>
+          <w:lang w:val="gu_IN" w:bidi="gu_IN"/>
+        </w:rPr>
+        <w:t>## રૂપક</w:t>
+      </w:r>
+    </w:p>
+    <w:p>
+      <w:pPr>
+        <w:pStyle w:val="Heading2"/>
+      </w:pPr>
+      <w:r>
+        <w:rPr>
+          <w:lang w:val="gu_IN" w:bidi="gu_IN"/>
+        </w:rPr>
+        <w:t>### દિવસ અને રાત, પ્રકાશ અને અંધકાર</w:t>
+      </w:r>
+    </w:p>
+    <w:p>
+      <w:pPr/>
+      <w:r>
+        <w:rPr>
+          <w:lang w:val="gu_IN" w:bidi="gu_IN"/>
+        </w:rPr>
+      </w:r>
+      <w:r>
+        <w:rPr>
+          <w:lang w:val="gu_IN" w:bidi="gu_IN"/>
+        </w:rPr>
+        <w:t xml:space="preserve">પ્રેરિતો સમગ્ર </w:t>
+      </w:r>
+      <w:hyperlink r:id="rId70">
+        <w:r>
+          <w:rPr>
+            <w:lang w:val="gu_IN" w:bidi="gu_IN"/>
+          </w:rPr>
+          <w:rPr>
+            <w:color w:val="0000EE"/>
+            <w:u w:val="single"/>
+          </w:rPr>
+          <w:t>૫:૧–૧૧</w:t>
+        </w:r>
+      </w:hyperlink>
+      <w:r>
+        <w:rPr>
+          <w:lang w:val="gu_IN" w:bidi="gu_IN"/>
+        </w:rPr>
+        <w:t xml:space="preserve"> માં ઘણા રૂપકો વાપરે છે. “રાત,” “અંધકાર,” “નશામાં,” “ઊંઘ” એ બધા આધ્યાત્મિક અજ્ઞાનતા અથવા તત્પરતાના અભાવ વિશેના રૂપકો છે. “દિવસ,” “પ્રકાશ,” “શાંત,” “જાગવું” એ આધ્યાત્મિક જાગૃતિ અને તત્પરતા વિશેના બધા રૂપકો છે.</w:t>
+      </w:r>
+    </w:p>
+    <w:p>
+      <w:pPr>
+        <w:pStyle w:val="Heading2"/>
+      </w:pPr>
+      <w:r>
+        <w:rPr>
+          <w:lang w:val="gu_IN" w:bidi="gu_IN"/>
+        </w:rPr>
+        <w:t>### હાથિયાર</w:t>
+      </w:r>
+    </w:p>
+    <w:p>
+      <w:pPr/>
+      <w:r>
+        <w:rPr>
+          <w:lang w:val="gu_IN" w:bidi="gu_IN"/>
+        </w:rPr>
+      </w:r>
+      <w:r>
+        <w:rPr>
+          <w:lang w:val="gu_IN" w:bidi="gu_IN"/>
+        </w:rPr>
+        <w:t xml:space="preserve">અહીં, પ્રેરિતો થેસ્સાલો્નિકન મંડળીને તૈયાર રહેવાની વિનંતી કરવા લશ્કરી રૂપકનો ઉપયોગ કરે છે. "પ્રભુના દિવસે" ખ્રિસ્તનું બીજું આગમન. જેમ સૈનિકોએ હંમેશા સશસ્ત્ર અને લડવા માટે તૈયાર રહેવું જોઈએ, તેવી જ રીતે ખ્રિસ્તીએ ખ્રિસ્તના પુનરાગમન માટે તૈયાર રહેવું જોઈએ. વફાદારી અને પ્રેમને છાતીના પાટિયા સાથે સરખાવવામાં આવે છે, અને ઉધ્ધારની આશાનો ટોપ સાથે સરખાવી છે </w:t>
+      </w:r>
+      <w:hyperlink r:id="rId69">
+        <w:r>
+          <w:rPr>
+            <w:lang w:val="gu_IN" w:bidi="gu_IN"/>
+          </w:rPr>
+          <w:rPr>
+            <w:color w:val="0000EE"/>
+            <w:u w:val="single"/>
+          </w:rPr>
+          <w:t>5:8</w:t>
+        </w:r>
+      </w:hyperlink>
+      <w:r>
+        <w:rPr>
+          <w:lang w:val="gu_IN" w:bidi="gu_IN"/>
+        </w:rPr>
+        <w:t>.</w:t>
+      </w:r>
+    </w:p>
+    <w:p>
+      <w:pPr>
+        <w:pStyle w:val="Heading2"/>
+      </w:pPr>
+      <w:r>
+        <w:rPr>
+          <w:lang w:val="gu_IN" w:bidi="gu_IN"/>
+        </w:rPr>
+        <w:t>### ભવિષ્યવાણી</w:t>
+      </w:r>
+    </w:p>
+    <w:p>
+      <w:pPr/>
+      <w:r>
+        <w:rPr>
+          <w:lang w:val="gu_IN" w:bidi="gu_IN"/>
+        </w:rPr>
+      </w:r>
+      <w:r>
+        <w:rPr>
+          <w:lang w:val="gu_IN" w:bidi="gu_IN"/>
+        </w:rPr>
+        <w:t xml:space="preserve">જેઓ "ભવિષ્યવાણીઓને ધિક્કારે છે" </w:t>
+      </w:r>
+      <w:hyperlink r:id="rId71">
+        <w:r>
+          <w:rPr>
+            <w:lang w:val="gu_IN" w:bidi="gu_IN"/>
+          </w:rPr>
+          <w:rPr>
+            <w:color w:val="0000EE"/>
+            <w:u w:val="single"/>
+          </w:rPr>
+          <w:t>5:20</w:t>
+        </w:r>
+      </w:hyperlink>
+      <w:r>
+        <w:rPr>
+          <w:lang w:val="gu_IN" w:bidi="gu_IN"/>
+        </w:rPr>
+        <w:t xml:space="preserve"> માં "આત્માને હોલવવું" કહેવાય છે. મંડળીમાં પવિત્ર આત્માના માર્ગદર્શનને અવરોધવાનો પ્રયાસ કરવા માટે આ એક રૂપક છે. બધી ભવિષ્યવાણીઓ પ્રેરિતાય શિક્ષણનું પાલન કરે છે કે કેમ તે નિર્ધારિત કરવા માટે તપાસ અને પરીક્ષણ કરવામાં આવે છે </w:t>
+      </w:r>
+      <w:hyperlink r:id="rId72">
+        <w:r>
+          <w:rPr>
+            <w:lang w:val="gu_IN" w:bidi="gu_IN"/>
+          </w:rPr>
+          <w:rPr>
+            <w:color w:val="0000EE"/>
+            <w:u w:val="single"/>
+          </w:rPr>
+          <w:t>5:21</w:t>
+        </w:r>
+      </w:hyperlink>
+      <w:r>
+        <w:rPr>
+          <w:lang w:val="gu_IN" w:bidi="gu_IN"/>
+        </w:rPr>
+        <w:t>. બધી ભવિષ્યવાણીઓ કે જે પ્રેરિત શિક્ષણ સાથે સંમત સાબિત થાય છે, તે સારી તરીકે જાળવી રાખવાની છે 5:21–22.</w:t>
+      </w:r>
+    </w:p>
+    <w:p>
+      <w:pPr>
+        <w:pStyle w:val="Heading2"/>
+      </w:pPr>
+      <w:r>
+        <w:rPr>
+          <w:lang w:val="gu_IN" w:bidi="gu_IN"/>
+        </w:rPr>
+        <w:t>## ખ્રિસ્તી નેતૃત્વને સમર્પણ</w:t>
+      </w:r>
+    </w:p>
+    <w:p>
+      <w:pPr/>
+      <w:r>
+        <w:rPr>
+          <w:lang w:val="gu_IN" w:bidi="gu_IN"/>
+        </w:rPr>
+      </w:r>
+      <w:r>
+        <w:rPr>
+          <w:lang w:val="gu_IN" w:bidi="gu_IN"/>
+        </w:rPr>
+        <w:t xml:space="preserve">ધ પ્રેરિતો થેસ્સાલોનિકી મંડળીની સુખાકારી અને આધ્યાત્મિક સલામતીને તેમના આગેવાનોની આજ્ઞાપાલન સાથે જોડે છે.. ખ્રિસ્તી આગેવાનોને મંડળી દ્વારા માન્યતા અને પ્રેમાળ આદર આપવામાં આવે છે </w:t>
+      </w:r>
+      <w:hyperlink r:id="rId73">
+        <w:r>
+          <w:rPr>
+            <w:lang w:val="gu_IN" w:bidi="gu_IN"/>
+          </w:rPr>
+          <w:rPr>
+            <w:color w:val="0000EE"/>
+            <w:u w:val="single"/>
+          </w:rPr>
+          <w:t>5:26</w:t>
+        </w:r>
+      </w:hyperlink>
+      <w:r>
+        <w:rPr>
+          <w:lang w:val="gu_IN" w:bidi="gu_IN"/>
+        </w:rPr>
+        <w:t>.</w:t>
+      </w:r>
+    </w:p>
+    <w:p>
+      <w:pPr>
+        <w:pStyle w:val="Heading2"/>
+      </w:pPr>
+      <w:r>
+        <w:rPr>
+          <w:lang w:val="gu_IN" w:bidi="gu_IN"/>
+        </w:rPr>
+        <w:t>## પવિત્ર ચુંબન</w:t>
+      </w:r>
+    </w:p>
+    <w:p>
+      <w:pPr/>
+      <w:r>
+        <w:rPr>
+          <w:lang w:val="gu_IN" w:bidi="gu_IN"/>
+        </w:rPr>
+      </w:r>
+      <w:r>
+        <w:rPr>
+          <w:lang w:val="gu_IN" w:bidi="gu_IN"/>
+        </w:rPr>
+        <w:t xml:space="preserve">આ ધાર્મિક વિધિ દરમિયાન ગાલ પર શાંતિના ચુંબનની આપલે કરવાની પ્રાચીન પ્રથાનો સંદર્ભ આપે છે. વિવિધ સંસ્કૃતિઓમાં યોગ્ય શારીરિક સંપર્કના વિવિધ ધોરણો હોય છે. આ વિવિધ સાંસ્કૃતિક ધોરણો આ ફ઼કરાનું ભાષાંતર કરવાનું મુશ્કેલ બનાવી શકે છે. અનુવાદકોએ આ સંવેદનશીલ મુદ્દાને </w:t>
+      </w:r>
+      <w:hyperlink r:id="rId73">
+        <w:r>
+          <w:rPr>
+            <w:lang w:val="gu_IN" w:bidi="gu_IN"/>
+          </w:rPr>
+          <w:rPr>
+            <w:color w:val="0000EE"/>
+            <w:u w:val="single"/>
+          </w:rPr>
+          <w:t>૫:૨૬</w:t>
+        </w:r>
+      </w:hyperlink>
+      <w:r>
+        <w:rPr>
+          <w:lang w:val="gu_IN" w:bidi="gu_IN"/>
+        </w:rPr>
+        <w:t xml:space="preserve"> સંચાર કરવાની સૌથી યોગ્ય રીતને ધ્યાનમાં લેવી પડશે.</w:t>
+      </w:r>
+      <w:r>
+        <w:rPr>
+          <w:lang w:val="gu_IN" w:bidi="gu_IN"/>
+        </w:rPr>
+      </w:r>
+      <w:r>
+        <w:rPr>
+          <w:lang w:val="gu_IN" w:bidi="gu_IN"/>
+        </w:rPr>
+      </w:r>
+    </w:p>
+    <w:p>
+      <w:pPr/>
+      <w:r>
+        <w:rPr>
+          <w:lang w:val="gu_IN" w:bidi="gu_IN"/>
+        </w:rPr>
+      </w:r>
+    </w:p>
+    <w:p>
+      <w:pPr>
+        <w:pStyle w:val="Heading2"/>
+      </w:pPr>
+      <w:r>
+        <w:rPr>
+          <w:lang w:val="gu_IN" w:bidi="gu_IN"/>
+        </w:rPr>
         <w:t>1 થેસ્સલોનિકીઓને 5:1 (#1)</w:t>
       </w:r>
       <w:r>
@@ -29403,7 +31596,7 @@
         </w:rPr>
         <w:t xml:space="preserve"> વિષયમાં ફેરફારનો સંકેત આપે છે (આ પણ જુઓ </w:t>
       </w:r>
-      <w:hyperlink r:id="rId52">
+      <w:hyperlink r:id="rId60">
         <w:r>
           <w:rPr>
             <w:lang w:val="gu_IN" w:bidi="gu_IN"/>
@@ -29707,7 +31900,7 @@
         </w:rPr>
         <w:t xml:space="preserve"> એક કારણની કલમ શરૂ કરે છે જે સમજાવે છે કે શા માટે થેસ્સાલોનિકી મંડળીને દેવના બીજા આવવાના સમય અને રીત વિશે "કંઈપણ લખવાની જરૂર નથી" (જુઓ </w:t>
       </w:r>
-      <w:hyperlink r:id="rId63">
+      <w:hyperlink r:id="rId70">
         <w:r>
           <w:rPr>
             <w:lang w:val="gu_IN" w:bidi="gu_IN"/>
@@ -29983,7 +32176,7 @@
         </w:rPr>
         <w:t xml:space="preserve">આ કલમ વિરોધાભાસી ઉપમાઓની વિસ્તૃત સૂચિ શરૂ કરે છે જે </w:t>
       </w:r>
-      <w:hyperlink r:id="rId64">
+      <w:hyperlink r:id="rId69">
         <w:r>
           <w:rPr>
             <w:lang w:val="gu_IN" w:bidi="gu_IN"/>
@@ -30278,7 +32471,7 @@
         </w:rPr>
         <w:t xml:space="preserve"> એ આતંકના વિચારને સમાંતર કરે છે જે "રાત્રે ચોર" દ્વારા અચાનક હુમલા સાથે આવે છે (જુઓ </w:t>
       </w:r>
-      <w:hyperlink r:id="rId38">
+      <w:hyperlink r:id="rId42">
         <w:r>
           <w:rPr>
             <w:lang w:val="gu_IN" w:bidi="gu_IN"/>
@@ -30547,7 +32740,7 @@
         </w:rPr>
         <w:t xml:space="preserve"> એ સખત પ્રતિબંધ છે જેનો અર્થ થાય છે "ક્યારેય નહીં" (જુઓ </w:t>
       </w:r>
-      <w:hyperlink r:id="rId59">
+      <w:hyperlink r:id="rId65">
         <w:r>
           <w:rPr>
             <w:lang w:val="gu_IN" w:bidi="gu_IN"/>
@@ -30653,7 +32846,7 @@
         </w:rPr>
         <w:t xml:space="preserve"> શબ્દોને અનુસરે છે તે </w:t>
       </w:r>
-      <w:hyperlink r:id="rId65">
+      <w:hyperlink r:id="rId74">
         <w:r>
           <w:rPr>
             <w:lang w:val="gu_IN" w:bidi="gu_IN"/>
@@ -30922,7 +33115,7 @@
         </w:rPr>
         <w:t xml:space="preserve">" અચાનક આવશે </w:t>
       </w:r>
-      <w:hyperlink r:id="rId65">
+      <w:hyperlink r:id="rId74">
         <w:r>
           <w:rPr>
             <w:lang w:val="gu_IN" w:bidi="gu_IN"/>
@@ -31015,7 +33208,7 @@
         </w:rPr>
         <w:t xml:space="preserve">અહીં, પાઉલ </w:t>
       </w:r>
-      <w:hyperlink r:id="rId38">
+      <w:hyperlink r:id="rId42">
         <w:r>
           <w:rPr>
             <w:lang w:val="gu_IN" w:bidi="gu_IN"/>
@@ -31186,7 +33379,7 @@
         </w:rPr>
         <w:t xml:space="preserve"> એક કારણનું વાક્ય શરૂ કરે છે જે સમજાવે છે કે શા માટે થેસ્સાલોનિકી મંડળી "પ્રભુના **દિવસ" પર દેવના ચુકાદાથી બચી જશે (જુઓ </w:t>
       </w:r>
-      <w:hyperlink r:id="rId38">
+      <w:hyperlink r:id="rId42">
         <w:r>
           <w:rPr>
             <w:lang w:val="gu_IN" w:bidi="gu_IN"/>
@@ -31748,7 +33941,7 @@
         </w:rPr>
         <w:t xml:space="preserve">ફરીથી, પાઉલ આ લોકો વિશે અલંકારિક રીતે બોલે છે જાણે તેઓ ખરેખર પ્રકાશ વિનાની જગ્યાએ રહે છે. તેનો અર્થ એ છે કે તેઓ દેવના વળતર માટે અજાણ અથવા તૈયાર નથી કારણ કે તેઓ પાપી રીતે જીવે છે (જુઓ </w:t>
       </w:r>
-      <w:hyperlink r:id="rId66">
+      <w:hyperlink r:id="rId75">
         <w:r>
           <w:rPr>
             <w:lang w:val="gu_IN" w:bidi="gu_IN"/>
@@ -31861,7 +34054,7 @@
           <w:lang w:val="gu_IN" w:bidi="gu_IN"/>
         </w:rPr>
       </w:r>
-      <w:hyperlink r:id="rId67">
+      <w:hyperlink r:id="rId76">
         <w:r>
           <w:rPr>
             <w:lang w:val="gu_IN" w:bidi="gu_IN"/>
@@ -32055,7 +34248,7 @@
         </w:rPr>
         <w:t>અહીં પાઉલ "રાતના" અને "અંધારાના" લોકો વિશે અલંકારિક રીતે બોલે છે જો તેઓ સૂતા હોય. તેનો અર્થ એ છે કે તેઓ દેવના વળતર માટે અજાણ અથવા તૈયારી વિનાના છે કારણ કે તેઓ પાપી રીતે જીવે છે (</w:t>
       </w:r>
-      <w:hyperlink r:id="rId66">
+      <w:hyperlink r:id="rId75">
         <w:r>
           <w:rPr>
             <w:lang w:val="gu_IN" w:bidi="gu_IN"/>
@@ -32350,7 +34543,7 @@
         </w:rPr>
         <w:t xml:space="preserve"> એક કારણની કલમ શરૂ કરે છે જે સમજાવે છે કે શા માટે થેસ્સાલોનિકી મંડળીએ "સૂવું ન જોઈએ" અથવા પ્રભુના પરત આવવા માટે તૈયારી વિનાના થઈ જશો (જુઓ </w:t>
       </w:r>
-      <w:hyperlink r:id="rId68">
+      <w:hyperlink r:id="rId77">
         <w:r>
           <w:rPr>
             <w:lang w:val="gu_IN" w:bidi="gu_IN"/>
@@ -32544,7 +34737,7 @@
         </w:rPr>
         <w:t xml:space="preserve">અહીં ફરીથી, જેમ કે </w:t>
       </w:r>
-      <w:hyperlink r:id="rId68">
+      <w:hyperlink r:id="rId77">
         <w:r>
           <w:rPr>
             <w:lang w:val="gu_IN" w:bidi="gu_IN"/>
@@ -32562,7 +34755,7 @@
         </w:rPr>
         <w:t xml:space="preserve">, પાઉલ અલંકારિક રીતે બોલે છે જાણે આ લોકો ખરેખર ઊંઘી રહ્યા હોય, અથવા તે રાતનો સમય છે. તેનો અર્થ એ છે કે આ લોકો આધ્યાત્મિક રીતે તૈયાર નથી અથવા અજાણ છે અથવા તો પાપી પણ છે </w:t>
       </w:r>
-      <w:hyperlink r:id="rId38">
+      <w:hyperlink r:id="rId42">
         <w:r>
           <w:rPr>
             <w:lang w:val="gu_IN" w:bidi="gu_IN"/>
@@ -32707,7 +34900,7 @@
         </w:rPr>
         <w:t xml:space="preserve"> ની પ્રવૃત્તિઓ અને **ગંભીર રહેવાની લાક્ષણિકતા ધરાવે છે </w:t>
       </w:r>
-      <w:hyperlink r:id="rId67">
+      <w:hyperlink r:id="rId76">
         <w:r>
           <w:rPr>
             <w:lang w:val="gu_IN" w:bidi="gu_IN"/>
@@ -32927,7 +35120,7 @@
         </w:rPr>
         <w:t xml:space="preserve"> ના આધ્યાત્મિક રક્ષણ સાથે ખ્રિસ્તના બીજા આગમન માટે પોતાને તૈયાર કરવી જોઈએ.(આ પણ જુઓ </w:t>
       </w:r>
-      <w:hyperlink r:id="rId69">
+      <w:hyperlink r:id="rId78">
         <w:r>
           <w:rPr>
             <w:lang w:val="gu_IN" w:bidi="gu_IN"/>
@@ -33033,7 +35226,7 @@
         </w:rPr>
         <w:t xml:space="preserve"> એક કારણની કલમ શરૂ કરે છે જે સમજાવે છે કે શા માટે થેસ્સાલો્નિકી મંડળીને "મુક્તિની આશા" હોવી જોઈએ (જુઓ </w:t>
       </w:r>
-      <w:hyperlink r:id="rId64">
+      <w:hyperlink r:id="rId69">
         <w:r>
           <w:rPr>
             <w:lang w:val="gu_IN" w:bidi="gu_IN"/>
@@ -33139,7 +35332,7 @@
         </w:rPr>
         <w:t xml:space="preserve"> બે હેતુની કલમો રજૂ કરે છે. પાઉલ એ હેતુ અથવા ધ્યેય જણાવે છે કે જેના માટે દેવે </w:t>
       </w:r>
-      <w:hyperlink r:id="rId65">
+      <w:hyperlink r:id="rId74">
         <w:r>
           <w:rPr>
             <w:lang w:val="gu_IN" w:bidi="gu_IN"/>
@@ -33568,7 +35761,7 @@
         </w:rPr>
         <w:t xml:space="preserve"> તે આપણને "આપણા પ્રભુ ઈસુ ખ્રિસ્ત દ્વારા તારણ" શું છે તે વિશે વધુ માહિતી આપે છે (જુઓ </w:t>
       </w:r>
-      <w:hyperlink r:id="rId36">
+      <w:hyperlink r:id="rId40">
         <w:r>
           <w:rPr>
             <w:lang w:val="gu_IN" w:bidi="gu_IN"/>
@@ -33775,7 +35968,7 @@
         </w:rPr>
         <w:t xml:space="preserve">. તેનો અર્થ છે કે તેઓ "જીવંત અથવા મૃત" છે (જુઓ </w:t>
       </w:r>
-      <w:hyperlink r:id="rId46">
+      <w:hyperlink r:id="rId51">
         <w:r>
           <w:rPr>
             <w:lang w:val="gu_IN" w:bidi="gu_IN"/>
@@ -33894,7 +36087,7 @@
         </w:rPr>
         <w:t xml:space="preserve"> "પ્રભુના દિવસ" ના સમય વિશે આ વિભાગના નિષ્કર્ષને સૂચવે છે અને </w:t>
       </w:r>
-      <w:hyperlink r:id="rId46">
+      <w:hyperlink r:id="rId51">
         <w:r>
           <w:rPr>
             <w:lang w:val="gu_IN" w:bidi="gu_IN"/>
@@ -34553,7 +36746,7 @@
         </w:rPr>
         <w:t xml:space="preserve">ની અંદર જગ્યા પર કબજો કરી રહ્યા હોય. અહીં, રૂપક એ વિચારને વ્યક્ત કરે છે કે આ માણસો થેસ્સાલો્નિકી મંડલીમાં તેમની આગેવાની ભૂમિકામાં ઈસુનું પ્રતિનિધિત્વ કરે છે આ પણ જુઓ </w:t>
       </w:r>
-      <w:hyperlink r:id="rId53">
+      <w:hyperlink r:id="rId61">
         <w:r>
           <w:rPr>
             <w:lang w:val="gu_IN" w:bidi="gu_IN"/>
@@ -34842,7 +37035,7 @@
           <w:lang w:val="gu_IN" w:bidi="gu_IN"/>
         </w:rPr>
       </w:r>
-      <w:hyperlink r:id="rId70">
+      <w:hyperlink r:id="rId79">
         <w:r>
           <w:rPr>
             <w:lang w:val="gu_IN" w:bidi="gu_IN"/>
@@ -34948,7 +37141,7 @@
         </w:rPr>
         <w:t xml:space="preserve">આ વાક્ય થેસ્સાલોનિકી મંડળીને પ્રેરિતોની અંતિમ અપીલનો સંકેત આપે છે. આ વિભાગમાં ૧૪ આદેશો હોવાથી </w:t>
       </w:r>
-      <w:hyperlink r:id="rId71">
+      <w:hyperlink r:id="rId80">
         <w:r>
           <w:rPr>
             <w:lang w:val="gu_IN" w:bidi="gu_IN"/>
@@ -35494,7 +37687,7 @@
         </w:rPr>
         <w:t xml:space="preserve"> નો ઉપયોગ લોકોના જૂથો પર ભાર મૂકવા માટે થાય છે. આ સંદર્ભમાં, આ વાક્યનો સંદર્ભ લઈ શકે છે: (૧) થેસ્સાલોનિકી મંડળી અને ખ્રિસ્તમાં બધા વિશ્વાસીઓ. વૈકલ્પિક અનુવાદ (અગાઉનો અલ્પવિરામ દૂર કરો): "થેસ્સાલોનિકા ખાતેના તમારી મંડળી માટે અને ખ્રિસ્તમાં બધા વિશ્વાસીઓ માટે" (૨) થેસ્સાલોનિકી મંડળી અને સમગ્ર માનવ જાતિ (જુઓ કે તમે </w:t>
       </w:r>
-      <w:hyperlink r:id="rId72">
+      <w:hyperlink r:id="rId81">
         <w:r>
           <w:rPr>
             <w:lang w:val="gu_IN" w:bidi="gu_IN"/>
@@ -35890,7 +38083,7 @@
         </w:rPr>
         <w:t xml:space="preserve"> એક કારણ વાક્ય શરૂ કરે છે. </w:t>
       </w:r>
-      <w:hyperlink r:id="rId73">
+      <w:hyperlink r:id="rId82">
         <w:r>
           <w:rPr>
             <w:lang w:val="gu_IN" w:bidi="gu_IN"/>
@@ -35996,7 +38189,7 @@
         </w:rPr>
         <w:t xml:space="preserve"> એક એકવચન સર્વનામ છે જે સંદર્ભિત કરી શકે છે: (૧) </w:t>
       </w:r>
-      <w:hyperlink r:id="rId71">
+      <w:hyperlink r:id="rId80">
         <w:r>
           <w:rPr>
             <w:lang w:val="gu_IN" w:bidi="gu_IN"/>
@@ -36229,7 +38422,7 @@
         </w:rPr>
         <w:t xml:space="preserve"> સાથે એક થવાથી અવિભાજ્ય છે (આ પણ જુઓ </w:t>
       </w:r>
-      <w:hyperlink r:id="rId60">
+      <w:hyperlink r:id="rId66">
         <w:r>
           <w:rPr>
             <w:lang w:val="gu_IN" w:bidi="gu_IN"/>
@@ -36348,7 +38541,7 @@
         </w:rPr>
         <w:t xml:space="preserve">ના કાર્યમાં અવરોધ ન કરવો જોઈએ, ખાસ કરીને ભવિષ્યવાણીઓને ધિક્કારવાથી (જુઓ </w:t>
       </w:r>
-      <w:hyperlink r:id="rId74">
+      <w:hyperlink r:id="rId71">
         <w:r>
           <w:rPr>
             <w:lang w:val="gu_IN" w:bidi="gu_IN"/>
@@ -36448,7 +38641,7 @@
           <w:lang w:val="gu_IN" w:bidi="gu_IN"/>
         </w:rPr>
       </w:r>
-      <w:hyperlink r:id="rId75">
+      <w:hyperlink r:id="rId83">
         <w:r>
           <w:rPr>
             <w:lang w:val="gu_IN" w:bidi="gu_IN"/>
@@ -36907,7 +39100,7 @@
         </w:rPr>
         <w:t xml:space="preserve">અહીં, ક્રિયાપદના સ્વરૂપો સૂચવે છે કે આ એક આશીર્વાદ અથવા પ્રાર્થના છે (આ પણ જુઓ </w:t>
       </w:r>
-      <w:hyperlink r:id="rId76">
+      <w:hyperlink r:id="rId84">
         <w:r>
           <w:rPr>
             <w:lang w:val="gu_IN" w:bidi="gu_IN"/>
@@ -37365,7 +39558,7 @@
         </w:rPr>
         <w:t xml:space="preserve">અહીં, ** પ્રભુનો આવનાર દિવસ** એ ૧–૨થેસ્સાલોનિકીમાં ખ્રિસ્તના બીજા આગમન માટે જાણીતો રૂઢિપ્રયોગ છે (જુઓ </w:t>
       </w:r>
-      <w:hyperlink r:id="rId59">
+      <w:hyperlink r:id="rId65">
         <w:r>
           <w:rPr>
             <w:lang w:val="gu_IN" w:bidi="gu_IN"/>
@@ -37383,7 +39576,7 @@
         </w:rPr>
         <w:t xml:space="preserve">) અથવા " </w:t>
       </w:r>
-      <w:hyperlink r:id="rId38">
+      <w:hyperlink r:id="rId42">
         <w:r>
           <w:rPr>
             <w:lang w:val="gu_IN" w:bidi="gu_IN"/>
@@ -37603,7 +39796,7 @@
         </w:rPr>
         <w:t xml:space="preserve"> </w:t>
       </w:r>
-      <w:hyperlink r:id="rId77">
+      <w:hyperlink r:id="rId85">
         <w:r>
           <w:rPr>
             <w:lang w:val="gu_IN" w:bidi="gu_IN"/>
@@ -38259,2199 +40452,6 @@
           <w:lang w:val="gu_IN" w:bidi="gu_IN"/>
         </w:rPr>
         <w:t>)</w:t>
-      </w:r>
-      <w:r>
-        <w:rPr>
-          <w:lang w:val="gu_IN" w:bidi="gu_IN"/>
-        </w:rPr>
-      </w:r>
-      <w:r>
-        <w:rPr>
-          <w:lang w:val="gu_IN" w:bidi="gu_IN"/>
-        </w:rPr>
-      </w:r>
-    </w:p>
-    <w:p>
-      <w:pPr/>
-      <w:r>
-        <w:rPr>
-          <w:lang w:val="gu_IN" w:bidi="gu_IN"/>
-        </w:rPr>
-      </w:r>
-    </w:p>
-    <w:p>
-      <w:pPr>
-        <w:pStyle w:val="Heading2"/>
-      </w:pPr>
-      <w:r>
-        <w:rPr>
-          <w:lang w:val="gu_IN" w:bidi="gu_IN"/>
-        </w:rPr>
-        <w:t>1 થેસ્સલોનિકીઓને - અધ્યાય 2 પ્રસ્તાવના</w:t>
-      </w:r>
-      <w:r>
-        <w:rPr>
-          <w:lang w:val="gu_IN" w:bidi="gu_IN"/>
-        </w:rPr>
-      </w:r>
-    </w:p>
-    <w:p>
-      <w:pPr>
-        <w:pStyle w:val="Heading2"/>
-      </w:pPr>
-      <w:r>
-        <w:rPr>
-          <w:lang w:val="gu_IN" w:bidi="gu_IN"/>
-        </w:rPr>
-        <w:t># ૧ થેસ્સાલોનિ્કીની રૂપરેખા ૨</w:t>
-      </w:r>
-    </w:p>
-    <w:p>
-      <w:pPr/>
-      <w:r>
-        <w:rPr>
-          <w:lang w:val="gu_IN" w:bidi="gu_IN"/>
-        </w:rPr>
-      </w:r>
-      <w:r>
-        <w:rPr>
-          <w:lang w:val="gu_IN" w:bidi="gu_IN"/>
-        </w:rPr>
-        <w:t>૧. પ્રેરિતાય વેદના (૨:૧–૧૩)</w:t>
-      </w:r>
-    </w:p>
-    <w:p>
-      <w:pPr>
-        <w:pStyle w:val="ListBullet"/>
-        <w:spacing w:line="240" w:lineRule="auto"/>
-        <w:ind w:left="720"/>
-      </w:pPr>
-      <w:r>
-        <w:rPr>
-          <w:lang w:val="gu_IN" w:bidi="gu_IN"/>
-        </w:rPr>
-      </w:r>
-      <w:r>
-        <w:rPr>
-          <w:lang w:val="gu_IN" w:bidi="gu_IN"/>
-        </w:rPr>
-        <w:t>પ્રેરિતાય પ્રચાર (૨;૧–૬)</w:t>
-      </w:r>
-    </w:p>
-    <w:p>
-      <w:pPr>
-        <w:pStyle w:val="ListBullet"/>
-        <w:spacing w:line="240" w:lineRule="auto"/>
-        <w:ind w:left="720"/>
-      </w:pPr>
-      <w:r>
-        <w:rPr>
-          <w:lang w:val="gu_IN" w:bidi="gu_IN"/>
-        </w:rPr>
-      </w:r>
-      <w:r>
-        <w:rPr>
-          <w:lang w:val="gu_IN" w:bidi="gu_IN"/>
-        </w:rPr>
-        <w:t>પ્રેરિતાય આચરણ (૨:૭–૯)</w:t>
-      </w:r>
-    </w:p>
-    <w:p>
-      <w:pPr>
-        <w:pStyle w:val="ListBullet"/>
-        <w:spacing w:line="240" w:lineRule="auto"/>
-        <w:ind w:left="720"/>
-      </w:pPr>
-      <w:r>
-        <w:rPr>
-          <w:lang w:val="gu_IN" w:bidi="gu_IN"/>
-        </w:rPr>
-      </w:r>
-      <w:r>
-        <w:rPr>
-          <w:lang w:val="gu_IN" w:bidi="gu_IN"/>
-        </w:rPr>
-        <w:t>પ્રેરિતાય સાક્ષી (૨:૧૦–૩)</w:t>
-        <w:br/>
-      </w:r>
-      <w:r>
-        <w:rPr>
-          <w:lang w:val="gu_IN" w:bidi="gu_IN"/>
-        </w:rPr>
-        <w:t>૨. મંડળીની સતાવણી (૨:૧૪–૧૬)</w:t>
-      </w:r>
-    </w:p>
-    <w:p>
-      <w:pPr>
-        <w:pStyle w:val="ListBullet"/>
-        <w:spacing w:line="240" w:lineRule="auto"/>
-        <w:ind w:left="720"/>
-      </w:pPr>
-      <w:r>
-        <w:rPr>
-          <w:lang w:val="gu_IN" w:bidi="gu_IN"/>
-        </w:rPr>
-      </w:r>
-      <w:r>
-        <w:rPr>
-          <w:lang w:val="gu_IN" w:bidi="gu_IN"/>
-        </w:rPr>
-        <w:t>થેસ્સાલોનિ્કીની સતાવણી (૨:૧૪અ)</w:t>
-      </w:r>
-    </w:p>
-    <w:p>
-      <w:pPr>
-        <w:pStyle w:val="ListBullet"/>
-        <w:spacing w:line="240" w:lineRule="auto"/>
-        <w:ind w:left="720"/>
-      </w:pPr>
-      <w:r>
-        <w:rPr>
-          <w:lang w:val="gu_IN" w:bidi="gu_IN"/>
-        </w:rPr>
-      </w:r>
-      <w:r>
-        <w:rPr>
-          <w:lang w:val="gu_IN" w:bidi="gu_IN"/>
-        </w:rPr>
-        <w:t>યહૂદી સતાવણી (૨:૧૪બ-૧૬)</w:t>
-        <w:br/>
-      </w:r>
-      <w:r>
-        <w:rPr>
-          <w:lang w:val="gu_IN" w:bidi="gu_IN"/>
-        </w:rPr>
-        <w:t>૩. પાઉલની મુલાકાત લેવાની ઈચ્છા (૨:૧૭–૨૦)</w:t>
-      </w:r>
-    </w:p>
-    <w:p>
-      <w:pPr>
-        <w:pStyle w:val="Heading2"/>
-      </w:pPr>
-      <w:r>
-        <w:rPr>
-          <w:lang w:val="gu_IN" w:bidi="gu_IN"/>
-        </w:rPr>
-        <w:t># માળખું અને ફોર્મેટિંગ</w:t>
-      </w:r>
-    </w:p>
-    <w:p>
-      <w:pPr/>
-      <w:r>
-        <w:rPr>
-          <w:lang w:val="gu_IN" w:bidi="gu_IN"/>
-        </w:rPr>
-      </w:r>
-      <w:r>
-        <w:rPr>
-          <w:lang w:val="gu_IN" w:bidi="gu_IN"/>
-        </w:rPr>
-        <w:t>આ પ્રકરણનો પ્રથમ ભાગ તેમના ધર્મપ્રચાર અને વેદનાનો બચાવ છે. બીજો ભાગ થેસ્સાલોનિ્કી મંડળીની વેદનાઓની ગણતરી છે. છેલ્લે, પ્રેરિત પાઉલ થેસ્સાલોનિ્કી મંડળીની મુલાકાત લેવાની તેમની ઊંડી ઇચ્છા જણાવે છે.</w:t>
-      </w:r>
-    </w:p>
-    <w:p>
-      <w:pPr>
-        <w:pStyle w:val="Heading2"/>
-      </w:pPr>
-      <w:r>
-        <w:rPr>
-          <w:lang w:val="gu_IN" w:bidi="gu_IN"/>
-        </w:rPr>
-        <w:t># “અમે” અને “તમે”</w:t>
-      </w:r>
-    </w:p>
-    <w:p>
-      <w:pPr/>
-      <w:r>
-        <w:rPr>
-          <w:lang w:val="gu_IN" w:bidi="gu_IN"/>
-        </w:rPr>
-      </w:r>
-      <w:r>
-        <w:rPr>
-          <w:lang w:val="gu_IN" w:bidi="gu_IN"/>
-        </w:rPr>
-        <w:t xml:space="preserve">આ પત્રમાં, </w:t>
-      </w:r>
-      <w:r>
-        <w:rPr>
-          <w:b/>
-          <w:lang w:val="gu_IN" w:bidi="gu_IN"/>
-        </w:rPr>
-        <w:t>અમે</w:t>
-      </w:r>
-      <w:r>
-        <w:rPr>
-          <w:lang w:val="gu_IN" w:bidi="gu_IN"/>
-        </w:rPr>
-        <w:t xml:space="preserve"> અને </w:t>
-      </w:r>
-      <w:r>
-        <w:rPr>
-          <w:b/>
-          <w:lang w:val="gu_IN" w:bidi="gu_IN"/>
-        </w:rPr>
-        <w:t>અમારા</w:t>
-      </w:r>
-      <w:r>
-        <w:rPr>
-          <w:lang w:val="gu_IN" w:bidi="gu_IN"/>
-        </w:rPr>
-        <w:t xml:space="preserve"> શબ્દો પાઉલને સંદર્ભિત કરે છે, સિલ્વાનુસ, અને તિમોથી, સિવાય કે અન્યથા નોંધવામાં આવે. આખા પત્રમાં, </w:t>
-      </w:r>
-      <w:r>
-        <w:rPr>
-          <w:b/>
-          <w:lang w:val="gu_IN" w:bidi="gu_IN"/>
-        </w:rPr>
-        <w:t>અમે</w:t>
-      </w:r>
-      <w:r>
-        <w:rPr>
-          <w:lang w:val="gu_IN" w:bidi="gu_IN"/>
-        </w:rPr>
-        <w:t xml:space="preserve"> અને </w:t>
-      </w:r>
-      <w:r>
-        <w:rPr>
-          <w:b/>
-          <w:lang w:val="gu_IN" w:bidi="gu_IN"/>
-        </w:rPr>
-        <w:t>અમારા</w:t>
-      </w:r>
-      <w:r>
-        <w:rPr>
-          <w:lang w:val="gu_IN" w:bidi="gu_IN"/>
-        </w:rPr>
-        <w:t>નો ઉપયોગ એ જણાવવા માટે થાય છે કે ત્રણેય પ્રેરિતો પત્ર સાથે સંમત છે.</w:t>
-      </w:r>
-    </w:p>
-    <w:p>
-      <w:pPr>
-        <w:pStyle w:val="Heading2"/>
-      </w:pPr>
-      <w:r>
-        <w:rPr>
-          <w:lang w:val="gu_IN" w:bidi="gu_IN"/>
-        </w:rPr>
-        <w:t># આ પ્રકરણમાં વિશેષ ખ્યાલો</w:t>
-      </w:r>
-    </w:p>
-    <w:p>
-      <w:pPr>
-        <w:pStyle w:val="Heading2"/>
-      </w:pPr>
-      <w:r>
-        <w:rPr>
-          <w:lang w:val="gu_IN" w:bidi="gu_IN"/>
-        </w:rPr>
-        <w:t>## પ્રેરિતાય સાક્ષી</w:t>
-      </w:r>
-    </w:p>
-    <w:p>
-      <w:pPr/>
-      <w:r>
-        <w:rPr>
-          <w:lang w:val="gu_IN" w:bidi="gu_IN"/>
-        </w:rPr>
-      </w:r>
-      <w:r>
-        <w:rPr>
-          <w:lang w:val="gu_IN" w:bidi="gu_IN"/>
-        </w:rPr>
-        <w:t xml:space="preserve">અહીં, પાઉલ બચાવ કરે છે કે તે, સિલ્વાનુસ અને તિમોથી કેવી રીતે દેવના પ્રેરિતો છે. તેમના ઉપદેશ, આચરણ અને સાક્ષી દ્વારા, તેઓ ખ્રિસ્તના અધિકૃત સંદેશવાહક સાબિત થાય છે. (જુઓ: [[rc://gu/tw/bible/kt/apostle]] અને </w:t>
-      </w:r>
-      <w:r>
-        <w:rPr>
-          <w:lang w:val="gu_IN" w:bidi="gu_IN"/>
-        </w:rPr>
-        <w:t>જુબાની, સાક્ષી આપવી, પુરાવા, સાક્ષી, પ્રત્યક્ષદર્શી</w:t>
-      </w:r>
-      <w:r>
-        <w:rPr>
-          <w:lang w:val="gu_IN" w:bidi="gu_IN"/>
-        </w:rPr>
-        <w:t>)</w:t>
-      </w:r>
-    </w:p>
-    <w:p>
-      <w:pPr>
-        <w:pStyle w:val="Heading2"/>
-      </w:pPr>
-      <w:r>
-        <w:rPr>
-          <w:lang w:val="gu_IN" w:bidi="gu_IN"/>
-        </w:rPr>
-        <w:t>## દેવની સુવાર્તા</w:t>
-      </w:r>
-    </w:p>
-    <w:p>
-      <w:pPr/>
-      <w:r>
-        <w:rPr>
-          <w:lang w:val="gu_IN" w:bidi="gu_IN"/>
-        </w:rPr>
-      </w:r>
-      <w:r>
-        <w:rPr>
-          <w:lang w:val="gu_IN" w:bidi="gu_IN"/>
-        </w:rPr>
-        <w:t xml:space="preserve">પ્રેરિતાય સાક્ષીનો પાયો એ છે કે તેઓને “સુવાર્તા સોંપવામાં આવી હતી” (જુઓ </w:t>
-      </w:r>
-      <w:hyperlink r:id="rId78">
-        <w:r>
-          <w:rPr>
-            <w:lang w:val="gu_IN" w:bidi="gu_IN"/>
-          </w:rPr>
-          <w:rPr>
-            <w:color w:val="0000EE"/>
-            <w:u w:val="single"/>
-          </w:rPr>
-          <w:t>2:4</w:t>
-        </w:r>
-      </w:hyperlink>
-      <w:r>
-        <w:rPr>
-          <w:lang w:val="gu_IN" w:bidi="gu_IN"/>
-        </w:rPr>
-        <w:t>).પ્રેરિતોની સત્તા તેમને બનાવે છે: "બોલવા માટે હિંમતવાન" (જુઓ</w:t>
-      </w:r>
-      <w:hyperlink r:id="rId30">
-        <w:r>
-          <w:rPr>
-            <w:lang w:val="gu_IN" w:bidi="gu_IN"/>
-          </w:rPr>
-          <w:rPr>
-            <w:color w:val="0000EE"/>
-            <w:u w:val="single"/>
-          </w:rPr>
-          <w:t>2:2</w:t>
-        </w:r>
-      </w:hyperlink>
-      <w:r>
-        <w:rPr>
-          <w:lang w:val="gu_IN" w:bidi="gu_IN"/>
-        </w:rPr>
-        <w:t>), "આપવું" (જુઓ [</w:t>
-      </w:r>
-      <w:hyperlink r:id="rId31">
-        <w:r>
-          <w:rPr>
-            <w:lang w:val="gu_IN" w:bidi="gu_IN"/>
-          </w:rPr>
-          <w:rPr>
-            <w:color w:val="0000EE"/>
-            <w:u w:val="single"/>
-          </w:rPr>
-          <w:t>2:8</w:t>
-        </w:r>
-      </w:hyperlink>
-      <w:r>
-        <w:rPr>
-          <w:lang w:val="gu_IN" w:bidi="gu_IN"/>
-        </w:rPr>
-        <w:t xml:space="preserve">), "પ્રચાર કરો" (જુઓ </w:t>
-      </w:r>
-      <w:hyperlink r:id="rId34">
-        <w:r>
-          <w:rPr>
-            <w:lang w:val="gu_IN" w:bidi="gu_IN"/>
-          </w:rPr>
-          <w:rPr>
-            <w:color w:val="0000EE"/>
-            <w:u w:val="single"/>
-          </w:rPr>
-          <w:t>2:9</w:t>
-        </w:r>
-      </w:hyperlink>
-      <w:r>
-        <w:rPr>
-          <w:lang w:val="gu_IN" w:bidi="gu_IN"/>
-        </w:rPr>
-        <w:t xml:space="preserve">), અને દેવનો આભાર કે થેસ્સાલોનિ્કી મંડળીને "દેવનો શબ્દ પ્રાપ્ત થયો" (જુઓ </w:t>
-      </w:r>
-      <w:hyperlink r:id="rId79">
-        <w:r>
-          <w:rPr>
-            <w:lang w:val="gu_IN" w:bidi="gu_IN"/>
-          </w:rPr>
-          <w:rPr>
-            <w:color w:val="0000EE"/>
-            <w:u w:val="single"/>
-          </w:rPr>
-          <w:t>2:13</w:t>
-        </w:r>
-      </w:hyperlink>
-      <w:r>
-        <w:rPr>
-          <w:lang w:val="gu_IN" w:bidi="gu_IN"/>
-        </w:rPr>
-        <w:t>).</w:t>
-      </w:r>
-    </w:p>
-    <w:p>
-      <w:pPr>
-        <w:pStyle w:val="Heading2"/>
-      </w:pPr>
-      <w:r>
-        <w:rPr>
-          <w:lang w:val="gu_IN" w:bidi="gu_IN"/>
-        </w:rPr>
-        <w:t>## ખ્રિસ્તનું બીજું આગમન</w:t>
-      </w:r>
-    </w:p>
-    <w:p>
-      <w:pPr/>
-      <w:r>
-        <w:rPr>
-          <w:lang w:val="gu_IN" w:bidi="gu_IN"/>
-        </w:rPr>
-      </w:r>
-      <w:r>
-        <w:rPr>
-          <w:lang w:val="gu_IN" w:bidi="gu_IN"/>
-        </w:rPr>
-        <w:t xml:space="preserve">આ પ્રકરણમાં તેના બે પાસાઓમાં ખ્રિસ્તના બીજા આગમનનો પ્રથમ ઉલ્લેખ છે. પ્રથમ, પાઉલે ઉલ્લેખ કર્યો છે કે </w:t>
-      </w:r>
-      <w:hyperlink r:id="rId80">
-        <w:r>
-          <w:rPr>
-            <w:lang w:val="gu_IN" w:bidi="gu_IN"/>
-          </w:rPr>
-          <w:rPr>
-            <w:color w:val="0000EE"/>
-            <w:u w:val="single"/>
-          </w:rPr>
-          <w:t>2:16</w:t>
-        </w:r>
-      </w:hyperlink>
-      <w:r>
-        <w:rPr>
-          <w:lang w:val="gu_IN" w:bidi="gu_IN"/>
-        </w:rPr>
-        <w:t xml:space="preserve"> માં "તેમના પર ક્રોધ આવ્યો છે" વાક્યનો ઉપયોગ કરીને ખ્રિસ્તની મંડળીના સતાવનારાઓનો ન્યાય કરવામાં આવશે. આગળ, પાઉલ "આપ" અને "આનંદ" અને "ગૌરવ" વિશે વાત કરે છે જેઓ "ઉદ્ધાર પામશે" (જુઓ </w:t>
-      </w:r>
-      <w:hyperlink r:id="rId80">
-        <w:r>
-          <w:rPr>
-            <w:lang w:val="gu_IN" w:bidi="gu_IN"/>
-          </w:rPr>
-          <w:rPr>
-            <w:color w:val="0000EE"/>
-            <w:u w:val="single"/>
-          </w:rPr>
-          <w:t>2:16</w:t>
-        </w:r>
-      </w:hyperlink>
-      <w:r>
-        <w:rPr>
-          <w:lang w:val="gu_IN" w:bidi="gu_IN"/>
-        </w:rPr>
-        <w:t xml:space="preserve">) "આપણા પ્રભુની હાજરીમાં ઈસુ ખ્રિસ્ત તેના આગમન સમયે” (જુઓ </w:t>
-      </w:r>
-      <w:hyperlink r:id="rId39">
-        <w:r>
-          <w:rPr>
-            <w:lang w:val="gu_IN" w:bidi="gu_IN"/>
-          </w:rPr>
-          <w:rPr>
-            <w:color w:val="0000EE"/>
-            <w:u w:val="single"/>
-          </w:rPr>
-          <w:t>2:19–20</w:t>
-        </w:r>
-      </w:hyperlink>
-      <w:r>
-        <w:rPr>
-          <w:lang w:val="gu_IN" w:bidi="gu_IN"/>
-        </w:rPr>
-        <w:t>).</w:t>
-      </w:r>
-      <w:r>
-        <w:rPr>
-          <w:lang w:val="gu_IN" w:bidi="gu_IN"/>
-        </w:rPr>
-      </w:r>
-      <w:r>
-        <w:rPr>
-          <w:lang w:val="gu_IN" w:bidi="gu_IN"/>
-        </w:rPr>
-      </w:r>
-    </w:p>
-    <w:p>
-      <w:pPr/>
-      <w:r>
-        <w:rPr>
-          <w:lang w:val="gu_IN" w:bidi="gu_IN"/>
-        </w:rPr>
-      </w:r>
-    </w:p>
-    <w:p>
-      <w:pPr>
-        <w:pStyle w:val="Heading2"/>
-      </w:pPr>
-      <w:r>
-        <w:rPr>
-          <w:lang w:val="gu_IN" w:bidi="gu_IN"/>
-        </w:rPr>
-        <w:t>1 થેસ્સલોનિકીઓને - અધ્યાય 3 પ્રસ્તાવના</w:t>
-      </w:r>
-      <w:r>
-        <w:rPr>
-          <w:lang w:val="gu_IN" w:bidi="gu_IN"/>
-        </w:rPr>
-      </w:r>
-    </w:p>
-    <w:p>
-      <w:pPr>
-        <w:pStyle w:val="Heading2"/>
-      </w:pPr>
-      <w:r>
-        <w:rPr>
-          <w:lang w:val="gu_IN" w:bidi="gu_IN"/>
-        </w:rPr>
-        <w:t># ૧ થેસ્સાલોનિકીની રૂપરેખા ૩</w:t>
-      </w:r>
-    </w:p>
-    <w:p>
-      <w:pPr/>
-      <w:r>
-        <w:rPr>
-          <w:lang w:val="gu_IN" w:bidi="gu_IN"/>
-        </w:rPr>
-      </w:r>
-      <w:r>
-        <w:rPr>
-          <w:lang w:val="gu_IN" w:bidi="gu_IN"/>
-        </w:rPr>
-        <w:t>૧. તિમોથીની મુલાકાત (૩:૧–૫)</w:t>
-      </w:r>
-    </w:p>
-    <w:p>
-      <w:pPr>
-        <w:pStyle w:val="ListBullet"/>
-        <w:spacing w:line="240" w:lineRule="auto"/>
-        <w:ind w:left="720"/>
-      </w:pPr>
-      <w:r>
-        <w:rPr>
-          <w:lang w:val="gu_IN" w:bidi="gu_IN"/>
-        </w:rPr>
-      </w:r>
-      <w:r>
-        <w:rPr>
-          <w:lang w:val="gu_IN" w:bidi="gu_IN"/>
-        </w:rPr>
-        <w:t>પ્રેરિતાય ચિંતા (૩:૧–૨)</w:t>
-      </w:r>
-    </w:p>
-    <w:p>
-      <w:pPr>
-        <w:pStyle w:val="ListBullet"/>
-        <w:spacing w:line="240" w:lineRule="auto"/>
-        <w:ind w:left="720"/>
-      </w:pPr>
-      <w:r>
-        <w:rPr>
-          <w:lang w:val="gu_IN" w:bidi="gu_IN"/>
-        </w:rPr>
-      </w:r>
-      <w:r>
-        <w:rPr>
-          <w:lang w:val="gu_IN" w:bidi="gu_IN"/>
-        </w:rPr>
-        <w:t>પ્રેરિતાય પ્રોત્સાહન (૩:૩–૫)</w:t>
-      </w:r>
-    </w:p>
-    <w:p>
-      <w:pPr>
-        <w:pStyle w:val="ListNumber"/>
-        <w:numPr>
-          <w:ilvl w:val="0"/>
-          <w:numId w:val="17"/>
-        </w:numPr>
-        <w:spacing w:line="240" w:lineRule="auto"/>
-        <w:ind w:left="720"/>
-      </w:pPr>
-      <w:r>
-        <w:rPr>
-          <w:lang w:val="gu_IN" w:bidi="gu_IN"/>
-        </w:rPr>
-      </w:r>
-      <w:r>
-        <w:rPr>
-          <w:lang w:val="gu_IN" w:bidi="gu_IN"/>
-        </w:rPr>
-        <w:t>તિમોથીનો અહેવાલ (૩:૬–૧૩)</w:t>
-      </w:r>
-    </w:p>
-    <w:p>
-      <w:pPr>
-        <w:pStyle w:val="ListBullet"/>
-        <w:spacing w:line="240" w:lineRule="auto"/>
-        <w:ind w:left="720"/>
-      </w:pPr>
-      <w:r>
-        <w:rPr>
-          <w:lang w:val="gu_IN" w:bidi="gu_IN"/>
-        </w:rPr>
-      </w:r>
-      <w:r>
-        <w:rPr>
-          <w:lang w:val="gu_IN" w:bidi="gu_IN"/>
-        </w:rPr>
-        <w:t>સારા સમાચાર (૩:૬–૧૦)</w:t>
-      </w:r>
-    </w:p>
-    <w:p>
-      <w:pPr>
-        <w:pStyle w:val="ListBullet"/>
-        <w:spacing w:line="240" w:lineRule="auto"/>
-        <w:ind w:left="720"/>
-      </w:pPr>
-      <w:r>
-        <w:rPr>
-          <w:lang w:val="gu_IN" w:bidi="gu_IN"/>
-        </w:rPr>
-      </w:r>
-      <w:r>
-        <w:rPr>
-          <w:lang w:val="gu_IN" w:bidi="gu_IN"/>
-        </w:rPr>
-        <w:t>પ્રેરિતાય પ્રાર્થના (૩:૧૧–૧૩)</w:t>
-      </w:r>
-    </w:p>
-    <w:p>
-      <w:pPr>
-        <w:pStyle w:val="Heading2"/>
-      </w:pPr>
-      <w:r>
-        <w:rPr>
-          <w:lang w:val="gu_IN" w:bidi="gu_IN"/>
-        </w:rPr>
-        <w:t># માળખું અને ફોર્મેટિંગ</w:t>
-      </w:r>
-    </w:p>
-    <w:p>
-      <w:pPr/>
-      <w:r>
-        <w:rPr>
-          <w:lang w:val="gu_IN" w:bidi="gu_IN"/>
-        </w:rPr>
-      </w:r>
-      <w:r>
-        <w:rPr>
-          <w:lang w:val="gu_IN" w:bidi="gu_IN"/>
-        </w:rPr>
-        <w:t>આ પ્રકરણનો પ્રથમ ભાગ તિમોથીની મુલાકાતનું વર્ણન કરે છે થેસ્સાલોનિકા. બીજો ભાગ એથેન્સમાં પાઉલ અને સિલ્વાનુસને આપેલા તેમના અહેવાલ વિશે જણાવે છે. છેલ્લે, પ્રેરિતો થેસ્સાલોનિકી મંડળી વતી પ્રાર્થના કરે છે.</w:t>
-      </w:r>
-    </w:p>
-    <w:p>
-      <w:pPr>
-        <w:pStyle w:val="Heading2"/>
-      </w:pPr>
-      <w:r>
-        <w:rPr>
-          <w:lang w:val="gu_IN" w:bidi="gu_IN"/>
-        </w:rPr>
-        <w:t># “અમે” અને “તમે”</w:t>
-      </w:r>
-    </w:p>
-    <w:p>
-      <w:pPr/>
-      <w:r>
-        <w:rPr>
-          <w:lang w:val="gu_IN" w:bidi="gu_IN"/>
-        </w:rPr>
-      </w:r>
-      <w:r>
-        <w:rPr>
-          <w:lang w:val="gu_IN" w:bidi="gu_IN"/>
-        </w:rPr>
-        <w:t xml:space="preserve">આ પત્રમાં, </w:t>
-      </w:r>
-      <w:r>
-        <w:rPr>
-          <w:b/>
-          <w:lang w:val="gu_IN" w:bidi="gu_IN"/>
-        </w:rPr>
-        <w:t>અમે</w:t>
-      </w:r>
-      <w:r>
-        <w:rPr>
-          <w:lang w:val="gu_IN" w:bidi="gu_IN"/>
-        </w:rPr>
-        <w:t xml:space="preserve"> અને </w:t>
-      </w:r>
-      <w:r>
-        <w:rPr>
-          <w:b/>
-          <w:lang w:val="gu_IN" w:bidi="gu_IN"/>
-        </w:rPr>
-        <w:t>અમારા</w:t>
-      </w:r>
-      <w:r>
-        <w:rPr>
-          <w:lang w:val="gu_IN" w:bidi="gu_IN"/>
-        </w:rPr>
-        <w:t xml:space="preserve"> શબ્દો પાઉલ, સિલ્વાનુસ, અને તિમોથી, સિવાય કે અન્યથા નોંધવામાં આવે. આખા પત્રમાં, </w:t>
-      </w:r>
-      <w:r>
-        <w:rPr>
-          <w:b/>
-          <w:lang w:val="gu_IN" w:bidi="gu_IN"/>
-        </w:rPr>
-        <w:t>અમે</w:t>
-      </w:r>
-      <w:r>
-        <w:rPr>
-          <w:lang w:val="gu_IN" w:bidi="gu_IN"/>
-        </w:rPr>
-        <w:t xml:space="preserve"> અને </w:t>
-      </w:r>
-      <w:r>
-        <w:rPr>
-          <w:b/>
-          <w:lang w:val="gu_IN" w:bidi="gu_IN"/>
-        </w:rPr>
-        <w:t>આપણા</w:t>
-      </w:r>
-      <w:r>
-        <w:rPr>
-          <w:lang w:val="gu_IN" w:bidi="gu_IN"/>
-        </w:rPr>
-        <w:t>નો ઉપયોગ એ દર્શાવવા માટે થાય છે કે ત્રણેય પ્રેરિતો પત્ર સાથે સંમત છે.</w:t>
-      </w:r>
-    </w:p>
-    <w:p>
-      <w:pPr>
-        <w:pStyle w:val="Heading2"/>
-      </w:pPr>
-      <w:r>
-        <w:rPr>
-          <w:lang w:val="gu_IN" w:bidi="gu_IN"/>
-        </w:rPr>
-        <w:t># આ પ્રકરણમાં વિશેષ ખ્યાલો</w:t>
-      </w:r>
-    </w:p>
-    <w:p>
-      <w:pPr>
-        <w:pStyle w:val="Heading2"/>
-      </w:pPr>
-      <w:r>
-        <w:rPr>
-          <w:lang w:val="gu_IN" w:bidi="gu_IN"/>
-        </w:rPr>
-        <w:t>## રૂપક</w:t>
-      </w:r>
-    </w:p>
-    <w:p>
-      <w:pPr/>
-      <w:r>
-        <w:rPr>
-          <w:lang w:val="gu_IN" w:bidi="gu_IN"/>
-        </w:rPr>
-      </w:r>
-      <w:r>
-        <w:rPr>
-          <w:lang w:val="gu_IN" w:bidi="gu_IN"/>
-        </w:rPr>
-        <w:t xml:space="preserve">આ પ્રકરણમાં , પ્રેરિત પાઉલ </w:t>
-      </w:r>
-      <w:hyperlink r:id="rId81">
-        <w:r>
-          <w:rPr>
-            <w:lang w:val="gu_IN" w:bidi="gu_IN"/>
-          </w:rPr>
-          <w:rPr>
-            <w:color w:val="0000EE"/>
-            <w:u w:val="single"/>
-          </w:rPr>
-          <w:t>3:8</w:t>
-        </w:r>
-      </w:hyperlink>
-      <w:r>
-        <w:rPr>
-          <w:lang w:val="gu_IN" w:bidi="gu_IN"/>
-        </w:rPr>
-        <w:t xml:space="preserve"> માં “મક્કમ રહો” શબ્દનો ઉપયોગ સુવાર્તા પ્રત્યે વફાદારીના રૂપક તરીકે કરે છે, અને </w:t>
-      </w:r>
-      <w:hyperlink r:id="rId82">
-        <w:r>
-          <w:rPr>
-            <w:lang w:val="gu_IN" w:bidi="gu_IN"/>
-          </w:rPr>
-          <w:rPr>
-            <w:color w:val="0000EE"/>
-            <w:u w:val="single"/>
-          </w:rPr>
-          <w:t>3:3</w:t>
-        </w:r>
-      </w:hyperlink>
-      <w:r>
-        <w:rPr>
-          <w:lang w:val="gu_IN" w:bidi="gu_IN"/>
-        </w:rPr>
-        <w:t xml:space="preserve"> વફાદાર હોવાના વિરોધી તરીકે. (જુઓ: </w:t>
-      </w:r>
-      <w:r>
-        <w:rPr>
-          <w:lang w:val="gu_IN" w:bidi="gu_IN"/>
-        </w:rPr>
-        <w:t>વફાદાર (વિશ્વાસુ), વિશ્વસનીય, વિશ્વાસપાત્ર, અવિશ્વાસુ, બેવફાઈ</w:t>
-      </w:r>
-      <w:r>
-        <w:rPr>
-          <w:lang w:val="gu_IN" w:bidi="gu_IN"/>
-        </w:rPr>
-        <w:t>)</w:t>
-      </w:r>
-    </w:p>
-    <w:p>
-      <w:pPr/>
-      <w:r>
-        <w:rPr>
-          <w:lang w:val="gu_IN" w:bidi="gu_IN"/>
-        </w:rPr>
-      </w:r>
-      <w:r>
-        <w:rPr>
-          <w:lang w:val="gu_IN" w:bidi="gu_IN"/>
-        </w:rPr>
-        <w:t xml:space="preserve">એક ઇમારત રૂપકનો ઉપયોગ કરો, પ્રેરિતો પ્રાર્થના કરે છે કે દેવ થેસ્સાલોનિકી મંડળીના "હૃદય"ને "નિષ્કલંક" કરશે (જુઓ </w:t>
-      </w:r>
-      <w:hyperlink r:id="rId37">
-        <w:r>
-          <w:rPr>
-            <w:lang w:val="gu_IN" w:bidi="gu_IN"/>
-          </w:rPr>
-          <w:rPr>
-            <w:color w:val="0000EE"/>
-            <w:u w:val="single"/>
-          </w:rPr>
-          <w:t>3:13</w:t>
-        </w:r>
-      </w:hyperlink>
-      <w:r>
-        <w:rPr>
-          <w:lang w:val="gu_IN" w:bidi="gu_IN"/>
-        </w:rPr>
-        <w:t>).</w:t>
-      </w:r>
-    </w:p>
-    <w:p>
-      <w:pPr/>
-      <w:r>
-        <w:rPr>
-          <w:lang w:val="gu_IN" w:bidi="gu_IN"/>
-        </w:rPr>
-      </w:r>
-      <w:r>
-        <w:rPr>
-          <w:lang w:val="gu_IN" w:bidi="gu_IN"/>
-        </w:rPr>
-        <w:t xml:space="preserve">દેવના લોકોનો દુશ્મન, "શેતાન" (જુઓ </w:t>
-      </w:r>
-      <w:hyperlink r:id="rId13">
-        <w:r>
-          <w:rPr>
-            <w:lang w:val="gu_IN" w:bidi="gu_IN"/>
-          </w:rPr>
-          <w:rPr>
-            <w:color w:val="0000EE"/>
-            <w:u w:val="single"/>
-          </w:rPr>
-          <w:t>2:18</w:t>
-        </w:r>
-      </w:hyperlink>
-      <w:r>
-        <w:rPr>
-          <w:lang w:val="gu_IN" w:bidi="gu_IN"/>
-        </w:rPr>
-        <w:t xml:space="preserve">) અહીં "પ્રલોભન કરનાર" કહેવાય છે (જુઓ </w:t>
-      </w:r>
-      <w:hyperlink r:id="rId14">
-        <w:r>
-          <w:rPr>
-            <w:lang w:val="gu_IN" w:bidi="gu_IN"/>
-          </w:rPr>
-          <w:rPr>
-            <w:color w:val="0000EE"/>
-            <w:u w:val="single"/>
-          </w:rPr>
-          <w:t>3:5</w:t>
-        </w:r>
-      </w:hyperlink>
-      <w:r>
-        <w:rPr>
-          <w:lang w:val="gu_IN" w:bidi="gu_IN"/>
-        </w:rPr>
-        <w:t>).</w:t>
-      </w:r>
-    </w:p>
-    <w:p>
-      <w:pPr>
-        <w:pStyle w:val="Heading2"/>
-      </w:pPr>
-      <w:r>
-        <w:rPr>
-          <w:lang w:val="gu_IN" w:bidi="gu_IN"/>
-        </w:rPr>
-        <w:t>## અતિશય</w:t>
-      </w:r>
-    </w:p>
-    <w:p>
-      <w:pPr/>
-      <w:r>
-        <w:rPr>
-          <w:lang w:val="gu_IN" w:bidi="gu_IN"/>
-        </w:rPr>
-      </w:r>
-      <w:r>
-        <w:rPr>
-          <w:lang w:val="gu_IN" w:bidi="gu_IN"/>
-        </w:rPr>
-        <w:t xml:space="preserve">પાઉલ થેસ્સાલોનિકી મંડળીની તેમની સ્મૃતિ વિશે વાત કરતી વખતે ભાવનાત્મક અને આત્યંતિક ભાષાનો ઉપયોગ કરે છે. “હવે ટકી રહેવાનું નથી,” પ્રેરિતો અને ખાસ કરીને પાઉલ (જુઓ </w:t>
-      </w:r>
-      <w:hyperlink r:id="rId41">
-        <w:r>
-          <w:rPr>
-            <w:lang w:val="gu_IN" w:bidi="gu_IN"/>
-          </w:rPr>
-          <w:rPr>
-            <w:color w:val="0000EE"/>
-            <w:u w:val="single"/>
-          </w:rPr>
-          <w:t>3:1,5</w:t>
-        </w:r>
-      </w:hyperlink>
-      <w:r>
-        <w:rPr>
-          <w:lang w:val="gu_IN" w:bidi="gu_IN"/>
-        </w:rPr>
-        <w:t xml:space="preserve">) મંડળીની આધ્યાત્મિક સ્થિતિ વિશે જાણવાની ફરજ પાડે છે. પ્રેરિતોની પ્રાર્થનાની તીવ્રતા અને અવધિને "રાત અને દિવસ નિષ્ઠાપૂર્વક વિનંતી કરવી" તરીકે વર્ણવવામાં આવી છે (જુઓ </w:t>
-      </w:r>
-      <w:hyperlink r:id="rId44">
-        <w:r>
-          <w:rPr>
-            <w:lang w:val="gu_IN" w:bidi="gu_IN"/>
-          </w:rPr>
-          <w:rPr>
-            <w:color w:val="0000EE"/>
-            <w:u w:val="single"/>
-          </w:rPr>
-          <w:t>3:10</w:t>
-        </w:r>
-      </w:hyperlink>
-      <w:r>
-        <w:rPr>
-          <w:lang w:val="gu_IN" w:bidi="gu_IN"/>
-        </w:rPr>
-        <w:t>).</w:t>
-      </w:r>
-    </w:p>
-    <w:p>
-      <w:pPr>
-        <w:pStyle w:val="Heading2"/>
-      </w:pPr>
-      <w:r>
-        <w:rPr>
-          <w:lang w:val="gu_IN" w:bidi="gu_IN"/>
-        </w:rPr>
-        <w:t>## ખ્રિસ્તનું બીજું આગમન</w:t>
-      </w:r>
-    </w:p>
-    <w:p>
-      <w:pPr/>
-      <w:r>
-        <w:rPr>
-          <w:lang w:val="gu_IN" w:bidi="gu_IN"/>
-        </w:rPr>
-      </w:r>
-      <w:r>
-        <w:rPr>
-          <w:lang w:val="gu_IN" w:bidi="gu_IN"/>
-        </w:rPr>
-        <w:t xml:space="preserve">અહીં પ્રેરિતો પ્રાર્થના કરે છે કે જ્યારે ખ્રિસ્ત ફરીથી તેના બધા પવિત્ર લોકો અથવા "સંતો" સાથે આવશે ત્યારે થેસ્સાલોનિકી મંડળી પવિત્ર જાળવવામાં આવશે (જુઓ </w:t>
-      </w:r>
-      <w:hyperlink r:id="rId37">
-        <w:r>
-          <w:rPr>
-            <w:lang w:val="gu_IN" w:bidi="gu_IN"/>
-          </w:rPr>
-          <w:rPr>
-            <w:color w:val="0000EE"/>
-            <w:u w:val="single"/>
-          </w:rPr>
-          <w:t>3:13</w:t>
-        </w:r>
-      </w:hyperlink>
-      <w:r>
-        <w:rPr>
-          <w:lang w:val="gu_IN" w:bidi="gu_IN"/>
-        </w:rPr>
-        <w:t>)</w:t>
-      </w:r>
-      <w:r>
-        <w:rPr>
-          <w:lang w:val="gu_IN" w:bidi="gu_IN"/>
-        </w:rPr>
-      </w:r>
-      <w:r>
-        <w:rPr>
-          <w:lang w:val="gu_IN" w:bidi="gu_IN"/>
-        </w:rPr>
-      </w:r>
-    </w:p>
-    <w:p>
-      <w:pPr/>
-      <w:r>
-        <w:rPr>
-          <w:lang w:val="gu_IN" w:bidi="gu_IN"/>
-        </w:rPr>
-      </w:r>
-    </w:p>
-    <w:p>
-      <w:pPr>
-        <w:pStyle w:val="Heading2"/>
-      </w:pPr>
-      <w:r>
-        <w:rPr>
-          <w:lang w:val="gu_IN" w:bidi="gu_IN"/>
-        </w:rPr>
-        <w:t>1 થેસ્સલોનિકીઓને - અધ્યાય 4 પ્રસ્તાવના</w:t>
-      </w:r>
-      <w:r>
-        <w:rPr>
-          <w:lang w:val="gu_IN" w:bidi="gu_IN"/>
-        </w:rPr>
-      </w:r>
-    </w:p>
-    <w:p>
-      <w:pPr>
-        <w:pStyle w:val="Heading2"/>
-      </w:pPr>
-      <w:r>
-        <w:rPr>
-          <w:lang w:val="gu_IN" w:bidi="gu_IN"/>
-        </w:rPr>
-        <w:t># ૧ થેસ્સાલોનિકીની રૂપરેખા ૪</w:t>
-      </w:r>
-    </w:p>
-    <w:p>
-      <w:pPr>
-        <w:pStyle w:val="ListNumber"/>
-        <w:numPr>
-          <w:ilvl w:val="0"/>
-          <w:numId w:val="18"/>
-        </w:numPr>
-        <w:spacing w:line="240" w:lineRule="auto"/>
-        <w:ind w:left="720"/>
-      </w:pPr>
-      <w:r>
-        <w:rPr>
-          <w:lang w:val="gu_IN" w:bidi="gu_IN"/>
-        </w:rPr>
-      </w:r>
-      <w:r>
-        <w:rPr>
-          <w:lang w:val="gu_IN" w:bidi="gu_IN"/>
-        </w:rPr>
-        <w:t>પવિત્રતા પર પ્રેરિતાય ઉપદેશો (૪:૧–૮)</w:t>
-        <w:br/>
-      </w:r>
-      <w:r>
-        <w:rPr>
-          <w:lang w:val="gu_IN" w:bidi="gu_IN"/>
-        </w:rPr>
-        <w:t>૨. ખ્રિસ્તી પ્રેમ પર પ્રેરિતાય શિક્ષણ (૪:૯–૧૨)</w:t>
-      </w:r>
-    </w:p>
-    <w:p>
-      <w:pPr>
-        <w:pStyle w:val="ListBullet"/>
-        <w:spacing w:line="240" w:lineRule="auto"/>
-        <w:ind w:left="720"/>
-      </w:pPr>
-      <w:r>
-        <w:rPr>
-          <w:lang w:val="gu_IN" w:bidi="gu_IN"/>
-        </w:rPr>
-      </w:r>
-      <w:r>
-        <w:rPr>
-          <w:lang w:val="gu_IN" w:bidi="gu_IN"/>
-        </w:rPr>
-        <w:t>સ્મરણ (૪:૯–૧૦)</w:t>
-      </w:r>
-    </w:p>
-    <w:p>
-      <w:pPr>
-        <w:pStyle w:val="ListBullet"/>
-        <w:spacing w:line="240" w:lineRule="auto"/>
-        <w:ind w:left="720"/>
-      </w:pPr>
-      <w:r>
-        <w:rPr>
-          <w:lang w:val="gu_IN" w:bidi="gu_IN"/>
-        </w:rPr>
-      </w:r>
-      <w:r>
-        <w:rPr>
-          <w:lang w:val="gu_IN" w:bidi="gu_IN"/>
-        </w:rPr>
-        <w:t>વ્યસ્ત રહો (૪:૧૧–૧૨)</w:t>
-      </w:r>
-    </w:p>
-    <w:p>
-      <w:pPr>
-        <w:pStyle w:val="ListNumber"/>
-        <w:numPr>
-          <w:ilvl w:val="0"/>
-          <w:numId w:val="19"/>
-        </w:numPr>
-        <w:spacing w:line="240" w:lineRule="auto"/>
-        <w:ind w:left="720"/>
-      </w:pPr>
-      <w:r>
-        <w:rPr>
-          <w:lang w:val="gu_IN" w:bidi="gu_IN"/>
-        </w:rPr>
-      </w:r>
-      <w:r>
-        <w:rPr>
-          <w:lang w:val="gu_IN" w:bidi="gu_IN"/>
-        </w:rPr>
-        <w:t>ખ્રિસ્તના બીજા આગમનની રીત પર પ્રેરિતાય ઉપદેશો (૪:૧૩–૧૮)</w:t>
-      </w:r>
-    </w:p>
-    <w:p>
-      <w:pPr>
-        <w:pStyle w:val="Heading2"/>
-      </w:pPr>
-      <w:r>
-        <w:rPr>
-          <w:lang w:val="gu_IN" w:bidi="gu_IN"/>
-        </w:rPr>
-        <w:t># “અમે” અને “તમે”</w:t>
-      </w:r>
-    </w:p>
-    <w:p>
-      <w:pPr/>
-      <w:r>
-        <w:rPr>
-          <w:lang w:val="gu_IN" w:bidi="gu_IN"/>
-        </w:rPr>
-      </w:r>
-      <w:r>
-        <w:rPr>
-          <w:lang w:val="gu_IN" w:bidi="gu_IN"/>
-        </w:rPr>
-        <w:t xml:space="preserve">આ પત્રમાં, </w:t>
-      </w:r>
-      <w:r>
-        <w:rPr>
-          <w:b/>
-          <w:lang w:val="gu_IN" w:bidi="gu_IN"/>
-        </w:rPr>
-        <w:t>અમે</w:t>
-      </w:r>
-      <w:r>
-        <w:rPr>
-          <w:lang w:val="gu_IN" w:bidi="gu_IN"/>
-        </w:rPr>
-        <w:t xml:space="preserve"> અને </w:t>
-      </w:r>
-      <w:r>
-        <w:rPr>
-          <w:b/>
-          <w:lang w:val="gu_IN" w:bidi="gu_IN"/>
-        </w:rPr>
-        <w:t>આપણા</w:t>
-      </w:r>
-      <w:r>
-        <w:rPr>
-          <w:lang w:val="gu_IN" w:bidi="gu_IN"/>
-        </w:rPr>
-        <w:t xml:space="preserve"> શબ્દોનો સંદર્ભ આપે છે પાઉલ, સિલ્વાનુસ અને તિમોથી, સિવાય કે અન્યથા નોંધવામાં આવે. આખા પત્રમાં, </w:t>
-      </w:r>
-      <w:r>
-        <w:rPr>
-          <w:b/>
-          <w:lang w:val="gu_IN" w:bidi="gu_IN"/>
-        </w:rPr>
-        <w:t>અમે</w:t>
-      </w:r>
-      <w:r>
-        <w:rPr>
-          <w:lang w:val="gu_IN" w:bidi="gu_IN"/>
-        </w:rPr>
-        <w:t xml:space="preserve"> અને </w:t>
-      </w:r>
-      <w:r>
-        <w:rPr>
-          <w:b/>
-          <w:lang w:val="gu_IN" w:bidi="gu_IN"/>
-        </w:rPr>
-        <w:t>આપણા</w:t>
-      </w:r>
-      <w:r>
-        <w:rPr>
-          <w:lang w:val="gu_IN" w:bidi="gu_IN"/>
-        </w:rPr>
-        <w:t xml:space="preserve"> નો ઉપયોગ એ દર્શાવવા માટે થાય છે કે ત્રણેય પ્રેરિતો આ પત્ર સાથે સંમત છે.</w:t>
-      </w:r>
-    </w:p>
-    <w:p>
-      <w:pPr>
-        <w:pStyle w:val="Heading2"/>
-      </w:pPr>
-      <w:r>
-        <w:rPr>
-          <w:lang w:val="gu_IN" w:bidi="gu_IN"/>
-        </w:rPr>
-        <w:t># આ પ્રકરણમાં વિશેષ ખ્યાલો</w:t>
-      </w:r>
-    </w:p>
-    <w:p>
-      <w:pPr>
-        <w:pStyle w:val="Heading2"/>
-      </w:pPr>
-      <w:r>
-        <w:rPr>
-          <w:lang w:val="gu_IN" w:bidi="gu_IN"/>
-        </w:rPr>
-        <w:t>## ખ્રિસ્તી પ્રેમ</w:t>
-      </w:r>
-    </w:p>
-    <w:p>
-      <w:pPr/>
-      <w:r>
-        <w:rPr>
-          <w:lang w:val="gu_IN" w:bidi="gu_IN"/>
-        </w:rPr>
-      </w:r>
-      <w:r>
-        <w:rPr>
-          <w:lang w:val="gu_IN" w:bidi="gu_IN"/>
-        </w:rPr>
-        <w:t xml:space="preserve">ધ પ્રેરિતો ખ્રિસ્તી પ્રેમના વિષયને સંબોધિત કરો જેના વિશે થેસ્સાલોનિકી મંડળીએ અગાઉ પૂછ્યું હતું. પ્રેરિતોએ મંડળીને પ્રોત્સાહિત કર્યું કે તેઓ પહેલેથી જ સારી રીતે પ્રેમ કરી રહ્યા છે, અને તેઓએ આ પ્રથામાં વૃદ્ધિ કરવાનું ચાલુ રાખવું જોઈએ. પ્રેરિતો એકબીજા સાથે સુમેળમાં રહેવા અને તેમના પોતાના વ્યવસાયને ધ્યાનમાં રાખીને "ભાઈ-પ્રેમ" ને પણ જોડે છે, જેથી તેઓ બિન-ખ્રિસ્તીઓ માટે સારું ઉદાહરણ બની શકે (જુઓ </w:t>
-      </w:r>
-      <w:hyperlink r:id="rId58">
-        <w:r>
-          <w:rPr>
-            <w:lang w:val="gu_IN" w:bidi="gu_IN"/>
-          </w:rPr>
-          <w:rPr>
-            <w:color w:val="0000EE"/>
-            <w:u w:val="single"/>
-          </w:rPr>
-          <w:t>4:11–12</w:t>
-        </w:r>
-      </w:hyperlink>
-      <w:r>
-        <w:rPr>
-          <w:lang w:val="gu_IN" w:bidi="gu_IN"/>
-        </w:rPr>
-        <w:t xml:space="preserve">). તેઓ એ જાણવા માટે ઉત્સુક હતા કે જેઓ ખ્રિસ્ત પાછા ફર્યા તે પહેલાં મૃત્યુ પામ્યા હતા તેઓ દેવના રાજ્યનો ભાગ હશે કે નહીં. પાઉલ તે ચિંતાને </w:t>
-      </w:r>
-      <w:hyperlink r:id="rId55">
-        <w:r>
-          <w:rPr>
-            <w:lang w:val="gu_IN" w:bidi="gu_IN"/>
-          </w:rPr>
-          <w:rPr>
-            <w:color w:val="0000EE"/>
-            <w:u w:val="single"/>
-          </w:rPr>
-          <w:t>4:13–5:11</w:t>
-        </w:r>
-      </w:hyperlink>
-      <w:r>
-        <w:rPr>
-          <w:lang w:val="gu_IN" w:bidi="gu_IN"/>
-        </w:rPr>
-        <w:t xml:space="preserve"> માં સંબોધે છે.</w:t>
-      </w:r>
-    </w:p>
-    <w:p>
-      <w:pPr>
-        <w:pStyle w:val="Heading2"/>
-      </w:pPr>
-      <w:r>
-        <w:rPr>
-          <w:lang w:val="gu_IN" w:bidi="gu_IN"/>
-        </w:rPr>
-        <w:t>## ખ્રિસ્તના બીજા આગમનની રીત</w:t>
-      </w:r>
-    </w:p>
-    <w:p>
-      <w:pPr/>
-      <w:r>
-        <w:rPr>
-          <w:lang w:val="gu_IN" w:bidi="gu_IN"/>
-        </w:rPr>
-      </w:r>
-      <w:r>
-        <w:rPr>
-          <w:lang w:val="gu_IN" w:bidi="gu_IN"/>
-        </w:rPr>
-        <w:t xml:space="preserve">In </w:t>
-      </w:r>
-      <w:hyperlink r:id="rId55">
-        <w:r>
-          <w:rPr>
-            <w:lang w:val="gu_IN" w:bidi="gu_IN"/>
-          </w:rPr>
-          <w:rPr>
-            <w:color w:val="0000EE"/>
-            <w:u w:val="single"/>
-          </w:rPr>
-          <w:t>4:13–18</w:t>
-        </w:r>
-      </w:hyperlink>
-      <w:r>
-        <w:rPr>
-          <w:lang w:val="gu_IN" w:bidi="gu_IN"/>
-        </w:rPr>
-        <w:t xml:space="preserve">, પ્રેરિતો ખ્રિસ્તના બીજા આગમન સાથે સંબંધિત ઘટનાઓ વિશે શીખવે છે (જેને </w:t>
-      </w:r>
-      <w:hyperlink r:id="rId38">
-        <w:r>
-          <w:rPr>
-            <w:lang w:val="gu_IN" w:bidi="gu_IN"/>
-          </w:rPr>
-          <w:rPr>
-            <w:color w:val="0000EE"/>
-            <w:u w:val="single"/>
-          </w:rPr>
-          <w:t>5:2</w:t>
-        </w:r>
-      </w:hyperlink>
-      <w:r>
-        <w:rPr>
-          <w:lang w:val="gu_IN" w:bidi="gu_IN"/>
-        </w:rPr>
-        <w:t xml:space="preserve">) માં "પ્રભુનો દિવસ" કહેવાય છે). આ એટલા માટે છે કે થેસ્સાલોનિકીઓ "આ શબ્દોથી એકબીજાને દિલાસો આપી શકે" (જુઓ </w:t>
-      </w:r>
-      <w:hyperlink r:id="rId83">
-        <w:r>
-          <w:rPr>
-            <w:lang w:val="gu_IN" w:bidi="gu_IN"/>
-          </w:rPr>
-          <w:rPr>
-            <w:color w:val="0000EE"/>
-            <w:u w:val="single"/>
-          </w:rPr>
-          <w:t>4:18</w:t>
-        </w:r>
-      </w:hyperlink>
-      <w:r>
-        <w:rPr>
-          <w:lang w:val="gu_IN" w:bidi="gu_IN"/>
-        </w:rPr>
-        <w:t>.</w:t>
-      </w:r>
-    </w:p>
-    <w:p>
-      <w:pPr>
-        <w:pStyle w:val="Heading2"/>
-      </w:pPr>
-      <w:r>
-        <w:rPr>
-          <w:lang w:val="gu_IN" w:bidi="gu_IN"/>
-        </w:rPr>
-        <w:t># આ પ્રકરણમાં અનુવાદના મહત્વના મુદ્દા</w:t>
-      </w:r>
-    </w:p>
-    <w:p>
-      <w:pPr>
-        <w:pStyle w:val="Heading2"/>
-      </w:pPr>
-      <w:r>
-        <w:rPr>
-          <w:lang w:val="gu_IN" w:bidi="gu_IN"/>
-        </w:rPr>
-        <w:t>## જાતીય અનૈતિકતા</w:t>
-      </w:r>
-    </w:p>
-    <w:p>
-      <w:pPr/>
-      <w:r>
-        <w:rPr>
-          <w:lang w:val="gu_IN" w:bidi="gu_IN"/>
-        </w:rPr>
-      </w:r>
-      <w:r>
-        <w:rPr>
-          <w:lang w:val="gu_IN" w:bidi="gu_IN"/>
-        </w:rPr>
-        <w:t>વિવિધ સંસ્કૃતિઓમાં જાતીય નૈતિકતાના વિવિધ ધોરણો છે. આ વિવિધ સાંસ્કૃતિક ધોરણો આ ફ઼કરાનું ભાષાંતર કરવાનું મુશ્કેલ બનાવી શકે છે. અનુવાદકોએ આ સંવેદનશીલ મુદ્દાઓ પર વાતચીત કરવાની સૌથી યોગ્ય રીતને ધ્યાનમાં લેવી પડશે.</w:t>
-      </w:r>
-    </w:p>
-    <w:p>
-      <w:pPr>
-        <w:pStyle w:val="Heading2"/>
-      </w:pPr>
-      <w:r>
-        <w:rPr>
-          <w:lang w:val="gu_IN" w:bidi="gu_IN"/>
-        </w:rPr>
-        <w:t>## ખ્રિસ્તનું બીજું આગમન અને પ્રભુનો દિવસ</w:t>
-      </w:r>
-    </w:p>
-    <w:p>
-      <w:pPr/>
-      <w:r>
-        <w:rPr>
-          <w:lang w:val="gu_IN" w:bidi="gu_IN"/>
-        </w:rPr>
-      </w:r>
-      <w:r>
-        <w:rPr>
-          <w:lang w:val="gu_IN" w:bidi="gu_IN"/>
-        </w:rPr>
-        <w:t xml:space="preserve">બધા ખ્રિસ્તીઓ માને છે કે ઈસુ પૃથ્વી પર પાછા ફરશે અને બધા લોકોનો ન્યાય કરશે અને હંમેશ માટે શાસન કરશે. . જેમ કે નિસેન ક્રિડ (૩૮૧ એ.ડી.) કહે છે: "હું મૃતકોના પુનરુત્થાનની અને આવનારા યુગના જીવનની રાહ જોઉં છું." ખ્રિસ્ત અવતારી દેવ તરીકે એકવાર આવ્યો હતો અને પુનરુત્થાન કરાયેલ ન્યાયાધીશ તરીકે એકવાર પાછો આવશે.જો કે, ખ્રિસ્તીઓ </w:t>
-      </w:r>
-      <w:hyperlink r:id="rId55">
-        <w:r>
-          <w:rPr>
-            <w:lang w:val="gu_IN" w:bidi="gu_IN"/>
-          </w:rPr>
-          <w:rPr>
-            <w:color w:val="0000EE"/>
-            <w:u w:val="single"/>
-          </w:rPr>
-          <w:t>4:13–5:11</w:t>
-        </w:r>
-      </w:hyperlink>
-      <w:r>
-        <w:rPr>
-          <w:lang w:val="gu_IN" w:bidi="gu_IN"/>
-        </w:rPr>
-        <w:t xml:space="preserve"> માં સમજાવ્યા મુજબ "પ્રભુનું આગમન" અને [૫] માં "પ્રભુનો દિવસ" સમજવાની વિવિધ રીતો છે. </w:t>
-      </w:r>
-      <w:hyperlink r:id="rId38">
-        <w:r>
-          <w:rPr>
-            <w:lang w:val="gu_IN" w:bidi="gu_IN"/>
-          </w:rPr>
-          <w:rPr>
-            <w:color w:val="0000EE"/>
-            <w:u w:val="single"/>
-          </w:rPr>
-          <w:t>5:2</w:t>
-        </w:r>
-      </w:hyperlink>
-      <w:r>
-        <w:rPr>
-          <w:lang w:val="gu_IN" w:bidi="gu_IN"/>
-        </w:rPr>
-        <w:t>. કેટલાક માને છે કે તે એક અને સમાન ઘટના છે, પરંતુ અન્ય માને છે કે તે બે અલગ ઘટનાઓ છે. તમારા અનુવાદમાં કોઈ ચોક્કસ અર્થઘટનને પ્રોત્સાહન આપ્યા વિના ફક્ત આ પંક્તિઓમાં જે સ્પષ્ટ છે તે સ્પષ્ટપણે જણાવવું જોઈએ.</w:t>
-      </w:r>
-      <w:r>
-        <w:rPr>
-          <w:lang w:val="gu_IN" w:bidi="gu_IN"/>
-        </w:rPr>
-      </w:r>
-      <w:r>
-        <w:rPr>
-          <w:lang w:val="gu_IN" w:bidi="gu_IN"/>
-        </w:rPr>
-      </w:r>
-    </w:p>
-    <w:p>
-      <w:pPr/>
-      <w:r>
-        <w:rPr>
-          <w:lang w:val="gu_IN" w:bidi="gu_IN"/>
-        </w:rPr>
-      </w:r>
-    </w:p>
-    <w:p>
-      <w:pPr>
-        <w:pStyle w:val="Heading2"/>
-      </w:pPr>
-      <w:r>
-        <w:rPr>
-          <w:lang w:val="gu_IN" w:bidi="gu_IN"/>
-        </w:rPr>
-        <w:t>1 થેસ્સલોનિકીઓને - અધ્યાય 5 પ્રસ્તાવના</w:t>
-      </w:r>
-      <w:r>
-        <w:rPr>
-          <w:lang w:val="gu_IN" w:bidi="gu_IN"/>
-        </w:rPr>
-      </w:r>
-    </w:p>
-    <w:p>
-      <w:pPr>
-        <w:pStyle w:val="Heading2"/>
-      </w:pPr>
-      <w:r>
-        <w:rPr>
-          <w:lang w:val="gu_IN" w:bidi="gu_IN"/>
-        </w:rPr>
-        <w:t># ૧ થેસ્સાલોનિકીની રૂપરેખા ૫</w:t>
-      </w:r>
-    </w:p>
-    <w:p>
-      <w:pPr>
-        <w:pStyle w:val="ListNumber"/>
-        <w:numPr>
-          <w:ilvl w:val="0"/>
-          <w:numId w:val="20"/>
-        </w:numPr>
-        <w:spacing w:line="240" w:lineRule="auto"/>
-        <w:ind w:left="720"/>
-      </w:pPr>
-      <w:r>
-        <w:rPr>
-          <w:lang w:val="gu_IN" w:bidi="gu_IN"/>
-        </w:rPr>
-      </w:r>
-      <w:r>
-        <w:rPr>
-          <w:lang w:val="gu_IN" w:bidi="gu_IN"/>
-        </w:rPr>
-        <w:t>ખ્રિસ્તના બીજા આગમન પર પ્રેરિતાય ઉપદેશો (૫:૧–૧૦)</w:t>
-      </w:r>
-    </w:p>
-    <w:p>
-      <w:pPr>
-        <w:pStyle w:val="ListBullet"/>
-        <w:spacing w:line="240" w:lineRule="auto"/>
-        <w:ind w:left="720"/>
-      </w:pPr>
-      <w:r>
-        <w:rPr>
-          <w:lang w:val="gu_IN" w:bidi="gu_IN"/>
-        </w:rPr>
-      </w:r>
-      <w:r>
-        <w:rPr>
-          <w:lang w:val="gu_IN" w:bidi="gu_IN"/>
-        </w:rPr>
-        <w:t>સમય (૫:૧–૩)</w:t>
-      </w:r>
-    </w:p>
-    <w:p>
-      <w:pPr>
-        <w:pStyle w:val="ListBullet"/>
-        <w:spacing w:line="240" w:lineRule="auto"/>
-        <w:ind w:left="720"/>
-      </w:pPr>
-      <w:r>
-        <w:rPr>
-          <w:lang w:val="gu_IN" w:bidi="gu_IN"/>
-        </w:rPr>
-      </w:r>
-      <w:r>
-        <w:rPr>
-          <w:lang w:val="gu_IN" w:bidi="gu_IN"/>
-        </w:rPr>
-        <w:t>તૈયારી (૫:૪–૮)</w:t>
-      </w:r>
-    </w:p>
-    <w:p>
-      <w:pPr>
-        <w:pStyle w:val="ListBullet"/>
-        <w:spacing w:line="240" w:lineRule="auto"/>
-        <w:ind w:left="720"/>
-      </w:pPr>
-      <w:r>
-        <w:rPr>
-          <w:lang w:val="gu_IN" w:bidi="gu_IN"/>
-        </w:rPr>
-      </w:r>
-      <w:r>
-        <w:rPr>
-          <w:lang w:val="gu_IN" w:bidi="gu_IN"/>
-        </w:rPr>
-        <w:t>દેવની યોજના (૫:૯–૧૦)</w:t>
-      </w:r>
-    </w:p>
-    <w:p>
-      <w:pPr>
-        <w:pStyle w:val="ListNumber"/>
-        <w:numPr>
-          <w:ilvl w:val="0"/>
-          <w:numId w:val="21"/>
-        </w:numPr>
-        <w:spacing w:line="240" w:lineRule="auto"/>
-        <w:ind w:left="720"/>
-      </w:pPr>
-      <w:r>
-        <w:rPr>
-          <w:lang w:val="gu_IN" w:bidi="gu_IN"/>
-        </w:rPr>
-      </w:r>
-      <w:r>
-        <w:rPr>
-          <w:lang w:val="gu_IN" w:bidi="gu_IN"/>
-        </w:rPr>
-        <w:t>અંતિમ સૂચનાઓ (૫:૧૧–૨૮)</w:t>
-      </w:r>
-    </w:p>
-    <w:p>
-      <w:pPr>
-        <w:pStyle w:val="ListBullet"/>
-        <w:spacing w:line="240" w:lineRule="auto"/>
-        <w:ind w:left="720"/>
-      </w:pPr>
-      <w:r>
-        <w:rPr>
-          <w:lang w:val="gu_IN" w:bidi="gu_IN"/>
-        </w:rPr>
-      </w:r>
-      <w:r>
-        <w:rPr>
-          <w:lang w:val="gu_IN" w:bidi="gu_IN"/>
-        </w:rPr>
-        <w:t>અંતિમ આદેશો (૫:૧૧–૨૨)</w:t>
-      </w:r>
-    </w:p>
-    <w:p>
-      <w:pPr>
-        <w:pStyle w:val="ListBullet"/>
-        <w:spacing w:line="240" w:lineRule="auto"/>
-        <w:ind w:left="720"/>
-      </w:pPr>
-      <w:r>
-        <w:rPr>
-          <w:lang w:val="gu_IN" w:bidi="gu_IN"/>
-        </w:rPr>
-      </w:r>
-      <w:r>
-        <w:rPr>
-          <w:lang w:val="gu_IN" w:bidi="gu_IN"/>
-        </w:rPr>
-        <w:t>અંતિમ પ્રાર્થના (૫:૨૩–૨૪)</w:t>
-      </w:r>
-    </w:p>
-    <w:p>
-      <w:pPr>
-        <w:pStyle w:val="ListBullet"/>
-        <w:spacing w:line="240" w:lineRule="auto"/>
-        <w:ind w:left="720"/>
-      </w:pPr>
-      <w:r>
-        <w:rPr>
-          <w:lang w:val="gu_IN" w:bidi="gu_IN"/>
-        </w:rPr>
-      </w:r>
-      <w:r>
-        <w:rPr>
-          <w:lang w:val="gu_IN" w:bidi="gu_IN"/>
-        </w:rPr>
-        <w:t>અંતિમ અપીલ (૫:૨૫–૨૭)</w:t>
-      </w:r>
-    </w:p>
-    <w:p>
-      <w:pPr>
-        <w:pStyle w:val="ListBullet"/>
-        <w:spacing w:line="240" w:lineRule="auto"/>
-        <w:ind w:left="720"/>
-      </w:pPr>
-      <w:r>
-        <w:rPr>
-          <w:lang w:val="gu_IN" w:bidi="gu_IN"/>
-        </w:rPr>
-      </w:r>
-      <w:r>
-        <w:rPr>
-          <w:lang w:val="gu_IN" w:bidi="gu_IN"/>
-        </w:rPr>
-        <w:t>અંતિમ આશીર્વાદ (૫:૨૫–27)</w:t>
-      </w:r>
-    </w:p>
-    <w:p>
-      <w:pPr>
-        <w:pStyle w:val="Heading2"/>
-      </w:pPr>
-      <w:r>
-        <w:rPr>
-          <w:lang w:val="gu_IN" w:bidi="gu_IN"/>
-        </w:rPr>
-        <w:t># માળખું અને ફોર્મેટિંગ</w:t>
-      </w:r>
-    </w:p>
-    <w:p>
-      <w:pPr/>
-      <w:r>
-        <w:rPr>
-          <w:lang w:val="gu_IN" w:bidi="gu_IN"/>
-        </w:rPr>
-      </w:r>
-      <w:r>
-        <w:rPr>
-          <w:lang w:val="gu_IN" w:bidi="gu_IN"/>
-        </w:rPr>
-        <w:t>પાઉલ તેના પત્રને એ રીતે સમાપ્ત કરે છે જે પ્રાચીન નજીકના પૂર્વના અક્ષરોની લાક્ષણિકતા હતી.</w:t>
-      </w:r>
-    </w:p>
-    <w:p>
-      <w:pPr>
-        <w:pStyle w:val="Heading2"/>
-      </w:pPr>
-      <w:r>
-        <w:rPr>
-          <w:lang w:val="gu_IN" w:bidi="gu_IN"/>
-        </w:rPr>
-        <w:t># “અમે” અને “તમે”</w:t>
-      </w:r>
-    </w:p>
-    <w:p>
-      <w:pPr/>
-      <w:r>
-        <w:rPr>
-          <w:lang w:val="gu_IN" w:bidi="gu_IN"/>
-        </w:rPr>
-      </w:r>
-      <w:r>
-        <w:rPr>
-          <w:lang w:val="gu_IN" w:bidi="gu_IN"/>
-        </w:rPr>
-        <w:t xml:space="preserve">આ પત્રમાં, શબ્દો * </w:t>
-      </w:r>
-      <w:r>
-        <w:rPr>
-          <w:i/>
-          <w:lang w:val="gu_IN" w:bidi="gu_IN"/>
-        </w:rPr>
-        <w:t>અમે</w:t>
-      </w:r>
-      <w:r>
-        <w:rPr>
-          <w:lang w:val="gu_IN" w:bidi="gu_IN"/>
-        </w:rPr>
-        <w:t xml:space="preserve">* અને </w:t>
-      </w:r>
-      <w:r>
-        <w:rPr>
-          <w:b/>
-          <w:lang w:val="gu_IN" w:bidi="gu_IN"/>
-        </w:rPr>
-        <w:t>આપણા</w:t>
-      </w:r>
-      <w:r>
-        <w:rPr>
-          <w:lang w:val="gu_IN" w:bidi="gu_IN"/>
-        </w:rPr>
-        <w:t xml:space="preserve"> પાઉલ, સિલ્વાનુસ અને તિમોથીનો સંદર્ભ આપીએ છીએ, સિવાય કે અન્યથા નોંધવામાં આવે. આખા પત્રમાં, </w:t>
-      </w:r>
-      <w:r>
-        <w:rPr>
-          <w:b/>
-          <w:lang w:val="gu_IN" w:bidi="gu_IN"/>
-        </w:rPr>
-        <w:t>અમે</w:t>
-      </w:r>
-      <w:r>
-        <w:rPr>
-          <w:lang w:val="gu_IN" w:bidi="gu_IN"/>
-        </w:rPr>
-        <w:t xml:space="preserve"> અને </w:t>
-      </w:r>
-      <w:r>
-        <w:rPr>
-          <w:b/>
-          <w:lang w:val="gu_IN" w:bidi="gu_IN"/>
-        </w:rPr>
-        <w:t>અમારા</w:t>
-      </w:r>
-      <w:r>
-        <w:rPr>
-          <w:lang w:val="gu_IN" w:bidi="gu_IN"/>
-        </w:rPr>
-        <w:t xml:space="preserve"> નો ઉપયોગ એ દર્શાવવા માટે થાય છે કે ત્રણેય પ્રેરિતો પત્ર સાથે સંમત છે.</w:t>
-      </w:r>
-    </w:p>
-    <w:p>
-      <w:pPr>
-        <w:pStyle w:val="Heading2"/>
-      </w:pPr>
-      <w:r>
-        <w:rPr>
-          <w:lang w:val="gu_IN" w:bidi="gu_IN"/>
-        </w:rPr>
-        <w:t># આ પ્રકરણમાં વિશેષ ખ્યાલો</w:t>
-      </w:r>
-    </w:p>
-    <w:p>
-      <w:pPr>
-        <w:pStyle w:val="Heading2"/>
-      </w:pPr>
-      <w:r>
-        <w:rPr>
-          <w:lang w:val="gu_IN" w:bidi="gu_IN"/>
-        </w:rPr>
-        <w:t>## રૂઢિપ્રયોગ</w:t>
-      </w:r>
-    </w:p>
-    <w:p>
-      <w:pPr>
-        <w:pStyle w:val="Heading2"/>
-      </w:pPr>
-      <w:r>
-        <w:rPr>
-          <w:lang w:val="gu_IN" w:bidi="gu_IN"/>
-        </w:rPr>
-        <w:t>## # પ્રભુનો દિવસ</w:t>
-      </w:r>
-    </w:p>
-    <w:p>
-      <w:pPr/>
-      <w:r>
-        <w:rPr>
-          <w:lang w:val="gu_IN" w:bidi="gu_IN"/>
-        </w:rPr>
-      </w:r>
-      <w:r>
-        <w:rPr>
-          <w:lang w:val="gu_IN" w:bidi="gu_IN"/>
-        </w:rPr>
-        <w:t xml:space="preserve">"પ્રભુનો દિવસ" એ દેવના લોકો માટે અંતિમ મુક્તિ અને દેવના દુશ્મનો માટે અંતિમ ચુકાદા માટેનો રૂઢિપ્રયોગ છે. "દિવસ" એ સમય ગાળા માટે રૂપક છે. આમ, આવનાર “પ્રભુનો દિવસ” નો ચોક્કસ સમય જગત માટે આશ્ચર્યજનક હશે. "રાત્રે ચોર જેવું" ઉપમા આ આશ્ચર્યજનક સમયનો સંદર્ભ આપે છે. આ કારણે, ખ્રિસ્તીઓએ દેવ અને અન્ય લોકો પ્રત્યે વિશ્વાસ, આશા અને પ્રેમ સાથે જીવીને દેવના આગમન માટે તૈયારી કરવી જોઈએ </w:t>
-      </w:r>
-      <w:hyperlink r:id="rId64">
-        <w:r>
-          <w:rPr>
-            <w:lang w:val="gu_IN" w:bidi="gu_IN"/>
-          </w:rPr>
-          <w:rPr>
-            <w:color w:val="0000EE"/>
-            <w:u w:val="single"/>
-          </w:rPr>
-          <w:t>5:8</w:t>
-        </w:r>
-      </w:hyperlink>
-      <w:r>
-        <w:rPr>
-          <w:lang w:val="gu_IN" w:bidi="gu_IN"/>
-        </w:rPr>
-        <w:t xml:space="preserve">. (જુઓ: </w:t>
-      </w:r>
-      <w:r>
-        <w:rPr>
-          <w:lang w:val="gu_IN" w:bidi="gu_IN"/>
-        </w:rPr>
-        <w:t>પ્રભુનો દિવસ, યહોવાનો દિવસ</w:t>
-      </w:r>
-      <w:r>
-        <w:rPr>
-          <w:lang w:val="gu_IN" w:bidi="gu_IN"/>
-        </w:rPr>
-        <w:t>)</w:t>
-      </w:r>
-    </w:p>
-    <w:p>
-      <w:pPr>
-        <w:pStyle w:val="Heading2"/>
-      </w:pPr>
-      <w:r>
-        <w:rPr>
-          <w:lang w:val="gu_IN" w:bidi="gu_IN"/>
-        </w:rPr>
-        <w:t>## સમાન</w:t>
-      </w:r>
-    </w:p>
-    <w:p>
-      <w:pPr>
-        <w:pStyle w:val="Heading2"/>
-      </w:pPr>
-      <w:r>
-        <w:rPr>
-          <w:lang w:val="gu_IN" w:bidi="gu_IN"/>
-        </w:rPr>
-        <w:t>#### ચોરની જેમ</w:t>
-      </w:r>
-    </w:p>
-    <w:p>
-      <w:pPr/>
-      <w:r>
-        <w:rPr>
-          <w:lang w:val="gu_IN" w:bidi="gu_IN"/>
-        </w:rPr>
-      </w:r>
-      <w:r>
-        <w:rPr>
-          <w:lang w:val="gu_IN" w:bidi="gu_IN"/>
-        </w:rPr>
-        <w:t xml:space="preserve">આ ઉપમા "રાત્રે ચોર જેવું" આ આશ્ચર્યજનક સમયનો સંદર્ભ આપે છે. આ કારણે, ખ્રિસ્તીઓએ દેવ અને અન્ય લોકો પ્રત્યે વિશ્વાસ, આશા અને પ્રેમ સાથે જીવીને દેવના આગમન માટે તૈયારી કરવી જોઈએ </w:t>
-      </w:r>
-      <w:hyperlink r:id="rId64">
-        <w:r>
-          <w:rPr>
-            <w:lang w:val="gu_IN" w:bidi="gu_IN"/>
-          </w:rPr>
-          <w:rPr>
-            <w:color w:val="0000EE"/>
-            <w:u w:val="single"/>
-          </w:rPr>
-          <w:t>5:8</w:t>
-        </w:r>
-      </w:hyperlink>
-      <w:r>
-        <w:rPr>
-          <w:lang w:val="gu_IN" w:bidi="gu_IN"/>
-        </w:rPr>
-        <w:t xml:space="preserve">. (જુઓ: </w:t>
-      </w:r>
-      <w:r>
-        <w:rPr>
-          <w:lang w:val="gu_IN" w:bidi="gu_IN"/>
-        </w:rPr>
-        <w:t>ઉપમા</w:t>
-      </w:r>
-      <w:r>
-        <w:rPr>
-          <w:lang w:val="gu_IN" w:bidi="gu_IN"/>
-        </w:rPr>
-        <w:t>)</w:t>
-      </w:r>
-    </w:p>
-    <w:p>
-      <w:pPr>
-        <w:pStyle w:val="Heading2"/>
-      </w:pPr>
-      <w:r>
-        <w:rPr>
-          <w:lang w:val="gu_IN" w:bidi="gu_IN"/>
-        </w:rPr>
-        <w:t>## રૂપક</w:t>
-      </w:r>
-    </w:p>
-    <w:p>
-      <w:pPr>
-        <w:pStyle w:val="Heading2"/>
-      </w:pPr>
-      <w:r>
-        <w:rPr>
-          <w:lang w:val="gu_IN" w:bidi="gu_IN"/>
-        </w:rPr>
-        <w:t>### દિવસ અને રાત, પ્રકાશ અને અંધકાર</w:t>
-      </w:r>
-    </w:p>
-    <w:p>
-      <w:pPr/>
-      <w:r>
-        <w:rPr>
-          <w:lang w:val="gu_IN" w:bidi="gu_IN"/>
-        </w:rPr>
-      </w:r>
-      <w:r>
-        <w:rPr>
-          <w:lang w:val="gu_IN" w:bidi="gu_IN"/>
-        </w:rPr>
-        <w:t xml:space="preserve">પ્રેરિતો સમગ્ર </w:t>
-      </w:r>
-      <w:hyperlink r:id="rId63">
-        <w:r>
-          <w:rPr>
-            <w:lang w:val="gu_IN" w:bidi="gu_IN"/>
-          </w:rPr>
-          <w:rPr>
-            <w:color w:val="0000EE"/>
-            <w:u w:val="single"/>
-          </w:rPr>
-          <w:t>૫:૧–૧૧</w:t>
-        </w:r>
-      </w:hyperlink>
-      <w:r>
-        <w:rPr>
-          <w:lang w:val="gu_IN" w:bidi="gu_IN"/>
-        </w:rPr>
-        <w:t xml:space="preserve"> માં ઘણા રૂપકો વાપરે છે. “રાત,” “અંધકાર,” “નશામાં,” “ઊંઘ” એ બધા આધ્યાત્મિક અજ્ઞાનતા અથવા તત્પરતાના અભાવ વિશેના રૂપકો છે. “દિવસ,” “પ્રકાશ,” “શાંત,” “જાગવું” એ આધ્યાત્મિક જાગૃતિ અને તત્પરતા વિશેના બધા રૂપકો છે.</w:t>
-      </w:r>
-    </w:p>
-    <w:p>
-      <w:pPr>
-        <w:pStyle w:val="Heading2"/>
-      </w:pPr>
-      <w:r>
-        <w:rPr>
-          <w:lang w:val="gu_IN" w:bidi="gu_IN"/>
-        </w:rPr>
-        <w:t>### હાથિયાર</w:t>
-      </w:r>
-    </w:p>
-    <w:p>
-      <w:pPr/>
-      <w:r>
-        <w:rPr>
-          <w:lang w:val="gu_IN" w:bidi="gu_IN"/>
-        </w:rPr>
-      </w:r>
-      <w:r>
-        <w:rPr>
-          <w:lang w:val="gu_IN" w:bidi="gu_IN"/>
-        </w:rPr>
-        <w:t xml:space="preserve">અહીં, પ્રેરિતો થેસ્સાલો્નિકન મંડળીને તૈયાર રહેવાની વિનંતી કરવા લશ્કરી રૂપકનો ઉપયોગ કરે છે. "પ્રભુના દિવસે" ખ્રિસ્તનું બીજું આગમન. જેમ સૈનિકોએ હંમેશા સશસ્ત્ર અને લડવા માટે તૈયાર રહેવું જોઈએ, તેવી જ રીતે ખ્રિસ્તીએ ખ્રિસ્તના પુનરાગમન માટે તૈયાર રહેવું જોઈએ. વફાદારી અને પ્રેમને છાતીના પાટિયા સાથે સરખાવવામાં આવે છે, અને ઉધ્ધારની આશાનો ટોપ સાથે સરખાવી છે </w:t>
-      </w:r>
-      <w:hyperlink r:id="rId64">
-        <w:r>
-          <w:rPr>
-            <w:lang w:val="gu_IN" w:bidi="gu_IN"/>
-          </w:rPr>
-          <w:rPr>
-            <w:color w:val="0000EE"/>
-            <w:u w:val="single"/>
-          </w:rPr>
-          <w:t>5:8</w:t>
-        </w:r>
-      </w:hyperlink>
-      <w:r>
-        <w:rPr>
-          <w:lang w:val="gu_IN" w:bidi="gu_IN"/>
-        </w:rPr>
-        <w:t>.</w:t>
-      </w:r>
-    </w:p>
-    <w:p>
-      <w:pPr>
-        <w:pStyle w:val="Heading2"/>
-      </w:pPr>
-      <w:r>
-        <w:rPr>
-          <w:lang w:val="gu_IN" w:bidi="gu_IN"/>
-        </w:rPr>
-        <w:t>### ભવિષ્યવાણી</w:t>
-      </w:r>
-    </w:p>
-    <w:p>
-      <w:pPr/>
-      <w:r>
-        <w:rPr>
-          <w:lang w:val="gu_IN" w:bidi="gu_IN"/>
-        </w:rPr>
-      </w:r>
-      <w:r>
-        <w:rPr>
-          <w:lang w:val="gu_IN" w:bidi="gu_IN"/>
-        </w:rPr>
-        <w:t xml:space="preserve">જેઓ "ભવિષ્યવાણીઓને ધિક્કારે છે" </w:t>
-      </w:r>
-      <w:hyperlink r:id="rId74">
-        <w:r>
-          <w:rPr>
-            <w:lang w:val="gu_IN" w:bidi="gu_IN"/>
-          </w:rPr>
-          <w:rPr>
-            <w:color w:val="0000EE"/>
-            <w:u w:val="single"/>
-          </w:rPr>
-          <w:t>5:20</w:t>
-        </w:r>
-      </w:hyperlink>
-      <w:r>
-        <w:rPr>
-          <w:lang w:val="gu_IN" w:bidi="gu_IN"/>
-        </w:rPr>
-        <w:t xml:space="preserve"> માં "આત્માને હોલવવું" કહેવાય છે. મંડળીમાં પવિત્ર આત્માના માર્ગદર્શનને અવરોધવાનો પ્રયાસ કરવા માટે આ એક રૂપક છે. બધી ભવિષ્યવાણીઓ પ્રેરિતાય શિક્ષણનું પાલન કરે છે કે કેમ તે નિર્ધારિત કરવા માટે તપાસ અને પરીક્ષણ કરવામાં આવે છે </w:t>
-      </w:r>
-      <w:hyperlink r:id="rId84">
-        <w:r>
-          <w:rPr>
-            <w:lang w:val="gu_IN" w:bidi="gu_IN"/>
-          </w:rPr>
-          <w:rPr>
-            <w:color w:val="0000EE"/>
-            <w:u w:val="single"/>
-          </w:rPr>
-          <w:t>5:21</w:t>
-        </w:r>
-      </w:hyperlink>
-      <w:r>
-        <w:rPr>
-          <w:lang w:val="gu_IN" w:bidi="gu_IN"/>
-        </w:rPr>
-        <w:t>. બધી ભવિષ્યવાણીઓ કે જે પ્રેરિત શિક્ષણ સાથે સંમત સાબિત થાય છે, તે સારી તરીકે જાળવી રાખવાની છે 5:21–22.</w:t>
-      </w:r>
-    </w:p>
-    <w:p>
-      <w:pPr>
-        <w:pStyle w:val="Heading2"/>
-      </w:pPr>
-      <w:r>
-        <w:rPr>
-          <w:lang w:val="gu_IN" w:bidi="gu_IN"/>
-        </w:rPr>
-        <w:t>## ખ્રિસ્તી નેતૃત્વને સમર્પણ</w:t>
-      </w:r>
-    </w:p>
-    <w:p>
-      <w:pPr/>
-      <w:r>
-        <w:rPr>
-          <w:lang w:val="gu_IN" w:bidi="gu_IN"/>
-        </w:rPr>
-      </w:r>
-      <w:r>
-        <w:rPr>
-          <w:lang w:val="gu_IN" w:bidi="gu_IN"/>
-        </w:rPr>
-        <w:t xml:space="preserve">ધ પ્રેરિતો થેસ્સાલોનિકી મંડળીની સુખાકારી અને આધ્યાત્મિક સલામતીને તેમના આગેવાનોની આજ્ઞાપાલન સાથે જોડે છે.. ખ્રિસ્તી આગેવાનોને મંડળી દ્વારા માન્યતા અને પ્રેમાળ આદર આપવામાં આવે છે </w:t>
-      </w:r>
-      <w:hyperlink r:id="rId85">
-        <w:r>
-          <w:rPr>
-            <w:lang w:val="gu_IN" w:bidi="gu_IN"/>
-          </w:rPr>
-          <w:rPr>
-            <w:color w:val="0000EE"/>
-            <w:u w:val="single"/>
-          </w:rPr>
-          <w:t>5:26</w:t>
-        </w:r>
-      </w:hyperlink>
-      <w:r>
-        <w:rPr>
-          <w:lang w:val="gu_IN" w:bidi="gu_IN"/>
-        </w:rPr>
-        <w:t>.</w:t>
-      </w:r>
-    </w:p>
-    <w:p>
-      <w:pPr>
-        <w:pStyle w:val="Heading2"/>
-      </w:pPr>
-      <w:r>
-        <w:rPr>
-          <w:lang w:val="gu_IN" w:bidi="gu_IN"/>
-        </w:rPr>
-        <w:t>## પવિત્ર ચુંબન</w:t>
-      </w:r>
-    </w:p>
-    <w:p>
-      <w:pPr/>
-      <w:r>
-        <w:rPr>
-          <w:lang w:val="gu_IN" w:bidi="gu_IN"/>
-        </w:rPr>
-      </w:r>
-      <w:r>
-        <w:rPr>
-          <w:lang w:val="gu_IN" w:bidi="gu_IN"/>
-        </w:rPr>
-        <w:t xml:space="preserve">આ ધાર્મિક વિધિ દરમિયાન ગાલ પર શાંતિના ચુંબનની આપલે કરવાની પ્રાચીન પ્રથાનો સંદર્ભ આપે છે. વિવિધ સંસ્કૃતિઓમાં યોગ્ય શારીરિક સંપર્કના વિવિધ ધોરણો હોય છે. આ વિવિધ સાંસ્કૃતિક ધોરણો આ ફ઼કરાનું ભાષાંતર કરવાનું મુશ્કેલ બનાવી શકે છે. અનુવાદકોએ આ સંવેદનશીલ મુદ્દાને </w:t>
-      </w:r>
-      <w:hyperlink r:id="rId85">
-        <w:r>
-          <w:rPr>
-            <w:lang w:val="gu_IN" w:bidi="gu_IN"/>
-          </w:rPr>
-          <w:rPr>
-            <w:color w:val="0000EE"/>
-            <w:u w:val="single"/>
-          </w:rPr>
-          <w:t>૫:૨૬</w:t>
-        </w:r>
-      </w:hyperlink>
-      <w:r>
-        <w:rPr>
-          <w:lang w:val="gu_IN" w:bidi="gu_IN"/>
-        </w:rPr>
-        <w:t xml:space="preserve"> સંચાર કરવાની સૌથી યોગ્ય રીતને ધ્યાનમાં લેવી પડશે.</w:t>
       </w:r>
       <w:r>
         <w:rPr>

--- a/guj/docx/52.content.docx
+++ b/guj/docx/52.content.docx
@@ -1715,6 +1715,21 @@
           <w:b/>
           <w:lang w:val="gu_IN" w:bidi="gu_IN"/>
         </w:rPr>
+        <w:t>Παῦλος, καὶ Σιλουανὸς, καὶ Τιμόθεος; τῇ ἐκκλησίᾳ</w:t>
+      </w:r>
+    </w:p>
+    <w:p>
+      <w:pPr/>
+      <w:r>
+        <w:rPr>
+          <w:lang w:val="gu_IN" w:bidi="gu_IN"/>
+        </w:rPr>
+      </w:r>
+      <w:r>
+        <w:rPr>
+          <w:b/>
+          <w:lang w:val="gu_IN" w:bidi="gu_IN"/>
+        </w:rPr>
         <w:t>"QUOTE_NOT_FOUND: Παῦλος, καὶ Σιλουανὸς, καὶ Τιμόθεος; τῇ ἐκκλησίᾳ"</w:t>
       </w:r>
     </w:p>
@@ -1778,6 +1793,21 @@
           <w:b/>
           <w:lang w:val="gu_IN" w:bidi="gu_IN"/>
         </w:rPr>
+        <w:t>Παῦλος, καὶ Σιλουανὸς, καὶ Τιμόθεος; τῇ ἐκκλησίᾳ</w:t>
+      </w:r>
+    </w:p>
+    <w:p>
+      <w:pPr/>
+      <w:r>
+        <w:rPr>
+          <w:lang w:val="gu_IN" w:bidi="gu_IN"/>
+        </w:rPr>
+      </w:r>
+      <w:r>
+        <w:rPr>
+          <w:b/>
+          <w:lang w:val="gu_IN" w:bidi="gu_IN"/>
+        </w:rPr>
         <w:t>"QUOTE_NOT_FOUND: Παῦλος, καὶ Σιλουανὸς, καὶ Τιμόθεος"</w:t>
       </w:r>
     </w:p>
@@ -1853,6 +1883,21 @@
           <w:b/>
           <w:lang w:val="gu_IN" w:bidi="gu_IN"/>
         </w:rPr>
+        <w:t>Σιλουανὸς</w:t>
+      </w:r>
+    </w:p>
+    <w:p>
+      <w:pPr/>
+      <w:r>
+        <w:rPr>
+          <w:lang w:val="gu_IN" w:bidi="gu_IN"/>
+        </w:rPr>
+      </w:r>
+      <w:r>
+        <w:rPr>
+          <w:b/>
+          <w:lang w:val="gu_IN" w:bidi="gu_IN"/>
+        </w:rPr>
         <w:t>"QUOTE_NOT_FOUND: Σιλουανὸς"</w:t>
       </w:r>
     </w:p>
@@ -1934,6 +1979,21 @@
         <w:rPr>
           <w:lang w:val="gu_IN" w:bidi="gu_IN"/>
         </w:rPr>
+      </w:r>
+    </w:p>
+    <w:p>
+      <w:pPr/>
+      <w:r>
+        <w:rPr>
+          <w:lang w:val="gu_IN" w:bidi="gu_IN"/>
+        </w:rPr>
+      </w:r>
+      <w:r>
+        <w:rPr>
+          <w:b/>
+          <w:lang w:val="gu_IN" w:bidi="gu_IN"/>
+        </w:rPr>
+        <w:t>ἐν Θεῷ Πατρὶ καὶ Κυρίῳ Ἰησοῦ Χριστῷ</w:t>
       </w:r>
     </w:p>
     <w:p>
@@ -2225,6 +2285,21 @@
           <w:b/>
           <w:lang w:val="gu_IN" w:bidi="gu_IN"/>
         </w:rPr>
+        <w:t>χάρις ὑμῖν καὶ εἰρήνη</w:t>
+      </w:r>
+    </w:p>
+    <w:p>
+      <w:pPr/>
+      <w:r>
+        <w:rPr>
+          <w:lang w:val="gu_IN" w:bidi="gu_IN"/>
+        </w:rPr>
+      </w:r>
+      <w:r>
+        <w:rPr>
+          <w:b/>
+          <w:lang w:val="gu_IN" w:bidi="gu_IN"/>
+        </w:rPr>
         <w:t>"QUOTE_NOT_FOUND: χάρις ὑμῖν καὶ εἰρήνη"</w:t>
       </w:r>
     </w:p>
@@ -2300,6 +2375,21 @@
           <w:b/>
           <w:lang w:val="gu_IN" w:bidi="gu_IN"/>
         </w:rPr>
+        <w:t>χάρις ὑμῖν καὶ εἰρήνη</w:t>
+      </w:r>
+    </w:p>
+    <w:p>
+      <w:pPr/>
+      <w:r>
+        <w:rPr>
+          <w:lang w:val="gu_IN" w:bidi="gu_IN"/>
+        </w:rPr>
+      </w:r>
+      <w:r>
+        <w:rPr>
+          <w:b/>
+          <w:lang w:val="gu_IN" w:bidi="gu_IN"/>
+        </w:rPr>
         <w:t>"QUOTE_NOT_FOUND: χάρις ὑμῖν καὶ εἰρήνη"</w:t>
       </w:r>
     </w:p>
@@ -2383,6 +2473,21 @@
           <w:b/>
           <w:lang w:val="gu_IN" w:bidi="gu_IN"/>
         </w:rPr>
+        <w:t>ὑμῖν</w:t>
+      </w:r>
+    </w:p>
+    <w:p>
+      <w:pPr/>
+      <w:r>
+        <w:rPr>
+          <w:lang w:val="gu_IN" w:bidi="gu_IN"/>
+        </w:rPr>
+      </w:r>
+      <w:r>
+        <w:rPr>
+          <w:b/>
+          <w:lang w:val="gu_IN" w:bidi="gu_IN"/>
+        </w:rPr>
         <w:t>"QUOTE_NOT_FOUND: ὑμῖν"</w:t>
       </w:r>
     </w:p>
@@ -2534,6 +2639,21 @@
         <w:rPr>
           <w:lang w:val="gu_IN" w:bidi="gu_IN"/>
         </w:rPr>
+      </w:r>
+    </w:p>
+    <w:p>
+      <w:pPr/>
+      <w:r>
+        <w:rPr>
+          <w:lang w:val="gu_IN" w:bidi="gu_IN"/>
+        </w:rPr>
+      </w:r>
+      <w:r>
+        <w:rPr>
+          <w:b/>
+          <w:lang w:val="gu_IN" w:bidi="gu_IN"/>
+        </w:rPr>
+        <w:t>πάντοτε &amp; ἀδιαλείπτως</w:t>
       </w:r>
     </w:p>
     <w:p>
@@ -2820,6 +2940,21 @@
           <w:b/>
           <w:lang w:val="gu_IN" w:bidi="gu_IN"/>
         </w:rPr>
+        <w:t>τῆς ἐλπίδος τοῦ Κυρίου ἡμῶν, Ἰησοῦ Χριστοῦ</w:t>
+      </w:r>
+    </w:p>
+    <w:p>
+      <w:pPr/>
+      <w:r>
+        <w:rPr>
+          <w:lang w:val="gu_IN" w:bidi="gu_IN"/>
+        </w:rPr>
+      </w:r>
+      <w:r>
+        <w:rPr>
+          <w:b/>
+          <w:lang w:val="gu_IN" w:bidi="gu_IN"/>
+        </w:rPr>
         <w:t>"આપણા &amp; પ્રભુ ઈસુ ખ્રિસ્તમાં"</w:t>
       </w:r>
     </w:p>
@@ -2916,6 +3051,21 @@
           <w:b/>
           <w:lang w:val="gu_IN" w:bidi="gu_IN"/>
         </w:rPr>
+        <w:t>τοῦ Θεοῦ καὶ Πατρὸς ἡμῶν</w:t>
+      </w:r>
+    </w:p>
+    <w:p>
+      <w:pPr/>
+      <w:r>
+        <w:rPr>
+          <w:lang w:val="gu_IN" w:bidi="gu_IN"/>
+        </w:rPr>
+      </w:r>
+      <w:r>
+        <w:rPr>
+          <w:b/>
+          <w:lang w:val="gu_IN" w:bidi="gu_IN"/>
+        </w:rPr>
         <w:t>"ઈશ્વર &amp; પિતા &amp; આપણા &amp; અને"</w:t>
       </w:r>
     </w:p>
@@ -2992,6 +3142,21 @@
           <w:b/>
           <w:lang w:val="gu_IN" w:bidi="gu_IN"/>
         </w:rPr>
+        <w:t>ἡμῶν</w:t>
+      </w:r>
+    </w:p>
+    <w:p>
+      <w:pPr/>
+      <w:r>
+        <w:rPr>
+          <w:lang w:val="gu_IN" w:bidi="gu_IN"/>
+        </w:rPr>
+      </w:r>
+      <w:r>
+        <w:rPr>
+          <w:b/>
+          <w:lang w:val="gu_IN" w:bidi="gu_IN"/>
+        </w:rPr>
         <w:t>"આપણા"</w:t>
       </w:r>
     </w:p>
@@ -3068,6 +3233,21 @@
           <w:b/>
           <w:lang w:val="gu_IN" w:bidi="gu_IN"/>
         </w:rPr>
+        <w:t>εἰδότες</w:t>
+      </w:r>
+    </w:p>
+    <w:p>
+      <w:pPr/>
+      <w:r>
+        <w:rPr>
+          <w:lang w:val="gu_IN" w:bidi="gu_IN"/>
+        </w:rPr>
+      </w:r>
+      <w:r>
+        <w:rPr>
+          <w:b/>
+          <w:lang w:val="gu_IN" w:bidi="gu_IN"/>
+        </w:rPr>
         <w:t>"જાણીને"</w:t>
       </w:r>
     </w:p>
@@ -3156,6 +3336,21 @@
           <w:b/>
           <w:lang w:val="gu_IN" w:bidi="gu_IN"/>
         </w:rPr>
+        <w:t>ἀδελφοὶ</w:t>
+      </w:r>
+    </w:p>
+    <w:p>
+      <w:pPr/>
+      <w:r>
+        <w:rPr>
+          <w:lang w:val="gu_IN" w:bidi="gu_IN"/>
+        </w:rPr>
+      </w:r>
+      <w:r>
+        <w:rPr>
+          <w:b/>
+          <w:lang w:val="gu_IN" w:bidi="gu_IN"/>
+        </w:rPr>
         <w:t>"ભાઈઓ"</w:t>
       </w:r>
     </w:p>
@@ -3257,6 +3452,21 @@
           <w:b/>
           <w:lang w:val="gu_IN" w:bidi="gu_IN"/>
         </w:rPr>
+        <w:t>ἀδελφοὶ</w:t>
+      </w:r>
+    </w:p>
+    <w:p>
+      <w:pPr/>
+      <w:r>
+        <w:rPr>
+          <w:lang w:val="gu_IN" w:bidi="gu_IN"/>
+        </w:rPr>
+      </w:r>
+      <w:r>
+        <w:rPr>
+          <w:b/>
+          <w:lang w:val="gu_IN" w:bidi="gu_IN"/>
+        </w:rPr>
         <w:t>"ભાઈઓ"</w:t>
       </w:r>
     </w:p>
@@ -3345,6 +3555,21 @@
           <w:b/>
           <w:lang w:val="gu_IN" w:bidi="gu_IN"/>
         </w:rPr>
+        <w:t>ἠγαπημένοι ὑπὸ τοῦ Θεοῦ</w:t>
+      </w:r>
+    </w:p>
+    <w:p>
+      <w:pPr/>
+      <w:r>
+        <w:rPr>
+          <w:lang w:val="gu_IN" w:bidi="gu_IN"/>
+        </w:rPr>
+      </w:r>
+      <w:r>
+        <w:rPr>
+          <w:b/>
+          <w:lang w:val="gu_IN" w:bidi="gu_IN"/>
+        </w:rPr>
         <w:t>"ઈશ્વરથી પ્રેમ પામેલા"</w:t>
       </w:r>
     </w:p>
@@ -3433,6 +3658,21 @@
           <w:b/>
           <w:lang w:val="gu_IN" w:bidi="gu_IN"/>
         </w:rPr>
+        <w:t>τὴν ἐκλογὴν ὑμῶν</w:t>
+      </w:r>
+    </w:p>
+    <w:p>
+      <w:pPr/>
+      <w:r>
+        <w:rPr>
+          <w:lang w:val="gu_IN" w:bidi="gu_IN"/>
+        </w:rPr>
+      </w:r>
+      <w:r>
+        <w:rPr>
+          <w:b/>
+          <w:lang w:val="gu_IN" w:bidi="gu_IN"/>
+        </w:rPr>
         <w:t>"તમારી પસંદગીને"</w:t>
       </w:r>
     </w:p>
@@ -3507,6 +3747,21 @@
         <w:rPr>
           <w:lang w:val="gu_IN" w:bidi="gu_IN"/>
         </w:rPr>
+      </w:r>
+    </w:p>
+    <w:p>
+      <w:pPr/>
+      <w:r>
+        <w:rPr>
+          <w:lang w:val="gu_IN" w:bidi="gu_IN"/>
+        </w:rPr>
+      </w:r>
+      <w:r>
+        <w:rPr>
+          <w:b/>
+          <w:lang w:val="gu_IN" w:bidi="gu_IN"/>
+        </w:rPr>
+        <w:t>ὅτι</w:t>
       </w:r>
     </w:p>
     <w:p>
@@ -3640,6 +3895,21 @@
           <w:b/>
           <w:lang w:val="gu_IN" w:bidi="gu_IN"/>
         </w:rPr>
+        <w:t>τὸ εὐαγγέλιον ἡμῶν οὐκ ἐγενήθη εἰς ὑμᾶς</w:t>
+      </w:r>
+    </w:p>
+    <w:p>
+      <w:pPr/>
+      <w:r>
+        <w:rPr>
+          <w:lang w:val="gu_IN" w:bidi="gu_IN"/>
+        </w:rPr>
+      </w:r>
+      <w:r>
+        <w:rPr>
+          <w:b/>
+          <w:lang w:val="gu_IN" w:bidi="gu_IN"/>
+        </w:rPr>
         <w:t>"અમારી સુવાર્તા તમારી પ્રત્યે ફક્ત શબ્દોમાંજ આવી નહિ, પરંતુ સામર્થ્યમાં પણ અને પવિત્ર આત્મામાં અને ખૂબ ખાતરી સાથે"</w:t>
       </w:r>
     </w:p>
@@ -3715,6 +3985,21 @@
           <w:b/>
           <w:lang w:val="gu_IN" w:bidi="gu_IN"/>
         </w:rPr>
+        <w:t>ἐν λόγῳ</w:t>
+      </w:r>
+    </w:p>
+    <w:p>
+      <w:pPr/>
+      <w:r>
+        <w:rPr>
+          <w:lang w:val="gu_IN" w:bidi="gu_IN"/>
+        </w:rPr>
+      </w:r>
+      <w:r>
+        <w:rPr>
+          <w:b/>
+          <w:lang w:val="gu_IN" w:bidi="gu_IN"/>
+        </w:rPr>
         <w:t>"અમારી સુવાર્તા તમારી પ્રત્યે ફક્ત શબ્દોમાંજ આવી નહિ, પરંતુ સામર્થ્યમાં પણ અને પવિત્ર આત્મામાં અને ખૂબ ખાતરી સાથે"</w:t>
       </w:r>
     </w:p>
@@ -3865,6 +4150,21 @@
           <w:b/>
           <w:lang w:val="gu_IN" w:bidi="gu_IN"/>
         </w:rPr>
+        <w:t>καθὼς οἴδατε οἷοι</w:t>
+      </w:r>
+    </w:p>
+    <w:p>
+      <w:pPr/>
+      <w:r>
+        <w:rPr>
+          <w:lang w:val="gu_IN" w:bidi="gu_IN"/>
+        </w:rPr>
+      </w:r>
+      <w:r>
+        <w:rPr>
+          <w:b/>
+          <w:lang w:val="gu_IN" w:bidi="gu_IN"/>
+        </w:rPr>
         <w:t>"જેમ તમે જાણો છો કેવા પ્રકારના માણસો"</w:t>
       </w:r>
     </w:p>
@@ -3928,6 +4228,21 @@
           <w:b/>
           <w:lang w:val="gu_IN" w:bidi="gu_IN"/>
         </w:rPr>
+        <w:t>ὑμεῖς &amp; ἐγενήθητε</w:t>
+      </w:r>
+    </w:p>
+    <w:p>
+      <w:pPr/>
+      <w:r>
+        <w:rPr>
+          <w:lang w:val="gu_IN" w:bidi="gu_IN"/>
+        </w:rPr>
+      </w:r>
+      <w:r>
+        <w:rPr>
+          <w:b/>
+          <w:lang w:val="gu_IN" w:bidi="gu_IN"/>
+        </w:rPr>
         <w:t>"તમે"</w:t>
       </w:r>
     </w:p>
@@ -3998,6 +4313,21 @@
           <w:b/>
           <w:lang w:val="gu_IN" w:bidi="gu_IN"/>
         </w:rPr>
+        <w:t>δεξάμενοι</w:t>
+      </w:r>
+    </w:p>
+    <w:p>
+      <w:pPr/>
+      <w:r>
+        <w:rPr>
+          <w:lang w:val="gu_IN" w:bidi="gu_IN"/>
+        </w:rPr>
+      </w:r>
+      <w:r>
+        <w:rPr>
+          <w:b/>
+          <w:lang w:val="gu_IN" w:bidi="gu_IN"/>
+        </w:rPr>
         <w:t>"અને તમે અમારા અને પ્રભુના અનુકરણ કરનારા બન્યા"</w:t>
       </w:r>
     </w:p>
@@ -4060,6 +4390,21 @@
         <w:rPr>
           <w:lang w:val="gu_IN" w:bidi="gu_IN"/>
         </w:rPr>
+      </w:r>
+    </w:p>
+    <w:p>
+      <w:pPr/>
+      <w:r>
+        <w:rPr>
+          <w:lang w:val="gu_IN" w:bidi="gu_IN"/>
+        </w:rPr>
+      </w:r>
+      <w:r>
+        <w:rPr>
+          <w:b/>
+          <w:lang w:val="gu_IN" w:bidi="gu_IN"/>
+        </w:rPr>
+        <w:t>τὸν λόγον</w:t>
       </w:r>
     </w:p>
     <w:p>
@@ -4180,6 +4525,21 @@
           <w:b/>
           <w:lang w:val="gu_IN" w:bidi="gu_IN"/>
         </w:rPr>
+        <w:t>ἐν θλίψει πολλῇ</w:t>
+      </w:r>
+    </w:p>
+    <w:p>
+      <w:pPr/>
+      <w:r>
+        <w:rPr>
+          <w:lang w:val="gu_IN" w:bidi="gu_IN"/>
+        </w:rPr>
+      </w:r>
+      <w:r>
+        <w:rPr>
+          <w:b/>
+          <w:lang w:val="gu_IN" w:bidi="gu_IN"/>
+        </w:rPr>
         <w:t>"ખૂબ પરિશ્રમમાં"</w:t>
       </w:r>
     </w:p>
@@ -4256,6 +4616,21 @@
           <w:b/>
           <w:lang w:val="gu_IN" w:bidi="gu_IN"/>
         </w:rPr>
+        <w:t>μετὰ χαρᾶς Πνεύματος Ἁγίου</w:t>
+      </w:r>
+    </w:p>
+    <w:p>
+      <w:pPr/>
+      <w:r>
+        <w:rPr>
+          <w:lang w:val="gu_IN" w:bidi="gu_IN"/>
+        </w:rPr>
+      </w:r>
+      <w:r>
+        <w:rPr>
+          <w:b/>
+          <w:lang w:val="gu_IN" w:bidi="gu_IN"/>
+        </w:rPr>
         <w:t>"પવિત્ર આત્માના આનંદ સાથે"</w:t>
       </w:r>
     </w:p>
@@ -4332,6 +4707,21 @@
           <w:b/>
           <w:lang w:val="gu_IN" w:bidi="gu_IN"/>
         </w:rPr>
+        <w:t>μετὰ χαρᾶς Πνεύματος Ἁγίου</w:t>
+      </w:r>
+    </w:p>
+    <w:p>
+      <w:pPr/>
+      <w:r>
+        <w:rPr>
+          <w:lang w:val="gu_IN" w:bidi="gu_IN"/>
+        </w:rPr>
+      </w:r>
+      <w:r>
+        <w:rPr>
+          <w:b/>
+          <w:lang w:val="gu_IN" w:bidi="gu_IN"/>
+        </w:rPr>
         <w:t>"પવિત્ર આત્માના આનંદ સાથે"</w:t>
       </w:r>
     </w:p>
@@ -4433,6 +4823,21 @@
           <w:b/>
           <w:lang w:val="gu_IN" w:bidi="gu_IN"/>
         </w:rPr>
+        <w:t>ὥστε</w:t>
+      </w:r>
+    </w:p>
+    <w:p>
+      <w:pPr/>
+      <w:r>
+        <w:rPr>
+          <w:lang w:val="gu_IN" w:bidi="gu_IN"/>
+        </w:rPr>
+      </w:r>
+      <w:r>
+        <w:rPr>
+          <w:b/>
+          <w:lang w:val="gu_IN" w:bidi="gu_IN"/>
+        </w:rPr>
         <w:t>"પરિણામ સ્વરૂપે"</w:t>
       </w:r>
     </w:p>
@@ -4579,6 +4984,21 @@
           <w:b/>
           <w:lang w:val="gu_IN" w:bidi="gu_IN"/>
         </w:rPr>
+        <w:t>ἐν τῇ Μακεδονίᾳ καὶ ἐν τῇ Ἀχαΐᾳ</w:t>
+      </w:r>
+    </w:p>
+    <w:p>
+      <w:pPr/>
+      <w:r>
+        <w:rPr>
+          <w:lang w:val="gu_IN" w:bidi="gu_IN"/>
+        </w:rPr>
+      </w:r>
+      <w:r>
+        <w:rPr>
+          <w:b/>
+          <w:lang w:val="gu_IN" w:bidi="gu_IN"/>
+        </w:rPr>
         <w:t>"મકદોનિયા અને અખાયામાં"</w:t>
       </w:r>
     </w:p>
@@ -4668,6 +5088,21 @@
           <w:b/>
           <w:lang w:val="gu_IN" w:bidi="gu_IN"/>
         </w:rPr>
+        <w:t>γὰρ</w:t>
+      </w:r>
+    </w:p>
+    <w:p>
+      <w:pPr/>
+      <w:r>
+        <w:rPr>
+          <w:lang w:val="gu_IN" w:bidi="gu_IN"/>
+        </w:rPr>
+      </w:r>
+      <w:r>
+        <w:rPr>
+          <w:b/>
+          <w:lang w:val="gu_IN" w:bidi="gu_IN"/>
+        </w:rPr>
         <w:t>"કેમ કે તમારા તરફથી"</w:t>
       </w:r>
     </w:p>
@@ -4819,6 +5254,21 @@
           <w:b/>
           <w:lang w:val="gu_IN" w:bidi="gu_IN"/>
         </w:rPr>
+        <w:t>ὁ λόγος τοῦ Κυρίου</w:t>
+      </w:r>
+    </w:p>
+    <w:p>
+      <w:pPr/>
+      <w:r>
+        <w:rPr>
+          <w:lang w:val="gu_IN" w:bidi="gu_IN"/>
+        </w:rPr>
+      </w:r>
+      <w:r>
+        <w:rPr>
+          <w:b/>
+          <w:lang w:val="gu_IN" w:bidi="gu_IN"/>
+        </w:rPr>
         <w:t>"પ્રભુનો શબ્દ"</w:t>
       </w:r>
     </w:p>
@@ -4907,6 +5357,21 @@
           <w:b/>
           <w:lang w:val="gu_IN" w:bidi="gu_IN"/>
         </w:rPr>
+        <w:t>ἐξήχηται</w:t>
+      </w:r>
+    </w:p>
+    <w:p>
+      <w:pPr/>
+      <w:r>
+        <w:rPr>
+          <w:lang w:val="gu_IN" w:bidi="gu_IN"/>
+        </w:rPr>
+      </w:r>
+      <w:r>
+        <w:rPr>
+          <w:b/>
+          <w:lang w:val="gu_IN" w:bidi="gu_IN"/>
+        </w:rPr>
         <w:t>"સંભળાયો"</w:t>
       </w:r>
     </w:p>
@@ -4983,6 +5448,21 @@
           <w:b/>
           <w:lang w:val="gu_IN" w:bidi="gu_IN"/>
         </w:rPr>
+        <w:t>ἐν παντὶ τόπῳ ἡ πίστις ὑμῶν ἡ πρὸς τὸν Θεὸν ἐξελήλυθεν</w:t>
+      </w:r>
+    </w:p>
+    <w:p>
+      <w:pPr/>
+      <w:r>
+        <w:rPr>
+          <w:lang w:val="gu_IN" w:bidi="gu_IN"/>
+        </w:rPr>
+      </w:r>
+      <w:r>
+        <w:rPr>
+          <w:b/>
+          <w:lang w:val="gu_IN" w:bidi="gu_IN"/>
+        </w:rPr>
         <w:t>"ઈશ્વર પ્રત્યેનો તમારો વિશ્વાસ દરેક સ્થળમાં પ્રસરી ગયો"</w:t>
       </w:r>
     </w:p>
@@ -5072,6 +5552,21 @@
           <w:b/>
           <w:lang w:val="gu_IN" w:bidi="gu_IN"/>
         </w:rPr>
+        <w:t>ἡ πίστις ὑμῶν</w:t>
+      </w:r>
+    </w:p>
+    <w:p>
+      <w:pPr/>
+      <w:r>
+        <w:rPr>
+          <w:lang w:val="gu_IN" w:bidi="gu_IN"/>
+        </w:rPr>
+      </w:r>
+      <w:r>
+        <w:rPr>
+          <w:b/>
+          <w:lang w:val="gu_IN" w:bidi="gu_IN"/>
+        </w:rPr>
         <w:t>"ઈશ્વર પ્રત્યેનો તમારો વિશ્વાસ"</w:t>
       </w:r>
     </w:p>
@@ -5148,6 +5643,21 @@
           <w:b/>
           <w:lang w:val="gu_IN" w:bidi="gu_IN"/>
         </w:rPr>
+        <w:t>ἐν παντὶ τόπῳ</w:t>
+      </w:r>
+    </w:p>
+    <w:p>
+      <w:pPr/>
+      <w:r>
+        <w:rPr>
+          <w:lang w:val="gu_IN" w:bidi="gu_IN"/>
+        </w:rPr>
+      </w:r>
+      <w:r>
+        <w:rPr>
+          <w:b/>
+          <w:lang w:val="gu_IN" w:bidi="gu_IN"/>
+        </w:rPr>
         <w:t>"દરેક સ્થળમાં પ્રસરી"</w:t>
       </w:r>
     </w:p>
@@ -5224,6 +5734,21 @@
           <w:b/>
           <w:lang w:val="gu_IN" w:bidi="gu_IN"/>
         </w:rPr>
+        <w:t>λαλεῖν τι</w:t>
+      </w:r>
+    </w:p>
+    <w:p>
+      <w:pPr/>
+      <w:r>
+        <w:rPr>
+          <w:lang w:val="gu_IN" w:bidi="gu_IN"/>
+        </w:rPr>
+      </w:r>
+      <w:r>
+        <w:rPr>
+          <w:b/>
+          <w:lang w:val="gu_IN" w:bidi="gu_IN"/>
+        </w:rPr>
         <w:t>"છે. તેથી કરીને, અમારે કશું કહેવાની જરૂર નથી"</w:t>
       </w:r>
     </w:p>
@@ -5280,6 +5805,21 @@
         <w:rPr>
           <w:lang w:val="gu_IN" w:bidi="gu_IN"/>
         </w:rPr>
+      </w:r>
+    </w:p>
+    <w:p>
+      <w:pPr/>
+      <w:r>
+        <w:rPr>
+          <w:lang w:val="gu_IN" w:bidi="gu_IN"/>
+        </w:rPr>
+      </w:r>
+      <w:r>
+        <w:rPr>
+          <w:b/>
+          <w:lang w:val="gu_IN" w:bidi="gu_IN"/>
+        </w:rPr>
+        <w:t>γὰρ</w:t>
       </w:r>
     </w:p>
     <w:p>
@@ -5413,6 +5953,21 @@
           <w:b/>
           <w:lang w:val="gu_IN" w:bidi="gu_IN"/>
         </w:rPr>
+        <w:t>αὐτοὶ &amp; ἀπαγγέλλουσιν</w:t>
+      </w:r>
+    </w:p>
+    <w:p>
+      <w:pPr/>
+      <w:r>
+        <w:rPr>
+          <w:lang w:val="gu_IN" w:bidi="gu_IN"/>
+        </w:rPr>
+      </w:r>
+      <w:r>
+        <w:rPr>
+          <w:b/>
+          <w:lang w:val="gu_IN" w:bidi="gu_IN"/>
+        </w:rPr>
         <w:t>"કારણ કે તેઓ પોતે જ અમારા સંબંધી અહેવાલ આપે છે"</w:t>
       </w:r>
     </w:p>
@@ -5501,6 +6056,21 @@
           <w:b/>
           <w:lang w:val="gu_IN" w:bidi="gu_IN"/>
         </w:rPr>
+        <w:t>ὁποίαν εἴσοδον ἔσχομεν πρὸς ὑμᾶς</w:t>
+      </w:r>
+    </w:p>
+    <w:p>
+      <w:pPr/>
+      <w:r>
+        <w:rPr>
+          <w:lang w:val="gu_IN" w:bidi="gu_IN"/>
+        </w:rPr>
+      </w:r>
+      <w:r>
+        <w:rPr>
+          <w:b/>
+          <w:lang w:val="gu_IN" w:bidi="gu_IN"/>
+        </w:rPr>
         <w:t>"ક્યા પ્રકારનો આવકાર અમારો તમારી સાથે હતો"</w:t>
       </w:r>
     </w:p>
@@ -5576,6 +6146,21 @@
           <w:b/>
           <w:lang w:val="gu_IN" w:bidi="gu_IN"/>
         </w:rPr>
+        <w:t>ἐπεστρέψατε πρὸς τὸν Θεὸν ἀπὸ τῶν εἰδώλων</w:t>
+      </w:r>
+    </w:p>
+    <w:p>
+      <w:pPr/>
+      <w:r>
+        <w:rPr>
+          <w:lang w:val="gu_IN" w:bidi="gu_IN"/>
+        </w:rPr>
+      </w:r>
+      <w:r>
+        <w:rPr>
+          <w:b/>
+          <w:lang w:val="gu_IN" w:bidi="gu_IN"/>
+        </w:rPr>
         <w:t>"તમે મૂર્તિઓથી ઈશ્વર &amp; તરફ વળ્યા હતા"</w:t>
       </w:r>
     </w:p>
@@ -5651,6 +6236,21 @@
           <w:b/>
           <w:lang w:val="gu_IN" w:bidi="gu_IN"/>
         </w:rPr>
+        <w:t>δουλεύειν</w:t>
+      </w:r>
+    </w:p>
+    <w:p>
+      <w:pPr/>
+      <w:r>
+        <w:rPr>
+          <w:lang w:val="gu_IN" w:bidi="gu_IN"/>
+        </w:rPr>
+      </w:r>
+      <w:r>
+        <w:rPr>
+          <w:b/>
+          <w:lang w:val="gu_IN" w:bidi="gu_IN"/>
+        </w:rPr>
         <w:t>"સેવા કરવા"</w:t>
       </w:r>
     </w:p>
@@ -5727,6 +6327,21 @@
           <w:b/>
           <w:lang w:val="gu_IN" w:bidi="gu_IN"/>
         </w:rPr>
+        <w:t>Θεῷ ζῶντι καὶ ἀληθινῷ</w:t>
+      </w:r>
+    </w:p>
+    <w:p>
+      <w:pPr/>
+      <w:r>
+        <w:rPr>
+          <w:lang w:val="gu_IN" w:bidi="gu_IN"/>
+        </w:rPr>
+      </w:r>
+      <w:r>
+        <w:rPr>
+          <w:b/>
+          <w:lang w:val="gu_IN" w:bidi="gu_IN"/>
+        </w:rPr>
         <w:t>"મૂર્તિઓથી &amp; સાચા અને જીવંત ઈશ્વરની સેવા કરવા"</w:t>
       </w:r>
     </w:p>
@@ -5816,6 +6431,21 @@
           <w:b/>
           <w:lang w:val="gu_IN" w:bidi="gu_IN"/>
         </w:rPr>
+        <w:t>καὶ ἀναμένειν</w:t>
+      </w:r>
+    </w:p>
+    <w:p>
+      <w:pPr/>
+      <w:r>
+        <w:rPr>
+          <w:lang w:val="gu_IN" w:bidi="gu_IN"/>
+        </w:rPr>
+      </w:r>
+      <w:r>
+        <w:rPr>
+          <w:b/>
+          <w:lang w:val="gu_IN" w:bidi="gu_IN"/>
+        </w:rPr>
         <w:t>"અને આકાશોમાંથી તેમના પુત્રની રાહ જોવાને, જેમને તેમણે"</w:t>
       </w:r>
     </w:p>
@@ -5904,6 +6534,21 @@
           <w:b/>
           <w:lang w:val="gu_IN" w:bidi="gu_IN"/>
         </w:rPr>
+        <w:t>τὸν Υἱὸν αὐτοῦ</w:t>
+      </w:r>
+    </w:p>
+    <w:p>
+      <w:pPr/>
+      <w:r>
+        <w:rPr>
+          <w:lang w:val="gu_IN" w:bidi="gu_IN"/>
+        </w:rPr>
+      </w:r>
+      <w:r>
+        <w:rPr>
+          <w:b/>
+          <w:lang w:val="gu_IN" w:bidi="gu_IN"/>
+        </w:rPr>
         <w:t>"તેમના પુત્રની"</w:t>
       </w:r>
     </w:p>
@@ -5974,6 +6619,21 @@
           <w:b/>
           <w:lang w:val="gu_IN" w:bidi="gu_IN"/>
         </w:rPr>
+        <w:t>ἐκ τῶν οὐρανῶν</w:t>
+      </w:r>
+    </w:p>
+    <w:p>
+      <w:pPr/>
+      <w:r>
+        <w:rPr>
+          <w:lang w:val="gu_IN" w:bidi="gu_IN"/>
+        </w:rPr>
+      </w:r>
+      <w:r>
+        <w:rPr>
+          <w:b/>
+          <w:lang w:val="gu_IN" w:bidi="gu_IN"/>
+        </w:rPr>
         <w:t>"આકાશોમાંથી &amp; જેમને તેમણે"</w:t>
       </w:r>
     </w:p>
@@ -6050,6 +6710,21 @@
           <w:b/>
           <w:lang w:val="gu_IN" w:bidi="gu_IN"/>
         </w:rPr>
+        <w:t>ἤγειρεν ἐκ τῶν νεκρῶν</w:t>
+      </w:r>
+    </w:p>
+    <w:p>
+      <w:pPr/>
+      <w:r>
+        <w:rPr>
+          <w:lang w:val="gu_IN" w:bidi="gu_IN"/>
+        </w:rPr>
+      </w:r>
+      <w:r>
+        <w:rPr>
+          <w:b/>
+          <w:lang w:val="gu_IN" w:bidi="gu_IN"/>
+        </w:rPr>
         <w:t>"મરણમાંથી"</w:t>
       </w:r>
     </w:p>
@@ -6126,6 +6801,21 @@
           <w:b/>
           <w:lang w:val="gu_IN" w:bidi="gu_IN"/>
         </w:rPr>
+        <w:t>Ἰησοῦν, τὸν ῥυόμενον ἡμᾶς</w:t>
+      </w:r>
+    </w:p>
+    <w:p>
+      <w:pPr/>
+      <w:r>
+        <w:rPr>
+          <w:lang w:val="gu_IN" w:bidi="gu_IN"/>
+        </w:rPr>
+      </w:r>
+      <w:r>
+        <w:rPr>
+          <w:b/>
+          <w:lang w:val="gu_IN" w:bidi="gu_IN"/>
+        </w:rPr>
         <w:t>"ઈસુ, એક કે જે આપણને &amp; તેમાંથી બચાવનાર"</w:t>
       </w:r>
     </w:p>
@@ -6202,6 +6892,21 @@
           <w:b/>
           <w:lang w:val="gu_IN" w:bidi="gu_IN"/>
         </w:rPr>
+        <w:t>ἡμᾶς</w:t>
+      </w:r>
+    </w:p>
+    <w:p>
+      <w:pPr/>
+      <w:r>
+        <w:rPr>
+          <w:lang w:val="gu_IN" w:bidi="gu_IN"/>
+        </w:rPr>
+      </w:r>
+      <w:r>
+        <w:rPr>
+          <w:b/>
+          <w:lang w:val="gu_IN" w:bidi="gu_IN"/>
+        </w:rPr>
         <w:t>"આપણને"</w:t>
       </w:r>
     </w:p>
@@ -6290,6 +6995,21 @@
           <w:b/>
           <w:lang w:val="gu_IN" w:bidi="gu_IN"/>
         </w:rPr>
+        <w:t>ἐκ τῆς ὀργῆς τῆς ἐρχομένης</w:t>
+      </w:r>
+    </w:p>
+    <w:p>
+      <w:pPr/>
+      <w:r>
+        <w:rPr>
+          <w:lang w:val="gu_IN" w:bidi="gu_IN"/>
+        </w:rPr>
+      </w:r>
+      <w:r>
+        <w:rPr>
+          <w:b/>
+          <w:lang w:val="gu_IN" w:bidi="gu_IN"/>
+        </w:rPr>
         <w:t>"જે કોપ આવી રહ્યો છે"</w:t>
       </w:r>
     </w:p>
@@ -6377,6 +7097,21 @@
         <w:rPr>
           <w:lang w:val="gu_IN" w:bidi="gu_IN"/>
         </w:rPr>
+      </w:r>
+    </w:p>
+    <w:p>
+      <w:pPr/>
+      <w:r>
+        <w:rPr>
+          <w:lang w:val="gu_IN" w:bidi="gu_IN"/>
+        </w:rPr>
+      </w:r>
+      <w:r>
+        <w:rPr>
+          <w:b/>
+          <w:lang w:val="gu_IN" w:bidi="gu_IN"/>
+        </w:rPr>
+        <w:t>τῆς ὀργῆς τῆς ἐρχομένης</w:t>
       </w:r>
     </w:p>
     <w:p>
@@ -6999,6 +7734,21 @@
           <w:b/>
           <w:lang w:val="gu_IN" w:bidi="gu_IN"/>
         </w:rPr>
+        <w:t>γὰρ</w:t>
+      </w:r>
+    </w:p>
+    <w:p>
+      <w:pPr/>
+      <w:r>
+        <w:rPr>
+          <w:lang w:val="gu_IN" w:bidi="gu_IN"/>
+        </w:rPr>
+      </w:r>
+      <w:r>
+        <w:rPr>
+          <w:b/>
+          <w:lang w:val="gu_IN" w:bidi="gu_IN"/>
+        </w:rPr>
         <w:t>"કેમ કે ભાઈઓ, તમે પોતે જાણો છો"</w:t>
       </w:r>
     </w:p>
@@ -7087,6 +7837,21 @@
           <w:b/>
           <w:lang w:val="gu_IN" w:bidi="gu_IN"/>
         </w:rPr>
+        <w:t>αὐτοὶ &amp; οἴδατε</w:t>
+      </w:r>
+    </w:p>
+    <w:p>
+      <w:pPr/>
+      <w:r>
+        <w:rPr>
+          <w:lang w:val="gu_IN" w:bidi="gu_IN"/>
+        </w:rPr>
+      </w:r>
+      <w:r>
+        <w:rPr>
+          <w:b/>
+          <w:lang w:val="gu_IN" w:bidi="gu_IN"/>
+        </w:rPr>
         <w:t>"તમે પોતે જાણો છો"</w:t>
       </w:r>
     </w:p>
@@ -7168,6 +7933,21 @@
         <w:rPr>
           <w:lang w:val="gu_IN" w:bidi="gu_IN"/>
         </w:rPr>
+      </w:r>
+    </w:p>
+    <w:p>
+      <w:pPr/>
+      <w:r>
+        <w:rPr>
+          <w:lang w:val="gu_IN" w:bidi="gu_IN"/>
+        </w:rPr>
+      </w:r>
+      <w:r>
+        <w:rPr>
+          <w:b/>
+          <w:lang w:val="gu_IN" w:bidi="gu_IN"/>
+        </w:rPr>
+        <w:t>οὐ κενὴ γέγονεν</w:t>
       </w:r>
     </w:p>
     <w:p>
@@ -7348,6 +8128,21 @@
           <w:b/>
           <w:lang w:val="gu_IN" w:bidi="gu_IN"/>
         </w:rPr>
+        <w:t>προπαθόντες καὶ ὑβρισθέντες</w:t>
+      </w:r>
+    </w:p>
+    <w:p>
+      <w:pPr/>
+      <w:r>
+        <w:rPr>
+          <w:lang w:val="gu_IN" w:bidi="gu_IN"/>
+        </w:rPr>
+      </w:r>
+      <w:r>
+        <w:rPr>
+          <w:b/>
+          <w:lang w:val="gu_IN" w:bidi="gu_IN"/>
+        </w:rPr>
         <w:t>"પરંતુ અગાઉ સહન કર્યા બાદ અને ફિલિપ્પીમાં શરમજનક વ્યવહાર કરવામાં આવ્યા પછી, જેમ તમે જાણો છો, અમે આપણા ઈશ્વરમાં &amp; હિમ્મતવાન હતા"</w:t>
       </w:r>
     </w:p>
@@ -7637,6 +8432,21 @@
           <w:b/>
           <w:lang w:val="gu_IN" w:bidi="gu_IN"/>
         </w:rPr>
+        <w:t>τὸ εὐαγγέλιον τοῦ Θεοῦ</w:t>
+      </w:r>
+    </w:p>
+    <w:p>
+      <w:pPr/>
+      <w:r>
+        <w:rPr>
+          <w:lang w:val="gu_IN" w:bidi="gu_IN"/>
+        </w:rPr>
+      </w:r>
+      <w:r>
+        <w:rPr>
+          <w:b/>
+          <w:lang w:val="gu_IN" w:bidi="gu_IN"/>
+        </w:rPr>
         <w:t>"ઈશ્વરની સુવાર્તા"</w:t>
       </w:r>
     </w:p>
@@ -7751,6 +8561,21 @@
           <w:b/>
           <w:lang w:val="gu_IN" w:bidi="gu_IN"/>
         </w:rPr>
+        <w:t>ἐν πολλῷ ἀγῶνι</w:t>
+      </w:r>
+    </w:p>
+    <w:p>
+      <w:pPr/>
+      <w:r>
+        <w:rPr>
+          <w:lang w:val="gu_IN" w:bidi="gu_IN"/>
+        </w:rPr>
+      </w:r>
+      <w:r>
+        <w:rPr>
+          <w:b/>
+          <w:lang w:val="gu_IN" w:bidi="gu_IN"/>
+        </w:rPr>
         <w:t>"ઘણાં સંઘર્ષમાં"</w:t>
       </w:r>
     </w:p>
@@ -7838,6 +8663,21 @@
         <w:rPr>
           <w:lang w:val="gu_IN" w:bidi="gu_IN"/>
         </w:rPr>
+      </w:r>
+    </w:p>
+    <w:p>
+      <w:pPr/>
+      <w:r>
+        <w:rPr>
+          <w:lang w:val="gu_IN" w:bidi="gu_IN"/>
+        </w:rPr>
+      </w:r>
+      <w:r>
+        <w:rPr>
+          <w:b/>
+          <w:lang w:val="gu_IN" w:bidi="gu_IN"/>
+        </w:rPr>
+        <w:t>γὰρ</w:t>
       </w:r>
     </w:p>
     <w:p>
@@ -8287,6 +9127,21 @@
           <w:b/>
           <w:lang w:val="gu_IN" w:bidi="gu_IN"/>
         </w:rPr>
+        <w:t>πιστευθῆναι</w:t>
+      </w:r>
+    </w:p>
+    <w:p>
+      <w:pPr/>
+      <w:r>
+        <w:rPr>
+          <w:lang w:val="gu_IN" w:bidi="gu_IN"/>
+        </w:rPr>
+      </w:r>
+      <w:r>
+        <w:rPr>
+          <w:b/>
+          <w:lang w:val="gu_IN" w:bidi="gu_IN"/>
+        </w:rPr>
         <w:t>"પરંતુ સુવાર્તા દ્વારા જવાબદારી સોંપવા માટે જેમ અમે ઈશ્વર દ્વારા તપાસાયા હોવાથી"</w:t>
       </w:r>
     </w:p>
@@ -8388,6 +9243,21 @@
           <w:b/>
           <w:lang w:val="gu_IN" w:bidi="gu_IN"/>
         </w:rPr>
+        <w:t>ἀλλὰ Θεῷ</w:t>
+      </w:r>
+    </w:p>
+    <w:p>
+      <w:pPr/>
+      <w:r>
+        <w:rPr>
+          <w:lang w:val="gu_IN" w:bidi="gu_IN"/>
+        </w:rPr>
+      </w:r>
+      <w:r>
+        <w:rPr>
+          <w:b/>
+          <w:lang w:val="gu_IN" w:bidi="gu_IN"/>
+        </w:rPr>
         <w:t>"અમે &amp; બોલીએ છે"</w:t>
       </w:r>
     </w:p>
@@ -8463,6 +9333,21 @@
           <w:b/>
           <w:lang w:val="gu_IN" w:bidi="gu_IN"/>
         </w:rPr>
+        <w:t>τὰς καρδίας ἡμῶν</w:t>
+      </w:r>
+    </w:p>
+    <w:p>
+      <w:pPr/>
+      <w:r>
+        <w:rPr>
+          <w:lang w:val="gu_IN" w:bidi="gu_IN"/>
+        </w:rPr>
+      </w:r>
+      <w:r>
+        <w:rPr>
+          <w:b/>
+          <w:lang w:val="gu_IN" w:bidi="gu_IN"/>
+        </w:rPr>
         <w:t>"આપણા હ્રદયોને"</w:t>
       </w:r>
     </w:p>
@@ -8537,6 +9422,21 @@
         <w:rPr>
           <w:lang w:val="gu_IN" w:bidi="gu_IN"/>
         </w:rPr>
+      </w:r>
+    </w:p>
+    <w:p>
+      <w:pPr/>
+      <w:r>
+        <w:rPr>
+          <w:lang w:val="gu_IN" w:bidi="gu_IN"/>
+        </w:rPr>
+      </w:r>
+      <w:r>
+        <w:rPr>
+          <w:b/>
+          <w:lang w:val="gu_IN" w:bidi="gu_IN"/>
+        </w:rPr>
+        <w:t>γάρ</w:t>
       </w:r>
     </w:p>
     <w:p>
@@ -8745,6 +9645,21 @@
           <w:b/>
           <w:lang w:val="gu_IN" w:bidi="gu_IN"/>
         </w:rPr>
+        <w:t>προφάσει πλεονεξίας</w:t>
+      </w:r>
+    </w:p>
+    <w:p>
+      <w:pPr/>
+      <w:r>
+        <w:rPr>
+          <w:lang w:val="gu_IN" w:bidi="gu_IN"/>
+        </w:rPr>
+      </w:r>
+      <w:r>
+        <w:rPr>
+          <w:b/>
+          <w:lang w:val="gu_IN" w:bidi="gu_IN"/>
+        </w:rPr>
         <w:t>"અથવા લોભ માટે બહાના સાથે નહિ"</w:t>
       </w:r>
     </w:p>
@@ -8833,6 +9748,21 @@
           <w:b/>
           <w:lang w:val="gu_IN" w:bidi="gu_IN"/>
         </w:rPr>
+        <w:t>Θεὸς μάρτυς</w:t>
+      </w:r>
+    </w:p>
+    <w:p>
+      <w:pPr/>
+      <w:r>
+        <w:rPr>
+          <w:lang w:val="gu_IN" w:bidi="gu_IN"/>
+        </w:rPr>
+      </w:r>
+      <w:r>
+        <w:rPr>
+          <w:b/>
+          <w:lang w:val="gu_IN" w:bidi="gu_IN"/>
+        </w:rPr>
         <w:t>"ઈશ્વર સાક્ષી {છે"</w:t>
       </w:r>
     </w:p>
@@ -9009,6 +9939,21 @@
           <w:b/>
           <w:lang w:val="gu_IN" w:bidi="gu_IN"/>
         </w:rPr>
+        <w:t>ἀνθρώπων</w:t>
+      </w:r>
+    </w:p>
+    <w:p>
+      <w:pPr/>
+      <w:r>
+        <w:rPr>
+          <w:lang w:val="gu_IN" w:bidi="gu_IN"/>
+        </w:rPr>
+      </w:r>
+      <w:r>
+        <w:rPr>
+          <w:b/>
+          <w:lang w:val="gu_IN" w:bidi="gu_IN"/>
+        </w:rPr>
         <w:t>"માણસો તરફથી મહિમા શોધતા નહિ, કાંતો તમારા તરફથી અથવા બીજાઓ તરફથી"</w:t>
       </w:r>
     </w:p>
@@ -9110,6 +10055,21 @@
           <w:b/>
           <w:lang w:val="gu_IN" w:bidi="gu_IN"/>
         </w:rPr>
+        <w:t>δυνάμενοι ἐν βάρει εἶναι</w:t>
+      </w:r>
+    </w:p>
+    <w:p>
+      <w:pPr/>
+      <w:r>
+        <w:rPr>
+          <w:lang w:val="gu_IN" w:bidi="gu_IN"/>
+        </w:rPr>
+      </w:r>
+      <w:r>
+        <w:rPr>
+          <w:b/>
+          <w:lang w:val="gu_IN" w:bidi="gu_IN"/>
+        </w:rPr>
         <w:t>"એક બોજ બની શકવા સક્ષમ હતા"</w:t>
       </w:r>
     </w:p>
@@ -9198,6 +10158,21 @@
           <w:b/>
           <w:lang w:val="gu_IN" w:bidi="gu_IN"/>
         </w:rPr>
+        <w:t>ἐγενήθημεν νήπιοι</w:t>
+      </w:r>
+    </w:p>
+    <w:p>
+      <w:pPr/>
+      <w:r>
+        <w:rPr>
+          <w:lang w:val="gu_IN" w:bidi="gu_IN"/>
+        </w:rPr>
+      </w:r>
+      <w:r>
+        <w:rPr>
+          <w:b/>
+          <w:lang w:val="gu_IN" w:bidi="gu_IN"/>
+        </w:rPr>
         <w:t>"અમે તમારી મધ્યે નાના બાળકો બન્યા"</w:t>
       </w:r>
     </w:p>
@@ -9286,6 +10261,21 @@
           <w:b/>
           <w:lang w:val="gu_IN" w:bidi="gu_IN"/>
         </w:rPr>
+        <w:t>νήπιοι</w:t>
+      </w:r>
+    </w:p>
+    <w:p>
+      <w:pPr/>
+      <w:r>
+        <w:rPr>
+          <w:lang w:val="gu_IN" w:bidi="gu_IN"/>
+        </w:rPr>
+      </w:r>
+      <w:r>
+        <w:rPr>
+          <w:b/>
+          <w:lang w:val="gu_IN" w:bidi="gu_IN"/>
+        </w:rPr>
         <w:t>"ખ્રિસ્તના પ્રેરિતો તરીકે એક બોજ બની શકવા સક્ષમ હતા"</w:t>
       </w:r>
     </w:p>
@@ -9455,6 +10445,21 @@
         <w:rPr>
           <w:lang w:val="gu_IN" w:bidi="gu_IN"/>
         </w:rPr>
+      </w:r>
+    </w:p>
+    <w:p>
+      <w:pPr/>
+      <w:r>
+        <w:rPr>
+          <w:lang w:val="gu_IN" w:bidi="gu_IN"/>
+        </w:rPr>
+      </w:r>
+      <w:r>
+        <w:rPr>
+          <w:b/>
+          <w:lang w:val="gu_IN" w:bidi="gu_IN"/>
+        </w:rPr>
+        <w:t>ὡς ἐὰν τροφὸς θάλπῃ τὰ ἑαυτῆς τέκνα</w:t>
       </w:r>
     </w:p>
     <w:p>
@@ -9601,6 +10606,21 @@
           <w:b/>
           <w:lang w:val="gu_IN" w:bidi="gu_IN"/>
         </w:rPr>
+        <w:t>οὕτως</w:t>
+      </w:r>
+    </w:p>
+    <w:p>
+      <w:pPr/>
+      <w:r>
+        <w:rPr>
+          <w:lang w:val="gu_IN" w:bidi="gu_IN"/>
+        </w:rPr>
+      </w:r>
+      <w:r>
+        <w:rPr>
+          <w:b/>
+          <w:lang w:val="gu_IN" w:bidi="gu_IN"/>
+        </w:rPr>
         <w:t>"તમારા માટે આ રીતે સ્નેહ હોવાથી"</w:t>
       </w:r>
     </w:p>
@@ -9689,6 +10709,21 @@
           <w:b/>
           <w:lang w:val="gu_IN" w:bidi="gu_IN"/>
         </w:rPr>
+        <w:t>τὰς ἑαυτῶν ψυχάς</w:t>
+      </w:r>
+    </w:p>
+    <w:p>
+      <w:pPr/>
+      <w:r>
+        <w:rPr>
+          <w:lang w:val="gu_IN" w:bidi="gu_IN"/>
+        </w:rPr>
+      </w:r>
+      <w:r>
+        <w:rPr>
+          <w:b/>
+          <w:lang w:val="gu_IN" w:bidi="gu_IN"/>
+        </w:rPr>
         <w:t>"અમારા પોતાના આત્માઓ પણ"</w:t>
       </w:r>
     </w:p>
@@ -9777,6 +10812,21 @@
           <w:b/>
           <w:lang w:val="gu_IN" w:bidi="gu_IN"/>
         </w:rPr>
+        <w:t>γάρ</w:t>
+      </w:r>
+    </w:p>
+    <w:p>
+      <w:pPr/>
+      <w:r>
+        <w:rPr>
+          <w:lang w:val="gu_IN" w:bidi="gu_IN"/>
+        </w:rPr>
+      </w:r>
+      <w:r>
+        <w:rPr>
+          <w:b/>
+          <w:lang w:val="gu_IN" w:bidi="gu_IN"/>
+        </w:rPr>
         <w:t>"કેમ કે"</w:t>
       </w:r>
     </w:p>
@@ -9865,6 +10915,21 @@
           <w:b/>
           <w:lang w:val="gu_IN" w:bidi="gu_IN"/>
         </w:rPr>
+        <w:t>τὸν κόπον ἡμῶν καὶ τὸν μόχθον</w:t>
+      </w:r>
+    </w:p>
+    <w:p>
+      <w:pPr/>
+      <w:r>
+        <w:rPr>
+          <w:lang w:val="gu_IN" w:bidi="gu_IN"/>
+        </w:rPr>
+      </w:r>
+      <w:r>
+        <w:rPr>
+          <w:b/>
+          <w:lang w:val="gu_IN" w:bidi="gu_IN"/>
+        </w:rPr>
         <w:t>"અમારો શ્રમ અને પરિશ્રમ"</w:t>
       </w:r>
     </w:p>
@@ -9966,6 +11031,21 @@
           <w:b/>
           <w:lang w:val="gu_IN" w:bidi="gu_IN"/>
         </w:rPr>
+        <w:t>νυκτὸς καὶ ἡμέρας</w:t>
+      </w:r>
+    </w:p>
+    <w:p>
+      <w:pPr/>
+      <w:r>
+        <w:rPr>
+          <w:lang w:val="gu_IN" w:bidi="gu_IN"/>
+        </w:rPr>
+      </w:r>
+      <w:r>
+        <w:rPr>
+          <w:b/>
+          <w:lang w:val="gu_IN" w:bidi="gu_IN"/>
+        </w:rPr>
         <w:t>"રાત-દિવસ કામ"</w:t>
       </w:r>
     </w:p>
@@ -10040,6 +11120,21 @@
         <w:rPr>
           <w:lang w:val="gu_IN" w:bidi="gu_IN"/>
         </w:rPr>
+      </w:r>
+    </w:p>
+    <w:p>
+      <w:pPr/>
+      <w:r>
+        <w:rPr>
+          <w:lang w:val="gu_IN" w:bidi="gu_IN"/>
+        </w:rPr>
+      </w:r>
+      <w:r>
+        <w:rPr>
+          <w:b/>
+          <w:lang w:val="gu_IN" w:bidi="gu_IN"/>
+        </w:rPr>
+        <w:t>πρὸς τὸ μὴ ἐπιβαρῆσαί τινα ὑμῶν</w:t>
       </w:r>
     </w:p>
     <w:p>
@@ -10147,6 +11242,21 @@
           <w:b/>
           <w:lang w:val="gu_IN" w:bidi="gu_IN"/>
         </w:rPr>
+        <w:t>τὸ εὐαγγέλιον τοῦ Θεοῦ</w:t>
+      </w:r>
+    </w:p>
+    <w:p>
+      <w:pPr/>
+      <w:r>
+        <w:rPr>
+          <w:lang w:val="gu_IN" w:bidi="gu_IN"/>
+        </w:rPr>
+      </w:r>
+      <w:r>
+        <w:rPr>
+          <w:b/>
+          <w:lang w:val="gu_IN" w:bidi="gu_IN"/>
+        </w:rPr>
         <w:t>"ઈશ્વરની સુવાર્તાનો"</w:t>
       </w:r>
     </w:p>
@@ -10253,6 +11363,21 @@
           <w:b/>
           <w:lang w:val="gu_IN" w:bidi="gu_IN"/>
         </w:rPr>
+        <w:t>ὑμεῖς μάρτυρες καὶ ὁ Θεός, ὡς</w:t>
+      </w:r>
+    </w:p>
+    <w:p>
+      <w:pPr/>
+      <w:r>
+        <w:rPr>
+          <w:lang w:val="gu_IN" w:bidi="gu_IN"/>
+        </w:rPr>
+      </w:r>
+      <w:r>
+        <w:rPr>
+          <w:b/>
+          <w:lang w:val="gu_IN" w:bidi="gu_IN"/>
+        </w:rPr>
         <w:t>"તમે સાક્ષી {છો}, અને તો ઈશ્વર {પણ છે"</w:t>
       </w:r>
     </w:p>
@@ -10346,6 +11471,21 @@
           <w:b/>
           <w:lang w:val="gu_IN" w:bidi="gu_IN"/>
         </w:rPr>
+        <w:t>ὡς ὁσίως, καὶ δικαίως, καὶ ἀμέμπτως</w:t>
+      </w:r>
+    </w:p>
+    <w:p>
+      <w:pPr/>
+      <w:r>
+        <w:rPr>
+          <w:lang w:val="gu_IN" w:bidi="gu_IN"/>
+        </w:rPr>
+      </w:r>
+      <w:r>
+        <w:rPr>
+          <w:b/>
+          <w:lang w:val="gu_IN" w:bidi="gu_IN"/>
+        </w:rPr>
         <w:t>"અને તમે જેવો વિશ્વાસ કરો છો તેઓ પ્રત્યે અમે કેટલા પવિત્ર અને ન્યાયી અને નિર્દોષ બન્યા"</w:t>
       </w:r>
     </w:p>
@@ -10439,6 +11579,21 @@
           <w:b/>
           <w:lang w:val="gu_IN" w:bidi="gu_IN"/>
         </w:rPr>
+        <w:t>ὡς ἕνα ἕκαστον ὑμῶν, ὡς πατὴρ τέκνα ἑαυτοῦ</w:t>
+      </w:r>
+    </w:p>
+    <w:p>
+      <w:pPr/>
+      <w:r>
+        <w:rPr>
+          <w:lang w:val="gu_IN" w:bidi="gu_IN"/>
+        </w:rPr>
+      </w:r>
+      <w:r>
+        <w:rPr>
+          <w:b/>
+          <w:lang w:val="gu_IN" w:bidi="gu_IN"/>
+        </w:rPr>
         <w:t>"જેમ તમે જાણો છો તેમ તમારામાંના દરેક જણ &amp; એક"</w:t>
       </w:r>
     </w:p>
@@ -10569,6 +11724,21 @@
           <w:b/>
           <w:lang w:val="gu_IN" w:bidi="gu_IN"/>
         </w:rPr>
+        <w:t>ὡς πατὴρ τέκνα ἑαυτοῦ</w:t>
+      </w:r>
+    </w:p>
+    <w:p>
+      <w:pPr/>
+      <w:r>
+        <w:rPr>
+          <w:lang w:val="gu_IN" w:bidi="gu_IN"/>
+        </w:rPr>
+      </w:r>
+      <w:r>
+        <w:rPr>
+          <w:b/>
+          <w:lang w:val="gu_IN" w:bidi="gu_IN"/>
+        </w:rPr>
         <w:t>"જેમ તેમના બાળકોને &amp; પિતા તરીકે"</w:t>
       </w:r>
     </w:p>
@@ -10644,6 +11814,21 @@
           <w:b/>
           <w:lang w:val="gu_IN" w:bidi="gu_IN"/>
         </w:rPr>
+        <w:t>παρακαλοῦντες ὑμᾶς, καὶ παραμυθούμενοι, καὶ μαρτυρόμενοι</w:t>
+      </w:r>
+    </w:p>
+    <w:p>
+      <w:pPr/>
+      <w:r>
+        <w:rPr>
+          <w:lang w:val="gu_IN" w:bidi="gu_IN"/>
+        </w:rPr>
+      </w:r>
+      <w:r>
+        <w:rPr>
+          <w:b/>
+          <w:lang w:val="gu_IN" w:bidi="gu_IN"/>
+        </w:rPr>
         <w:t>"પ્રોત્સાહિત કરે છે &amp; સાક્ષી આપે છે"</w:t>
       </w:r>
     </w:p>
@@ -10707,6 +11892,21 @@
           <w:b/>
           <w:lang w:val="gu_IN" w:bidi="gu_IN"/>
         </w:rPr>
+        <w:t>παρακαλοῦντες ὑμᾶς, καὶ παραμυθούμενοι</w:t>
+      </w:r>
+    </w:p>
+    <w:p>
+      <w:pPr/>
+      <w:r>
+        <w:rPr>
+          <w:lang w:val="gu_IN" w:bidi="gu_IN"/>
+        </w:rPr>
+      </w:r>
+      <w:r>
+        <w:rPr>
+          <w:b/>
+          <w:lang w:val="gu_IN" w:bidi="gu_IN"/>
+        </w:rPr>
         <w:t>"તમને પ્રોત્સાહિત કરે છે અને &amp; તમને પ્રોત્સાહિત કરે છે અને સાક્ષી આપે છે"</w:t>
       </w:r>
     </w:p>
@@ -10770,6 +11970,21 @@
           <w:b/>
           <w:lang w:val="gu_IN" w:bidi="gu_IN"/>
         </w:rPr>
+        <w:t>εἰς τὸ περιπατεῖν ὑμᾶς</w:t>
+      </w:r>
+    </w:p>
+    <w:p>
+      <w:pPr/>
+      <w:r>
+        <w:rPr>
+          <w:lang w:val="gu_IN" w:bidi="gu_IN"/>
+        </w:rPr>
+      </w:r>
+      <w:r>
+        <w:rPr>
+          <w:b/>
+          <w:lang w:val="gu_IN" w:bidi="gu_IN"/>
+        </w:rPr>
         <w:t>"ચાલવા માટે"</w:t>
       </w:r>
     </w:p>
@@ -10871,6 +12086,21 @@
           <w:b/>
           <w:lang w:val="gu_IN" w:bidi="gu_IN"/>
         </w:rPr>
+        <w:t>ἀξίως τοῦ Θεοῦ</w:t>
+      </w:r>
+    </w:p>
+    <w:p>
+      <w:pPr/>
+      <w:r>
+        <w:rPr>
+          <w:lang w:val="gu_IN" w:bidi="gu_IN"/>
+        </w:rPr>
+      </w:r>
+      <w:r>
+        <w:rPr>
+          <w:b/>
+          <w:lang w:val="gu_IN" w:bidi="gu_IN"/>
+        </w:rPr>
         <w:t>"ઈશ્વરને યોગ્ય રીતે ચાલવા માટે તમને"</w:t>
       </w:r>
     </w:p>
@@ -10946,6 +12176,21 @@
           <w:b/>
           <w:lang w:val="gu_IN" w:bidi="gu_IN"/>
         </w:rPr>
+        <w:t>τοῦ καλοῦντος ὑμᾶς</w:t>
+      </w:r>
+    </w:p>
+    <w:p>
+      <w:pPr/>
+      <w:r>
+        <w:rPr>
+          <w:lang w:val="gu_IN" w:bidi="gu_IN"/>
+        </w:rPr>
+      </w:r>
+      <w:r>
+        <w:rPr>
+          <w:b/>
+          <w:lang w:val="gu_IN" w:bidi="gu_IN"/>
+        </w:rPr>
         <w:t>"જે તમને &amp; બોલાવે છે"</w:t>
       </w:r>
     </w:p>
@@ -11021,6 +12266,21 @@
           <w:b/>
           <w:lang w:val="gu_IN" w:bidi="gu_IN"/>
         </w:rPr>
+        <w:t>εἰς τὴν ἑαυτοῦ βασιλείαν καὶ δόξαν</w:t>
+      </w:r>
+    </w:p>
+    <w:p>
+      <w:pPr/>
+      <w:r>
+        <w:rPr>
+          <w:lang w:val="gu_IN" w:bidi="gu_IN"/>
+        </w:rPr>
+      </w:r>
+      <w:r>
+        <w:rPr>
+          <w:b/>
+          <w:lang w:val="gu_IN" w:bidi="gu_IN"/>
+        </w:rPr>
         <w:t>"તેમના પોતાના રાજ્ય અને મહિમામાં"</w:t>
       </w:r>
     </w:p>
@@ -11161,6 +12421,21 @@
           <w:b/>
           <w:lang w:val="gu_IN" w:bidi="gu_IN"/>
         </w:rPr>
+        <w:t>καὶ διὰ τοῦτο καὶ ἡμεῖς εὐχαριστοῦμεν τῷ Θεῷ ἀδιαλείπτως, ὅτι</w:t>
+      </w:r>
+    </w:p>
+    <w:p>
+      <w:pPr/>
+      <w:r>
+        <w:rPr>
+          <w:lang w:val="gu_IN" w:bidi="gu_IN"/>
+        </w:rPr>
+      </w:r>
+      <w:r>
+        <w:rPr>
+          <w:b/>
+          <w:lang w:val="gu_IN" w:bidi="gu_IN"/>
+        </w:rPr>
         <w:t>"અને આ કારણે અમે પણ સતત ઈશ્વરનો આભાર માનીએ છીએ"</w:t>
       </w:r>
     </w:p>
@@ -11246,6 +12521,21 @@
         <w:rPr>
           <w:lang w:val="gu_IN" w:bidi="gu_IN"/>
         </w:rPr>
+      </w:r>
+    </w:p>
+    <w:p>
+      <w:pPr/>
+      <w:r>
+        <w:rPr>
+          <w:lang w:val="gu_IN" w:bidi="gu_IN"/>
+        </w:rPr>
+      </w:r>
+      <w:r>
+        <w:rPr>
+          <w:b/>
+          <w:lang w:val="gu_IN" w:bidi="gu_IN"/>
+        </w:rPr>
+        <w:t>ἀδιαλείπτως</w:t>
       </w:r>
     </w:p>
     <w:p>
@@ -11498,6 +12788,21 @@
           <w:b/>
           <w:lang w:val="gu_IN" w:bidi="gu_IN"/>
         </w:rPr>
+        <w:t>λόγον ἀκοῆς παρ’ ἡμῶν τοῦ Θεοῦ</w:t>
+      </w:r>
+    </w:p>
+    <w:p>
+      <w:pPr/>
+      <w:r>
+        <w:rPr>
+          <w:lang w:val="gu_IN" w:bidi="gu_IN"/>
+        </w:rPr>
+      </w:r>
+      <w:r>
+        <w:rPr>
+          <w:b/>
+          <w:lang w:val="gu_IN" w:bidi="gu_IN"/>
+        </w:rPr>
         <w:t>"કે ઈશ્વરનું વચન પ્રાપ્ત કરીને, અમારી પાસેથી સાંભળ્યું. તમે તેને &amp; સ્વીકાર્યું"</w:t>
       </w:r>
     </w:p>
@@ -11584,6 +12889,21 @@
           <w:b/>
           <w:lang w:val="gu_IN" w:bidi="gu_IN"/>
         </w:rPr>
+        <w:t>ὃς</w:t>
+      </w:r>
+    </w:p>
+    <w:p>
+      <w:pPr/>
+      <w:r>
+        <w:rPr>
+          <w:lang w:val="gu_IN" w:bidi="gu_IN"/>
+        </w:rPr>
+      </w:r>
+      <w:r>
+        <w:rPr>
+          <w:b/>
+          <w:lang w:val="gu_IN" w:bidi="gu_IN"/>
+        </w:rPr>
         <w:t>"જે"</w:t>
       </w:r>
     </w:p>
@@ -11685,6 +13005,21 @@
           <w:b/>
           <w:lang w:val="gu_IN" w:bidi="gu_IN"/>
         </w:rPr>
+        <w:t>ὃς καὶ ἐνεργεῖται</w:t>
+      </w:r>
+    </w:p>
+    <w:p>
+      <w:pPr/>
+      <w:r>
+        <w:rPr>
+          <w:lang w:val="gu_IN" w:bidi="gu_IN"/>
+        </w:rPr>
+      </w:r>
+      <w:r>
+        <w:rPr>
+          <w:b/>
+          <w:lang w:val="gu_IN" w:bidi="gu_IN"/>
+        </w:rPr>
         <w:t>"જે તમારામાં પણ, જેઓ વિશ્વાસ કરો છો, કાર્ય કરે છે"</w:t>
       </w:r>
     </w:p>
@@ -11760,6 +13095,21 @@
           <w:b/>
           <w:lang w:val="gu_IN" w:bidi="gu_IN"/>
         </w:rPr>
+        <w:t>γὰρ</w:t>
+      </w:r>
+    </w:p>
+    <w:p>
+      <w:pPr/>
+      <w:r>
+        <w:rPr>
+          <w:lang w:val="gu_IN" w:bidi="gu_IN"/>
+        </w:rPr>
+      </w:r>
+      <w:r>
+        <w:rPr>
+          <w:b/>
+          <w:lang w:val="gu_IN" w:bidi="gu_IN"/>
+        </w:rPr>
         <w:t>"કેમ કે"</w:t>
       </w:r>
     </w:p>
@@ -11828,6 +13178,21 @@
         <w:rPr>
           <w:lang w:val="gu_IN" w:bidi="gu_IN"/>
         </w:rPr>
+      </w:r>
+    </w:p>
+    <w:p>
+      <w:pPr/>
+      <w:r>
+        <w:rPr>
+          <w:lang w:val="gu_IN" w:bidi="gu_IN"/>
+        </w:rPr>
+      </w:r>
+      <w:r>
+        <w:rPr>
+          <w:b/>
+          <w:lang w:val="gu_IN" w:bidi="gu_IN"/>
+        </w:rPr>
+        <w:t>τῶν ἐκκλησιῶν τοῦ Θεοῦ</w:t>
       </w:r>
     </w:p>
     <w:p>
@@ -11936,6 +13301,21 @@
           <w:b/>
           <w:lang w:val="gu_IN" w:bidi="gu_IN"/>
         </w:rPr>
+        <w:t>ἐν Χριστῷ Ἰησοῦ</w:t>
+      </w:r>
+    </w:p>
+    <w:p>
+      <w:pPr/>
+      <w:r>
+        <w:rPr>
+          <w:lang w:val="gu_IN" w:bidi="gu_IN"/>
+        </w:rPr>
+      </w:r>
+      <w:r>
+        <w:rPr>
+          <w:b/>
+          <w:lang w:val="gu_IN" w:bidi="gu_IN"/>
+        </w:rPr>
         <w:t>"ખ્રિસ્ત ઈસુમાં"</w:t>
       </w:r>
     </w:p>
@@ -12293,6 +13673,21 @@
           <w:b/>
           <w:lang w:val="gu_IN" w:bidi="gu_IN"/>
         </w:rPr>
+        <w:t>πᾶσιν ἀνθρώποις</w:t>
+      </w:r>
+    </w:p>
+    <w:p>
+      <w:pPr/>
+      <w:r>
+        <w:rPr>
+          <w:lang w:val="gu_IN" w:bidi="gu_IN"/>
+        </w:rPr>
+      </w:r>
+      <w:r>
+        <w:rPr>
+          <w:b/>
+          <w:lang w:val="gu_IN" w:bidi="gu_IN"/>
+        </w:rPr>
         <w:t>"બધા માણસો સાથે"</w:t>
       </w:r>
     </w:p>
@@ -12381,6 +13776,21 @@
           <w:b/>
           <w:lang w:val="gu_IN" w:bidi="gu_IN"/>
         </w:rPr>
+        <w:t>πᾶσιν ἀνθρώποις</w:t>
+      </w:r>
+    </w:p>
+    <w:p>
+      <w:pPr/>
+      <w:r>
+        <w:rPr>
+          <w:lang w:val="gu_IN" w:bidi="gu_IN"/>
+        </w:rPr>
+      </w:r>
+      <w:r>
+        <w:rPr>
+          <w:b/>
+          <w:lang w:val="gu_IN" w:bidi="gu_IN"/>
+        </w:rPr>
         <w:t>"બધા માણસો સાથે"</w:t>
       </w:r>
     </w:p>
@@ -12462,6 +13872,21 @@
         <w:rPr>
           <w:lang w:val="gu_IN" w:bidi="gu_IN"/>
         </w:rPr>
+      </w:r>
+    </w:p>
+    <w:p>
+      <w:pPr/>
+      <w:r>
+        <w:rPr>
+          <w:lang w:val="gu_IN" w:bidi="gu_IN"/>
+        </w:rPr>
+      </w:r>
+      <w:r>
+        <w:rPr>
+          <w:b/>
+          <w:lang w:val="gu_IN" w:bidi="gu_IN"/>
+        </w:rPr>
+        <w:t>κωλυόντων</w:t>
       </w:r>
     </w:p>
     <w:p>
@@ -12569,6 +13994,21 @@
           <w:b/>
           <w:lang w:val="gu_IN" w:bidi="gu_IN"/>
         </w:rPr>
+        <w:t>τοῖς ἔθνεσιν &amp; ἵνα σωθῶσιν</w:t>
+      </w:r>
+    </w:p>
+    <w:p>
+      <w:pPr/>
+      <w:r>
+        <w:rPr>
+          <w:lang w:val="gu_IN" w:bidi="gu_IN"/>
+        </w:rPr>
+      </w:r>
+      <w:r>
+        <w:rPr>
+          <w:b/>
+          <w:lang w:val="gu_IN" w:bidi="gu_IN"/>
+        </w:rPr>
         <w:t>"કે જેથી તેઓનો ઉદ્ધાર કદાચ થાય"</w:t>
       </w:r>
     </w:p>
@@ -12670,6 +14110,21 @@
           <w:b/>
           <w:lang w:val="gu_IN" w:bidi="gu_IN"/>
         </w:rPr>
+        <w:t>εἰς τὸ ἀναπληρῶσαι αὐτῶν τὰς ἁμαρτίας πάντοτε</w:t>
+      </w:r>
+    </w:p>
+    <w:p>
+      <w:pPr/>
+      <w:r>
+        <w:rPr>
+          <w:lang w:val="gu_IN" w:bidi="gu_IN"/>
+        </w:rPr>
+      </w:r>
+      <w:r>
+        <w:rPr>
+          <w:b/>
+          <w:lang w:val="gu_IN" w:bidi="gu_IN"/>
+        </w:rPr>
         <w:t>"હંમેશને માટે તેઓના પાપો ભરવાને"</w:t>
       </w:r>
     </w:p>
@@ -12758,6 +14213,21 @@
           <w:b/>
           <w:lang w:val="gu_IN" w:bidi="gu_IN"/>
         </w:rPr>
+        <w:t>εἰς τὸ ἀναπληρῶσαι αὐτῶν τὰς ἁμαρτίας πάντοτε</w:t>
+      </w:r>
+    </w:p>
+    <w:p>
+      <w:pPr/>
+      <w:r>
+        <w:rPr>
+          <w:lang w:val="gu_IN" w:bidi="gu_IN"/>
+        </w:rPr>
+      </w:r>
+      <w:r>
+        <w:rPr>
+          <w:b/>
+          <w:lang w:val="gu_IN" w:bidi="gu_IN"/>
+        </w:rPr>
         <w:t>"હંમેશને માટે તેઓના પાપો ભરવાને"</w:t>
       </w:r>
     </w:p>
@@ -12845,6 +14315,21 @@
         <w:rPr>
           <w:lang w:val="gu_IN" w:bidi="gu_IN"/>
         </w:rPr>
+      </w:r>
+    </w:p>
+    <w:p>
+      <w:pPr/>
+      <w:r>
+        <w:rPr>
+          <w:lang w:val="gu_IN" w:bidi="gu_IN"/>
+        </w:rPr>
+      </w:r>
+      <w:r>
+        <w:rPr>
+          <w:b/>
+          <w:lang w:val="gu_IN" w:bidi="gu_IN"/>
+        </w:rPr>
+        <w:t>ἔφθασεν &amp; ἐπ’ αὐτοὺς ἡ ὀργὴ</w:t>
       </w:r>
     </w:p>
     <w:p>
@@ -12952,6 +14437,21 @@
           <w:b/>
           <w:lang w:val="gu_IN" w:bidi="gu_IN"/>
         </w:rPr>
+        <w:t>ἔφθασεν &amp; ἐπ’ αὐτοὺς ἡ ὀργὴ</w:t>
+      </w:r>
+    </w:p>
+    <w:p>
+      <w:pPr/>
+      <w:r>
+        <w:rPr>
+          <w:lang w:val="gu_IN" w:bidi="gu_IN"/>
+        </w:rPr>
+      </w:r>
+      <w:r>
+        <w:rPr>
+          <w:b/>
+          <w:lang w:val="gu_IN" w:bidi="gu_IN"/>
+        </w:rPr>
         <w:t>"પરંતુ &amp; તેઓના પર કોપ આવી ચૂક્યો છે"</w:t>
       </w:r>
     </w:p>
@@ -13040,6 +14540,21 @@
           <w:b/>
           <w:lang w:val="gu_IN" w:bidi="gu_IN"/>
         </w:rPr>
+        <w:t>δέ</w:t>
+      </w:r>
+    </w:p>
+    <w:p>
+      <w:pPr/>
+      <w:r>
+        <w:rPr>
+          <w:lang w:val="gu_IN" w:bidi="gu_IN"/>
+        </w:rPr>
+      </w:r>
+      <w:r>
+        <w:rPr>
+          <w:b/>
+          <w:lang w:val="gu_IN" w:bidi="gu_IN"/>
+        </w:rPr>
         <w:t>"પણ, ભાઈઓ, અમે"</w:t>
       </w:r>
     </w:p>
@@ -13114,6 +14629,21 @@
         <w:rPr>
           <w:lang w:val="gu_IN" w:bidi="gu_IN"/>
         </w:rPr>
+      </w:r>
+    </w:p>
+    <w:p>
+      <w:pPr/>
+      <w:r>
+        <w:rPr>
+          <w:lang w:val="gu_IN" w:bidi="gu_IN"/>
+        </w:rPr>
+      </w:r>
+      <w:r>
+        <w:rPr>
+          <w:b/>
+          <w:lang w:val="gu_IN" w:bidi="gu_IN"/>
+        </w:rPr>
+        <w:t>ἀπορφανισθέντες ἀφ’ ὑμῶν</w:t>
       </w:r>
     </w:p>
     <w:p>
@@ -13234,6 +14764,21 @@
           <w:b/>
           <w:lang w:val="gu_IN" w:bidi="gu_IN"/>
         </w:rPr>
+        <w:t>πρὸς καιρὸν ὥρας</w:t>
+      </w:r>
+    </w:p>
+    <w:p>
+      <w:pPr/>
+      <w:r>
+        <w:rPr>
+          <w:lang w:val="gu_IN" w:bidi="gu_IN"/>
+        </w:rPr>
+      </w:r>
+      <w:r>
+        <w:rPr>
+          <w:b/>
+          <w:lang w:val="gu_IN" w:bidi="gu_IN"/>
+        </w:rPr>
         <w:t>"એક ઘડીના સમય માટે"</w:t>
       </w:r>
     </w:p>
@@ -13322,6 +14867,21 @@
           <w:b/>
           <w:lang w:val="gu_IN" w:bidi="gu_IN"/>
         </w:rPr>
+        <w:t>προσώπῳ οὐ καρδίᾳ</w:t>
+      </w:r>
+    </w:p>
+    <w:p>
+      <w:pPr/>
+      <w:r>
+        <w:rPr>
+          <w:lang w:val="gu_IN" w:bidi="gu_IN"/>
+        </w:rPr>
+      </w:r>
+      <w:r>
+        <w:rPr>
+          <w:b/>
+          <w:lang w:val="gu_IN" w:bidi="gu_IN"/>
+        </w:rPr>
         <w:t>"ચહેરાથી, હૃદયમાંથી નહિ"</w:t>
       </w:r>
     </w:p>
@@ -13524,6 +15084,21 @@
           <w:b/>
           <w:lang w:val="gu_IN" w:bidi="gu_IN"/>
         </w:rPr>
+        <w:t>τὸ πρόσωπον ὑμῶν ἰδεῖν</w:t>
+      </w:r>
+    </w:p>
+    <w:p>
+      <w:pPr/>
+      <w:r>
+        <w:rPr>
+          <w:lang w:val="gu_IN" w:bidi="gu_IN"/>
+        </w:rPr>
+      </w:r>
+      <w:r>
+        <w:rPr>
+          <w:b/>
+          <w:lang w:val="gu_IN" w:bidi="gu_IN"/>
+        </w:rPr>
         <w:t>"તમારા ચહેરાઓ જોવા માટે"</w:t>
       </w:r>
     </w:p>
@@ -13625,6 +15200,21 @@
           <w:b/>
           <w:lang w:val="gu_IN" w:bidi="gu_IN"/>
         </w:rPr>
+        <w:t>ἐν πολλῇ ἐπιθυμίᾳ</w:t>
+      </w:r>
+    </w:p>
+    <w:p>
+      <w:pPr/>
+      <w:r>
+        <w:rPr>
+          <w:lang w:val="gu_IN" w:bidi="gu_IN"/>
+        </w:rPr>
+      </w:r>
+      <w:r>
+        <w:rPr>
+          <w:b/>
+          <w:lang w:val="gu_IN" w:bidi="gu_IN"/>
+        </w:rPr>
         <w:t>"ખૂબ ઈચ્છા સાથે"</w:t>
       </w:r>
     </w:p>
@@ -13713,6 +15303,21 @@
           <w:b/>
           <w:lang w:val="gu_IN" w:bidi="gu_IN"/>
         </w:rPr>
+        <w:t>διότι</w:t>
+      </w:r>
+    </w:p>
+    <w:p>
+      <w:pPr/>
+      <w:r>
+        <w:rPr>
+          <w:lang w:val="gu_IN" w:bidi="gu_IN"/>
+        </w:rPr>
+      </w:r>
+      <w:r>
+        <w:rPr>
+          <w:b/>
+          <w:lang w:val="gu_IN" w:bidi="gu_IN"/>
+        </w:rPr>
         <w:t>"કેમ કે"</w:t>
       </w:r>
     </w:p>
@@ -13801,6 +15406,21 @@
           <w:b/>
           <w:lang w:val="gu_IN" w:bidi="gu_IN"/>
         </w:rPr>
+        <w:t>ἐλθεῖν</w:t>
+      </w:r>
+    </w:p>
+    <w:p>
+      <w:pPr/>
+      <w:r>
+        <w:rPr>
+          <w:lang w:val="gu_IN" w:bidi="gu_IN"/>
+        </w:rPr>
+      </w:r>
+      <w:r>
+        <w:rPr>
+          <w:b/>
+          <w:lang w:val="gu_IN" w:bidi="gu_IN"/>
+        </w:rPr>
         <w:t>"આવવા"</w:t>
       </w:r>
     </w:p>
@@ -13889,6 +15509,21 @@
           <w:b/>
           <w:lang w:val="gu_IN" w:bidi="gu_IN"/>
         </w:rPr>
+        <w:t>ἐγὼ μὲν Παῦλος, καὶ ἅπαξ καὶ δίς</w:t>
+      </w:r>
+    </w:p>
+    <w:p>
+      <w:pPr/>
+      <w:r>
+        <w:rPr>
+          <w:lang w:val="gu_IN" w:bidi="gu_IN"/>
+        </w:rPr>
+      </w:r>
+      <w:r>
+        <w:rPr>
+          <w:b/>
+          <w:lang w:val="gu_IN" w:bidi="gu_IN"/>
+        </w:rPr>
         <w:t>"ખરેખર હું, પાઉલ, એક અને બે, બંને વાર"</w:t>
       </w:r>
     </w:p>
@@ -13964,6 +15599,21 @@
           <w:b/>
           <w:lang w:val="gu_IN" w:bidi="gu_IN"/>
         </w:rPr>
+        <w:t>καὶ ἅπαξ καὶ δίς</w:t>
+      </w:r>
+    </w:p>
+    <w:p>
+      <w:pPr/>
+      <w:r>
+        <w:rPr>
+          <w:lang w:val="gu_IN" w:bidi="gu_IN"/>
+        </w:rPr>
+      </w:r>
+      <w:r>
+        <w:rPr>
+          <w:b/>
+          <w:lang w:val="gu_IN" w:bidi="gu_IN"/>
+        </w:rPr>
         <w:t>"એક અને બે, બંને વાર"</w:t>
       </w:r>
     </w:p>
@@ -14052,6 +15702,21 @@
           <w:b/>
           <w:lang w:val="gu_IN" w:bidi="gu_IN"/>
         </w:rPr>
+        <w:t>ἐνέκοψεν ἡμᾶς</w:t>
+      </w:r>
+    </w:p>
+    <w:p>
+      <w:pPr/>
+      <w:r>
+        <w:rPr>
+          <w:lang w:val="gu_IN" w:bidi="gu_IN"/>
+        </w:rPr>
+      </w:r>
+      <w:r>
+        <w:rPr>
+          <w:b/>
+          <w:lang w:val="gu_IN" w:bidi="gu_IN"/>
+        </w:rPr>
         <w:t>"પણ &amp; અટકાવ્યા"</w:t>
       </w:r>
     </w:p>
@@ -14215,6 +15880,21 @@
           <w:b/>
           <w:lang w:val="gu_IN" w:bidi="gu_IN"/>
         </w:rPr>
+        <w:t>τίς &amp; ἡμῶν ἐλπὶς ἢ χαρὰ ἢ στέφανος καυχήσεως</w:t>
+      </w:r>
+    </w:p>
+    <w:p>
+      <w:pPr/>
+      <w:r>
+        <w:rPr>
+          <w:lang w:val="gu_IN" w:bidi="gu_IN"/>
+        </w:rPr>
+      </w:r>
+      <w:r>
+        <w:rPr>
+          <w:b/>
+          <w:lang w:val="gu_IN" w:bidi="gu_IN"/>
+        </w:rPr>
         <w:t>"આશા અથવા આનંદ અથવા અભિમાનનો મુગટ"</w:t>
       </w:r>
     </w:p>
@@ -14443,6 +16123,21 @@
           <w:b/>
           <w:lang w:val="gu_IN" w:bidi="gu_IN"/>
         </w:rPr>
+        <w:t>στέφανος καυχήσεως</w:t>
+      </w:r>
+    </w:p>
+    <w:p>
+      <w:pPr/>
+      <w:r>
+        <w:rPr>
+          <w:lang w:val="gu_IN" w:bidi="gu_IN"/>
+        </w:rPr>
+      </w:r>
+      <w:r>
+        <w:rPr>
+          <w:b/>
+          <w:lang w:val="gu_IN" w:bidi="gu_IN"/>
+        </w:rPr>
         <w:t>"અભિમાનનો મુગટ"</w:t>
       </w:r>
     </w:p>
@@ -14518,6 +16213,21 @@
           <w:b/>
           <w:lang w:val="gu_IN" w:bidi="gu_IN"/>
         </w:rPr>
+        <w:t>στέφανος καυχήσεως</w:t>
+      </w:r>
+    </w:p>
+    <w:p>
+      <w:pPr/>
+      <w:r>
+        <w:rPr>
+          <w:lang w:val="gu_IN" w:bidi="gu_IN"/>
+        </w:rPr>
+      </w:r>
+      <w:r>
+        <w:rPr>
+          <w:b/>
+          <w:lang w:val="gu_IN" w:bidi="gu_IN"/>
+        </w:rPr>
         <w:t>"અભિમાનનો મુગટ"</w:t>
       </w:r>
     </w:p>
@@ -14619,6 +16329,21 @@
           <w:b/>
           <w:lang w:val="gu_IN" w:bidi="gu_IN"/>
         </w:rPr>
+        <w:t>ἔμπροσθεν τοῦ Κυρίου ἡμῶν, Ἰησοῦ</w:t>
+      </w:r>
+    </w:p>
+    <w:p>
+      <w:pPr/>
+      <w:r>
+        <w:rPr>
+          <w:lang w:val="gu_IN" w:bidi="gu_IN"/>
+        </w:rPr>
+      </w:r>
+      <w:r>
+        <w:rPr>
+          <w:b/>
+          <w:lang w:val="gu_IN" w:bidi="gu_IN"/>
+        </w:rPr>
         <w:t>"આપણા પ્રભુ ઈસુની સમક્ષ"</w:t>
       </w:r>
     </w:p>
@@ -14693,6 +16418,21 @@
         <w:rPr>
           <w:lang w:val="gu_IN" w:bidi="gu_IN"/>
         </w:rPr>
+      </w:r>
+    </w:p>
+    <w:p>
+      <w:pPr/>
+      <w:r>
+        <w:rPr>
+          <w:lang w:val="gu_IN" w:bidi="gu_IN"/>
+        </w:rPr>
+      </w:r>
+      <w:r>
+        <w:rPr>
+          <w:b/>
+          <w:lang w:val="gu_IN" w:bidi="gu_IN"/>
+        </w:rPr>
+        <w:t>ἐν τῇ αὐτοῦ παρουσίᾳ</w:t>
       </w:r>
     </w:p>
     <w:p>
@@ -14831,6 +16571,21 @@
           <w:b/>
           <w:lang w:val="gu_IN" w:bidi="gu_IN"/>
         </w:rPr>
+        <w:t>γάρ</w:t>
+      </w:r>
+    </w:p>
+    <w:p>
+      <w:pPr/>
+      <w:r>
+        <w:rPr>
+          <w:lang w:val="gu_IN" w:bidi="gu_IN"/>
+        </w:rPr>
+      </w:r>
+      <w:r>
+        <w:rPr>
+          <w:b/>
+          <w:lang w:val="gu_IN" w:bidi="gu_IN"/>
+        </w:rPr>
         <w:t>"કારણ કે તમે અમારો મહિમા અને આનંદ છો"</w:t>
       </w:r>
     </w:p>
@@ -14924,6 +16679,21 @@
           <w:b/>
           <w:lang w:val="gu_IN" w:bidi="gu_IN"/>
         </w:rPr>
+        <w:t>ἐστε ἡ δόξα ἡμῶν, καὶ ἡ χαρά</w:t>
+      </w:r>
+    </w:p>
+    <w:p>
+      <w:pPr/>
+      <w:r>
+        <w:rPr>
+          <w:lang w:val="gu_IN" w:bidi="gu_IN"/>
+        </w:rPr>
+      </w:r>
+      <w:r>
+        <w:rPr>
+          <w:b/>
+          <w:lang w:val="gu_IN" w:bidi="gu_IN"/>
+        </w:rPr>
         <w:t>"કારણ કે તમે અમારો મહિમા અને આનંદ છો"</w:t>
       </w:r>
     </w:p>
@@ -15524,6 +17294,21 @@
           <w:b/>
           <w:lang w:val="gu_IN" w:bidi="gu_IN"/>
         </w:rPr>
+        <w:t>διὸ</w:t>
+      </w:r>
+    </w:p>
+    <w:p>
+      <w:pPr/>
+      <w:r>
+        <w:rPr>
+          <w:lang w:val="gu_IN" w:bidi="gu_IN"/>
+        </w:rPr>
+      </w:r>
+      <w:r>
+        <w:rPr>
+          <w:b/>
+          <w:lang w:val="gu_IN" w:bidi="gu_IN"/>
+        </w:rPr>
         <w:t>"તેથી"</w:t>
       </w:r>
     </w:p>
@@ -15598,6 +17383,21 @@
         <w:rPr>
           <w:lang w:val="gu_IN" w:bidi="gu_IN"/>
         </w:rPr>
+      </w:r>
+    </w:p>
+    <w:p>
+      <w:pPr/>
+      <w:r>
+        <w:rPr>
+          <w:lang w:val="gu_IN" w:bidi="gu_IN"/>
+        </w:rPr>
+      </w:r>
+      <w:r>
+        <w:rPr>
+          <w:b/>
+          <w:lang w:val="gu_IN" w:bidi="gu_IN"/>
+        </w:rPr>
+        <w:t>μηκέτι στέγοντες</w:t>
       </w:r>
     </w:p>
     <w:p>
@@ -15718,6 +17518,21 @@
           <w:b/>
           <w:lang w:val="gu_IN" w:bidi="gu_IN"/>
         </w:rPr>
+        <w:t>στέγοντες</w:t>
+      </w:r>
+    </w:p>
+    <w:p>
+      <w:pPr/>
+      <w:r>
+        <w:rPr>
+          <w:lang w:val="gu_IN" w:bidi="gu_IN"/>
+        </w:rPr>
+      </w:r>
+      <w:r>
+        <w:rPr>
+          <w:b/>
+          <w:lang w:val="gu_IN" w:bidi="gu_IN"/>
+        </w:rPr>
         <w:t>"તેથી, તે લાંબા સમય સુધી સહન ન કરતા, અમે એથેન્સમાં એકલા પાછળ રહેવાનું સારું માન્યું"</w:t>
       </w:r>
     </w:p>
@@ -15811,6 +17626,21 @@
           <w:b/>
           <w:lang w:val="gu_IN" w:bidi="gu_IN"/>
         </w:rPr>
+        <w:t>μηκέτι στέγοντες, ηὐδοκήσαμεν καταλειφθῆναι</w:t>
+      </w:r>
+    </w:p>
+    <w:p>
+      <w:pPr/>
+      <w:r>
+        <w:rPr>
+          <w:lang w:val="gu_IN" w:bidi="gu_IN"/>
+        </w:rPr>
+      </w:r>
+      <w:r>
+        <w:rPr>
+          <w:b/>
+          <w:lang w:val="gu_IN" w:bidi="gu_IN"/>
+        </w:rPr>
         <w:t>"તે &amp; અમે એથેન્સમાં એકલા પાછળ રહેવાનું સારું માન્યું"</w:t>
       </w:r>
     </w:p>
@@ -15930,6 +17760,21 @@
           <w:b/>
           <w:lang w:val="gu_IN" w:bidi="gu_IN"/>
         </w:rPr>
+        <w:t>ἐπέμψαμεν Τιμόθεον &amp; ἡμῶν</w:t>
+      </w:r>
+    </w:p>
+    <w:p>
+      <w:pPr/>
+      <w:r>
+        <w:rPr>
+          <w:lang w:val="gu_IN" w:bidi="gu_IN"/>
+        </w:rPr>
+      </w:r>
+      <w:r>
+        <w:rPr>
+          <w:b/>
+          <w:lang w:val="gu_IN" w:bidi="gu_IN"/>
+        </w:rPr>
         <w:t>"અમે &amp; મોકલ્યો, આપણા"</w:t>
       </w:r>
     </w:p>
@@ -16017,6 +17862,21 @@
         <w:rPr>
           <w:lang w:val="gu_IN" w:bidi="gu_IN"/>
         </w:rPr>
+      </w:r>
+    </w:p>
+    <w:p>
+      <w:pPr/>
+      <w:r>
+        <w:rPr>
+          <w:lang w:val="gu_IN" w:bidi="gu_IN"/>
+        </w:rPr>
+      </w:r>
+      <w:r>
+        <w:rPr>
+          <w:b/>
+          <w:lang w:val="gu_IN" w:bidi="gu_IN"/>
+        </w:rPr>
+        <w:t>τὸν ἀδελφὸν ἡμῶν</w:t>
       </w:r>
     </w:p>
     <w:p>
@@ -16189,6 +18049,21 @@
           <w:b/>
           <w:lang w:val="gu_IN" w:bidi="gu_IN"/>
         </w:rPr>
+        <w:t>διάκονον τοῦ Θεοῦ</w:t>
+      </w:r>
+    </w:p>
+    <w:p>
+      <w:pPr/>
+      <w:r>
+        <w:rPr>
+          <w:lang w:val="gu_IN" w:bidi="gu_IN"/>
+        </w:rPr>
+      </w:r>
+      <w:r>
+        <w:rPr>
+          <w:b/>
+          <w:lang w:val="gu_IN" w:bidi="gu_IN"/>
+        </w:rPr>
         <w:t>"અને &amp; ઈશ્વરનો એક સેવક"</w:t>
       </w:r>
     </w:p>
@@ -16277,6 +18152,21 @@
           <w:b/>
           <w:lang w:val="gu_IN" w:bidi="gu_IN"/>
         </w:rPr>
+        <w:t>ἐν</w:t>
+      </w:r>
+    </w:p>
+    <w:p>
+      <w:pPr/>
+      <w:r>
+        <w:rPr>
+          <w:lang w:val="gu_IN" w:bidi="gu_IN"/>
+        </w:rPr>
+      </w:r>
+      <w:r>
+        <w:rPr>
+          <w:b/>
+          <w:lang w:val="gu_IN" w:bidi="gu_IN"/>
+        </w:rPr>
         <w:t>"સુવાર્તામાં"</w:t>
       </w:r>
     </w:p>
@@ -16353,6 +18243,21 @@
           <w:b/>
           <w:lang w:val="gu_IN" w:bidi="gu_IN"/>
         </w:rPr>
+        <w:t>τῷ εὐαγγελίῳ τοῦ Χριστοῦ</w:t>
+      </w:r>
+    </w:p>
+    <w:p>
+      <w:pPr/>
+      <w:r>
+        <w:rPr>
+          <w:lang w:val="gu_IN" w:bidi="gu_IN"/>
+        </w:rPr>
+      </w:r>
+      <w:r>
+        <w:rPr>
+          <w:b/>
+          <w:lang w:val="gu_IN" w:bidi="gu_IN"/>
+        </w:rPr>
         <w:t>"ખ્રિસ્તની"</w:t>
       </w:r>
     </w:p>
@@ -16467,6 +18372,21 @@
           <w:b/>
           <w:lang w:val="gu_IN" w:bidi="gu_IN"/>
         </w:rPr>
+        <w:t>τὸ μηδένα σαίνεσθαι</w:t>
+      </w:r>
+    </w:p>
+    <w:p>
+      <w:pPr/>
+      <w:r>
+        <w:rPr>
+          <w:lang w:val="gu_IN" w:bidi="gu_IN"/>
+        </w:rPr>
+      </w:r>
+      <w:r>
+        <w:rPr>
+          <w:b/>
+          <w:lang w:val="gu_IN" w:bidi="gu_IN"/>
+        </w:rPr>
         <w:t>"જેથી &amp; કોઈપણ અવ્યવસ્થિત થાય નહિ"</w:t>
       </w:r>
     </w:p>
@@ -16630,6 +18550,21 @@
           <w:b/>
           <w:lang w:val="gu_IN" w:bidi="gu_IN"/>
         </w:rPr>
+        <w:t>ἐν ταῖς θλίψεσιν ταύταις</w:t>
+      </w:r>
+    </w:p>
+    <w:p>
+      <w:pPr/>
+      <w:r>
+        <w:rPr>
+          <w:lang w:val="gu_IN" w:bidi="gu_IN"/>
+        </w:rPr>
+      </w:r>
+      <w:r>
+        <w:rPr>
+          <w:b/>
+          <w:lang w:val="gu_IN" w:bidi="gu_IN"/>
+        </w:rPr>
         <w:t>"જેથી આ દુઃખોથી કોઈપણ અવ્યવસ્થિત થાય નહિ"</w:t>
       </w:r>
     </w:p>
@@ -16718,6 +18653,21 @@
           <w:b/>
           <w:lang w:val="gu_IN" w:bidi="gu_IN"/>
         </w:rPr>
+        <w:t>αὐτοὶ &amp; οἴδατε</w:t>
+      </w:r>
+    </w:p>
+    <w:p>
+      <w:pPr/>
+      <w:r>
+        <w:rPr>
+          <w:lang w:val="gu_IN" w:bidi="gu_IN"/>
+        </w:rPr>
+      </w:r>
+      <w:r>
+        <w:rPr>
+          <w:b/>
+          <w:lang w:val="gu_IN" w:bidi="gu_IN"/>
+        </w:rPr>
         <w:t>"કેમ કે તમે પોતે પણ જાણો છો"</w:t>
       </w:r>
     </w:p>
@@ -16819,6 +18769,21 @@
           <w:b/>
           <w:lang w:val="gu_IN" w:bidi="gu_IN"/>
         </w:rPr>
+        <w:t>εἰς τοῦτο</w:t>
+      </w:r>
+    </w:p>
+    <w:p>
+      <w:pPr/>
+      <w:r>
+        <w:rPr>
+          <w:lang w:val="gu_IN" w:bidi="gu_IN"/>
+        </w:rPr>
+      </w:r>
+      <w:r>
+        <w:rPr>
+          <w:b/>
+          <w:lang w:val="gu_IN" w:bidi="gu_IN"/>
+        </w:rPr>
         <w:t>"આ માટે"</w:t>
       </w:r>
     </w:p>
@@ -16933,6 +18898,21 @@
           <w:b/>
           <w:lang w:val="gu_IN" w:bidi="gu_IN"/>
         </w:rPr>
+        <w:t>κείμεθα</w:t>
+      </w:r>
+    </w:p>
+    <w:p>
+      <w:pPr/>
+      <w:r>
+        <w:rPr>
+          <w:lang w:val="gu_IN" w:bidi="gu_IN"/>
+        </w:rPr>
+      </w:r>
+      <w:r>
+        <w:rPr>
+          <w:b/>
+          <w:lang w:val="gu_IN" w:bidi="gu_IN"/>
+        </w:rPr>
         <w:t>"અમે નિયુક્ત કરાયા છે"</w:t>
       </w:r>
     </w:p>
@@ -17034,6 +19014,21 @@
           <w:b/>
           <w:lang w:val="gu_IN" w:bidi="gu_IN"/>
         </w:rPr>
+        <w:t>κείμεθα</w:t>
+      </w:r>
+    </w:p>
+    <w:p>
+      <w:pPr/>
+      <w:r>
+        <w:rPr>
+          <w:lang w:val="gu_IN" w:bidi="gu_IN"/>
+        </w:rPr>
+      </w:r>
+      <w:r>
+        <w:rPr>
+          <w:b/>
+          <w:lang w:val="gu_IN" w:bidi="gu_IN"/>
+        </w:rPr>
         <w:t>"અમે નિયુક્ત કરાયા છે"</w:t>
       </w:r>
     </w:p>
@@ -17122,6 +19117,21 @@
           <w:b/>
           <w:lang w:val="gu_IN" w:bidi="gu_IN"/>
         </w:rPr>
+        <w:t>καὶ γὰρ</w:t>
+      </w:r>
+    </w:p>
+    <w:p>
+      <w:pPr/>
+      <w:r>
+        <w:rPr>
+          <w:lang w:val="gu_IN" w:bidi="gu_IN"/>
+        </w:rPr>
+      </w:r>
+      <w:r>
+        <w:rPr>
+          <w:b/>
+          <w:lang w:val="gu_IN" w:bidi="gu_IN"/>
+        </w:rPr>
         <w:t>"માટે"</w:t>
       </w:r>
     </w:p>
@@ -17372,6 +19382,21 @@
         <w:rPr>
           <w:lang w:val="gu_IN" w:bidi="gu_IN"/>
         </w:rPr>
+      </w:r>
+    </w:p>
+    <w:p>
+      <w:pPr/>
+      <w:r>
+        <w:rPr>
+          <w:lang w:val="gu_IN" w:bidi="gu_IN"/>
+        </w:rPr>
+      </w:r>
+      <w:r>
+        <w:rPr>
+          <w:b/>
+          <w:lang w:val="gu_IN" w:bidi="gu_IN"/>
+        </w:rPr>
+        <w:t>μέλλομεν θλίβεσθαι</w:t>
       </w:r>
     </w:p>
     <w:p>
@@ -17479,6 +19504,21 @@
           <w:b/>
           <w:lang w:val="gu_IN" w:bidi="gu_IN"/>
         </w:rPr>
+        <w:t>διὰ τοῦτο κἀγὼ μηκέτι στέγων, ἔπεμψα</w:t>
+      </w:r>
+    </w:p>
+    <w:p>
+      <w:pPr/>
+      <w:r>
+        <w:rPr>
+          <w:lang w:val="gu_IN" w:bidi="gu_IN"/>
+        </w:rPr>
+      </w:r>
+      <w:r>
+        <w:rPr>
+          <w:b/>
+          <w:lang w:val="gu_IN" w:bidi="gu_IN"/>
+        </w:rPr>
         <w:t>"આને લીધે, હું પણ જ્યારે લાંબો સમય તે સહન કરી ના શક્યો, તમારા વિશ્વાસ વિશે જાણવા માટે &amp; મોકલ્યો"</w:t>
       </w:r>
     </w:p>
@@ -17540,6 +19580,21 @@
         <w:rPr>
           <w:lang w:val="gu_IN" w:bidi="gu_IN"/>
         </w:rPr>
+      </w:r>
+    </w:p>
+    <w:p>
+      <w:pPr/>
+      <w:r>
+        <w:rPr>
+          <w:lang w:val="gu_IN" w:bidi="gu_IN"/>
+        </w:rPr>
+      </w:r>
+      <w:r>
+        <w:rPr>
+          <w:b/>
+          <w:lang w:val="gu_IN" w:bidi="gu_IN"/>
+        </w:rPr>
+        <w:t>μηκέτι στέγων</w:t>
       </w:r>
     </w:p>
     <w:p>
@@ -17665,6 +19720,21 @@
           <w:b/>
           <w:lang w:val="gu_IN" w:bidi="gu_IN"/>
         </w:rPr>
+        <w:t>μηκέτι στέγων</w:t>
+      </w:r>
+    </w:p>
+    <w:p>
+      <w:pPr/>
+      <w:r>
+        <w:rPr>
+          <w:lang w:val="gu_IN" w:bidi="gu_IN"/>
+        </w:rPr>
+      </w:r>
+      <w:r>
+        <w:rPr>
+          <w:b/>
+          <w:lang w:val="gu_IN" w:bidi="gu_IN"/>
+        </w:rPr>
         <w:t>"હું પણ જ્યારે લાંબો સમય તે સહન કરી ના શક્યો"</w:t>
       </w:r>
     </w:p>
@@ -17758,6 +19828,21 @@
           <w:b/>
           <w:lang w:val="gu_IN" w:bidi="gu_IN"/>
         </w:rPr>
+        <w:t>ἔπεμψα</w:t>
+      </w:r>
+    </w:p>
+    <w:p>
+      <w:pPr/>
+      <w:r>
+        <w:rPr>
+          <w:lang w:val="gu_IN" w:bidi="gu_IN"/>
+        </w:rPr>
+      </w:r>
+      <w:r>
+        <w:rPr>
+          <w:b/>
+          <w:lang w:val="gu_IN" w:bidi="gu_IN"/>
+        </w:rPr>
         <w:t>"મોકલ્યો"</w:t>
       </w:r>
     </w:p>
@@ -17846,6 +19931,21 @@
           <w:b/>
           <w:lang w:val="gu_IN" w:bidi="gu_IN"/>
         </w:rPr>
+        <w:t>τὴν πίστιν ὑμῶν</w:t>
+      </w:r>
+    </w:p>
+    <w:p>
+      <w:pPr/>
+      <w:r>
+        <w:rPr>
+          <w:lang w:val="gu_IN" w:bidi="gu_IN"/>
+        </w:rPr>
+      </w:r>
+      <w:r>
+        <w:rPr>
+          <w:b/>
+          <w:lang w:val="gu_IN" w:bidi="gu_IN"/>
+        </w:rPr>
         <w:t>"તમારા વિશ્વાસ વિશે જાણવા માટે"</w:t>
       </w:r>
     </w:p>
@@ -17934,6 +20034,21 @@
           <w:b/>
           <w:lang w:val="gu_IN" w:bidi="gu_IN"/>
         </w:rPr>
+        <w:t>ὁ πειράζων</w:t>
+      </w:r>
+    </w:p>
+    <w:p>
+      <w:pPr/>
+      <w:r>
+        <w:rPr>
+          <w:lang w:val="gu_IN" w:bidi="gu_IN"/>
+        </w:rPr>
+      </w:r>
+      <w:r>
+        <w:rPr>
+          <w:b/>
+          <w:lang w:val="gu_IN" w:bidi="gu_IN"/>
+        </w:rPr>
         <w:t>"લલચાવનારે"</w:t>
       </w:r>
     </w:p>
@@ -18022,6 +20137,21 @@
           <w:b/>
           <w:lang w:val="gu_IN" w:bidi="gu_IN"/>
         </w:rPr>
+        <w:t>ἐπείρασεν ὑμᾶς</w:t>
+      </w:r>
+    </w:p>
+    <w:p>
+      <w:pPr/>
+      <w:r>
+        <w:rPr>
+          <w:lang w:val="gu_IN" w:bidi="gu_IN"/>
+        </w:rPr>
+      </w:r>
+      <w:r>
+        <w:rPr>
+          <w:b/>
+          <w:lang w:val="gu_IN" w:bidi="gu_IN"/>
+        </w:rPr>
         <w:t>"કદાચ કે લલચાવનારે કોઈક રીતે તમને લલચાવ્યા હોય, અને"</w:t>
       </w:r>
     </w:p>
@@ -18097,6 +20227,21 @@
           <w:b/>
           <w:lang w:val="gu_IN" w:bidi="gu_IN"/>
         </w:rPr>
+        <w:t>ὁ κόπος ἡμῶν</w:t>
+      </w:r>
+    </w:p>
+    <w:p>
+      <w:pPr/>
+      <w:r>
+        <w:rPr>
+          <w:lang w:val="gu_IN" w:bidi="gu_IN"/>
+        </w:rPr>
+      </w:r>
+      <w:r>
+        <w:rPr>
+          <w:b/>
+          <w:lang w:val="gu_IN" w:bidi="gu_IN"/>
+        </w:rPr>
         <w:t>"અને અમારી મહેનત કદાચ વ્યર્થ ગઈ હોય"</w:t>
       </w:r>
     </w:p>
@@ -18172,6 +20317,21 @@
           <w:b/>
           <w:lang w:val="gu_IN" w:bidi="gu_IN"/>
         </w:rPr>
+        <w:t>εἰς κενὸν</w:t>
+      </w:r>
+    </w:p>
+    <w:p>
+      <w:pPr/>
+      <w:r>
+        <w:rPr>
+          <w:lang w:val="gu_IN" w:bidi="gu_IN"/>
+        </w:rPr>
+      </w:r>
+      <w:r>
+        <w:rPr>
+          <w:b/>
+          <w:lang w:val="gu_IN" w:bidi="gu_IN"/>
+        </w:rPr>
         <w:t>"મહેનત કદાચ વ્યર્થ ગઈ હોય"</w:t>
       </w:r>
     </w:p>
@@ -18273,6 +20433,21 @@
           <w:b/>
           <w:lang w:val="gu_IN" w:bidi="gu_IN"/>
         </w:rPr>
+        <w:t>δὲ</w:t>
+      </w:r>
+    </w:p>
+    <w:p>
+      <w:pPr/>
+      <w:r>
+        <w:rPr>
+          <w:lang w:val="gu_IN" w:bidi="gu_IN"/>
+        </w:rPr>
+      </w:r>
+      <w:r>
+        <w:rPr>
+          <w:b/>
+          <w:lang w:val="gu_IN" w:bidi="gu_IN"/>
+        </w:rPr>
         <w:t>"પણ હમણાં જ તિમોથી તમારી પાસેથી અમારી પાસે આવ્યો છે"</w:t>
       </w:r>
     </w:p>
@@ -18358,6 +20533,21 @@
         <w:rPr>
           <w:lang w:val="gu_IN" w:bidi="gu_IN"/>
         </w:rPr>
+      </w:r>
+    </w:p>
+    <w:p>
+      <w:pPr/>
+      <w:r>
+        <w:rPr>
+          <w:lang w:val="gu_IN" w:bidi="gu_IN"/>
+        </w:rPr>
+      </w:r>
+      <w:r>
+        <w:rPr>
+          <w:b/>
+          <w:lang w:val="gu_IN" w:bidi="gu_IN"/>
+        </w:rPr>
+        <w:t>ἄρτι</w:t>
       </w:r>
     </w:p>
     <w:p>
@@ -18470,6 +20660,21 @@
           <w:b/>
           <w:lang w:val="gu_IN" w:bidi="gu_IN"/>
         </w:rPr>
+        <w:t>πρὸς ἡμᾶς &amp; ἡμῖν &amp; ἡμῶν &amp; ἡμᾶς &amp; ἡμεῖς</w:t>
+      </w:r>
+    </w:p>
+    <w:p>
+      <w:pPr/>
+      <w:r>
+        <w:rPr>
+          <w:lang w:val="gu_IN" w:bidi="gu_IN"/>
+        </w:rPr>
+      </w:r>
+      <w:r>
+        <w:rPr>
+          <w:b/>
+          <w:lang w:val="gu_IN" w:bidi="gu_IN"/>
+        </w:rPr>
         <w:t>"અમારી પાસે"</w:t>
       </w:r>
     </w:p>
@@ -18558,6 +20763,21 @@
           <w:b/>
           <w:lang w:val="gu_IN" w:bidi="gu_IN"/>
         </w:rPr>
+        <w:t>τὴν πίστιν καὶ τὴν ἀγάπην ὑμῶν</w:t>
+      </w:r>
+    </w:p>
+    <w:p>
+      <w:pPr/>
+      <w:r>
+        <w:rPr>
+          <w:lang w:val="gu_IN" w:bidi="gu_IN"/>
+        </w:rPr>
+      </w:r>
+      <w:r>
+        <w:rPr>
+          <w:b/>
+          <w:lang w:val="gu_IN" w:bidi="gu_IN"/>
+        </w:rPr>
         <w:t>"તમારા વિશ્વાસ અને પ્રેમના"</w:t>
       </w:r>
     </w:p>
@@ -18659,6 +20879,21 @@
           <w:b/>
           <w:lang w:val="gu_IN" w:bidi="gu_IN"/>
         </w:rPr>
+        <w:t>ἔχετε μνείαν ἡμῶν ἀγαθὴν πάντοτε</w:t>
+      </w:r>
+    </w:p>
+    <w:p>
+      <w:pPr/>
+      <w:r>
+        <w:rPr>
+          <w:lang w:val="gu_IN" w:bidi="gu_IN"/>
+        </w:rPr>
+      </w:r>
+      <w:r>
+        <w:rPr>
+          <w:b/>
+          <w:lang w:val="gu_IN" w:bidi="gu_IN"/>
+        </w:rPr>
         <w:t>"તમારા વિશ્વાસ અને પ્રેમના"</w:t>
       </w:r>
     </w:p>
@@ -18786,6 +21021,21 @@
           <w:b/>
           <w:lang w:val="gu_IN" w:bidi="gu_IN"/>
         </w:rPr>
+        <w:t>ἐπιποθοῦντες</w:t>
+      </w:r>
+    </w:p>
+    <w:p>
+      <w:pPr/>
+      <w:r>
+        <w:rPr>
+          <w:lang w:val="gu_IN" w:bidi="gu_IN"/>
+        </w:rPr>
+      </w:r>
+      <w:r>
+        <w:rPr>
+          <w:b/>
+          <w:lang w:val="gu_IN" w:bidi="gu_IN"/>
+        </w:rPr>
         <w:t>"અને કે તમારી પાસે હંમેશા અમારી સારી યાદો છે, તમે અમને &amp; જોવાની ઝંખના ધરાવીએ છે"</w:t>
       </w:r>
     </w:p>
@@ -18861,6 +21111,21 @@
           <w:b/>
           <w:lang w:val="gu_IN" w:bidi="gu_IN"/>
         </w:rPr>
+        <w:t>καὶ ἡμεῖς ὑμᾶς</w:t>
+      </w:r>
+    </w:p>
+    <w:p>
+      <w:pPr/>
+      <w:r>
+        <w:rPr>
+          <w:lang w:val="gu_IN" w:bidi="gu_IN"/>
+        </w:rPr>
+      </w:r>
+      <w:r>
+        <w:rPr>
+          <w:b/>
+          <w:lang w:val="gu_IN" w:bidi="gu_IN"/>
+        </w:rPr>
         <w:t>"અને કે તમારી પાસે હંમેશા અમારી સારી યાદો છે"</w:t>
       </w:r>
     </w:p>
@@ -18935,6 +21200,21 @@
         <w:rPr>
           <w:lang w:val="gu_IN" w:bidi="gu_IN"/>
         </w:rPr>
+      </w:r>
+    </w:p>
+    <w:p>
+      <w:pPr/>
+      <w:r>
+        <w:rPr>
+          <w:lang w:val="gu_IN" w:bidi="gu_IN"/>
+        </w:rPr>
+      </w:r>
+      <w:r>
+        <w:rPr>
+          <w:b/>
+          <w:lang w:val="gu_IN" w:bidi="gu_IN"/>
+        </w:rPr>
+        <w:t>διὰ τοῦτο</w:t>
       </w:r>
     </w:p>
     <w:p>
@@ -19042,6 +21322,21 @@
           <w:b/>
           <w:lang w:val="gu_IN" w:bidi="gu_IN"/>
         </w:rPr>
+        <w:t>ἐπὶ πάσῃ τῇ ἀνάγκῃ καὶ θλίψει ἡμῶν</w:t>
+      </w:r>
+    </w:p>
+    <w:p>
+      <w:pPr/>
+      <w:r>
+        <w:rPr>
+          <w:lang w:val="gu_IN" w:bidi="gu_IN"/>
+        </w:rPr>
+      </w:r>
+      <w:r>
+        <w:rPr>
+          <w:b/>
+          <w:lang w:val="gu_IN" w:bidi="gu_IN"/>
+        </w:rPr>
         <w:t>"અમારી બધી તકલીફો અને વિપત્તિઓમાં"</w:t>
       </w:r>
     </w:p>
@@ -19331,6 +21626,21 @@
         <w:rPr>
           <w:lang w:val="gu_IN" w:bidi="gu_IN"/>
         </w:rPr>
+      </w:r>
+    </w:p>
+    <w:p>
+      <w:pPr/>
+      <w:r>
+        <w:rPr>
+          <w:lang w:val="gu_IN" w:bidi="gu_IN"/>
+        </w:rPr>
+      </w:r>
+      <w:r>
+        <w:rPr>
+          <w:b/>
+          <w:lang w:val="gu_IN" w:bidi="gu_IN"/>
+        </w:rPr>
+        <w:t>ζῶμεν</w:t>
       </w:r>
     </w:p>
     <w:p>
@@ -19464,6 +21774,21 @@
           <w:b/>
           <w:lang w:val="gu_IN" w:bidi="gu_IN"/>
         </w:rPr>
+        <w:t>ἐὰν</w:t>
+      </w:r>
+    </w:p>
+    <w:p>
+      <w:pPr/>
+      <w:r>
+        <w:rPr>
+          <w:lang w:val="gu_IN" w:bidi="gu_IN"/>
+        </w:rPr>
+      </w:r>
+      <w:r>
+        <w:rPr>
+          <w:b/>
+          <w:lang w:val="gu_IN" w:bidi="gu_IN"/>
+        </w:rPr>
         <w:t>"જો તમે પોતે પ્રભુમાં સ્થિર ઉભા છો"</w:t>
       </w:r>
     </w:p>
@@ -19539,6 +21864,21 @@
           <w:b/>
           <w:lang w:val="gu_IN" w:bidi="gu_IN"/>
         </w:rPr>
+        <w:t>ὑμεῖς στήκετε ἐν Κυρίῳ</w:t>
+      </w:r>
+    </w:p>
+    <w:p>
+      <w:pPr/>
+      <w:r>
+        <w:rPr>
+          <w:lang w:val="gu_IN" w:bidi="gu_IN"/>
+        </w:rPr>
+      </w:r>
+      <w:r>
+        <w:rPr>
+          <w:b/>
+          <w:lang w:val="gu_IN" w:bidi="gu_IN"/>
+        </w:rPr>
         <w:t>"જો તમે પોતે પ્રભુમાં સ્થિર ઉભા છો"</w:t>
       </w:r>
     </w:p>
@@ -19627,6 +21967,21 @@
           <w:b/>
           <w:lang w:val="gu_IN" w:bidi="gu_IN"/>
         </w:rPr>
+        <w:t>ὑμεῖς στήκετε</w:t>
+      </w:r>
+    </w:p>
+    <w:p>
+      <w:pPr/>
+      <w:r>
+        <w:rPr>
+          <w:lang w:val="gu_IN" w:bidi="gu_IN"/>
+        </w:rPr>
+      </w:r>
+      <w:r>
+        <w:rPr>
+          <w:b/>
+          <w:lang w:val="gu_IN" w:bidi="gu_IN"/>
+        </w:rPr>
         <w:t>"પોતે"</w:t>
       </w:r>
     </w:p>
@@ -19715,6 +22070,21 @@
           <w:b/>
           <w:lang w:val="gu_IN" w:bidi="gu_IN"/>
         </w:rPr>
+        <w:t>τίνα &amp; εὐχαριστίαν δυνάμεθα τῷ Θεῷ ἀνταποδοῦναι</w:t>
+      </w:r>
+    </w:p>
+    <w:p>
+      <w:pPr/>
+      <w:r>
+        <w:rPr>
+          <w:lang w:val="gu_IN" w:bidi="gu_IN"/>
+        </w:rPr>
+      </w:r>
+      <w:r>
+        <w:rPr>
+          <w:b/>
+          <w:lang w:val="gu_IN" w:bidi="gu_IN"/>
+        </w:rPr>
         <w:t>"ઈશ્વરની &amp; અમે &amp; તમારા સંબંધી શું આભાર પાછો અર્પવા શકવા સક્ષમ છીએ"</w:t>
       </w:r>
     </w:p>
@@ -19872,6 +22242,21 @@
           <w:b/>
           <w:lang w:val="gu_IN" w:bidi="gu_IN"/>
         </w:rPr>
+        <w:t>ἐπὶ πάσῃ τῇ χαρᾷ ᾗ χαίρομεν</w:t>
+      </w:r>
+    </w:p>
+    <w:p>
+      <w:pPr/>
+      <w:r>
+        <w:rPr>
+          <w:lang w:val="gu_IN" w:bidi="gu_IN"/>
+        </w:rPr>
+      </w:r>
+      <w:r>
+        <w:rPr>
+          <w:b/>
+          <w:lang w:val="gu_IN" w:bidi="gu_IN"/>
+        </w:rPr>
         <w:t>"જે સઘળો આનંદ જેમાં &amp; અમે આનંદિત છીએ તે માટે"</w:t>
       </w:r>
     </w:p>
@@ -19959,6 +22344,21 @@
         <w:rPr>
           <w:lang w:val="gu_IN" w:bidi="gu_IN"/>
         </w:rPr>
+      </w:r>
+    </w:p>
+    <w:p>
+      <w:pPr/>
+      <w:r>
+        <w:rPr>
+          <w:lang w:val="gu_IN" w:bidi="gu_IN"/>
+        </w:rPr>
+      </w:r>
+      <w:r>
+        <w:rPr>
+          <w:b/>
+          <w:lang w:val="gu_IN" w:bidi="gu_IN"/>
+        </w:rPr>
+        <w:t>ἔμπροσθεν τοῦ Θεοῦ ἡμῶν</w:t>
       </w:r>
     </w:p>
     <w:p>
@@ -20154,6 +22554,21 @@
           <w:b/>
           <w:lang w:val="gu_IN" w:bidi="gu_IN"/>
         </w:rPr>
+        <w:t>εἰς τὸ ἰδεῖν ὑμῶν τὸ πρόσωπον</w:t>
+      </w:r>
+    </w:p>
+    <w:p>
+      <w:pPr/>
+      <w:r>
+        <w:rPr>
+          <w:lang w:val="gu_IN" w:bidi="gu_IN"/>
+        </w:rPr>
+      </w:r>
+      <w:r>
+        <w:rPr>
+          <w:b/>
+          <w:lang w:val="gu_IN" w:bidi="gu_IN"/>
+        </w:rPr>
         <w:t>"તમારો ચહેરો જોવા"</w:t>
       </w:r>
     </w:p>
@@ -20242,6 +22657,21 @@
           <w:b/>
           <w:lang w:val="gu_IN" w:bidi="gu_IN"/>
         </w:rPr>
+        <w:t>ὑμῶν τὸ πρόσωπον</w:t>
+      </w:r>
+    </w:p>
+    <w:p>
+      <w:pPr/>
+      <w:r>
+        <w:rPr>
+          <w:lang w:val="gu_IN" w:bidi="gu_IN"/>
+        </w:rPr>
+      </w:r>
+      <w:r>
+        <w:rPr>
+          <w:b/>
+          <w:lang w:val="gu_IN" w:bidi="gu_IN"/>
+        </w:rPr>
         <w:t>"તમારો ચહેરો"</w:t>
       </w:r>
     </w:p>
@@ -20316,6 +22746,21 @@
         <w:rPr>
           <w:lang w:val="gu_IN" w:bidi="gu_IN"/>
         </w:rPr>
+      </w:r>
+    </w:p>
+    <w:p>
+      <w:pPr/>
+      <w:r>
+        <w:rPr>
+          <w:lang w:val="gu_IN" w:bidi="gu_IN"/>
+        </w:rPr>
+      </w:r>
+      <w:r>
+        <w:rPr>
+          <w:b/>
+          <w:lang w:val="gu_IN" w:bidi="gu_IN"/>
+        </w:rPr>
+        <w:t>τῆς πίστεως ὑμῶν</w:t>
       </w:r>
     </w:p>
     <w:p>
@@ -20436,6 +22881,21 @@
           <w:b/>
           <w:lang w:val="gu_IN" w:bidi="gu_IN"/>
         </w:rPr>
+        <w:t>αὐτὸς &amp; ὁ Θεὸς καὶ Πατὴρ ἡμῶν, καὶ ὁ Κύριος ἡμῶν, Ἰησοῦς, κατευθύναι τὴν ὁδὸν ἡμῶν πρὸς ὑμᾶς</w:t>
+      </w:r>
+    </w:p>
+    <w:p>
+      <w:pPr/>
+      <w:r>
+        <w:rPr>
+          <w:lang w:val="gu_IN" w:bidi="gu_IN"/>
+        </w:rPr>
+      </w:r>
+      <w:r>
+        <w:rPr>
+          <w:b/>
+          <w:lang w:val="gu_IN" w:bidi="gu_IN"/>
+        </w:rPr>
         <w:t>"અમારો માર્ગ તમારા પ્રત્યે દોરે"</w:t>
       </w:r>
     </w:p>
@@ -20497,6 +22957,21 @@
         <w:rPr>
           <w:lang w:val="gu_IN" w:bidi="gu_IN"/>
         </w:rPr>
+      </w:r>
+    </w:p>
+    <w:p>
+      <w:pPr/>
+      <w:r>
+        <w:rPr>
+          <w:lang w:val="gu_IN" w:bidi="gu_IN"/>
+        </w:rPr>
+      </w:r>
+      <w:r>
+        <w:rPr>
+          <w:b/>
+          <w:lang w:val="gu_IN" w:bidi="gu_IN"/>
+        </w:rPr>
+        <w:t>ὁ Θεὸς καὶ Πατὴρ ἡμῶν</w:t>
       </w:r>
     </w:p>
     <w:p>
@@ -20605,6 +23080,21 @@
           <w:b/>
           <w:lang w:val="gu_IN" w:bidi="gu_IN"/>
         </w:rPr>
+        <w:t>αὐτὸς &amp; ὁ Θεὸς καὶ Πατὴρ ἡμῶν</w:t>
+      </w:r>
+    </w:p>
+    <w:p>
+      <w:pPr/>
+      <w:r>
+        <w:rPr>
+          <w:lang w:val="gu_IN" w:bidi="gu_IN"/>
+        </w:rPr>
+      </w:r>
+      <w:r>
+        <w:rPr>
+          <w:b/>
+          <w:lang w:val="gu_IN" w:bidi="gu_IN"/>
+        </w:rPr>
         <w:t>"સ્વયં"</w:t>
       </w:r>
     </w:p>
@@ -20705,6 +23195,21 @@
         <w:rPr>
           <w:lang w:val="gu_IN" w:bidi="gu_IN"/>
         </w:rPr>
+      </w:r>
+    </w:p>
+    <w:p>
+      <w:pPr/>
+      <w:r>
+        <w:rPr>
+          <w:lang w:val="gu_IN" w:bidi="gu_IN"/>
+        </w:rPr>
+      </w:r>
+      <w:r>
+        <w:rPr>
+          <w:b/>
+          <w:lang w:val="gu_IN" w:bidi="gu_IN"/>
+        </w:rPr>
+        <w:t>ἡμῶν &amp; ἡμῶν &amp; ἡμῶν</w:t>
       </w:r>
     </w:p>
     <w:p>
@@ -20955,6 +23460,21 @@
           <w:b/>
           <w:lang w:val="gu_IN" w:bidi="gu_IN"/>
         </w:rPr>
+        <w:t>ὑμᾶς &amp; ὁ Κύριος πλεονάσαι καὶ περισσεύσαι</w:t>
+      </w:r>
+    </w:p>
+    <w:p>
+      <w:pPr/>
+      <w:r>
+        <w:rPr>
+          <w:lang w:val="gu_IN" w:bidi="gu_IN"/>
+        </w:rPr>
+      </w:r>
+      <w:r>
+        <w:rPr>
+          <w:b/>
+          <w:lang w:val="gu_IN" w:bidi="gu_IN"/>
+        </w:rPr>
         <w:t>"હવે પ્રભુ તમને &amp; વધારો અને સમૃદ્ધ બનાવો"</w:t>
       </w:r>
     </w:p>
@@ -21157,6 +23677,21 @@
           <w:b/>
           <w:lang w:val="gu_IN" w:bidi="gu_IN"/>
         </w:rPr>
+        <w:t>εἰς πάντας</w:t>
+      </w:r>
+    </w:p>
+    <w:p>
+      <w:pPr/>
+      <w:r>
+        <w:rPr>
+          <w:lang w:val="gu_IN" w:bidi="gu_IN"/>
+        </w:rPr>
+      </w:r>
+      <w:r>
+        <w:rPr>
+          <w:b/>
+          <w:lang w:val="gu_IN" w:bidi="gu_IN"/>
+        </w:rPr>
         <w:t>"એકબીજા માટે અને બધા માટે"</w:t>
       </w:r>
     </w:p>
@@ -21231,6 +23766,21 @@
         <w:rPr>
           <w:lang w:val="gu_IN" w:bidi="gu_IN"/>
         </w:rPr>
+      </w:r>
+    </w:p>
+    <w:p>
+      <w:pPr/>
+      <w:r>
+        <w:rPr>
+          <w:lang w:val="gu_IN" w:bidi="gu_IN"/>
+        </w:rPr>
+      </w:r>
+      <w:r>
+        <w:rPr>
+          <w:b/>
+          <w:lang w:val="gu_IN" w:bidi="gu_IN"/>
+        </w:rPr>
+        <w:t>καὶ ἡμεῖς εἰς ὑμᾶς</w:t>
       </w:r>
     </w:p>
     <w:p>
@@ -21339,6 +23889,21 @@
           <w:b/>
           <w:lang w:val="gu_IN" w:bidi="gu_IN"/>
         </w:rPr>
+        <w:t>εἰς τὸ στηρίξαι</w:t>
+      </w:r>
+    </w:p>
+    <w:p>
+      <w:pPr/>
+      <w:r>
+        <w:rPr>
+          <w:lang w:val="gu_IN" w:bidi="gu_IN"/>
+        </w:rPr>
+      </w:r>
+      <w:r>
+        <w:rPr>
+          <w:b/>
+          <w:lang w:val="gu_IN" w:bidi="gu_IN"/>
+        </w:rPr>
         <w:t>"તમારા હૃદયોને મજબૂત કરવા"</w:t>
       </w:r>
     </w:p>
@@ -21414,6 +23979,21 @@
           <w:b/>
           <w:lang w:val="gu_IN" w:bidi="gu_IN"/>
         </w:rPr>
+        <w:t>εἰς τὸ στηρίξαι ὑμῶν τὰς καρδίας</w:t>
+      </w:r>
+    </w:p>
+    <w:p>
+      <w:pPr/>
+      <w:r>
+        <w:rPr>
+          <w:lang w:val="gu_IN" w:bidi="gu_IN"/>
+        </w:rPr>
+      </w:r>
+      <w:r>
+        <w:rPr>
+          <w:b/>
+          <w:lang w:val="gu_IN" w:bidi="gu_IN"/>
+        </w:rPr>
         <w:t>"તમારા હૃદયોને મજબૂત કરવા"</w:t>
       </w:r>
     </w:p>
@@ -21489,6 +24069,21 @@
           <w:b/>
           <w:lang w:val="gu_IN" w:bidi="gu_IN"/>
         </w:rPr>
+        <w:t>ἐν ἁγιωσύνῃ</w:t>
+      </w:r>
+    </w:p>
+    <w:p>
+      <w:pPr/>
+      <w:r>
+        <w:rPr>
+          <w:lang w:val="gu_IN" w:bidi="gu_IN"/>
+        </w:rPr>
+      </w:r>
+      <w:r>
+        <w:rPr>
+          <w:b/>
+          <w:lang w:val="gu_IN" w:bidi="gu_IN"/>
+        </w:rPr>
         <w:t>"પવિત્રતામાં દોષરહિત, તમારા હૃદયોને મજબૂત કરવા"</w:t>
       </w:r>
     </w:p>
@@ -21576,6 +24171,21 @@
         <w:rPr>
           <w:lang w:val="gu_IN" w:bidi="gu_IN"/>
         </w:rPr>
+      </w:r>
+    </w:p>
+    <w:p>
+      <w:pPr/>
+      <w:r>
+        <w:rPr>
+          <w:lang w:val="gu_IN" w:bidi="gu_IN"/>
+        </w:rPr>
+      </w:r>
+      <w:r>
+        <w:rPr>
+          <w:b/>
+          <w:lang w:val="gu_IN" w:bidi="gu_IN"/>
+        </w:rPr>
+        <w:t>ἔμπροσθεν τοῦ Θεοῦ καὶ Πατρὸς ἡμῶν</w:t>
       </w:r>
     </w:p>
     <w:p>
@@ -21683,6 +24293,21 @@
           <w:b/>
           <w:lang w:val="gu_IN" w:bidi="gu_IN"/>
         </w:rPr>
+        <w:t>τοῦ Θεοῦ καὶ Πατρὸς ἡμῶν</w:t>
+      </w:r>
+    </w:p>
+    <w:p>
+      <w:pPr/>
+      <w:r>
+        <w:rPr>
+          <w:lang w:val="gu_IN" w:bidi="gu_IN"/>
+        </w:rPr>
+      </w:r>
+      <w:r>
+        <w:rPr>
+          <w:b/>
+          <w:lang w:val="gu_IN" w:bidi="gu_IN"/>
+        </w:rPr>
         <w:t>"પવિત્રતામાં દોષરહિત"</w:t>
       </w:r>
     </w:p>
@@ -21770,6 +24395,21 @@
         <w:rPr>
           <w:lang w:val="gu_IN" w:bidi="gu_IN"/>
         </w:rPr>
+      </w:r>
+    </w:p>
+    <w:p>
+      <w:pPr/>
+      <w:r>
+        <w:rPr>
+          <w:lang w:val="gu_IN" w:bidi="gu_IN"/>
+        </w:rPr>
+      </w:r>
+      <w:r>
+        <w:rPr>
+          <w:b/>
+          <w:lang w:val="gu_IN" w:bidi="gu_IN"/>
+        </w:rPr>
+        <w:t>ἐν τῇ παρουσίᾳ τοῦ Κυρίου ἡμῶν, Ἰησοῦ</w:t>
       </w:r>
     </w:p>
     <w:p>
@@ -21908,6 +24548,21 @@
           <w:b/>
           <w:lang w:val="gu_IN" w:bidi="gu_IN"/>
         </w:rPr>
+        <w:t>μετὰ πάντων τῶν ἁγίων αὐτοῦ</w:t>
+      </w:r>
+    </w:p>
+    <w:p>
+      <w:pPr/>
+      <w:r>
+        <w:rPr>
+          <w:lang w:val="gu_IN" w:bidi="gu_IN"/>
+        </w:rPr>
+      </w:r>
+      <w:r>
+        <w:rPr>
+          <w:b/>
+          <w:lang w:val="gu_IN" w:bidi="gu_IN"/>
+        </w:rPr>
         <w:t>"તમારા બધા સંતો સાથે &amp; પ્રભુ ઈસુના આગમન સમયે, આપણા"</w:t>
       </w:r>
     </w:p>
@@ -22484,6 +25139,21 @@
           <w:b/>
           <w:lang w:val="gu_IN" w:bidi="gu_IN"/>
         </w:rPr>
+        <w:t>λοιπὸν</w:t>
+      </w:r>
+    </w:p>
+    <w:p>
+      <w:pPr/>
+      <w:r>
+        <w:rPr>
+          <w:lang w:val="gu_IN" w:bidi="gu_IN"/>
+        </w:rPr>
+      </w:r>
+      <w:r>
+        <w:rPr>
+          <w:b/>
+          <w:lang w:val="gu_IN" w:bidi="gu_IN"/>
+        </w:rPr>
         <w:t>"તેથી આખરે"</w:t>
       </w:r>
     </w:p>
@@ -22572,6 +25242,21 @@
           <w:b/>
           <w:lang w:val="gu_IN" w:bidi="gu_IN"/>
         </w:rPr>
+        <w:t>ἐρωτῶμεν ὑμᾶς καὶ παρακαλοῦμεν</w:t>
+      </w:r>
+    </w:p>
+    <w:p>
+      <w:pPr/>
+      <w:r>
+        <w:rPr>
+          <w:lang w:val="gu_IN" w:bidi="gu_IN"/>
+        </w:rPr>
+      </w:r>
+      <w:r>
+        <w:rPr>
+          <w:b/>
+          <w:lang w:val="gu_IN" w:bidi="gu_IN"/>
+        </w:rPr>
         <w:t>"અમે તમને આજીજી અને પ્રોત્સાહિત કરીએ છીએ"</w:t>
       </w:r>
     </w:p>
@@ -22647,6 +25332,21 @@
           <w:b/>
           <w:lang w:val="gu_IN" w:bidi="gu_IN"/>
         </w:rPr>
+        <w:t>ἐν Κυρίῳ Ἰησοῦ</w:t>
+      </w:r>
+    </w:p>
+    <w:p>
+      <w:pPr/>
+      <w:r>
+        <w:rPr>
+          <w:lang w:val="gu_IN" w:bidi="gu_IN"/>
+        </w:rPr>
+      </w:r>
+      <w:r>
+        <w:rPr>
+          <w:b/>
+          <w:lang w:val="gu_IN" w:bidi="gu_IN"/>
+        </w:rPr>
         <w:t>"પ્રભુ ઈસુમાં"</w:t>
       </w:r>
     </w:p>
@@ -22734,6 +25434,21 @@
         <w:rPr>
           <w:lang w:val="gu_IN" w:bidi="gu_IN"/>
         </w:rPr>
+      </w:r>
+    </w:p>
+    <w:p>
+      <w:pPr/>
+      <w:r>
+        <w:rPr>
+          <w:lang w:val="gu_IN" w:bidi="gu_IN"/>
+        </w:rPr>
+      </w:r>
+      <w:r>
+        <w:rPr>
+          <w:b/>
+          <w:lang w:val="gu_IN" w:bidi="gu_IN"/>
+        </w:rPr>
+        <w:t>περιπατεῖν &amp; περιπατεῖτε</w:t>
       </w:r>
     </w:p>
     <w:p>
@@ -22867,6 +25582,21 @@
           <w:b/>
           <w:lang w:val="gu_IN" w:bidi="gu_IN"/>
         </w:rPr>
+        <w:t>περιπατεῖν καὶ ἀρέσκειν Θεῷ</w:t>
+      </w:r>
+    </w:p>
+    <w:p>
+      <w:pPr/>
+      <w:r>
+        <w:rPr>
+          <w:lang w:val="gu_IN" w:bidi="gu_IN"/>
+        </w:rPr>
+      </w:r>
+      <w:r>
+        <w:rPr>
+          <w:b/>
+          <w:lang w:val="gu_IN" w:bidi="gu_IN"/>
+        </w:rPr>
         <w:t>"તમારા માટે પ્રભુને પ્રસન્ન કરવા અને ચાલવું, કેવી રીતે જરૂરી છે તે વિષે (જેમ તમે પણ ચાલો છો"</w:t>
       </w:r>
     </w:p>
@@ -23007,6 +25737,21 @@
           <w:b/>
           <w:lang w:val="gu_IN" w:bidi="gu_IN"/>
         </w:rPr>
+        <w:t>ἵνα</w:t>
+      </w:r>
+    </w:p>
+    <w:p>
+      <w:pPr/>
+      <w:r>
+        <w:rPr>
+          <w:lang w:val="gu_IN" w:bidi="gu_IN"/>
+        </w:rPr>
+      </w:r>
+      <w:r>
+        <w:rPr>
+          <w:b/>
+          <w:lang w:val="gu_IN" w:bidi="gu_IN"/>
+        </w:rPr>
         <w:t>"તેથી કે તમે વધુ ભરપૂર થઇ શકો"</w:t>
       </w:r>
     </w:p>
@@ -23082,6 +25827,21 @@
           <w:b/>
           <w:lang w:val="gu_IN" w:bidi="gu_IN"/>
         </w:rPr>
+        <w:t>γὰρ</w:t>
+      </w:r>
+    </w:p>
+    <w:p>
+      <w:pPr/>
+      <w:r>
+        <w:rPr>
+          <w:lang w:val="gu_IN" w:bidi="gu_IN"/>
+        </w:rPr>
+      </w:r>
+      <w:r>
+        <w:rPr>
+          <w:b/>
+          <w:lang w:val="gu_IN" w:bidi="gu_IN"/>
+        </w:rPr>
         <w:t>"માટે તમે જાણો છો કે"</w:t>
       </w:r>
     </w:p>
@@ -23170,6 +25930,21 @@
           <w:b/>
           <w:lang w:val="gu_IN" w:bidi="gu_IN"/>
         </w:rPr>
+        <w:t>ἐδώκαμεν ὑμῖν</w:t>
+      </w:r>
+    </w:p>
+    <w:p>
+      <w:pPr/>
+      <w:r>
+        <w:rPr>
+          <w:lang w:val="gu_IN" w:bidi="gu_IN"/>
+        </w:rPr>
+      </w:r>
+      <w:r>
+        <w:rPr>
+          <w:b/>
+          <w:lang w:val="gu_IN" w:bidi="gu_IN"/>
+        </w:rPr>
         <w:t>"through the Lord Jesus"</w:t>
       </w:r>
     </w:p>
@@ -23245,6 +26020,21 @@
           <w:b/>
           <w:lang w:val="gu_IN" w:bidi="gu_IN"/>
         </w:rPr>
+        <w:t>διὰ τοῦ Κυρίου Ἰησοῦ</w:t>
+      </w:r>
+    </w:p>
+    <w:p>
+      <w:pPr/>
+      <w:r>
+        <w:rPr>
+          <w:lang w:val="gu_IN" w:bidi="gu_IN"/>
+        </w:rPr>
+      </w:r>
+      <w:r>
+        <w:rPr>
+          <w:b/>
+          <w:lang w:val="gu_IN" w:bidi="gu_IN"/>
+        </w:rPr>
         <w:t>"પ્રભુ ઈસુ દ્વારા"</w:t>
       </w:r>
     </w:p>
@@ -23371,6 +26161,21 @@
         <w:rPr>
           <w:lang w:val="gu_IN" w:bidi="gu_IN"/>
         </w:rPr>
+      </w:r>
+    </w:p>
+    <w:p>
+      <w:pPr/>
+      <w:r>
+        <w:rPr>
+          <w:lang w:val="gu_IN" w:bidi="gu_IN"/>
+        </w:rPr>
+      </w:r>
+      <w:r>
+        <w:rPr>
+          <w:b/>
+          <w:lang w:val="gu_IN" w:bidi="gu_IN"/>
+        </w:rPr>
+        <w:t>γάρ</w:t>
       </w:r>
     </w:p>
     <w:p>
@@ -23592,6 +26397,21 @@
           <w:b/>
           <w:lang w:val="gu_IN" w:bidi="gu_IN"/>
         </w:rPr>
+        <w:t>ὁ ἁγιασμὸς ὑμῶν, ἀπέχεσθαι ὑμᾶς</w:t>
+      </w:r>
+    </w:p>
+    <w:p>
+      <w:pPr/>
+      <w:r>
+        <w:rPr>
+          <w:lang w:val="gu_IN" w:bidi="gu_IN"/>
+        </w:rPr>
+      </w:r>
+      <w:r>
+        <w:rPr>
+          <w:b/>
+          <w:lang w:val="gu_IN" w:bidi="gu_IN"/>
+        </w:rPr>
         <w:t>"જાતિય અનૈતિકતાથી પોતાને દૂર રાખવા"</w:t>
       </w:r>
     </w:p>
@@ -23706,6 +26526,21 @@
           <w:b/>
           <w:lang w:val="gu_IN" w:bidi="gu_IN"/>
         </w:rPr>
+        <w:t>εἰδέναι ἕκαστον ὑμῶν &amp; κτᾶσθαι</w:t>
+      </w:r>
+    </w:p>
+    <w:p>
+      <w:pPr/>
+      <w:r>
+        <w:rPr>
+          <w:lang w:val="gu_IN" w:bidi="gu_IN"/>
+        </w:rPr>
+      </w:r>
+      <w:r>
+        <w:rPr>
+          <w:b/>
+          <w:lang w:val="gu_IN" w:bidi="gu_IN"/>
+        </w:rPr>
         <w:t>"તમારામાંના દરેકને પવિત્રતા અને સન્માનમાં તમારું પોતાનું પાત્ર જાળવવાને જાણવા માટે"</w:t>
       </w:r>
     </w:p>
@@ -23794,6 +26629,21 @@
           <w:b/>
           <w:lang w:val="gu_IN" w:bidi="gu_IN"/>
         </w:rPr>
+        <w:t>τὸ ἑαυτοῦ σκεῦος, κτᾶσθαι</w:t>
+      </w:r>
+    </w:p>
+    <w:p>
+      <w:pPr/>
+      <w:r>
+        <w:rPr>
+          <w:lang w:val="gu_IN" w:bidi="gu_IN"/>
+        </w:rPr>
+      </w:r>
+      <w:r>
+        <w:rPr>
+          <w:b/>
+          <w:lang w:val="gu_IN" w:bidi="gu_IN"/>
+        </w:rPr>
         <w:t>"તમારું પોતાનું પાત્ર"</w:t>
       </w:r>
     </w:p>
@@ -23882,6 +26732,21 @@
           <w:b/>
           <w:lang w:val="gu_IN" w:bidi="gu_IN"/>
         </w:rPr>
+        <w:t>τὸ ἑαυτοῦ σκεῦος, κτᾶσθαι</w:t>
+      </w:r>
+    </w:p>
+    <w:p>
+      <w:pPr/>
+      <w:r>
+        <w:rPr>
+          <w:lang w:val="gu_IN" w:bidi="gu_IN"/>
+        </w:rPr>
+      </w:r>
+      <w:r>
+        <w:rPr>
+          <w:b/>
+          <w:lang w:val="gu_IN" w:bidi="gu_IN"/>
+        </w:rPr>
         <w:t>"તમારું પોતાનું પાત્ર જાળવવાને"</w:t>
       </w:r>
     </w:p>
@@ -23970,6 +26835,21 @@
           <w:b/>
           <w:lang w:val="gu_IN" w:bidi="gu_IN"/>
         </w:rPr>
+        <w:t>ἐν ἁγιασμῷ καὶ τιμῇ</w:t>
+      </w:r>
+    </w:p>
+    <w:p>
+      <w:pPr/>
+      <w:r>
+        <w:rPr>
+          <w:lang w:val="gu_IN" w:bidi="gu_IN"/>
+        </w:rPr>
+      </w:r>
+      <w:r>
+        <w:rPr>
+          <w:b/>
+          <w:lang w:val="gu_IN" w:bidi="gu_IN"/>
+        </w:rPr>
         <w:t>"પવિત્રતા અને સન્માનમાં"</w:t>
       </w:r>
     </w:p>
@@ -24083,6 +26963,21 @@
         <w:rPr>
           <w:lang w:val="gu_IN" w:bidi="gu_IN"/>
         </w:rPr>
+      </w:r>
+    </w:p>
+    <w:p>
+      <w:pPr/>
+      <w:r>
+        <w:rPr>
+          <w:lang w:val="gu_IN" w:bidi="gu_IN"/>
+        </w:rPr>
+      </w:r>
+      <w:r>
+        <w:rPr>
+          <w:b/>
+          <w:lang w:val="gu_IN" w:bidi="gu_IN"/>
+        </w:rPr>
+        <w:t>μὴ ἐν πάθει ἐπιθυμίας</w:t>
       </w:r>
     </w:p>
     <w:p>
@@ -24203,6 +27098,21 @@
           <w:b/>
           <w:lang w:val="gu_IN" w:bidi="gu_IN"/>
         </w:rPr>
+        <w:t>μὴ ἐν πάθει ἐπιθυμίας</w:t>
+      </w:r>
+    </w:p>
+    <w:p>
+      <w:pPr/>
+      <w:r>
+        <w:rPr>
+          <w:lang w:val="gu_IN" w:bidi="gu_IN"/>
+        </w:rPr>
+      </w:r>
+      <w:r>
+        <w:rPr>
+          <w:b/>
+          <w:lang w:val="gu_IN" w:bidi="gu_IN"/>
+        </w:rPr>
         <w:t>"વાસનાના જુસ્સામાં નહિ"</w:t>
       </w:r>
     </w:p>
@@ -24291,6 +27201,21 @@
           <w:b/>
           <w:lang w:val="gu_IN" w:bidi="gu_IN"/>
         </w:rPr>
+        <w:t>πάθει ἐπιθυμίας</w:t>
+      </w:r>
+    </w:p>
+    <w:p>
+      <w:pPr/>
+      <w:r>
+        <w:rPr>
+          <w:lang w:val="gu_IN" w:bidi="gu_IN"/>
+        </w:rPr>
+      </w:r>
+      <w:r>
+        <w:rPr>
+          <w:b/>
+          <w:lang w:val="gu_IN" w:bidi="gu_IN"/>
+        </w:rPr>
         <w:t>"વાસનાના જુસ્સામાં"</w:t>
       </w:r>
     </w:p>
@@ -24392,6 +27317,21 @@
           <w:b/>
           <w:lang w:val="gu_IN" w:bidi="gu_IN"/>
         </w:rPr>
+        <w:t>καθάπερ καὶ τὰ ἔθνη τὰ μὴ εἰδότα τὸν Θεόν</w:t>
+      </w:r>
+    </w:p>
+    <w:p>
+      <w:pPr/>
+      <w:r>
+        <w:rPr>
+          <w:lang w:val="gu_IN" w:bidi="gu_IN"/>
+        </w:rPr>
+      </w:r>
+      <w:r>
+        <w:rPr>
+          <w:b/>
+          <w:lang w:val="gu_IN" w:bidi="gu_IN"/>
+        </w:rPr>
         <w:t>"જેમ કે વિદેશીઓ પણ જેઓ ઈશ્વરને જાણતા નથી"</w:t>
       </w:r>
     </w:p>
@@ -24480,6 +27420,21 @@
           <w:b/>
           <w:lang w:val="gu_IN" w:bidi="gu_IN"/>
         </w:rPr>
+        <w:t>τὰ ἔθνη τὰ μὴ εἰδότα τὸν Θεόν</w:t>
+      </w:r>
+    </w:p>
+    <w:p>
+      <w:pPr/>
+      <w:r>
+        <w:rPr>
+          <w:lang w:val="gu_IN" w:bidi="gu_IN"/>
+        </w:rPr>
+      </w:r>
+      <w:r>
+        <w:rPr>
+          <w:b/>
+          <w:lang w:val="gu_IN" w:bidi="gu_IN"/>
+        </w:rPr>
         <w:t>"જેઓ ઈશ્વરને જાણતા નથી"</w:t>
       </w:r>
     </w:p>
@@ -24581,6 +27536,21 @@
           <w:b/>
           <w:lang w:val="gu_IN" w:bidi="gu_IN"/>
         </w:rPr>
+        <w:t>τὸ μὴ ὑπερβαίνειν</w:t>
+      </w:r>
+    </w:p>
+    <w:p>
+      <w:pPr/>
+      <w:r>
+        <w:rPr>
+          <w:lang w:val="gu_IN" w:bidi="gu_IN"/>
+        </w:rPr>
+      </w:r>
+      <w:r>
+        <w:rPr>
+          <w:b/>
+          <w:lang w:val="gu_IN" w:bidi="gu_IN"/>
+        </w:rPr>
         <w:t>"કે &amp; કોઈ &amp; નિયમભંગ અને શોષણ ન કરે"</w:t>
       </w:r>
     </w:p>
@@ -24682,6 +27652,21 @@
           <w:b/>
           <w:lang w:val="gu_IN" w:bidi="gu_IN"/>
         </w:rPr>
+        <w:t>ὑπερβαίνειν καὶ πλεονεκτεῖν</w:t>
+      </w:r>
+    </w:p>
+    <w:p>
+      <w:pPr/>
+      <w:r>
+        <w:rPr>
+          <w:lang w:val="gu_IN" w:bidi="gu_IN"/>
+        </w:rPr>
+      </w:r>
+      <w:r>
+        <w:rPr>
+          <w:b/>
+          <w:lang w:val="gu_IN" w:bidi="gu_IN"/>
+        </w:rPr>
         <w:t>"કે &amp; કોઈ &amp; નિયમભંગ અને શોષણ ન કરે"</w:t>
       </w:r>
     </w:p>
@@ -24809,6 +27794,21 @@
           <w:b/>
           <w:lang w:val="gu_IN" w:bidi="gu_IN"/>
         </w:rPr>
+        <w:t>ἐν τῷ πράγματι</w:t>
+      </w:r>
+    </w:p>
+    <w:p>
+      <w:pPr/>
+      <w:r>
+        <w:rPr>
+          <w:lang w:val="gu_IN" w:bidi="gu_IN"/>
+        </w:rPr>
+      </w:r>
+      <w:r>
+        <w:rPr>
+          <w:b/>
+          <w:lang w:val="gu_IN" w:bidi="gu_IN"/>
+        </w:rPr>
         <w:t>"આ બાબતમાં &amp; તેના ભાઈને"</w:t>
       </w:r>
     </w:p>
@@ -24896,6 +27896,21 @@
         <w:rPr>
           <w:lang w:val="gu_IN" w:bidi="gu_IN"/>
         </w:rPr>
+      </w:r>
+    </w:p>
+    <w:p>
+      <w:pPr/>
+      <w:r>
+        <w:rPr>
+          <w:lang w:val="gu_IN" w:bidi="gu_IN"/>
+        </w:rPr>
+      </w:r>
+      <w:r>
+        <w:rPr>
+          <w:b/>
+          <w:lang w:val="gu_IN" w:bidi="gu_IN"/>
+        </w:rPr>
+        <w:t>διότι</w:t>
       </w:r>
     </w:p>
     <w:p>
@@ -25114,6 +28129,21 @@
           <w:b/>
           <w:lang w:val="gu_IN" w:bidi="gu_IN"/>
         </w:rPr>
+        <w:t>καὶ προείπαμεν ὑμῖν καὶ διεμαρτυράμεθα</w:t>
+      </w:r>
+    </w:p>
+    <w:p>
+      <w:pPr/>
+      <w:r>
+        <w:rPr>
+          <w:lang w:val="gu_IN" w:bidi="gu_IN"/>
+        </w:rPr>
+      </w:r>
+      <w:r>
+        <w:rPr>
+          <w:b/>
+          <w:lang w:val="gu_IN" w:bidi="gu_IN"/>
+        </w:rPr>
         <w:t>"અમે પણ તમને અગાઉથી ચેતવણી આપી હતી અને સાક્ષી આપી હતી તેમ"</w:t>
       </w:r>
     </w:p>
@@ -25189,6 +28219,21 @@
           <w:b/>
           <w:lang w:val="gu_IN" w:bidi="gu_IN"/>
         </w:rPr>
+        <w:t>γὰρ</w:t>
+      </w:r>
+    </w:p>
+    <w:p>
+      <w:pPr/>
+      <w:r>
+        <w:rPr>
+          <w:lang w:val="gu_IN" w:bidi="gu_IN"/>
+        </w:rPr>
+      </w:r>
+      <w:r>
+        <w:rPr>
+          <w:b/>
+          <w:lang w:val="gu_IN" w:bidi="gu_IN"/>
+        </w:rPr>
         <w:t>"કેમ કે ઈશ્વરે આપણને અશુદ્ધતા માટે નહિ, પણ પવિત્રતામાં બોલાવ્યા છે"</w:t>
       </w:r>
     </w:p>
@@ -25264,6 +28309,21 @@
           <w:b/>
           <w:lang w:val="gu_IN" w:bidi="gu_IN"/>
         </w:rPr>
+        <w:t>ἡμᾶς</w:t>
+      </w:r>
+    </w:p>
+    <w:p>
+      <w:pPr/>
+      <w:r>
+        <w:rPr>
+          <w:lang w:val="gu_IN" w:bidi="gu_IN"/>
+        </w:rPr>
+      </w:r>
+      <w:r>
+        <w:rPr>
+          <w:b/>
+          <w:lang w:val="gu_IN" w:bidi="gu_IN"/>
+        </w:rPr>
         <w:t>"આપણને"</w:t>
       </w:r>
     </w:p>
@@ -25352,6 +28412,21 @@
           <w:b/>
           <w:lang w:val="gu_IN" w:bidi="gu_IN"/>
         </w:rPr>
+        <w:t>ἐπὶ ἀκαθαρσίᾳ, ἀλλ’ ἐν ἁγιασμῷ</w:t>
+      </w:r>
+    </w:p>
+    <w:p>
+      <w:pPr/>
+      <w:r>
+        <w:rPr>
+          <w:lang w:val="gu_IN" w:bidi="gu_IN"/>
+        </w:rPr>
+      </w:r>
+      <w:r>
+        <w:rPr>
+          <w:b/>
+          <w:lang w:val="gu_IN" w:bidi="gu_IN"/>
+        </w:rPr>
         <w:t>"કેમ કે ઈશ્વરે આપણને અશુદ્ધતા માટે નહિ, પણ પવિત્રતામાં બોલાવ્યા છે"</w:t>
       </w:r>
     </w:p>
@@ -25453,6 +28528,21 @@
           <w:b/>
           <w:lang w:val="gu_IN" w:bidi="gu_IN"/>
         </w:rPr>
+        <w:t>ἀλλ’ ἐν ἁγιασμῷ</w:t>
+      </w:r>
+    </w:p>
+    <w:p>
+      <w:pPr/>
+      <w:r>
+        <w:rPr>
+          <w:lang w:val="gu_IN" w:bidi="gu_IN"/>
+        </w:rPr>
+      </w:r>
+      <w:r>
+        <w:rPr>
+          <w:b/>
+          <w:lang w:val="gu_IN" w:bidi="gu_IN"/>
+        </w:rPr>
         <w:t>"પણ પવિત્રતામાં"</w:t>
       </w:r>
     </w:p>
@@ -25548,6 +28638,21 @@
           <w:b/>
           <w:lang w:val="gu_IN" w:bidi="gu_IN"/>
         </w:rPr>
+        <w:t>τοιγαροῦν</w:t>
+      </w:r>
+    </w:p>
+    <w:p>
+      <w:pPr/>
+      <w:r>
+        <w:rPr>
+          <w:lang w:val="gu_IN" w:bidi="gu_IN"/>
+        </w:rPr>
+      </w:r>
+      <w:r>
+        <w:rPr>
+          <w:b/>
+          <w:lang w:val="gu_IN" w:bidi="gu_IN"/>
+        </w:rPr>
         <w:t>"તેથી"</w:t>
       </w:r>
     </w:p>
@@ -25623,6 +28728,21 @@
           <w:b/>
           <w:lang w:val="gu_IN" w:bidi="gu_IN"/>
         </w:rPr>
+        <w:t>ὁ ἀθετῶν</w:t>
+      </w:r>
+    </w:p>
+    <w:p>
+      <w:pPr/>
+      <w:r>
+        <w:rPr>
+          <w:lang w:val="gu_IN" w:bidi="gu_IN"/>
+        </w:rPr>
+      </w:r>
+      <w:r>
+        <w:rPr>
+          <w:b/>
+          <w:lang w:val="gu_IN" w:bidi="gu_IN"/>
+        </w:rPr>
         <w:t>"એક જે આનો &amp; પણ ઈશ્વરનો નકાર કરે છે, જે &amp; આપે છે"</w:t>
       </w:r>
     </w:p>
@@ -25724,6 +28844,21 @@
           <w:b/>
           <w:lang w:val="gu_IN" w:bidi="gu_IN"/>
         </w:rPr>
+        <w:t>δὲ</w:t>
+      </w:r>
+    </w:p>
+    <w:p>
+      <w:pPr/>
+      <w:r>
+        <w:rPr>
+          <w:lang w:val="gu_IN" w:bidi="gu_IN"/>
+        </w:rPr>
+      </w:r>
+      <w:r>
+        <w:rPr>
+          <w:b/>
+          <w:lang w:val="gu_IN" w:bidi="gu_IN"/>
+        </w:rPr>
         <w:t>"પણ ભાઈઓ પરના પ્રેમ વિષે"</w:t>
       </w:r>
     </w:p>
@@ -25799,6 +28934,21 @@
           <w:b/>
           <w:lang w:val="gu_IN" w:bidi="gu_IN"/>
         </w:rPr>
+        <w:t>τῆς φιλαδελφίας</w:t>
+      </w:r>
+    </w:p>
+    <w:p>
+      <w:pPr/>
+      <w:r>
+        <w:rPr>
+          <w:lang w:val="gu_IN" w:bidi="gu_IN"/>
+        </w:rPr>
+      </w:r>
+      <w:r>
+        <w:rPr>
+          <w:b/>
+          <w:lang w:val="gu_IN" w:bidi="gu_IN"/>
+        </w:rPr>
         <w:t>"ભાઈઓ પરના પ્રેમ"</w:t>
       </w:r>
     </w:p>
@@ -25962,6 +29112,21 @@
           <w:b/>
           <w:lang w:val="gu_IN" w:bidi="gu_IN"/>
         </w:rPr>
+        <w:t>ἔχετε</w:t>
+      </w:r>
+    </w:p>
+    <w:p>
+      <w:pPr/>
+      <w:r>
+        <w:rPr>
+          <w:lang w:val="gu_IN" w:bidi="gu_IN"/>
+        </w:rPr>
+      </w:r>
+      <w:r>
+        <w:rPr>
+          <w:b/>
+          <w:lang w:val="gu_IN" w:bidi="gu_IN"/>
+        </w:rPr>
         <w:t>"અમારા માટે} તમને લખવાની જરૂર નથી"</w:t>
       </w:r>
     </w:p>
@@ -26050,6 +29215,21 @@
           <w:b/>
           <w:lang w:val="gu_IN" w:bidi="gu_IN"/>
         </w:rPr>
+        <w:t>γὰρ</w:t>
+      </w:r>
+    </w:p>
+    <w:p>
+      <w:pPr/>
+      <w:r>
+        <w:rPr>
+          <w:lang w:val="gu_IN" w:bidi="gu_IN"/>
+        </w:rPr>
+      </w:r>
+      <w:r>
+        <w:rPr>
+          <w:b/>
+          <w:lang w:val="gu_IN" w:bidi="gu_IN"/>
+        </w:rPr>
         <w:t>"અમારા માટે &amp; જરૂર નથી"</w:t>
       </w:r>
     </w:p>
@@ -26201,6 +29381,21 @@
           <w:b/>
           <w:lang w:val="gu_IN" w:bidi="gu_IN"/>
         </w:rPr>
+        <w:t>αὐτοὶ &amp; ὑμεῖς &amp; ἐστε</w:t>
+      </w:r>
+    </w:p>
+    <w:p>
+      <w:pPr/>
+      <w:r>
+        <w:rPr>
+          <w:lang w:val="gu_IN" w:bidi="gu_IN"/>
+        </w:rPr>
+      </w:r>
+      <w:r>
+        <w:rPr>
+          <w:b/>
+          <w:lang w:val="gu_IN" w:bidi="gu_IN"/>
+        </w:rPr>
         <w:t>"તમને લખવાની"</w:t>
       </w:r>
     </w:p>
@@ -26289,6 +29484,21 @@
           <w:b/>
           <w:lang w:val="gu_IN" w:bidi="gu_IN"/>
         </w:rPr>
+        <w:t>καὶ γὰρ ποιεῖτε</w:t>
+      </w:r>
+    </w:p>
+    <w:p>
+      <w:pPr/>
+      <w:r>
+        <w:rPr>
+          <w:lang w:val="gu_IN" w:bidi="gu_IN"/>
+        </w:rPr>
+      </w:r>
+      <w:r>
+        <w:rPr>
+          <w:b/>
+          <w:lang w:val="gu_IN" w:bidi="gu_IN"/>
+        </w:rPr>
         <w:t>"માટે ખરેખર"</w:t>
       </w:r>
     </w:p>
@@ -26363,6 +29573,21 @@
         <w:rPr>
           <w:lang w:val="gu_IN" w:bidi="gu_IN"/>
         </w:rPr>
+      </w:r>
+    </w:p>
+    <w:p>
+      <w:pPr/>
+      <w:r>
+        <w:rPr>
+          <w:lang w:val="gu_IN" w:bidi="gu_IN"/>
+        </w:rPr>
+      </w:r>
+      <w:r>
+        <w:rPr>
+          <w:b/>
+          <w:lang w:val="gu_IN" w:bidi="gu_IN"/>
+        </w:rPr>
+        <w:t>ποιεῖτε αὐτὸ</w:t>
       </w:r>
     </w:p>
     <w:p>
@@ -26483,6 +29708,21 @@
           <w:b/>
           <w:lang w:val="gu_IN" w:bidi="gu_IN"/>
         </w:rPr>
+        <w:t>δὲ</w:t>
+      </w:r>
+    </w:p>
+    <w:p>
+      <w:pPr/>
+      <w:r>
+        <w:rPr>
+          <w:lang w:val="gu_IN" w:bidi="gu_IN"/>
+        </w:rPr>
+      </w:r>
+      <w:r>
+        <w:rPr>
+          <w:b/>
+          <w:lang w:val="gu_IN" w:bidi="gu_IN"/>
+        </w:rPr>
         <w:t>"પણ"</w:t>
       </w:r>
     </w:p>
@@ -26571,6 +29811,21 @@
           <w:b/>
           <w:lang w:val="gu_IN" w:bidi="gu_IN"/>
         </w:rPr>
+        <w:t>ἡσυχάζειν</w:t>
+      </w:r>
+    </w:p>
+    <w:p>
+      <w:pPr/>
+      <w:r>
+        <w:rPr>
+          <w:lang w:val="gu_IN" w:bidi="gu_IN"/>
+        </w:rPr>
+      </w:r>
+      <w:r>
+        <w:rPr>
+          <w:b/>
+          <w:lang w:val="gu_IN" w:bidi="gu_IN"/>
+        </w:rPr>
         <w:t>"અને &amp; શાંતિથી જીવવા &amp; પ્રયત્ન કરો"</w:t>
       </w:r>
     </w:p>
@@ -26634,6 +29889,21 @@
           <w:b/>
           <w:lang w:val="gu_IN" w:bidi="gu_IN"/>
         </w:rPr>
+        <w:t>πράσσειν τὰ ἴδια</w:t>
+      </w:r>
+    </w:p>
+    <w:p>
+      <w:pPr/>
+      <w:r>
+        <w:rPr>
+          <w:lang w:val="gu_IN" w:bidi="gu_IN"/>
+        </w:rPr>
+      </w:r>
+      <w:r>
+        <w:rPr>
+          <w:b/>
+          <w:lang w:val="gu_IN" w:bidi="gu_IN"/>
+        </w:rPr>
         <w:t>"તમારી પોતાની બાબતો કરવા"</w:t>
       </w:r>
     </w:p>
@@ -26722,6 +29992,21 @@
           <w:b/>
           <w:lang w:val="gu_IN" w:bidi="gu_IN"/>
         </w:rPr>
+        <w:t>ἐργάζεσθαι ταῖς ἰδίαις χερσὶν ὑμῶν</w:t>
+      </w:r>
+    </w:p>
+    <w:p>
+      <w:pPr/>
+      <w:r>
+        <w:rPr>
+          <w:lang w:val="gu_IN" w:bidi="gu_IN"/>
+        </w:rPr>
+      </w:r>
+      <w:r>
+        <w:rPr>
+          <w:b/>
+          <w:lang w:val="gu_IN" w:bidi="gu_IN"/>
+        </w:rPr>
         <w:t>"તમારા પોતાના હાથોથી કામ કરવાનો"</w:t>
       </w:r>
     </w:p>
@@ -26796,6 +30081,21 @@
         <w:rPr>
           <w:lang w:val="gu_IN" w:bidi="gu_IN"/>
         </w:rPr>
+      </w:r>
+    </w:p>
+    <w:p>
+      <w:pPr/>
+      <w:r>
+        <w:rPr>
+          <w:lang w:val="gu_IN" w:bidi="gu_IN"/>
+        </w:rPr>
+      </w:r>
+      <w:r>
+        <w:rPr>
+          <w:b/>
+          <w:lang w:val="gu_IN" w:bidi="gu_IN"/>
+        </w:rPr>
+        <w:t>καθὼς ὑμῖν παρηγγείλαμεν</w:t>
       </w:r>
     </w:p>
     <w:p>
@@ -26934,6 +30234,21 @@
           <w:b/>
           <w:lang w:val="gu_IN" w:bidi="gu_IN"/>
         </w:rPr>
+        <w:t>ἵνα</w:t>
+      </w:r>
+    </w:p>
+    <w:p>
+      <w:pPr/>
+      <w:r>
+        <w:rPr>
+          <w:lang w:val="gu_IN" w:bidi="gu_IN"/>
+        </w:rPr>
+      </w:r>
+      <w:r>
+        <w:rPr>
+          <w:b/>
+          <w:lang w:val="gu_IN" w:bidi="gu_IN"/>
+        </w:rPr>
         <w:t>"કે જેથી"</w:t>
       </w:r>
     </w:p>
@@ -27040,6 +30355,21 @@
           <w:b/>
           <w:lang w:val="gu_IN" w:bidi="gu_IN"/>
         </w:rPr>
+        <w:t>περιπατῆτε</w:t>
+      </w:r>
+    </w:p>
+    <w:p>
+      <w:pPr/>
+      <w:r>
+        <w:rPr>
+          <w:lang w:val="gu_IN" w:bidi="gu_IN"/>
+        </w:rPr>
+      </w:r>
+      <w:r>
+        <w:rPr>
+          <w:b/>
+          <w:lang w:val="gu_IN" w:bidi="gu_IN"/>
+        </w:rPr>
         <w:t>"તમે &amp; યોગ્ય રીતે ચાલો"</w:t>
       </w:r>
     </w:p>
@@ -27141,6 +30471,21 @@
           <w:b/>
           <w:lang w:val="gu_IN" w:bidi="gu_IN"/>
         </w:rPr>
+        <w:t>τοὺς ἔξω</w:t>
+      </w:r>
+    </w:p>
+    <w:p>
+      <w:pPr/>
+      <w:r>
+        <w:rPr>
+          <w:lang w:val="gu_IN" w:bidi="gu_IN"/>
+        </w:rPr>
+      </w:r>
+      <w:r>
+        <w:rPr>
+          <w:b/>
+          <w:lang w:val="gu_IN" w:bidi="gu_IN"/>
+        </w:rPr>
         <w:t>"બહારના લોકો સમક્ષ"</w:t>
       </w:r>
     </w:p>
@@ -27202,6 +30547,21 @@
         <w:rPr>
           <w:lang w:val="gu_IN" w:bidi="gu_IN"/>
         </w:rPr>
+      </w:r>
+    </w:p>
+    <w:p>
+      <w:pPr/>
+      <w:r>
+        <w:rPr>
+          <w:lang w:val="gu_IN" w:bidi="gu_IN"/>
+        </w:rPr>
+      </w:r>
+      <w:r>
+        <w:rPr>
+          <w:b/>
+          <w:lang w:val="gu_IN" w:bidi="gu_IN"/>
+        </w:rPr>
+        <w:t>μηδενὸς</w:t>
       </w:r>
     </w:p>
     <w:p>
@@ -27309,6 +30669,21 @@
           <w:b/>
           <w:lang w:val="gu_IN" w:bidi="gu_IN"/>
         </w:rPr>
+        <w:t>δὲ</w:t>
+      </w:r>
+    </w:p>
+    <w:p>
+      <w:pPr/>
+      <w:r>
+        <w:rPr>
+          <w:lang w:val="gu_IN" w:bidi="gu_IN"/>
+        </w:rPr>
+      </w:r>
+      <w:r>
+        <w:rPr>
+          <w:b/>
+          <w:lang w:val="gu_IN" w:bidi="gu_IN"/>
+        </w:rPr>
         <w:t>"હવે"</w:t>
       </w:r>
     </w:p>
@@ -27426,6 +30801,21 @@
           <w:b/>
           <w:lang w:val="gu_IN" w:bidi="gu_IN"/>
         </w:rPr>
+        <w:t>οὐ θέλομεν &amp; ὑμᾶς ἀγνοεῖν</w:t>
+      </w:r>
+    </w:p>
+    <w:p>
+      <w:pPr/>
+      <w:r>
+        <w:rPr>
+          <w:lang w:val="gu_IN" w:bidi="gu_IN"/>
+        </w:rPr>
+      </w:r>
+      <w:r>
+        <w:rPr>
+          <w:b/>
+          <w:lang w:val="gu_IN" w:bidi="gu_IN"/>
+        </w:rPr>
         <w:t>"હવે અમે નથી ઇચ્છતા કે &amp; તમે અજાણ રહો"</w:t>
       </w:r>
     </w:p>
@@ -27498,6 +30888,21 @@
         <w:rPr>
           <w:lang w:val="gu_IN" w:bidi="gu_IN"/>
         </w:rPr>
+      </w:r>
+    </w:p>
+    <w:p>
+      <w:pPr/>
+      <w:r>
+        <w:rPr>
+          <w:lang w:val="gu_IN" w:bidi="gu_IN"/>
+        </w:rPr>
+      </w:r>
+      <w:r>
+        <w:rPr>
+          <w:b/>
+          <w:lang w:val="gu_IN" w:bidi="gu_IN"/>
+        </w:rPr>
+        <w:t>τῶν κοιμωμένων</w:t>
       </w:r>
     </w:p>
     <w:p>
@@ -27647,6 +31052,21 @@
           <w:b/>
           <w:lang w:val="gu_IN" w:bidi="gu_IN"/>
         </w:rPr>
+        <w:t>ἵνα</w:t>
+      </w:r>
+    </w:p>
+    <w:p>
+      <w:pPr/>
+      <w:r>
+        <w:rPr>
+          <w:lang w:val="gu_IN" w:bidi="gu_IN"/>
+        </w:rPr>
+      </w:r>
+      <w:r>
+        <w:rPr>
+          <w:b/>
+          <w:lang w:val="gu_IN" w:bidi="gu_IN"/>
+        </w:rPr>
         <w:t>"કે જેથી &amp; તમે &amp; શોક ના કરો"</w:t>
       </w:r>
     </w:p>
@@ -27735,6 +31155,21 @@
           <w:b/>
           <w:lang w:val="gu_IN" w:bidi="gu_IN"/>
         </w:rPr>
+        <w:t>οἱ λοιποὶ</w:t>
+      </w:r>
+    </w:p>
+    <w:p>
+      <w:pPr/>
+      <w:r>
+        <w:rPr>
+          <w:lang w:val="gu_IN" w:bidi="gu_IN"/>
+        </w:rPr>
+      </w:r>
+      <w:r>
+        <w:rPr>
+          <w:b/>
+          <w:lang w:val="gu_IN" w:bidi="gu_IN"/>
+        </w:rPr>
         <w:t>"બાકીના લોકો &amp; તેમ &amp; પણ"</w:t>
       </w:r>
     </w:p>
@@ -27809,6 +31244,21 @@
         <w:rPr>
           <w:lang w:val="gu_IN" w:bidi="gu_IN"/>
         </w:rPr>
+      </w:r>
+    </w:p>
+    <w:p>
+      <w:pPr/>
+      <w:r>
+        <w:rPr>
+          <w:lang w:val="gu_IN" w:bidi="gu_IN"/>
+        </w:rPr>
+      </w:r>
+      <w:r>
+        <w:rPr>
+          <w:b/>
+          <w:lang w:val="gu_IN" w:bidi="gu_IN"/>
+        </w:rPr>
+        <w:t>ἐλπίδα</w:t>
       </w:r>
     </w:p>
     <w:p>
@@ -27960,6 +31410,21 @@
           <w:b/>
           <w:lang w:val="gu_IN" w:bidi="gu_IN"/>
         </w:rPr>
+        <w:t>οἱ μὴ ἔχοντες ἐλπίδα</w:t>
+      </w:r>
+    </w:p>
+    <w:p>
+      <w:pPr/>
+      <w:r>
+        <w:rPr>
+          <w:lang w:val="gu_IN" w:bidi="gu_IN"/>
+        </w:rPr>
+      </w:r>
+      <w:r>
+        <w:rPr>
+          <w:b/>
+          <w:lang w:val="gu_IN" w:bidi="gu_IN"/>
+        </w:rPr>
         <w:t>"જેમને કોઈ આશા નથી"</w:t>
       </w:r>
     </w:p>
@@ -28048,6 +31513,21 @@
           <w:b/>
           <w:lang w:val="gu_IN" w:bidi="gu_IN"/>
         </w:rPr>
+        <w:t>εἰ</w:t>
+      </w:r>
+    </w:p>
+    <w:p>
+      <w:pPr/>
+      <w:r>
+        <w:rPr>
+          <w:lang w:val="gu_IN" w:bidi="gu_IN"/>
+        </w:rPr>
+      </w:r>
+      <w:r>
+        <w:rPr>
+          <w:b/>
+          <w:lang w:val="gu_IN" w:bidi="gu_IN"/>
+        </w:rPr>
         <w:t>"કેમ કે જો આપણે માનીએ કે ઈસુ મરણ પામ્યા અને ફરી સજીવન થયા"</w:t>
       </w:r>
     </w:p>
@@ -28109,6 +31589,21 @@
         <w:rPr>
           <w:lang w:val="gu_IN" w:bidi="gu_IN"/>
         </w:rPr>
+      </w:r>
+    </w:p>
+    <w:p>
+      <w:pPr/>
+      <w:r>
+        <w:rPr>
+          <w:lang w:val="gu_IN" w:bidi="gu_IN"/>
+        </w:rPr>
+      </w:r>
+      <w:r>
+        <w:rPr>
+          <w:b/>
+          <w:lang w:val="gu_IN" w:bidi="gu_IN"/>
+        </w:rPr>
+        <w:t>πιστεύομεν</w:t>
       </w:r>
     </w:p>
     <w:p>
@@ -28247,6 +31742,21 @@
           <w:b/>
           <w:lang w:val="gu_IN" w:bidi="gu_IN"/>
         </w:rPr>
+        <w:t>οὕτως καὶ ὁ Θεὸς</w:t>
+      </w:r>
+    </w:p>
+    <w:p>
+      <w:pPr/>
+      <w:r>
+        <w:rPr>
+          <w:lang w:val="gu_IN" w:bidi="gu_IN"/>
+        </w:rPr>
+      </w:r>
+      <w:r>
+        <w:rPr>
+          <w:b/>
+          <w:lang w:val="gu_IN" w:bidi="gu_IN"/>
+        </w:rPr>
         <w:t>"તેથી &amp; ઈશ્વર"</w:t>
       </w:r>
     </w:p>
@@ -28410,6 +31920,21 @@
           <w:b/>
           <w:lang w:val="gu_IN" w:bidi="gu_IN"/>
         </w:rPr>
+        <w:t>αὐτῷ</w:t>
+      </w:r>
+    </w:p>
+    <w:p>
+      <w:pPr/>
+      <w:r>
+        <w:rPr>
+          <w:lang w:val="gu_IN" w:bidi="gu_IN"/>
+        </w:rPr>
+      </w:r>
+      <w:r>
+        <w:rPr>
+          <w:b/>
+          <w:lang w:val="gu_IN" w:bidi="gu_IN"/>
+        </w:rPr>
         <w:t>"પોતાની"</w:t>
       </w:r>
     </w:p>
@@ -28497,6 +32022,21 @@
         <w:rPr>
           <w:lang w:val="gu_IN" w:bidi="gu_IN"/>
         </w:rPr>
+      </w:r>
+    </w:p>
+    <w:p>
+      <w:pPr/>
+      <w:r>
+        <w:rPr>
+          <w:lang w:val="gu_IN" w:bidi="gu_IN"/>
+        </w:rPr>
+      </w:r>
+      <w:r>
+        <w:rPr>
+          <w:b/>
+          <w:lang w:val="gu_IN" w:bidi="gu_IN"/>
+        </w:rPr>
+        <w:t>γὰρ</w:t>
       </w:r>
     </w:p>
     <w:p>
@@ -28617,6 +32157,21 @@
           <w:b/>
           <w:lang w:val="gu_IN" w:bidi="gu_IN"/>
         </w:rPr>
+        <w:t>λέγομεν &amp; ἡμεῖς οἱ ζῶντες</w:t>
+      </w:r>
+    </w:p>
+    <w:p>
+      <w:pPr/>
+      <w:r>
+        <w:rPr>
+          <w:lang w:val="gu_IN" w:bidi="gu_IN"/>
+        </w:rPr>
+      </w:r>
+      <w:r>
+        <w:rPr>
+          <w:b/>
+          <w:lang w:val="gu_IN" w:bidi="gu_IN"/>
+        </w:rPr>
         <w:t>"અમે &amp; કહીએ છીએ &amp; આપણે જેઓ જીવંત છીએ"</w:t>
       </w:r>
     </w:p>
@@ -28744,6 +32299,21 @@
           <w:b/>
           <w:lang w:val="gu_IN" w:bidi="gu_IN"/>
         </w:rPr>
+        <w:t>λόγῳ</w:t>
+      </w:r>
+    </w:p>
+    <w:p>
+      <w:pPr/>
+      <w:r>
+        <w:rPr>
+          <w:lang w:val="gu_IN" w:bidi="gu_IN"/>
+        </w:rPr>
+      </w:r>
+      <w:r>
+        <w:rPr>
+          <w:b/>
+          <w:lang w:val="gu_IN" w:bidi="gu_IN"/>
+        </w:rPr>
         <w:t>"પ્રભુના વચનથી"</w:t>
       </w:r>
     </w:p>
@@ -28959,6 +32529,21 @@
           <w:b/>
           <w:lang w:val="gu_IN" w:bidi="gu_IN"/>
         </w:rPr>
+        <w:t>εἰς τὴν παρουσίαν τοῦ Κυρίου</w:t>
+      </w:r>
+    </w:p>
+    <w:p>
+      <w:pPr/>
+      <w:r>
+        <w:rPr>
+          <w:lang w:val="gu_IN" w:bidi="gu_IN"/>
+        </w:rPr>
+      </w:r>
+      <w:r>
+        <w:rPr>
+          <w:b/>
+          <w:lang w:val="gu_IN" w:bidi="gu_IN"/>
+        </w:rPr>
         <w:t>"પ્રભુના વચનથી &amp; કે આપણે"</w:t>
       </w:r>
     </w:p>
@@ -29060,6 +32645,21 @@
           <w:b/>
           <w:lang w:val="gu_IN" w:bidi="gu_IN"/>
         </w:rPr>
+        <w:t>οὐ μὴ φθάσωμεν</w:t>
+      </w:r>
+    </w:p>
+    <w:p>
+      <w:pPr/>
+      <w:r>
+        <w:rPr>
+          <w:lang w:val="gu_IN" w:bidi="gu_IN"/>
+        </w:rPr>
+      </w:r>
+      <w:r>
+        <w:rPr>
+          <w:b/>
+          <w:lang w:val="gu_IN" w:bidi="gu_IN"/>
+        </w:rPr>
         <w:t>"જેઓ ઊંઘી ગયા છે તેમની પહેલાં ચોક્કસપણે જઈ શકશે નહિ"</w:t>
       </w:r>
     </w:p>
@@ -29134,6 +32734,21 @@
         <w:rPr>
           <w:lang w:val="gu_IN" w:bidi="gu_IN"/>
         </w:rPr>
+      </w:r>
+    </w:p>
+    <w:p>
+      <w:pPr/>
+      <w:r>
+        <w:rPr>
+          <w:lang w:val="gu_IN" w:bidi="gu_IN"/>
+        </w:rPr>
+      </w:r>
+      <w:r>
+        <w:rPr>
+          <w:b/>
+          <w:lang w:val="gu_IN" w:bidi="gu_IN"/>
+        </w:rPr>
+        <w:t>οὐ μὴ φθάσωμεν</w:t>
       </w:r>
     </w:p>
     <w:p>
@@ -29285,6 +32900,21 @@
           <w:b/>
           <w:lang w:val="gu_IN" w:bidi="gu_IN"/>
         </w:rPr>
+        <w:t>ὅτι</w:t>
+      </w:r>
+    </w:p>
+    <w:p>
+      <w:pPr/>
+      <w:r>
+        <w:rPr>
+          <w:lang w:val="gu_IN" w:bidi="gu_IN"/>
+        </w:rPr>
+      </w:r>
+      <w:r>
+        <w:rPr>
+          <w:b/>
+          <w:lang w:val="gu_IN" w:bidi="gu_IN"/>
+        </w:rPr>
         <w:t>"માટે"</w:t>
       </w:r>
     </w:p>
@@ -29373,6 +33003,21 @@
           <w:b/>
           <w:lang w:val="gu_IN" w:bidi="gu_IN"/>
         </w:rPr>
+        <w:t>αὐτὸς ὁ Κύριος</w:t>
+      </w:r>
+    </w:p>
+    <w:p>
+      <w:pPr/>
+      <w:r>
+        <w:rPr>
+          <w:lang w:val="gu_IN" w:bidi="gu_IN"/>
+        </w:rPr>
+      </w:r>
+      <w:r>
+        <w:rPr>
+          <w:b/>
+          <w:lang w:val="gu_IN" w:bidi="gu_IN"/>
+        </w:rPr>
         <w:t>"પ્રભુ સ્વયં"</w:t>
       </w:r>
     </w:p>
@@ -29461,6 +33106,21 @@
           <w:b/>
           <w:lang w:val="gu_IN" w:bidi="gu_IN"/>
         </w:rPr>
+        <w:t>ἐν κελεύσματι, ἐν φωνῇ ἀρχαγγέλου, καὶ ἐν σάλπιγγι Θεοῦ</w:t>
+      </w:r>
+    </w:p>
+    <w:p>
+      <w:pPr/>
+      <w:r>
+        <w:rPr>
+          <w:lang w:val="gu_IN" w:bidi="gu_IN"/>
+        </w:rPr>
+      </w:r>
+      <w:r>
+        <w:rPr>
+          <w:b/>
+          <w:lang w:val="gu_IN" w:bidi="gu_IN"/>
+        </w:rPr>
         <w:t>"માટે પ્રભુ સ્વયં, પોકાર સાથે, મુખ્ય દેવદૂતના અવાજ સાથે અને ઈશ્વરના રણશિંગડાં સાથે, આકાશમાંથી ઉતરશે"</w:t>
       </w:r>
     </w:p>
@@ -29549,6 +33209,21 @@
           <w:b/>
           <w:lang w:val="gu_IN" w:bidi="gu_IN"/>
         </w:rPr>
+        <w:t>ἐν κελεύσματι</w:t>
+      </w:r>
+    </w:p>
+    <w:p>
+      <w:pPr/>
+      <w:r>
+        <w:rPr>
+          <w:lang w:val="gu_IN" w:bidi="gu_IN"/>
+        </w:rPr>
+      </w:r>
+      <w:r>
+        <w:rPr>
+          <w:b/>
+          <w:lang w:val="gu_IN" w:bidi="gu_IN"/>
+        </w:rPr>
         <w:t>"મુખ્ય દેવદૂતના"</w:t>
       </w:r>
     </w:p>
@@ -29612,6 +33287,21 @@
           <w:b/>
           <w:lang w:val="gu_IN" w:bidi="gu_IN"/>
         </w:rPr>
+        <w:t>σάλπιγγι Θεοῦ</w:t>
+      </w:r>
+    </w:p>
+    <w:p>
+      <w:pPr/>
+      <w:r>
+        <w:rPr>
+          <w:lang w:val="gu_IN" w:bidi="gu_IN"/>
+        </w:rPr>
+      </w:r>
+      <w:r>
+        <w:rPr>
+          <w:b/>
+          <w:lang w:val="gu_IN" w:bidi="gu_IN"/>
+        </w:rPr>
         <w:t>"ઈશ્વરના રણશિંગડાં સાથે"</w:t>
       </w:r>
     </w:p>
@@ -29713,6 +33403,21 @@
           <w:b/>
           <w:lang w:val="gu_IN" w:bidi="gu_IN"/>
         </w:rPr>
+        <w:t>καὶ</w:t>
+      </w:r>
+    </w:p>
+    <w:p>
+      <w:pPr/>
+      <w:r>
+        <w:rPr>
+          <w:lang w:val="gu_IN" w:bidi="gu_IN"/>
+        </w:rPr>
+      </w:r>
+      <w:r>
+        <w:rPr>
+          <w:b/>
+          <w:lang w:val="gu_IN" w:bidi="gu_IN"/>
+        </w:rPr>
         <w:t>"અને"</w:t>
       </w:r>
     </w:p>
@@ -29781,6 +33486,21 @@
         <w:rPr>
           <w:lang w:val="gu_IN" w:bidi="gu_IN"/>
         </w:rPr>
+      </w:r>
+    </w:p>
+    <w:p>
+      <w:pPr/>
+      <w:r>
+        <w:rPr>
+          <w:lang w:val="gu_IN" w:bidi="gu_IN"/>
+        </w:rPr>
+      </w:r>
+      <w:r>
+        <w:rPr>
+          <w:b/>
+          <w:lang w:val="gu_IN" w:bidi="gu_IN"/>
+        </w:rPr>
+        <w:t>οἱ νεκροὶ</w:t>
       </w:r>
     </w:p>
     <w:p>
@@ -29919,6 +33639,21 @@
           <w:b/>
           <w:lang w:val="gu_IN" w:bidi="gu_IN"/>
         </w:rPr>
+        <w:t>ἐν Χριστῷ</w:t>
+      </w:r>
+    </w:p>
+    <w:p>
+      <w:pPr/>
+      <w:r>
+        <w:rPr>
+          <w:lang w:val="gu_IN" w:bidi="gu_IN"/>
+        </w:rPr>
+      </w:r>
+      <w:r>
+        <w:rPr>
+          <w:b/>
+          <w:lang w:val="gu_IN" w:bidi="gu_IN"/>
+        </w:rPr>
         <w:t>"ખ્રિસ્તમાં"</w:t>
       </w:r>
     </w:p>
@@ -30077,6 +33812,21 @@
           <w:b/>
           <w:lang w:val="gu_IN" w:bidi="gu_IN"/>
         </w:rPr>
+        <w:t>ἔπειτα</w:t>
+      </w:r>
+    </w:p>
+    <w:p>
+      <w:pPr/>
+      <w:r>
+        <w:rPr>
+          <w:lang w:val="gu_IN" w:bidi="gu_IN"/>
+        </w:rPr>
+      </w:r>
+      <w:r>
+        <w:rPr>
+          <w:b/>
+          <w:lang w:val="gu_IN" w:bidi="gu_IN"/>
+        </w:rPr>
         <w:t>"ત્યારપછી"</w:t>
       </w:r>
     </w:p>
@@ -30151,6 +33901,21 @@
         <w:rPr>
           <w:lang w:val="gu_IN" w:bidi="gu_IN"/>
         </w:rPr>
+      </w:r>
+    </w:p>
+    <w:p>
+      <w:pPr/>
+      <w:r>
+        <w:rPr>
+          <w:lang w:val="gu_IN" w:bidi="gu_IN"/>
+        </w:rPr>
+      </w:r>
+      <w:r>
+        <w:rPr>
+          <w:b/>
+          <w:lang w:val="gu_IN" w:bidi="gu_IN"/>
+        </w:rPr>
+        <w:t>ἡμεῖς &amp; πάντοτε &amp; ἐσόμεθα</w:t>
       </w:r>
     </w:p>
     <w:p>
@@ -30284,6 +34049,21 @@
           <w:b/>
           <w:lang w:val="gu_IN" w:bidi="gu_IN"/>
         </w:rPr>
+        <w:t>αὐτοῖς</w:t>
+      </w:r>
+    </w:p>
+    <w:p>
+      <w:pPr/>
+      <w:r>
+        <w:rPr>
+          <w:lang w:val="gu_IN" w:bidi="gu_IN"/>
+        </w:rPr>
+      </w:r>
+      <w:r>
+        <w:rPr>
+          <w:b/>
+          <w:lang w:val="gu_IN" w:bidi="gu_IN"/>
+        </w:rPr>
         <w:t>"તેઓની સાથે"</w:t>
       </w:r>
     </w:p>
@@ -30390,6 +34170,21 @@
           <w:b/>
           <w:lang w:val="gu_IN" w:bidi="gu_IN"/>
         </w:rPr>
+        <w:t>ἐν νεφέλαις</w:t>
+      </w:r>
+    </w:p>
+    <w:p>
+      <w:pPr/>
+      <w:r>
+        <w:rPr>
+          <w:lang w:val="gu_IN" w:bidi="gu_IN"/>
+        </w:rPr>
+      </w:r>
+      <w:r>
+        <w:rPr>
+          <w:b/>
+          <w:lang w:val="gu_IN" w:bidi="gu_IN"/>
+        </w:rPr>
         <w:t>"વાદળાંઓમાં પ્રભુને હવામાં મળવા માટે ખેંચાઈ જઈશું"</w:t>
       </w:r>
     </w:p>
@@ -30483,6 +34278,21 @@
           <w:b/>
           <w:lang w:val="gu_IN" w:bidi="gu_IN"/>
         </w:rPr>
+        <w:t>εἰς ἀπάντησιν τοῦ Κυρίου εἰς ἀέρα</w:t>
+      </w:r>
+    </w:p>
+    <w:p>
+      <w:pPr/>
+      <w:r>
+        <w:rPr>
+          <w:lang w:val="gu_IN" w:bidi="gu_IN"/>
+        </w:rPr>
+      </w:r>
+      <w:r>
+        <w:rPr>
+          <w:b/>
+          <w:lang w:val="gu_IN" w:bidi="gu_IN"/>
+        </w:rPr>
         <w:t>"મળવા માટે"</w:t>
       </w:r>
     </w:p>
@@ -30571,6 +34381,21 @@
           <w:b/>
           <w:lang w:val="gu_IN" w:bidi="gu_IN"/>
         </w:rPr>
+        <w:t>οὕτως</w:t>
+      </w:r>
+    </w:p>
+    <w:p>
+      <w:pPr/>
+      <w:r>
+        <w:rPr>
+          <w:lang w:val="gu_IN" w:bidi="gu_IN"/>
+        </w:rPr>
+      </w:r>
+      <w:r>
+        <w:rPr>
+          <w:b/>
+          <w:lang w:val="gu_IN" w:bidi="gu_IN"/>
+        </w:rPr>
         <w:t>"અને એ રીતે"</w:t>
       </w:r>
     </w:p>
@@ -30659,6 +34484,21 @@
           <w:b/>
           <w:lang w:val="gu_IN" w:bidi="gu_IN"/>
         </w:rPr>
+        <w:t>ὥστε</w:t>
+      </w:r>
+    </w:p>
+    <w:p>
+      <w:pPr/>
+      <w:r>
+        <w:rPr>
+          <w:lang w:val="gu_IN" w:bidi="gu_IN"/>
+        </w:rPr>
+      </w:r>
+      <w:r>
+        <w:rPr>
+          <w:b/>
+          <w:lang w:val="gu_IN" w:bidi="gu_IN"/>
+        </w:rPr>
         <w:t>"તેથી &amp; દિલાસિત કરો"</w:t>
       </w:r>
     </w:p>
@@ -30720,6 +34560,21 @@
         <w:rPr>
           <w:lang w:val="gu_IN" w:bidi="gu_IN"/>
         </w:rPr>
+      </w:r>
+    </w:p>
+    <w:p>
+      <w:pPr/>
+      <w:r>
+        <w:rPr>
+          <w:lang w:val="gu_IN" w:bidi="gu_IN"/>
+        </w:rPr>
+      </w:r>
+      <w:r>
+        <w:rPr>
+          <w:b/>
+          <w:lang w:val="gu_IN" w:bidi="gu_IN"/>
+        </w:rPr>
+        <w:t>ἐν τοῖς λόγοις τούτοις</w:t>
       </w:r>
     </w:p>
     <w:p>
@@ -31556,6 +35411,21 @@
           <w:b/>
           <w:lang w:val="gu_IN" w:bidi="gu_IN"/>
         </w:rPr>
+        <w:t>δὲ</w:t>
+      </w:r>
+    </w:p>
+    <w:p>
+      <w:pPr/>
+      <w:r>
+        <w:rPr>
+          <w:lang w:val="gu_IN" w:bidi="gu_IN"/>
+        </w:rPr>
+      </w:r>
+      <w:r>
+        <w:rPr>
+          <w:b/>
+          <w:lang w:val="gu_IN" w:bidi="gu_IN"/>
+        </w:rPr>
         <w:t>"હવે સમયો અને ઋતુઓના સંદર્ભમાં"</w:t>
       </w:r>
     </w:p>
@@ -31673,6 +35543,21 @@
           <w:b/>
           <w:lang w:val="gu_IN" w:bidi="gu_IN"/>
         </w:rPr>
+        <w:t>τῶν χρόνων καὶ τῶν καιρῶν</w:t>
+      </w:r>
+    </w:p>
+    <w:p>
+      <w:pPr/>
+      <w:r>
+        <w:rPr>
+          <w:lang w:val="gu_IN" w:bidi="gu_IN"/>
+        </w:rPr>
+      </w:r>
+      <w:r>
+        <w:rPr>
+          <w:b/>
+          <w:lang w:val="gu_IN" w:bidi="gu_IN"/>
+        </w:rPr>
         <w:t>"સમયો અને ઋતુઓના"</w:t>
       </w:r>
     </w:p>
@@ -31772,6 +35657,21 @@
           <w:b/>
           <w:lang w:val="gu_IN" w:bidi="gu_IN"/>
         </w:rPr>
+        <w:t>ὑμῖν γράφεσθαι</w:t>
+      </w:r>
+    </w:p>
+    <w:p>
+      <w:pPr/>
+      <w:r>
+        <w:rPr>
+          <w:lang w:val="gu_IN" w:bidi="gu_IN"/>
+        </w:rPr>
+      </w:r>
+      <w:r>
+        <w:rPr>
+          <w:b/>
+          <w:lang w:val="gu_IN" w:bidi="gu_IN"/>
+        </w:rPr>
         <w:t>"તમારે જરૂર નથી {અમે} તમારા {માટે} લખીએ"</w:t>
       </w:r>
     </w:p>
@@ -31857,6 +35757,21 @@
         <w:rPr>
           <w:lang w:val="gu_IN" w:bidi="gu_IN"/>
         </w:rPr>
+      </w:r>
+    </w:p>
+    <w:p>
+      <w:pPr/>
+      <w:r>
+        <w:rPr>
+          <w:lang w:val="gu_IN" w:bidi="gu_IN"/>
+        </w:rPr>
+      </w:r>
+      <w:r>
+        <w:rPr>
+          <w:b/>
+          <w:lang w:val="gu_IN" w:bidi="gu_IN"/>
+        </w:rPr>
+        <w:t>γὰρ</w:t>
       </w:r>
     </w:p>
     <w:p>
@@ -31977,6 +35892,21 @@
           <w:b/>
           <w:lang w:val="gu_IN" w:bidi="gu_IN"/>
         </w:rPr>
+        <w:t>αὐτοὶ &amp; ἀκριβῶς οἴδατε</w:t>
+      </w:r>
+    </w:p>
+    <w:p>
+      <w:pPr/>
+      <w:r>
+        <w:rPr>
+          <w:lang w:val="gu_IN" w:bidi="gu_IN"/>
+        </w:rPr>
+      </w:r>
+      <w:r>
+        <w:rPr>
+          <w:b/>
+          <w:lang w:val="gu_IN" w:bidi="gu_IN"/>
+        </w:rPr>
         <w:t>"કેમ કે તમે પોતે સમ્પૂર્ણપણે જાણો છો"</w:t>
       </w:r>
     </w:p>
@@ -32085,6 +36015,21 @@
           <w:b/>
           <w:lang w:val="gu_IN" w:bidi="gu_IN"/>
         </w:rPr>
+        <w:t>ὡς κλέπτης ἐν νυκτὶ οὕτως ἔρχεται</w:t>
+      </w:r>
+    </w:p>
+    <w:p>
+      <w:pPr/>
+      <w:r>
+        <w:rPr>
+          <w:lang w:val="gu_IN" w:bidi="gu_IN"/>
+        </w:rPr>
+      </w:r>
+      <w:r>
+        <w:rPr>
+          <w:b/>
+          <w:lang w:val="gu_IN" w:bidi="gu_IN"/>
+        </w:rPr>
         <w:t>"આ રીતે આવે છે - રાત્રીમાંના એક ચોરની જેમ"</w:t>
       </w:r>
     </w:p>
@@ -32146,6 +36091,21 @@
         <w:rPr>
           <w:lang w:val="gu_IN" w:bidi="gu_IN"/>
         </w:rPr>
+      </w:r>
+    </w:p>
+    <w:p>
+      <w:pPr/>
+      <w:r>
+        <w:rPr>
+          <w:lang w:val="gu_IN" w:bidi="gu_IN"/>
+        </w:rPr>
+      </w:r>
+      <w:r>
+        <w:rPr>
+          <w:b/>
+          <w:lang w:val="gu_IN" w:bidi="gu_IN"/>
+        </w:rPr>
+        <w:t>ὡς &amp; οὕτως</w:t>
       </w:r>
     </w:p>
     <w:p>
@@ -32253,6 +36213,21 @@
           <w:b/>
           <w:lang w:val="gu_IN" w:bidi="gu_IN"/>
         </w:rPr>
+        <w:t>ὅταν λέγωσιν, εἰρήνη καὶ ἀσφάλεια, τότε αἰφνίδιος &amp; ὄλεθρος</w:t>
+      </w:r>
+    </w:p>
+    <w:p>
+      <w:pPr/>
+      <w:r>
+        <w:rPr>
+          <w:lang w:val="gu_IN" w:bidi="gu_IN"/>
+        </w:rPr>
+      </w:r>
+      <w:r>
+        <w:rPr>
+          <w:b/>
+          <w:lang w:val="gu_IN" w:bidi="gu_IN"/>
+        </w:rPr>
         <w:t>"જ્યારે તેઓ કહી શકે છે, "શાંતિ અને સલામતી"</w:t>
       </w:r>
     </w:p>
@@ -32314,6 +36289,21 @@
         <w:rPr>
           <w:lang w:val="gu_IN" w:bidi="gu_IN"/>
         </w:rPr>
+      </w:r>
+    </w:p>
+    <w:p>
+      <w:pPr/>
+      <w:r>
+        <w:rPr>
+          <w:lang w:val="gu_IN" w:bidi="gu_IN"/>
+        </w:rPr>
+      </w:r>
+      <w:r>
+        <w:rPr>
+          <w:b/>
+          <w:lang w:val="gu_IN" w:bidi="gu_IN"/>
+        </w:rPr>
+        <w:t>εἰρήνη καὶ ἀσφάλεια</w:t>
       </w:r>
     </w:p>
     <w:p>
@@ -32623,6 +36613,21 @@
           <w:b/>
           <w:lang w:val="gu_IN" w:bidi="gu_IN"/>
         </w:rPr>
+        <w:t>τῇ ἐν γαστρὶ ἐχούσῃ</w:t>
+      </w:r>
+    </w:p>
+    <w:p>
+      <w:pPr/>
+      <w:r>
+        <w:rPr>
+          <w:lang w:val="gu_IN" w:bidi="gu_IN"/>
+        </w:rPr>
+      </w:r>
+      <w:r>
+        <w:rPr>
+          <w:b/>
+          <w:lang w:val="gu_IN" w:bidi="gu_IN"/>
+        </w:rPr>
         <w:t>"જેને ગર્ભ હોય છે તેને"</w:t>
       </w:r>
     </w:p>
@@ -32697,6 +36702,21 @@
         <w:rPr>
           <w:lang w:val="gu_IN" w:bidi="gu_IN"/>
         </w:rPr>
+      </w:r>
+    </w:p>
+    <w:p>
+      <w:pPr/>
+      <w:r>
+        <w:rPr>
+          <w:lang w:val="gu_IN" w:bidi="gu_IN"/>
+        </w:rPr>
+      </w:r>
+      <w:r>
+        <w:rPr>
+          <w:b/>
+          <w:lang w:val="gu_IN" w:bidi="gu_IN"/>
+        </w:rPr>
+        <w:t>οὐ μὴ ἐκφύγωσιν</w:t>
       </w:r>
     </w:p>
     <w:p>
@@ -32817,6 +36837,21 @@
           <w:b/>
           <w:lang w:val="gu_IN" w:bidi="gu_IN"/>
         </w:rPr>
+        <w:t>ὑμεῖς δέ, ἀδελφοί &amp; ἐστὲ</w:t>
+      </w:r>
+    </w:p>
+    <w:p>
+      <w:pPr/>
+      <w:r>
+        <w:rPr>
+          <w:lang w:val="gu_IN" w:bidi="gu_IN"/>
+        </w:rPr>
+      </w:r>
+      <w:r>
+        <w:rPr>
+          <w:b/>
+          <w:lang w:val="gu_IN" w:bidi="gu_IN"/>
+        </w:rPr>
         <w:t>"પરંતુ તમે"</w:t>
       </w:r>
     </w:p>
@@ -32923,6 +36958,21 @@
           <w:b/>
           <w:lang w:val="gu_IN" w:bidi="gu_IN"/>
         </w:rPr>
+        <w:t>οὐκ ἐστὲ ἐν σκότει</w:t>
+      </w:r>
+    </w:p>
+    <w:p>
+      <w:pPr/>
+      <w:r>
+        <w:rPr>
+          <w:lang w:val="gu_IN" w:bidi="gu_IN"/>
+        </w:rPr>
+      </w:r>
+      <w:r>
+        <w:rPr>
+          <w:b/>
+          <w:lang w:val="gu_IN" w:bidi="gu_IN"/>
+        </w:rPr>
         <w:t>"અંધકારમાં નથી"</w:t>
       </w:r>
     </w:p>
@@ -33011,6 +37061,21 @@
           <w:b/>
           <w:lang w:val="gu_IN" w:bidi="gu_IN"/>
         </w:rPr>
+        <w:t>καταλάβῃ</w:t>
+      </w:r>
+    </w:p>
+    <w:p>
+      <w:pPr/>
+      <w:r>
+        <w:rPr>
+          <w:lang w:val="gu_IN" w:bidi="gu_IN"/>
+        </w:rPr>
+      </w:r>
+      <w:r>
+        <w:rPr>
+          <w:b/>
+          <w:lang w:val="gu_IN" w:bidi="gu_IN"/>
+        </w:rPr>
         <w:t>"કે જેથી તે દિવસ તમારા પર એક ચોરની જેમ હાવી થઇ જાય"</w:t>
       </w:r>
     </w:p>
@@ -33072,6 +37137,21 @@
         <w:rPr>
           <w:lang w:val="gu_IN" w:bidi="gu_IN"/>
         </w:rPr>
+      </w:r>
+    </w:p>
+    <w:p>
+      <w:pPr/>
+      <w:r>
+        <w:rPr>
+          <w:lang w:val="gu_IN" w:bidi="gu_IN"/>
+        </w:rPr>
+      </w:r>
+      <w:r>
+        <w:rPr>
+          <w:b/>
+          <w:lang w:val="gu_IN" w:bidi="gu_IN"/>
+        </w:rPr>
+        <w:t>ἡ ἡμέρα ὑμᾶς ὡς κλέπτας καταλάβῃ</w:t>
       </w:r>
     </w:p>
     <w:p>
@@ -33192,6 +37272,21 @@
           <w:b/>
           <w:lang w:val="gu_IN" w:bidi="gu_IN"/>
         </w:rPr>
+        <w:t>ἡ ἡμέρα</w:t>
+      </w:r>
+    </w:p>
+    <w:p>
+      <w:pPr/>
+      <w:r>
+        <w:rPr>
+          <w:lang w:val="gu_IN" w:bidi="gu_IN"/>
+        </w:rPr>
+      </w:r>
+      <w:r>
+        <w:rPr>
+          <w:b/>
+          <w:lang w:val="gu_IN" w:bidi="gu_IN"/>
+        </w:rPr>
         <w:t>"તે દિવસ"</w:t>
       </w:r>
     </w:p>
@@ -33350,6 +37445,21 @@
           <w:b/>
           <w:lang w:val="gu_IN" w:bidi="gu_IN"/>
         </w:rPr>
+        <w:t>γὰρ</w:t>
+      </w:r>
+    </w:p>
+    <w:p>
+      <w:pPr/>
+      <w:r>
+        <w:rPr>
+          <w:lang w:val="gu_IN" w:bidi="gu_IN"/>
+        </w:rPr>
+      </w:r>
+      <w:r>
+        <w:rPr>
+          <w:b/>
+          <w:lang w:val="gu_IN" w:bidi="gu_IN"/>
+        </w:rPr>
         <w:t>"કેમ કે"</w:t>
       </w:r>
     </w:p>
@@ -33456,6 +37566,21 @@
           <w:b/>
           <w:lang w:val="gu_IN" w:bidi="gu_IN"/>
         </w:rPr>
+        <w:t>πάντες &amp; ὑμεῖς υἱοὶ φωτός ἐστε, καὶ υἱοὶ ἡμέρας. οὐκ ἐσμὲν νυκτὸς οὐδὲ σκότους</w:t>
+      </w:r>
+    </w:p>
+    <w:p>
+      <w:pPr/>
+      <w:r>
+        <w:rPr>
+          <w:lang w:val="gu_IN" w:bidi="gu_IN"/>
+        </w:rPr>
+      </w:r>
+      <w:r>
+        <w:rPr>
+          <w:b/>
+          <w:lang w:val="gu_IN" w:bidi="gu_IN"/>
+        </w:rPr>
         <w:t>"કેમ કે તમે સઘળા પ્રકાશના દીકરાઓ છો અને દિવસના દીકરાઓ છો. આપણે રાત્રીના નથી, નહિ કે અંધકારના"</w:t>
       </w:r>
     </w:p>
@@ -33635,6 +37760,21 @@
           <w:b/>
           <w:lang w:val="gu_IN" w:bidi="gu_IN"/>
         </w:rPr>
+        <w:t>πάντες &amp; ὑμεῖς υἱοὶ φωτός ἐστε, καὶ υἱοὶ ἡμέρας</w:t>
+      </w:r>
+    </w:p>
+    <w:p>
+      <w:pPr/>
+      <w:r>
+        <w:rPr>
+          <w:lang w:val="gu_IN" w:bidi="gu_IN"/>
+        </w:rPr>
+      </w:r>
+      <w:r>
+        <w:rPr>
+          <w:b/>
+          <w:lang w:val="gu_IN" w:bidi="gu_IN"/>
+        </w:rPr>
         <w:t>"કેમ કે તમે સઘળા પ્રકાશના દીકરાઓ છો અને દિવસના દીકરાઓ છો"</w:t>
       </w:r>
     </w:p>
@@ -33749,6 +37889,21 @@
           <w:b/>
           <w:lang w:val="gu_IN" w:bidi="gu_IN"/>
         </w:rPr>
+        <w:t>υἱοὶ φωτός &amp; καὶ υἱοὶ ἡμέρας</w:t>
+      </w:r>
+    </w:p>
+    <w:p>
+      <w:pPr/>
+      <w:r>
+        <w:rPr>
+          <w:lang w:val="gu_IN" w:bidi="gu_IN"/>
+        </w:rPr>
+      </w:r>
+      <w:r>
+        <w:rPr>
+          <w:b/>
+          <w:lang w:val="gu_IN" w:bidi="gu_IN"/>
+        </w:rPr>
         <w:t>"તમે સઘળા પ્રકાશના દીકરાઓ છો"</w:t>
       </w:r>
     </w:p>
@@ -33837,6 +37992,21 @@
           <w:b/>
           <w:lang w:val="gu_IN" w:bidi="gu_IN"/>
         </w:rPr>
+        <w:t>οὐκ ἐσμὲν νυκτὸς οὐδὲ σκότους</w:t>
+      </w:r>
+    </w:p>
+    <w:p>
+      <w:pPr/>
+      <w:r>
+        <w:rPr>
+          <w:lang w:val="gu_IN" w:bidi="gu_IN"/>
+        </w:rPr>
+      </w:r>
+      <w:r>
+        <w:rPr>
+          <w:b/>
+          <w:lang w:val="gu_IN" w:bidi="gu_IN"/>
+        </w:rPr>
         <w:t>"રાત્રીના &amp; નહિ કે અંધકારના"</w:t>
       </w:r>
     </w:p>
@@ -33911,6 +38081,21 @@
         <w:rPr>
           <w:lang w:val="gu_IN" w:bidi="gu_IN"/>
         </w:rPr>
+      </w:r>
+    </w:p>
+    <w:p>
+      <w:pPr/>
+      <w:r>
+        <w:rPr>
+          <w:lang w:val="gu_IN" w:bidi="gu_IN"/>
+        </w:rPr>
+      </w:r>
+      <w:r>
+        <w:rPr>
+          <w:b/>
+          <w:lang w:val="gu_IN" w:bidi="gu_IN"/>
+        </w:rPr>
+        <w:t>οὐκ ἐσμὲν νυκτὸς οὐδὲ σκότους</w:t>
       </w:r>
     </w:p>
     <w:p>
@@ -34044,6 +38229,21 @@
           <w:b/>
           <w:lang w:val="gu_IN" w:bidi="gu_IN"/>
         </w:rPr>
+        <w:t>ἐσμὲν</w:t>
+      </w:r>
+    </w:p>
+    <w:p>
+      <w:pPr/>
+      <w:r>
+        <w:rPr>
+          <w:lang w:val="gu_IN" w:bidi="gu_IN"/>
+        </w:rPr>
+      </w:r>
+      <w:r>
+        <w:rPr>
+          <w:b/>
+          <w:lang w:val="gu_IN" w:bidi="gu_IN"/>
+        </w:rPr>
         <w:t>"આપણે"</w:t>
       </w:r>
     </w:p>
@@ -34144,6 +38344,21 @@
           <w:b/>
           <w:lang w:val="gu_IN" w:bidi="gu_IN"/>
         </w:rPr>
+        <w:t>ἄρα οὖν</w:t>
+      </w:r>
+    </w:p>
+    <w:p>
+      <w:pPr/>
+      <w:r>
+        <w:rPr>
+          <w:lang w:val="gu_IN" w:bidi="gu_IN"/>
+        </w:rPr>
+      </w:r>
+      <w:r>
+        <w:rPr>
+          <w:b/>
+          <w:lang w:val="gu_IN" w:bidi="gu_IN"/>
+        </w:rPr>
         <w:t>"તેથી પછી"</w:t>
       </w:r>
     </w:p>
@@ -34218,6 +38433,21 @@
         <w:rPr>
           <w:lang w:val="gu_IN" w:bidi="gu_IN"/>
         </w:rPr>
+      </w:r>
+    </w:p>
+    <w:p>
+      <w:pPr/>
+      <w:r>
+        <w:rPr>
+          <w:lang w:val="gu_IN" w:bidi="gu_IN"/>
+        </w:rPr>
+      </w:r>
+      <w:r>
+        <w:rPr>
+          <w:b/>
+          <w:lang w:val="gu_IN" w:bidi="gu_IN"/>
+        </w:rPr>
+        <w:t>μὴ καθεύδωμεν</w:t>
       </w:r>
     </w:p>
     <w:p>
@@ -34338,6 +38568,21 @@
           <w:b/>
           <w:lang w:val="gu_IN" w:bidi="gu_IN"/>
         </w:rPr>
+        <w:t>οἱ λοιποί</w:t>
+      </w:r>
+    </w:p>
+    <w:p>
+      <w:pPr/>
+      <w:r>
+        <w:rPr>
+          <w:lang w:val="gu_IN" w:bidi="gu_IN"/>
+        </w:rPr>
+      </w:r>
+      <w:r>
+        <w:rPr>
+          <w:b/>
+          <w:lang w:val="gu_IN" w:bidi="gu_IN"/>
+        </w:rPr>
         <w:t>"બાકીનાઓની જેમ"</w:t>
       </w:r>
     </w:p>
@@ -34426,6 +38671,21 @@
           <w:b/>
           <w:lang w:val="gu_IN" w:bidi="gu_IN"/>
         </w:rPr>
+        <w:t>γρηγορῶμεν καὶ νήφωμεν</w:t>
+      </w:r>
+    </w:p>
+    <w:p>
+      <w:pPr/>
+      <w:r>
+        <w:rPr>
+          <w:lang w:val="gu_IN" w:bidi="gu_IN"/>
+        </w:rPr>
+      </w:r>
+      <w:r>
+        <w:rPr>
+          <w:b/>
+          <w:lang w:val="gu_IN" w:bidi="gu_IN"/>
+        </w:rPr>
         <w:t>"આપણે જાગૃત રહેવું જોઈએ અને સંયમી રહેવું જોઈએ"</w:t>
       </w:r>
     </w:p>
@@ -34500,6 +38760,21 @@
         <w:rPr>
           <w:lang w:val="gu_IN" w:bidi="gu_IN"/>
         </w:rPr>
+      </w:r>
+    </w:p>
+    <w:p>
+      <w:pPr/>
+      <w:r>
+        <w:rPr>
+          <w:lang w:val="gu_IN" w:bidi="gu_IN"/>
+        </w:rPr>
+      </w:r>
+      <w:r>
+        <w:rPr>
+          <w:b/>
+          <w:lang w:val="gu_IN" w:bidi="gu_IN"/>
+        </w:rPr>
+        <w:t>γὰρ</w:t>
       </w:r>
     </w:p>
     <w:p>
@@ -34721,6 +38996,21 @@
           <w:b/>
           <w:lang w:val="gu_IN" w:bidi="gu_IN"/>
         </w:rPr>
+        <w:t>οἱ &amp; καθεύδοντες, νυκτὸς καθεύδουσιν; καὶ οἱ μεθυσκόμενοι, νυκτὸς μεθύουσιν</w:t>
+      </w:r>
+    </w:p>
+    <w:p>
+      <w:pPr/>
+      <w:r>
+        <w:rPr>
+          <w:lang w:val="gu_IN" w:bidi="gu_IN"/>
+        </w:rPr>
+      </w:r>
+      <w:r>
+        <w:rPr>
+          <w:b/>
+          <w:lang w:val="gu_IN" w:bidi="gu_IN"/>
+        </w:rPr>
         <w:t>"જેઓ સૂતા હોય છે તેઓ રાત્રે સૂઈ જાય છે"</w:t>
       </w:r>
     </w:p>
@@ -34858,6 +39148,21 @@
           <w:b/>
           <w:lang w:val="gu_IN" w:bidi="gu_IN"/>
         </w:rPr>
+        <w:t>δὲ</w:t>
+      </w:r>
+    </w:p>
+    <w:p>
+      <w:pPr/>
+      <w:r>
+        <w:rPr>
+          <w:lang w:val="gu_IN" w:bidi="gu_IN"/>
+        </w:rPr>
+      </w:r>
+      <w:r>
+        <w:rPr>
+          <w:b/>
+          <w:lang w:val="gu_IN" w:bidi="gu_IN"/>
+        </w:rPr>
         <w:t>"પરંતુ"</w:t>
       </w:r>
     </w:p>
@@ -34977,6 +39282,21 @@
           <w:b/>
           <w:lang w:val="gu_IN" w:bidi="gu_IN"/>
         </w:rPr>
+        <w:t>ἡμέρας</w:t>
+      </w:r>
+    </w:p>
+    <w:p>
+      <w:pPr/>
+      <w:r>
+        <w:rPr>
+          <w:lang w:val="gu_IN" w:bidi="gu_IN"/>
+        </w:rPr>
+      </w:r>
+      <w:r>
+        <w:rPr>
+          <w:b/>
+          <w:lang w:val="gu_IN" w:bidi="gu_IN"/>
+        </w:rPr>
         <w:t>"પરંતુ આપણે, દિવસના હોવાને કારણે"</w:t>
       </w:r>
     </w:p>
@@ -35051,6 +39371,21 @@
         <w:rPr>
           <w:lang w:val="gu_IN" w:bidi="gu_IN"/>
         </w:rPr>
+      </w:r>
+    </w:p>
+    <w:p>
+      <w:pPr/>
+      <w:r>
+        <w:rPr>
+          <w:lang w:val="gu_IN" w:bidi="gu_IN"/>
+        </w:rPr>
+      </w:r>
+      <w:r>
+        <w:rPr>
+          <w:b/>
+          <w:lang w:val="gu_IN" w:bidi="gu_IN"/>
+        </w:rPr>
+        <w:t>ἐνδυσάμενοι θώρακα πίστεως καὶ ἀγάπης, καὶ περικεφαλαίαν, ἐλπίδα σωτηρίας</w:t>
       </w:r>
     </w:p>
     <w:p>
@@ -35197,6 +39532,21 @@
           <w:b/>
           <w:lang w:val="gu_IN" w:bidi="gu_IN"/>
         </w:rPr>
+        <w:t>ὅτι</w:t>
+      </w:r>
+    </w:p>
+    <w:p>
+      <w:pPr/>
+      <w:r>
+        <w:rPr>
+          <w:lang w:val="gu_IN" w:bidi="gu_IN"/>
+        </w:rPr>
+      </w:r>
+      <w:r>
+        <w:rPr>
+          <w:b/>
+          <w:lang w:val="gu_IN" w:bidi="gu_IN"/>
+        </w:rPr>
         <w:t>"કેમ કે"</w:t>
       </w:r>
     </w:p>
@@ -35303,6 +39653,21 @@
           <w:b/>
           <w:lang w:val="gu_IN" w:bidi="gu_IN"/>
         </w:rPr>
+        <w:t>εἰς ὀργὴν</w:t>
+      </w:r>
+    </w:p>
+    <w:p>
+      <w:pPr/>
+      <w:r>
+        <w:rPr>
+          <w:lang w:val="gu_IN" w:bidi="gu_IN"/>
+        </w:rPr>
+      </w:r>
+      <w:r>
+        <w:rPr>
+          <w:b/>
+          <w:lang w:val="gu_IN" w:bidi="gu_IN"/>
+        </w:rPr>
         <w:t>"ક્રોધ માટે &amp; મેળવવા માટે"</w:t>
       </w:r>
     </w:p>
@@ -35422,6 +39787,21 @@
           <w:b/>
           <w:lang w:val="gu_IN" w:bidi="gu_IN"/>
         </w:rPr>
+        <w:t>εἰς ὀργὴν</w:t>
+      </w:r>
+    </w:p>
+    <w:p>
+      <w:pPr/>
+      <w:r>
+        <w:rPr>
+          <w:lang w:val="gu_IN" w:bidi="gu_IN"/>
+        </w:rPr>
+      </w:r>
+      <w:r>
+        <w:rPr>
+          <w:b/>
+          <w:lang w:val="gu_IN" w:bidi="gu_IN"/>
+        </w:rPr>
         <w:t>"કેમ કે ઈશ્વરે આપણને ક્રોધ માટે નિયુક્ત કર્યા નથી"</w:t>
       </w:r>
     </w:p>
@@ -35536,6 +39916,21 @@
           <w:b/>
           <w:lang w:val="gu_IN" w:bidi="gu_IN"/>
         </w:rPr>
+        <w:t>ἀλλὰ εἰς</w:t>
+      </w:r>
+    </w:p>
+    <w:p>
+      <w:pPr/>
+      <w:r>
+        <w:rPr>
+          <w:lang w:val="gu_IN" w:bidi="gu_IN"/>
+        </w:rPr>
+      </w:r>
+      <w:r>
+        <w:rPr>
+          <w:b/>
+          <w:lang w:val="gu_IN" w:bidi="gu_IN"/>
+        </w:rPr>
         <w:t>"પણ"</w:t>
       </w:r>
     </w:p>
@@ -35631,6 +40026,21 @@
           <w:b/>
           <w:lang w:val="gu_IN" w:bidi="gu_IN"/>
         </w:rPr>
+        <w:t>εἰς περιποίησιν σωτηρίας</w:t>
+      </w:r>
+    </w:p>
+    <w:p>
+      <w:pPr/>
+      <w:r>
+        <w:rPr>
+          <w:lang w:val="gu_IN" w:bidi="gu_IN"/>
+        </w:rPr>
+      </w:r>
+      <w:r>
+        <w:rPr>
+          <w:b/>
+          <w:lang w:val="gu_IN" w:bidi="gu_IN"/>
+        </w:rPr>
         <w:t>"મુક્તિ મેળવવા માટે"</w:t>
       </w:r>
     </w:p>
@@ -35718,6 +40128,21 @@
         <w:rPr>
           <w:lang w:val="gu_IN" w:bidi="gu_IN"/>
         </w:rPr>
+      </w:r>
+    </w:p>
+    <w:p>
+      <w:pPr/>
+      <w:r>
+        <w:rPr>
+          <w:lang w:val="gu_IN" w:bidi="gu_IN"/>
+        </w:rPr>
+      </w:r>
+      <w:r>
+        <w:rPr>
+          <w:b/>
+          <w:lang w:val="gu_IN" w:bidi="gu_IN"/>
+        </w:rPr>
+        <w:t>τοῦ ἀποθανόντος περὶ ἡμῶν</w:t>
       </w:r>
     </w:p>
     <w:p>
@@ -35851,6 +40276,21 @@
           <w:b/>
           <w:lang w:val="gu_IN" w:bidi="gu_IN"/>
         </w:rPr>
+        <w:t>ἵνα</w:t>
+      </w:r>
+    </w:p>
+    <w:p>
+      <w:pPr/>
+      <w:r>
+        <w:rPr>
+          <w:lang w:val="gu_IN" w:bidi="gu_IN"/>
+        </w:rPr>
+      </w:r>
+      <w:r>
+        <w:rPr>
+          <w:b/>
+          <w:lang w:val="gu_IN" w:bidi="gu_IN"/>
+        </w:rPr>
         <w:t>"કે જેથી &amp; આપણે તેમની સાથે જીવીએ"</w:t>
       </w:r>
     </w:p>
@@ -35925,6 +40365,21 @@
         <w:rPr>
           <w:lang w:val="gu_IN" w:bidi="gu_IN"/>
         </w:rPr>
+      </w:r>
+    </w:p>
+    <w:p>
+      <w:pPr/>
+      <w:r>
+        <w:rPr>
+          <w:lang w:val="gu_IN" w:bidi="gu_IN"/>
+        </w:rPr>
+      </w:r>
+      <w:r>
+        <w:rPr>
+          <w:b/>
+          <w:lang w:val="gu_IN" w:bidi="gu_IN"/>
+        </w:rPr>
+        <w:t>εἴτε γρηγορῶμεν εἴτε καθεύδωμεν</w:t>
       </w:r>
     </w:p>
     <w:p>
@@ -36058,6 +40513,21 @@
           <w:b/>
           <w:lang w:val="gu_IN" w:bidi="gu_IN"/>
         </w:rPr>
+        <w:t>διὸ</w:t>
+      </w:r>
+    </w:p>
+    <w:p>
+      <w:pPr/>
+      <w:r>
+        <w:rPr>
+          <w:lang w:val="gu_IN" w:bidi="gu_IN"/>
+        </w:rPr>
+      </w:r>
+      <w:r>
+        <w:rPr>
+          <w:b/>
+          <w:lang w:val="gu_IN" w:bidi="gu_IN"/>
+        </w:rPr>
         <w:t>"તેથી"</w:t>
       </w:r>
     </w:p>
@@ -36177,6 +40647,21 @@
           <w:b/>
           <w:lang w:val="gu_IN" w:bidi="gu_IN"/>
         </w:rPr>
+        <w:t>παρακαλεῖτε ἀλλήλους, καὶ οἰκοδομεῖτε εἷς τὸν ἕνα</w:t>
+      </w:r>
+    </w:p>
+    <w:p>
+      <w:pPr/>
+      <w:r>
+        <w:rPr>
+          <w:lang w:val="gu_IN" w:bidi="gu_IN"/>
+        </w:rPr>
+      </w:r>
+      <w:r>
+        <w:rPr>
+          <w:b/>
+          <w:lang w:val="gu_IN" w:bidi="gu_IN"/>
+        </w:rPr>
         <w:t>"તેથી &amp; એકબીજાને દિલાસો આપો અને એકમેકને મજબૂત કરો"</w:t>
       </w:r>
     </w:p>
@@ -36252,6 +40737,21 @@
           <w:b/>
           <w:lang w:val="gu_IN" w:bidi="gu_IN"/>
         </w:rPr>
+        <w:t>οἰκοδομεῖτε εἷς τὸν ἕνα</w:t>
+      </w:r>
+    </w:p>
+    <w:p>
+      <w:pPr/>
+      <w:r>
+        <w:rPr>
+          <w:lang w:val="gu_IN" w:bidi="gu_IN"/>
+        </w:rPr>
+      </w:r>
+      <w:r>
+        <w:rPr>
+          <w:b/>
+          <w:lang w:val="gu_IN" w:bidi="gu_IN"/>
+        </w:rPr>
         <w:t>"મજબૂત કરો"</w:t>
       </w:r>
     </w:p>
@@ -36340,6 +40840,21 @@
           <w:b/>
           <w:lang w:val="gu_IN" w:bidi="gu_IN"/>
         </w:rPr>
+        <w:t>εἷς τὸν ἕνα</w:t>
+      </w:r>
+    </w:p>
+    <w:p>
+      <w:pPr/>
+      <w:r>
+        <w:rPr>
+          <w:lang w:val="gu_IN" w:bidi="gu_IN"/>
+        </w:rPr>
+      </w:r>
+      <w:r>
+        <w:rPr>
+          <w:b/>
+          <w:lang w:val="gu_IN" w:bidi="gu_IN"/>
+        </w:rPr>
         <w:t>"એકમેકને"</w:t>
       </w:r>
     </w:p>
@@ -36428,6 +40943,21 @@
           <w:b/>
           <w:lang w:val="gu_IN" w:bidi="gu_IN"/>
         </w:rPr>
+        <w:t>καθὼς καὶ ποιεῖτε</w:t>
+      </w:r>
+    </w:p>
+    <w:p>
+      <w:pPr/>
+      <w:r>
+        <w:rPr>
+          <w:lang w:val="gu_IN" w:bidi="gu_IN"/>
+        </w:rPr>
+      </w:r>
+      <w:r>
+        <w:rPr>
+          <w:b/>
+          <w:lang w:val="gu_IN" w:bidi="gu_IN"/>
+        </w:rPr>
         <w:t>"જેમ તમે પણ કરો છો તેમ"</w:t>
       </w:r>
     </w:p>
@@ -36504,6 +41034,21 @@
           <w:b/>
           <w:lang w:val="gu_IN" w:bidi="gu_IN"/>
         </w:rPr>
+        <w:t>δὲ</w:t>
+      </w:r>
+    </w:p>
+    <w:p>
+      <w:pPr/>
+      <w:r>
+        <w:rPr>
+          <w:lang w:val="gu_IN" w:bidi="gu_IN"/>
+        </w:rPr>
+      </w:r>
+      <w:r>
+        <w:rPr>
+          <w:b/>
+          <w:lang w:val="gu_IN" w:bidi="gu_IN"/>
+        </w:rPr>
         <w:t>"હવે અમે તમને કહીએ છીએ કે"</w:t>
       </w:r>
     </w:p>
@@ -36703,6 +41248,21 @@
         <w:rPr>
           <w:lang w:val="gu_IN" w:bidi="gu_IN"/>
         </w:rPr>
+      </w:r>
+    </w:p>
+    <w:p>
+      <w:pPr/>
+      <w:r>
+        <w:rPr>
+          <w:lang w:val="gu_IN" w:bidi="gu_IN"/>
+        </w:rPr>
+      </w:r>
+      <w:r>
+        <w:rPr>
+          <w:b/>
+          <w:lang w:val="gu_IN" w:bidi="gu_IN"/>
+        </w:rPr>
+        <w:t>ἐν Κυρίῳ</w:t>
       </w:r>
     </w:p>
     <w:p>
@@ -36911,6 +41471,21 @@
           <w:b/>
           <w:lang w:val="gu_IN" w:bidi="gu_IN"/>
         </w:rPr>
+        <w:t>ἐν ἀγάπῃ</w:t>
+      </w:r>
+    </w:p>
+    <w:p>
+      <w:pPr/>
+      <w:r>
+        <w:rPr>
+          <w:lang w:val="gu_IN" w:bidi="gu_IN"/>
+        </w:rPr>
+      </w:r>
+      <w:r>
+        <w:rPr>
+          <w:b/>
+          <w:lang w:val="gu_IN" w:bidi="gu_IN"/>
+        </w:rPr>
         <w:t>"પ્રેમથી"</w:t>
       </w:r>
     </w:p>
@@ -37011,6 +41586,21 @@
         <w:rPr>
           <w:lang w:val="gu_IN" w:bidi="gu_IN"/>
         </w:rPr>
+      </w:r>
+    </w:p>
+    <w:p>
+      <w:pPr/>
+      <w:r>
+        <w:rPr>
+          <w:lang w:val="gu_IN" w:bidi="gu_IN"/>
+        </w:rPr>
+      </w:r>
+      <w:r>
+        <w:rPr>
+          <w:b/>
+          <w:lang w:val="gu_IN" w:bidi="gu_IN"/>
+        </w:rPr>
+        <w:t>εἰρηνεύετε</w:t>
       </w:r>
     </w:p>
     <w:p>
@@ -37125,6 +41715,21 @@
           <w:b/>
           <w:lang w:val="gu_IN" w:bidi="gu_IN"/>
         </w:rPr>
+        <w:t>δὲ</w:t>
+      </w:r>
+    </w:p>
+    <w:p>
+      <w:pPr/>
+      <w:r>
+        <w:rPr>
+          <w:lang w:val="gu_IN" w:bidi="gu_IN"/>
+        </w:rPr>
+      </w:r>
+      <w:r>
+        <w:rPr>
+          <w:b/>
+          <w:lang w:val="gu_IN" w:bidi="gu_IN"/>
+        </w:rPr>
         <w:t>"ભાઈઓ, હવે અમે તમને પ્રોત્સાહન આપીએ છીએ"</w:t>
       </w:r>
     </w:p>
@@ -37306,6 +41911,21 @@
           <w:b/>
           <w:lang w:val="gu_IN" w:bidi="gu_IN"/>
         </w:rPr>
+        <w:t>ὁρᾶτε</w:t>
+      </w:r>
+    </w:p>
+    <w:p>
+      <w:pPr/>
+      <w:r>
+        <w:rPr>
+          <w:lang w:val="gu_IN" w:bidi="gu_IN"/>
+        </w:rPr>
+      </w:r>
+      <w:r>
+        <w:rPr>
+          <w:b/>
+          <w:lang w:val="gu_IN" w:bidi="gu_IN"/>
+        </w:rPr>
         <w:t>"ધ્યાન રાખો કે"</w:t>
       </w:r>
     </w:p>
@@ -37394,6 +42014,21 @@
           <w:b/>
           <w:lang w:val="gu_IN" w:bidi="gu_IN"/>
         </w:rPr>
+        <w:t>κακὸν ἀντὶ κακοῦ τινι ἀποδῷ</w:t>
+      </w:r>
+    </w:p>
+    <w:p>
+      <w:pPr/>
+      <w:r>
+        <w:rPr>
+          <w:lang w:val="gu_IN" w:bidi="gu_IN"/>
+        </w:rPr>
+      </w:r>
+      <w:r>
+        <w:rPr>
+          <w:b/>
+          <w:lang w:val="gu_IN" w:bidi="gu_IN"/>
+        </w:rPr>
         <w:t>"કોઈને પણ દુષ્ટતાનો બદલો દુષ્ટતાથી ન આપે"</w:t>
       </w:r>
     </w:p>
@@ -37482,6 +42117,21 @@
           <w:b/>
           <w:lang w:val="gu_IN" w:bidi="gu_IN"/>
         </w:rPr>
+        <w:t>ἀλλὰ</w:t>
+      </w:r>
+    </w:p>
+    <w:p>
+      <w:pPr/>
+      <w:r>
+        <w:rPr>
+          <w:lang w:val="gu_IN" w:bidi="gu_IN"/>
+        </w:rPr>
+      </w:r>
+      <w:r>
+        <w:rPr>
+          <w:b/>
+          <w:lang w:val="gu_IN" w:bidi="gu_IN"/>
+        </w:rPr>
         <w:t>"પરંતુ"</w:t>
       </w:r>
     </w:p>
@@ -37570,6 +42220,21 @@
           <w:b/>
           <w:lang w:val="gu_IN" w:bidi="gu_IN"/>
         </w:rPr>
+        <w:t>διώκετε</w:t>
+      </w:r>
+    </w:p>
+    <w:p>
+      <w:pPr/>
+      <w:r>
+        <w:rPr>
+          <w:lang w:val="gu_IN" w:bidi="gu_IN"/>
+        </w:rPr>
+      </w:r>
+      <w:r>
+        <w:rPr>
+          <w:b/>
+          <w:lang w:val="gu_IN" w:bidi="gu_IN"/>
+        </w:rPr>
         <w:t>"હંમેશા"</w:t>
       </w:r>
     </w:p>
@@ -37644,6 +42309,21 @@
         <w:rPr>
           <w:lang w:val="gu_IN" w:bidi="gu_IN"/>
         </w:rPr>
+      </w:r>
+    </w:p>
+    <w:p>
+      <w:pPr/>
+      <w:r>
+        <w:rPr>
+          <w:lang w:val="gu_IN" w:bidi="gu_IN"/>
+        </w:rPr>
+      </w:r>
+      <w:r>
+        <w:rPr>
+          <w:b/>
+          <w:lang w:val="gu_IN" w:bidi="gu_IN"/>
+        </w:rPr>
+        <w:t>καὶ εἰς ἀλλήλους καὶ εἰς πάντας</w:t>
       </w:r>
     </w:p>
     <w:p>
@@ -37764,6 +42444,21 @@
           <w:b/>
           <w:lang w:val="gu_IN" w:bidi="gu_IN"/>
         </w:rPr>
+        <w:t>πάντας</w:t>
+      </w:r>
+    </w:p>
+    <w:p>
+      <w:pPr/>
+      <w:r>
+        <w:rPr>
+          <w:lang w:val="gu_IN" w:bidi="gu_IN"/>
+        </w:rPr>
+      </w:r>
+      <w:r>
+        <w:rPr>
+          <w:b/>
+          <w:lang w:val="gu_IN" w:bidi="gu_IN"/>
+        </w:rPr>
         <w:t>"બધા માટે"</w:t>
       </w:r>
     </w:p>
@@ -37852,6 +42547,21 @@
           <w:b/>
           <w:lang w:val="gu_IN" w:bidi="gu_IN"/>
         </w:rPr>
+        <w:t>ἀδιαλείπτως</w:t>
+      </w:r>
+    </w:p>
+    <w:p>
+      <w:pPr/>
+      <w:r>
+        <w:rPr>
+          <w:lang w:val="gu_IN" w:bidi="gu_IN"/>
+        </w:rPr>
+      </w:r>
+      <w:r>
+        <w:rPr>
+          <w:b/>
+          <w:lang w:val="gu_IN" w:bidi="gu_IN"/>
+        </w:rPr>
         <w:t>"થંભ્યા વિના પ્રાર્થના કરો"</w:t>
       </w:r>
     </w:p>
@@ -37953,6 +42663,21 @@
           <w:b/>
           <w:lang w:val="gu_IN" w:bidi="gu_IN"/>
         </w:rPr>
+        <w:t>ἐν παντὶ</w:t>
+      </w:r>
+    </w:p>
+    <w:p>
+      <w:pPr/>
+      <w:r>
+        <w:rPr>
+          <w:lang w:val="gu_IN" w:bidi="gu_IN"/>
+        </w:rPr>
+      </w:r>
+      <w:r>
+        <w:rPr>
+          <w:b/>
+          <w:lang w:val="gu_IN" w:bidi="gu_IN"/>
+        </w:rPr>
         <w:t>"દરેક બાબતમાં આભાર માનો"</w:t>
       </w:r>
     </w:p>
@@ -38040,6 +42765,21 @@
         <w:rPr>
           <w:lang w:val="gu_IN" w:bidi="gu_IN"/>
         </w:rPr>
+      </w:r>
+    </w:p>
+    <w:p>
+      <w:pPr/>
+      <w:r>
+        <w:rPr>
+          <w:lang w:val="gu_IN" w:bidi="gu_IN"/>
+        </w:rPr>
+      </w:r>
+      <w:r>
+        <w:rPr>
+          <w:b/>
+          <w:lang w:val="gu_IN" w:bidi="gu_IN"/>
+        </w:rPr>
+        <w:t>εὐχαριστεῖτε &amp; γὰρ</w:t>
       </w:r>
     </w:p>
     <w:p>
@@ -38160,6 +42900,21 @@
           <w:b/>
           <w:lang w:val="gu_IN" w:bidi="gu_IN"/>
         </w:rPr>
+        <w:t>τοῦτο</w:t>
+      </w:r>
+    </w:p>
+    <w:p>
+      <w:pPr/>
+      <w:r>
+        <w:rPr>
+          <w:lang w:val="gu_IN" w:bidi="gu_IN"/>
+        </w:rPr>
+      </w:r>
+      <w:r>
+        <w:rPr>
+          <w:b/>
+          <w:lang w:val="gu_IN" w:bidi="gu_IN"/>
+        </w:rPr>
         <w:t>"કેમ કે &amp; ઈશ્વરની આ ઈચ્છા {છે"</w:t>
       </w:r>
     </w:p>
@@ -38279,6 +43034,21 @@
           <w:b/>
           <w:lang w:val="gu_IN" w:bidi="gu_IN"/>
         </w:rPr>
+        <w:t>θέλημα Θεοῦ</w:t>
+      </w:r>
+    </w:p>
+    <w:p>
+      <w:pPr/>
+      <w:r>
+        <w:rPr>
+          <w:lang w:val="gu_IN" w:bidi="gu_IN"/>
+        </w:rPr>
+      </w:r>
+      <w:r>
+        <w:rPr>
+          <w:b/>
+          <w:lang w:val="gu_IN" w:bidi="gu_IN"/>
+        </w:rPr>
         <w:t>"તમારા માટે ખ્રિસ્ત ઈસુમાં ઈશ્વરની &amp; ઈચ્છા"</w:t>
       </w:r>
     </w:p>
@@ -38353,6 +43123,21 @@
         <w:rPr>
           <w:lang w:val="gu_IN" w:bidi="gu_IN"/>
         </w:rPr>
+      </w:r>
+    </w:p>
+    <w:p>
+      <w:pPr/>
+      <w:r>
+        <w:rPr>
+          <w:lang w:val="gu_IN" w:bidi="gu_IN"/>
+        </w:rPr>
+      </w:r>
+      <w:r>
+        <w:rPr>
+          <w:b/>
+          <w:lang w:val="gu_IN" w:bidi="gu_IN"/>
+        </w:rPr>
+        <w:t>θέλημα Θεοῦ ἐν Χριστῷ Ἰησοῦ εἰς ὑμᾶς</w:t>
       </w:r>
     </w:p>
     <w:p>
@@ -38499,6 +43284,21 @@
           <w:b/>
           <w:lang w:val="gu_IN" w:bidi="gu_IN"/>
         </w:rPr>
+        <w:t>τὸ Πνεῦμα μὴ σβέννυτε</w:t>
+      </w:r>
+    </w:p>
+    <w:p>
+      <w:pPr/>
+      <w:r>
+        <w:rPr>
+          <w:lang w:val="gu_IN" w:bidi="gu_IN"/>
+        </w:rPr>
+      </w:r>
+      <w:r>
+        <w:rPr>
+          <w:b/>
+          <w:lang w:val="gu_IN" w:bidi="gu_IN"/>
+        </w:rPr>
         <w:t>"આત્માને ઓલવશો નહીં"</w:t>
       </w:r>
     </w:p>
@@ -38631,6 +43431,21 @@
           <w:b/>
           <w:lang w:val="gu_IN" w:bidi="gu_IN"/>
         </w:rPr>
+        <w:t>μὴ ἐξουθενεῖτε</w:t>
+      </w:r>
+    </w:p>
+    <w:p>
+      <w:pPr/>
+      <w:r>
+        <w:rPr>
+          <w:lang w:val="gu_IN" w:bidi="gu_IN"/>
+        </w:rPr>
+      </w:r>
+      <w:r>
+        <w:rPr>
+          <w:b/>
+          <w:lang w:val="gu_IN" w:bidi="gu_IN"/>
+        </w:rPr>
         <w:t>"ભવિષ્યવાણીઓને ધિક્કારશો નહીં"</w:t>
       </w:r>
     </w:p>
@@ -38718,6 +43533,21 @@
           <w:b/>
           <w:lang w:val="gu_IN" w:bidi="gu_IN"/>
         </w:rPr>
+        <w:t>μὴ ἐξουθενεῖτε</w:t>
+      </w:r>
+    </w:p>
+    <w:p>
+      <w:pPr/>
+      <w:r>
+        <w:rPr>
+          <w:lang w:val="gu_IN" w:bidi="gu_IN"/>
+        </w:rPr>
+      </w:r>
+      <w:r>
+        <w:rPr>
+          <w:b/>
+          <w:lang w:val="gu_IN" w:bidi="gu_IN"/>
+        </w:rPr>
         <w:t>"ધિક્કારશો નહીં"</w:t>
       </w:r>
     </w:p>
@@ -38793,6 +43623,21 @@
           <w:b/>
           <w:lang w:val="gu_IN" w:bidi="gu_IN"/>
         </w:rPr>
+        <w:t>πάντα δοκιμάζετε; τὸ καλὸν κατέχετε</w:t>
+      </w:r>
+    </w:p>
+    <w:p>
+      <w:pPr/>
+      <w:r>
+        <w:rPr>
+          <w:lang w:val="gu_IN" w:bidi="gu_IN"/>
+        </w:rPr>
+      </w:r>
+      <w:r>
+        <w:rPr>
+          <w:b/>
+          <w:lang w:val="gu_IN" w:bidi="gu_IN"/>
+        </w:rPr>
         <w:t>"સઘળી બાબતોની પારખ કરો. જે સારું {છે} તેને દ્રઢતાથી પકડી રાખો"</w:t>
       </w:r>
     </w:p>
@@ -38908,6 +43753,21 @@
           <w:b/>
           <w:lang w:val="gu_IN" w:bidi="gu_IN"/>
         </w:rPr>
+        <w:t>τὸ καλὸν κατέχετε</w:t>
+      </w:r>
+    </w:p>
+    <w:p>
+      <w:pPr/>
+      <w:r>
+        <w:rPr>
+          <w:lang w:val="gu_IN" w:bidi="gu_IN"/>
+        </w:rPr>
+      </w:r>
+      <w:r>
+        <w:rPr>
+          <w:b/>
+          <w:lang w:val="gu_IN" w:bidi="gu_IN"/>
+        </w:rPr>
         <w:t>"જે સારું {છે} તેને દ્રઢતાથી પકડી રાખો"</w:t>
       </w:r>
     </w:p>
@@ -38982,6 +43842,21 @@
         <w:rPr>
           <w:lang w:val="gu_IN" w:bidi="gu_IN"/>
         </w:rPr>
+      </w:r>
+    </w:p>
+    <w:p>
+      <w:pPr/>
+      <w:r>
+        <w:rPr>
+          <w:lang w:val="gu_IN" w:bidi="gu_IN"/>
+        </w:rPr>
+      </w:r>
+      <w:r>
+        <w:rPr>
+          <w:b/>
+          <w:lang w:val="gu_IN" w:bidi="gu_IN"/>
+        </w:rPr>
+        <w:t>εἴδους</w:t>
       </w:r>
     </w:p>
     <w:p>
@@ -39177,6 +44052,21 @@
           <w:b/>
           <w:lang w:val="gu_IN" w:bidi="gu_IN"/>
         </w:rPr>
+        <w:t>ὁ Θεὸς τῆς εἰρήνης</w:t>
+      </w:r>
+    </w:p>
+    <w:p>
+      <w:pPr/>
+      <w:r>
+        <w:rPr>
+          <w:lang w:val="gu_IN" w:bidi="gu_IN"/>
+        </w:rPr>
+      </w:r>
+      <w:r>
+        <w:rPr>
+          <w:b/>
+          <w:lang w:val="gu_IN" w:bidi="gu_IN"/>
+        </w:rPr>
         <w:t>"શાંતિના ઈશ્વર"</w:t>
       </w:r>
     </w:p>
@@ -39278,6 +44168,21 @@
           <w:b/>
           <w:lang w:val="gu_IN" w:bidi="gu_IN"/>
         </w:rPr>
+        <w:t>αὐτὸς &amp; ὁ Θεὸς τῆς εἰρήνης ἁγιάσαι</w:t>
+      </w:r>
+    </w:p>
+    <w:p>
+      <w:pPr/>
+      <w:r>
+        <w:rPr>
+          <w:lang w:val="gu_IN" w:bidi="gu_IN"/>
+        </w:rPr>
+      </w:r>
+      <w:r>
+        <w:rPr>
+          <w:b/>
+          <w:lang w:val="gu_IN" w:bidi="gu_IN"/>
+        </w:rPr>
         <w:t>"સ્વયં"</w:t>
       </w:r>
     </w:p>
@@ -39467,6 +44372,21 @@
           <w:b/>
           <w:lang w:val="gu_IN" w:bidi="gu_IN"/>
         </w:rPr>
+        <w:t>ὁλόκληρον ὑμῶν τὸ πνεῦμα, καὶ ἡ ψυχὴ, καὶ τὸ σῶμα</w:t>
+      </w:r>
+    </w:p>
+    <w:p>
+      <w:pPr/>
+      <w:r>
+        <w:rPr>
+          <w:lang w:val="gu_IN" w:bidi="gu_IN"/>
+        </w:rPr>
+      </w:r>
+      <w:r>
+        <w:rPr>
+          <w:b/>
+          <w:lang w:val="gu_IN" w:bidi="gu_IN"/>
+        </w:rPr>
         <w:t>"તમારા સમગ્ર આત્મા, જીવ અને શરીરને"</w:t>
       </w:r>
     </w:p>
@@ -39528,6 +44448,21 @@
         <w:rPr>
           <w:lang w:val="gu_IN" w:bidi="gu_IN"/>
         </w:rPr>
+      </w:r>
+    </w:p>
+    <w:p>
+      <w:pPr/>
+      <w:r>
+        <w:rPr>
+          <w:lang w:val="gu_IN" w:bidi="gu_IN"/>
+        </w:rPr>
+      </w:r>
+      <w:r>
+        <w:rPr>
+          <w:b/>
+          <w:lang w:val="gu_IN" w:bidi="gu_IN"/>
+        </w:rPr>
+        <w:t>ἐν τῇ παρουσίᾳ τοῦ Κυρίου ἡμῶν, Ἰησοῦ Χριστοῦ</w:t>
       </w:r>
     </w:p>
     <w:p>
@@ -39754,6 +44689,21 @@
           <w:b/>
           <w:lang w:val="gu_IN" w:bidi="gu_IN"/>
         </w:rPr>
+        <w:t>ὁ καλῶν ὑμᾶς, ὃς</w:t>
+      </w:r>
+    </w:p>
+    <w:p>
+      <w:pPr/>
+      <w:r>
+        <w:rPr>
+          <w:lang w:val="gu_IN" w:bidi="gu_IN"/>
+        </w:rPr>
+      </w:r>
+      <w:r>
+        <w:rPr>
+          <w:b/>
+          <w:lang w:val="gu_IN" w:bidi="gu_IN"/>
+        </w:rPr>
         <w:t>"જે તમને બોલાવે છે, જે તે કરશે પણ, તે &amp; છે"</w:t>
       </w:r>
     </w:p>
@@ -39873,6 +44823,21 @@
           <w:b/>
           <w:lang w:val="gu_IN" w:bidi="gu_IN"/>
         </w:rPr>
+        <w:t>ποιήσει</w:t>
+      </w:r>
+    </w:p>
+    <w:p>
+      <w:pPr/>
+      <w:r>
+        <w:rPr>
+          <w:lang w:val="gu_IN" w:bidi="gu_IN"/>
+        </w:rPr>
+      </w:r>
+      <w:r>
+        <w:rPr>
+          <w:b/>
+          <w:lang w:val="gu_IN" w:bidi="gu_IN"/>
+        </w:rPr>
         <w:t>"તે વિશ્વાસુ {છે"</w:t>
       </w:r>
     </w:p>
@@ -39961,6 +44926,21 @@
           <w:b/>
           <w:lang w:val="gu_IN" w:bidi="gu_IN"/>
         </w:rPr>
+        <w:t>ἐν φιλήματι ἁγίῳ</w:t>
+      </w:r>
+    </w:p>
+    <w:p>
+      <w:pPr/>
+      <w:r>
+        <w:rPr>
+          <w:lang w:val="gu_IN" w:bidi="gu_IN"/>
+        </w:rPr>
+      </w:r>
+      <w:r>
+        <w:rPr>
+          <w:b/>
+          <w:lang w:val="gu_IN" w:bidi="gu_IN"/>
+        </w:rPr>
         <w:t>"પવિત્ર ચુંબનથી"</w:t>
       </w:r>
     </w:p>
@@ -40036,6 +45016,21 @@
           <w:b/>
           <w:lang w:val="gu_IN" w:bidi="gu_IN"/>
         </w:rPr>
+        <w:t>ἐνορκίζω ὑμᾶς τὸν Κύριον</w:t>
+      </w:r>
+    </w:p>
+    <w:p>
+      <w:pPr/>
+      <w:r>
+        <w:rPr>
+          <w:lang w:val="gu_IN" w:bidi="gu_IN"/>
+        </w:rPr>
+      </w:r>
+      <w:r>
+        <w:rPr>
+          <w:b/>
+          <w:lang w:val="gu_IN" w:bidi="gu_IN"/>
+        </w:rPr>
         <w:t>"આ પત્ર &amp; વાંચી સંભળાવવા માટે હું ઈશ્વર દ્વારા તમને નિષ્ઠાપૂર્વક વિનંતી કરું છું"</w:t>
       </w:r>
     </w:p>
@@ -40112,6 +45107,21 @@
           <w:b/>
           <w:lang w:val="gu_IN" w:bidi="gu_IN"/>
         </w:rPr>
+        <w:t>ἀναγνωσθῆναι τὴν ἐπιστολὴν</w:t>
+      </w:r>
+    </w:p>
+    <w:p>
+      <w:pPr/>
+      <w:r>
+        <w:rPr>
+          <w:lang w:val="gu_IN" w:bidi="gu_IN"/>
+        </w:rPr>
+      </w:r>
+      <w:r>
+        <w:rPr>
+          <w:b/>
+          <w:lang w:val="gu_IN" w:bidi="gu_IN"/>
+        </w:rPr>
         <w:t>"આ પત્ર &amp; વાંચી સંભળાવવા માટે"</w:t>
       </w:r>
     </w:p>
@@ -40187,6 +45197,21 @@
           <w:b/>
           <w:lang w:val="gu_IN" w:bidi="gu_IN"/>
         </w:rPr>
+        <w:t>ἀναγνωσθῆναι τὴν ἐπιστολὴν</w:t>
+      </w:r>
+    </w:p>
+    <w:p>
+      <w:pPr/>
+      <w:r>
+        <w:rPr>
+          <w:lang w:val="gu_IN" w:bidi="gu_IN"/>
+        </w:rPr>
+      </w:r>
+      <w:r>
+        <w:rPr>
+          <w:b/>
+          <w:lang w:val="gu_IN" w:bidi="gu_IN"/>
+        </w:rPr>
         <w:t>"આ પત્ર &amp; વાંચી સંભળાવવા માટે"</w:t>
       </w:r>
     </w:p>
@@ -40262,6 +45287,21 @@
           <w:b/>
           <w:lang w:val="gu_IN" w:bidi="gu_IN"/>
         </w:rPr>
+        <w:t>ἡ χάρις τοῦ Κυρίου ἡμῶν, Ἰησοῦ Χριστοῦ, μεθ’ ὑμῶν</w:t>
+      </w:r>
+    </w:p>
+    <w:p>
+      <w:pPr/>
+      <w:r>
+        <w:rPr>
+          <w:lang w:val="gu_IN" w:bidi="gu_IN"/>
+        </w:rPr>
+      </w:r>
+      <w:r>
+        <w:rPr>
+          <w:b/>
+          <w:lang w:val="gu_IN" w:bidi="gu_IN"/>
+        </w:rPr>
         <w:t>"આપણા પ્રભુ ઈસુ ખ્રિસ્તની કૃપા તમારી સાથે રહે"</w:t>
       </w:r>
     </w:p>
@@ -40411,6 +45451,21 @@
         <w:rPr>
           <w:lang w:val="gu_IN" w:bidi="gu_IN"/>
         </w:rPr>
+      </w:r>
+    </w:p>
+    <w:p>
+      <w:pPr/>
+      <w:r>
+        <w:rPr>
+          <w:lang w:val="gu_IN" w:bidi="gu_IN"/>
+        </w:rPr>
+      </w:r>
+      <w:r>
+        <w:rPr>
+          <w:b/>
+          <w:lang w:val="gu_IN" w:bidi="gu_IN"/>
+        </w:rPr>
+        <w:t>μεθ’ ὑμῶν</w:t>
       </w:r>
     </w:p>
     <w:p>

--- a/guj/docx/52.content.docx
+++ b/guj/docx/52.content.docx
@@ -2083,6 +2083,21 @@
           <w:b/>
           <w:lang w:val="gu_IN" w:bidi="gu_IN"/>
         </w:rPr>
+        <w:t>Θεῷ Πατρὶ καὶ Κυρίῳ Ἰησοῦ Χριστῷ</w:t>
+      </w:r>
+    </w:p>
+    <w:p>
+      <w:pPr/>
+      <w:r>
+        <w:rPr>
+          <w:lang w:val="gu_IN" w:bidi="gu_IN"/>
+        </w:rPr>
+      </w:r>
+      <w:r>
+        <w:rPr>
+          <w:b/>
+          <w:lang w:val="gu_IN" w:bidi="gu_IN"/>
+        </w:rPr>
         <w:t>"QUOTE_NOT_FOUND: Θεῷ Πατρὶ καὶ Κυρίῳ Ἰησοῦ Χριστῷ"</w:t>
       </w:r>
     </w:p>
@@ -2564,6 +2579,21 @@
           <w:b/>
           <w:lang w:val="gu_IN" w:bidi="gu_IN"/>
         </w:rPr>
+        <w:t>εὐχαριστοῦμεν τῷ Θεῷ πάντοτε περὶ πάντων ὑμῶν, μνείαν ποιούμενοι ἐπὶ τῶν προσευχῶν ἡμῶν, ἀδιαλείπτως</w:t>
+      </w:r>
+    </w:p>
+    <w:p>
+      <w:pPr/>
+      <w:r>
+        <w:rPr>
+          <w:lang w:val="gu_IN" w:bidi="gu_IN"/>
+        </w:rPr>
+      </w:r>
+      <w:r>
+        <w:rPr>
+          <w:b/>
+          <w:lang w:val="gu_IN" w:bidi="gu_IN"/>
+        </w:rPr>
         <w:t>"અમે &amp; આભાર અર્પણ કરીએ છીએ &amp; કરીને"</w:t>
       </w:r>
     </w:p>
@@ -2743,6 +2773,21 @@
         <w:rPr>
           <w:lang w:val="gu_IN" w:bidi="gu_IN"/>
         </w:rPr>
+      </w:r>
+    </w:p>
+    <w:p>
+      <w:pPr/>
+      <w:r>
+        <w:rPr>
+          <w:lang w:val="gu_IN" w:bidi="gu_IN"/>
+        </w:rPr>
+      </w:r>
+      <w:r>
+        <w:rPr>
+          <w:b/>
+          <w:lang w:val="gu_IN" w:bidi="gu_IN"/>
+        </w:rPr>
+        <w:t>μνημονεύοντες ὑμῶν τοῦ ἔργου τῆς πίστεως, καὶ τοῦ κόπου τῆς ἀγάπης, καὶ τῆς ὑπομονῆς τῆς ἐλπίδος τοῦ Κυρίου ἡμῶν, Ἰησοῦ Χριστοῦ, ἔμπροσθεν τοῦ Θεοῦ καὶ Πατρὸς ἡμῶν</w:t>
       </w:r>
     </w:p>
     <w:p>
@@ -2877,6 +2922,21 @@
           <w:b/>
           <w:lang w:val="gu_IN" w:bidi="gu_IN"/>
         </w:rPr>
+        <w:t>ὑμῶν τοῦ ἔργου τῆς πίστεως, καὶ τοῦ κόπου τῆς ἀγάπης, καὶ τῆς ὑπομονῆς τῆς ἐλπίδος τοῦ Κυρίου ἡμῶν, Ἰησοῦ Χριστοῦ</w:t>
+      </w:r>
+    </w:p>
+    <w:p>
+      <w:pPr/>
+      <w:r>
+        <w:rPr>
+          <w:lang w:val="gu_IN" w:bidi="gu_IN"/>
+        </w:rPr>
+      </w:r>
+      <w:r>
+        <w:rPr>
+          <w:b/>
+          <w:lang w:val="gu_IN" w:bidi="gu_IN"/>
+        </w:rPr>
         <w:t>"અને &amp; વિશ્વાસનું કાર્ય અને પ્રેમનો પરિશ્રમ &amp; આશાની સ્થિરતાને"</w:t>
       </w:r>
     </w:p>
@@ -4075,6 +4135,21 @@
           <w:b/>
           <w:lang w:val="gu_IN" w:bidi="gu_IN"/>
         </w:rPr>
+        <w:t>ἐν δυνάμει, καὶ ἐν Πνεύματι Ἁγίῳ, καὶ πληροφορίᾳ πολλῇ</w:t>
+      </w:r>
+    </w:p>
+    <w:p>
+      <w:pPr/>
+      <w:r>
+        <w:rPr>
+          <w:lang w:val="gu_IN" w:bidi="gu_IN"/>
+        </w:rPr>
+      </w:r>
+      <w:r>
+        <w:rPr>
+          <w:b/>
+          <w:lang w:val="gu_IN" w:bidi="gu_IN"/>
+        </w:rPr>
         <w:t>"ખૂબ ખાતરી સાથે"</w:t>
       </w:r>
     </w:p>
@@ -4908,6 +4983,21 @@
           <w:b/>
           <w:lang w:val="gu_IN" w:bidi="gu_IN"/>
         </w:rPr>
+        <w:t>γενέσθαι ὑμᾶς τύπους πᾶσιν τοῖς πιστεύουσιν ἐν τῇ Μακεδονίᾳ καὶ ἐν τῇ Ἀχαΐᾳ</w:t>
+      </w:r>
+    </w:p>
+    <w:p>
+      <w:pPr/>
+      <w:r>
+        <w:rPr>
+          <w:lang w:val="gu_IN" w:bidi="gu_IN"/>
+        </w:rPr>
+      </w:r>
+      <w:r>
+        <w:rPr>
+          <w:b/>
+          <w:lang w:val="gu_IN" w:bidi="gu_IN"/>
+        </w:rPr>
         <w:t>"મકદોનિયા અને અખાયામાં સર્વ જેઓ વિશ્વાસ કરે છે તેઓમાં તમે એક આદર્શ બન્યા"</w:t>
       </w:r>
     </w:p>
@@ -5164,6 +5254,21 @@
         <w:rPr>
           <w:lang w:val="gu_IN" w:bidi="gu_IN"/>
         </w:rPr>
+      </w:r>
+    </w:p>
+    <w:p>
+      <w:pPr/>
+      <w:r>
+        <w:rPr>
+          <w:lang w:val="gu_IN" w:bidi="gu_IN"/>
+        </w:rPr>
+      </w:r>
+      <w:r>
+        <w:rPr>
+          <w:b/>
+          <w:lang w:val="gu_IN" w:bidi="gu_IN"/>
+        </w:rPr>
+        <w:t>ἀφ’ ὑμῶν &amp; ἐξήχηται ὁ λόγος τοῦ Κυρίου</w:t>
       </w:r>
     </w:p>
     <w:p>
@@ -8047,6 +8152,21 @@
       </w:r>
       <w:r>
         <w:rPr>
+          <w:b/>
+          <w:lang w:val="gu_IN" w:bidi="gu_IN"/>
+        </w:rPr>
+        <w:t>προπαθόντες καὶ ὑβρισθέντες, καθὼς οἴδατε, ἐν Φιλίπποις</w:t>
+      </w:r>
+    </w:p>
+    <w:p>
+      <w:pPr/>
+      <w:r>
+        <w:rPr>
+          <w:lang w:val="gu_IN" w:bidi="gu_IN"/>
+        </w:rPr>
+      </w:r>
+      <w:r>
+        <w:rPr>
           <w:lang w:val="gu_IN" w:bidi="gu_IN"/>
         </w:rPr>
         <w:t xml:space="preserve">પાઉલ, સિલ્વાનુસ અને તિમોથી જ્યારે ફિલિપ્પી શહેરમાં હતા ત્યારે શું થયું હતું તે વિશે આ કલમ પૃષ્ઠભૂમિની માહિતી આપે છે (જુઓ પ્રેરિતોનાં કૃત્યો 16–17:1–10; </w:t>
@@ -8269,6 +8389,21 @@
           <w:b/>
           <w:lang w:val="gu_IN" w:bidi="gu_IN"/>
         </w:rPr>
+        <w:t>προπαθόντες καὶ ὑβρισθέντες</w:t>
+      </w:r>
+    </w:p>
+    <w:p>
+      <w:pPr/>
+      <w:r>
+        <w:rPr>
+          <w:lang w:val="gu_IN" w:bidi="gu_IN"/>
+        </w:rPr>
+      </w:r>
+      <w:r>
+        <w:rPr>
+          <w:b/>
+          <w:lang w:val="gu_IN" w:bidi="gu_IN"/>
+        </w:rPr>
         <w:t>"અગાઉ સહન કર્યા બાદ અને &amp; શરમજનક વ્યવહાર કરવામાં આવ્યા પછી"</w:t>
       </w:r>
     </w:p>
@@ -8330,6 +8465,21 @@
         <w:rPr>
           <w:lang w:val="gu_IN" w:bidi="gu_IN"/>
         </w:rPr>
+      </w:r>
+    </w:p>
+    <w:p>
+      <w:pPr/>
+      <w:r>
+        <w:rPr>
+          <w:lang w:val="gu_IN" w:bidi="gu_IN"/>
+        </w:rPr>
+      </w:r>
+      <w:r>
+        <w:rPr>
+          <w:b/>
+          <w:lang w:val="gu_IN" w:bidi="gu_IN"/>
+        </w:rPr>
+        <w:t>ἀλλὰ προπαθόντες καὶ ὑβρισθέντες, καθὼς οἴδατε, ἐν Φιλίπποις</w:t>
       </w:r>
     </w:p>
     <w:p>
@@ -8785,6 +8935,21 @@
           <w:b/>
           <w:lang w:val="gu_IN" w:bidi="gu_IN"/>
         </w:rPr>
+        <w:t>ἡ &amp; παράκλησις ἡμῶν οὐκ ἐκ πλάνης, οὐδὲ ἐξ ἀκαθαρσίας, οὐδὲ ἐν δόλῳ</w:t>
+      </w:r>
+    </w:p>
+    <w:p>
+      <w:pPr/>
+      <w:r>
+        <w:rPr>
+          <w:lang w:val="gu_IN" w:bidi="gu_IN"/>
+        </w:rPr>
+      </w:r>
+      <w:r>
+        <w:rPr>
+          <w:b/>
+          <w:lang w:val="gu_IN" w:bidi="gu_IN"/>
+        </w:rPr>
         <w:t>"કેમ કે અમારુ પ્રોત્સાહન ભૂલથી ન હતું, અશુદ્ધતાથી નહિ કે કપટથી નહોતું"</w:t>
       </w:r>
     </w:p>
@@ -8912,6 +9077,21 @@
           <w:b/>
           <w:lang w:val="gu_IN" w:bidi="gu_IN"/>
         </w:rPr>
+        <w:t>καθὼς δεδοκιμάσμεθα ὑπὸ τοῦ Θεοῦ, πιστευθῆναι τὸ εὐαγγέλιον, οὕτως λαλοῦμεν</w:t>
+      </w:r>
+    </w:p>
+    <w:p>
+      <w:pPr/>
+      <w:r>
+        <w:rPr>
+          <w:lang w:val="gu_IN" w:bidi="gu_IN"/>
+        </w:rPr>
+      </w:r>
+      <w:r>
+        <w:rPr>
+          <w:b/>
+          <w:lang w:val="gu_IN" w:bidi="gu_IN"/>
+        </w:rPr>
         <w:t>"અમે તેથી બોલીએ છે"</w:t>
       </w:r>
     </w:p>
@@ -9026,6 +9206,21 @@
           <w:b/>
           <w:lang w:val="gu_IN" w:bidi="gu_IN"/>
         </w:rPr>
+        <w:t>δεδοκιμάσμεθα ὑπὸ τοῦ Θεοῦ, πιστευθῆναι</w:t>
+      </w:r>
+    </w:p>
+    <w:p>
+      <w:pPr/>
+      <w:r>
+        <w:rPr>
+          <w:lang w:val="gu_IN" w:bidi="gu_IN"/>
+        </w:rPr>
+      </w:r>
+      <w:r>
+        <w:rPr>
+          <w:b/>
+          <w:lang w:val="gu_IN" w:bidi="gu_IN"/>
+        </w:rPr>
         <w:t>"સુવાર્તા દ્વારા જવાબદારી સોંપવા માટે &amp; અમે ઈશ્વર દ્વારા તપાસાયા હોવાથી"</w:t>
       </w:r>
     </w:p>
@@ -9525,6 +9720,21 @@
         <w:rPr>
           <w:lang w:val="gu_IN" w:bidi="gu_IN"/>
         </w:rPr>
+      </w:r>
+    </w:p>
+    <w:p>
+      <w:pPr/>
+      <w:r>
+        <w:rPr>
+          <w:lang w:val="gu_IN" w:bidi="gu_IN"/>
+        </w:rPr>
+      </w:r>
+      <w:r>
+        <w:rPr>
+          <w:b/>
+          <w:lang w:val="gu_IN" w:bidi="gu_IN"/>
+        </w:rPr>
+        <w:t>οὔτε γάρ ποτε ἐν λόγῳ κολακίας ἐγενήθημεν, καθὼς οἴδατε</w:t>
       </w:r>
     </w:p>
     <w:p>
@@ -9851,6 +10061,21 @@
           <w:b/>
           <w:lang w:val="gu_IN" w:bidi="gu_IN"/>
         </w:rPr>
+        <w:t>ἐξ ἀνθρώπων δόξαν, οὔτε ἀφ’ ὑμῶν, οὔτε ἀπ’ ἄλλων</w:t>
+      </w:r>
+    </w:p>
+    <w:p>
+      <w:pPr/>
+      <w:r>
+        <w:rPr>
+          <w:lang w:val="gu_IN" w:bidi="gu_IN"/>
+        </w:rPr>
+      </w:r>
+      <w:r>
+        <w:rPr>
+          <w:b/>
+          <w:lang w:val="gu_IN" w:bidi="gu_IN"/>
+        </w:rPr>
         <w:t>"માણસો તરફથી મહિમા"</w:t>
       </w:r>
     </w:p>
@@ -10357,6 +10582,21 @@
         <w:rPr>
           <w:lang w:val="gu_IN" w:bidi="gu_IN"/>
         </w:rPr>
+      </w:r>
+    </w:p>
+    <w:p>
+      <w:pPr/>
+      <w:r>
+        <w:rPr>
+          <w:lang w:val="gu_IN" w:bidi="gu_IN"/>
+        </w:rPr>
+      </w:r>
+      <w:r>
+        <w:rPr>
+          <w:b/>
+          <w:lang w:val="gu_IN" w:bidi="gu_IN"/>
+        </w:rPr>
+        <w:t>ἐν μέσῳ ὑμῶν</w:t>
       </w:r>
     </w:p>
     <w:p>
@@ -12656,6 +12896,21 @@
           <w:b/>
           <w:lang w:val="gu_IN" w:bidi="gu_IN"/>
         </w:rPr>
+        <w:t>λόγον ἀκοῆς &amp; λόγον ἀνθρώπων &amp; λόγον Θεοῦ</w:t>
+      </w:r>
+    </w:p>
+    <w:p>
+      <w:pPr/>
+      <w:r>
+        <w:rPr>
+          <w:lang w:val="gu_IN" w:bidi="gu_IN"/>
+        </w:rPr>
+      </w:r>
+      <w:r>
+        <w:rPr>
+          <w:b/>
+          <w:lang w:val="gu_IN" w:bidi="gu_IN"/>
+        </w:rPr>
         <w:t>"માણસના શબ્દ &amp; ઈશ્વરનો શબ્દ"</w:t>
       </w:r>
     </w:p>
@@ -13523,6 +13778,21 @@
           <w:b/>
           <w:lang w:val="gu_IN" w:bidi="gu_IN"/>
         </w:rPr>
+        <w:t>τῶν καὶ τὸν Κύριον ἀποκτεινάντων Ἰησοῦν, καὶ τοὺς προφήτας, καὶ ἡμᾶς ἐκδιωξάντων; καὶ Θεῷ μὴ ἀρεσκόντων, καὶ πᾶσιν ἀνθρώποις ἐναντίων</w:t>
+      </w:r>
+    </w:p>
+    <w:p>
+      <w:pPr/>
+      <w:r>
+        <w:rPr>
+          <w:lang w:val="gu_IN" w:bidi="gu_IN"/>
+        </w:rPr>
+      </w:r>
+      <w:r>
+        <w:rPr>
+          <w:b/>
+          <w:lang w:val="gu_IN" w:bidi="gu_IN"/>
+        </w:rPr>
         <w:t>"જેમણે પ્રભુ ઈસુ અને પ્રબોધકો બંનેને મારી નાખ્યા છે અને અમને સતાવ્યા છે"</w:t>
       </w:r>
     </w:p>
@@ -13584,6 +13854,21 @@
         <w:rPr>
           <w:lang w:val="gu_IN" w:bidi="gu_IN"/>
         </w:rPr>
+      </w:r>
+    </w:p>
+    <w:p>
+      <w:pPr/>
+      <w:r>
+        <w:rPr>
+          <w:lang w:val="gu_IN" w:bidi="gu_IN"/>
+        </w:rPr>
+      </w:r>
+      <w:r>
+        <w:rPr>
+          <w:b/>
+          <w:lang w:val="gu_IN" w:bidi="gu_IN"/>
+        </w:rPr>
+        <w:t>τῶν καὶ τὸν Κύριον ἀποκτεινάντων Ἰησοῦν, καὶ τοὺς προφήτας, καὶ ἡμᾶς ἐκδιωξάντων</w:t>
       </w:r>
     </w:p>
     <w:p>
@@ -14983,6 +15268,21 @@
           <w:b/>
           <w:lang w:val="gu_IN" w:bidi="gu_IN"/>
         </w:rPr>
+        <w:t>περισσοτέρως ἐσπουδάσαμεν τὸ πρόσωπον ὑμῶν ἰδεῖν ἐν πολλῇ ἐπιθυμίᾳ</w:t>
+      </w:r>
+    </w:p>
+    <w:p>
+      <w:pPr/>
+      <w:r>
+        <w:rPr>
+          <w:lang w:val="gu_IN" w:bidi="gu_IN"/>
+        </w:rPr>
+      </w:r>
+      <w:r>
+        <w:rPr>
+          <w:b/>
+          <w:lang w:val="gu_IN" w:bidi="gu_IN"/>
+        </w:rPr>
         <w:t>"તમારા ચહેરાઓ જોવા માટે, ખૂબ ઈચ્છા સાથે"</w:t>
       </w:r>
     </w:p>
@@ -15805,6 +16105,21 @@
           <w:b/>
           <w:lang w:val="gu_IN" w:bidi="gu_IN"/>
         </w:rPr>
+        <w:t>τίς γὰρ ἡμῶν ἐλπὶς ἢ χαρὰ ἢ στέφανος καυχήσεως? ἢ οὐχὶ καὶ ὑμεῖς, ἔμπροσθεν τοῦ Κυρίου ἡμῶν, Ἰησοῦ, ἐν τῇ αὐτοῦ παρουσίᾳ</w:t>
+      </w:r>
+    </w:p>
+    <w:p>
+      <w:pPr/>
+      <w:r>
+        <w:rPr>
+          <w:lang w:val="gu_IN" w:bidi="gu_IN"/>
+        </w:rPr>
+      </w:r>
+      <w:r>
+        <w:rPr>
+          <w:b/>
+          <w:lang w:val="gu_IN" w:bidi="gu_IN"/>
+        </w:rPr>
         <w:t>"For what is our hope, or joy, or crown of boasting? Is it not even you before our Lord Jesus at his coming?"</w:t>
       </w:r>
     </w:p>
@@ -15995,6 +16310,21 @@
         <w:rPr>
           <w:lang w:val="gu_IN" w:bidi="gu_IN"/>
         </w:rPr>
+      </w:r>
+    </w:p>
+    <w:p>
+      <w:pPr/>
+      <w:r>
+        <w:rPr>
+          <w:lang w:val="gu_IN" w:bidi="gu_IN"/>
+        </w:rPr>
+      </w:r>
+      <w:r>
+        <w:rPr>
+          <w:b/>
+          <w:lang w:val="gu_IN" w:bidi="gu_IN"/>
+        </w:rPr>
+        <w:t>τίς &amp; ἡμῶν ἐλπὶς ἢ χαρὰ ἢ στέφανος καυχήσεως</w:t>
       </w:r>
     </w:p>
     <w:p>
@@ -18462,6 +18792,21 @@
           <w:b/>
           <w:lang w:val="gu_IN" w:bidi="gu_IN"/>
         </w:rPr>
+        <w:t>μηδένα σαίνεσθαι ἐν ταῖς θλίψεσιν ταύταις</w:t>
+      </w:r>
+    </w:p>
+    <w:p>
+      <w:pPr/>
+      <w:r>
+        <w:rPr>
+          <w:lang w:val="gu_IN" w:bidi="gu_IN"/>
+        </w:rPr>
+      </w:r>
+      <w:r>
+        <w:rPr>
+          <w:b/>
+          <w:lang w:val="gu_IN" w:bidi="gu_IN"/>
+        </w:rPr>
         <w:t>"જેથી &amp; કોઈપણ અવ્યવસ્થિત થાય નહિ"</w:t>
       </w:r>
     </w:p>
@@ -19220,6 +19565,21 @@
           <w:b/>
           <w:lang w:val="gu_IN" w:bidi="gu_IN"/>
         </w:rPr>
+        <w:t>πρὸς ὑμᾶς ἦμεν, προελέγομεν ὑμῖν ὅτι μέλλομεν</w:t>
+      </w:r>
+    </w:p>
+    <w:p>
+      <w:pPr/>
+      <w:r>
+        <w:rPr>
+          <w:lang w:val="gu_IN" w:bidi="gu_IN"/>
+        </w:rPr>
+      </w:r>
+      <w:r>
+        <w:rPr>
+          <w:b/>
+          <w:lang w:val="gu_IN" w:bidi="gu_IN"/>
+        </w:rPr>
         <w:t>"અમે &amp; હતા"</w:t>
       </w:r>
     </w:p>
@@ -19294,6 +19654,21 @@
         <w:rPr>
           <w:lang w:val="gu_IN" w:bidi="gu_IN"/>
         </w:rPr>
+      </w:r>
+    </w:p>
+    <w:p>
+      <w:pPr/>
+      <w:r>
+        <w:rPr>
+          <w:lang w:val="gu_IN" w:bidi="gu_IN"/>
+        </w:rPr>
+      </w:r>
+      <w:r>
+        <w:rPr>
+          <w:b/>
+          <w:lang w:val="gu_IN" w:bidi="gu_IN"/>
+        </w:rPr>
+        <w:t>προελέγομεν ὑμῖν ὅτι μέλλομεν θλίβεσθαι, καθὼς</w:t>
       </w:r>
     </w:p>
     <w:p>
@@ -21464,6 +21839,21 @@
           <w:b/>
           <w:lang w:val="gu_IN" w:bidi="gu_IN"/>
         </w:rPr>
+        <w:t>ἐπὶ πάσῃ τῇ ἀνάγκῃ καὶ θλίψει ἡμῶν, διὰ τῆς ὑμῶν πίστεως</w:t>
+      </w:r>
+    </w:p>
+    <w:p>
+      <w:pPr/>
+      <w:r>
+        <w:rPr>
+          <w:lang w:val="gu_IN" w:bidi="gu_IN"/>
+        </w:rPr>
+      </w:r>
+      <w:r>
+        <w:rPr>
+          <w:b/>
+          <w:lang w:val="gu_IN" w:bidi="gu_IN"/>
+        </w:rPr>
         <w:t>"અમારી બધી તકલીફો અને વિપત્તિઓમાં"</w:t>
       </w:r>
     </w:p>
@@ -21551,6 +21941,21 @@
         <w:rPr>
           <w:lang w:val="gu_IN" w:bidi="gu_IN"/>
         </w:rPr>
+      </w:r>
+    </w:p>
+    <w:p>
+      <w:pPr/>
+      <w:r>
+        <w:rPr>
+          <w:lang w:val="gu_IN" w:bidi="gu_IN"/>
+        </w:rPr>
+      </w:r>
+      <w:r>
+        <w:rPr>
+          <w:b/>
+          <w:lang w:val="gu_IN" w:bidi="gu_IN"/>
+        </w:rPr>
+        <w:t>νῦν ζῶμεν, ἐὰν ὑμεῖς στήκετε ἐν Κυρίῳ</w:t>
       </w:r>
     </w:p>
     <w:p>
@@ -22167,6 +22572,21 @@
           <w:b/>
           <w:lang w:val="gu_IN" w:bidi="gu_IN"/>
         </w:rPr>
+        <w:t>ἐπὶ πάσῃ τῇ χαρᾷ ᾗ χαίρομεν</w:t>
+      </w:r>
+    </w:p>
+    <w:p>
+      <w:pPr/>
+      <w:r>
+        <w:rPr>
+          <w:lang w:val="gu_IN" w:bidi="gu_IN"/>
+        </w:rPr>
+      </w:r>
+      <w:r>
+        <w:rPr>
+          <w:b/>
+          <w:lang w:val="gu_IN" w:bidi="gu_IN"/>
+        </w:rPr>
         <w:t>"જે સઘળો આનંદ જેમાં તમારા કારણે આપણા &amp; આગળ અમે આનંદિત છીએ તે માટે &amp; ઈશ્વરને"</w:t>
       </w:r>
     </w:p>
@@ -22447,6 +22867,21 @@
         <w:rPr>
           <w:lang w:val="gu_IN" w:bidi="gu_IN"/>
         </w:rPr>
+      </w:r>
+    </w:p>
+    <w:p>
+      <w:pPr/>
+      <w:r>
+        <w:rPr>
+          <w:lang w:val="gu_IN" w:bidi="gu_IN"/>
+        </w:rPr>
+      </w:r>
+      <w:r>
+        <w:rPr>
+          <w:b/>
+          <w:lang w:val="gu_IN" w:bidi="gu_IN"/>
+        </w:rPr>
+        <w:t>τίνα γὰρ εὐχαριστίαν δυνάμεθα τῷ Θεῷ ἀνταποδοῦναι περὶ ὑμῶν, ἐπὶ πάσῃ τῇ χαρᾷ ᾗ χαίρομεν δι’ ὑμᾶς, ἔμπροσθεν τοῦ Θεοῦ ἡμῶν. νυκτὸς καὶ ἡμέρας, ὑπέρἐκπερισσοῦ δεόμενοι εἰς τὸ ἰδεῖν ὑμῶν τὸ πρόσωπον, καὶ καταρτίσαι τὰ ὑστερήματα τῆς πίστεως ὑμῶν</w:t>
       </w:r>
     </w:p>
     <w:p>
@@ -23356,6 +23791,21 @@
           <w:b/>
           <w:lang w:val="gu_IN" w:bidi="gu_IN"/>
         </w:rPr>
+        <w:t>αὐτὸς δὲ ὁ Θεὸς καὶ Πατὴρ ἡμῶν, καὶ ὁ Κύριος ἡμῶν, Ἰησοῦς, κατευθύναι τὴν ὁδὸν ἡμῶν πρὸς ὑμᾶς. ὑμᾶς δὲ ὁ Κύριος πλεονάσαι καὶ περισσεύσαι τῇ ἀγάπῃ εἰς ἀλλήλους, καὶ εἰς πάντας, καθάπερ καὶ ἡμεῖς εἰς ὑμᾶς; εἰς τὸ στηρίξαι ὑμῶν τὰς καρδίας, ἀμέμπτους ἐν ἁγιωσύνῃ ἔμπροσθεν τοῦ Θεοῦ καὶ Πατρὸς ἡμῶν, ἐν τῇ παρουσίᾳ τοῦ Κυρίου ἡμῶν, Ἰησοῦ, μετὰ πάντων τῶν ἁγίων αὐτοῦ. ἀμήν</w:t>
+      </w:r>
+    </w:p>
+    <w:p>
+      <w:pPr/>
+      <w:r>
+        <w:rPr>
+          <w:lang w:val="gu_IN" w:bidi="gu_IN"/>
+        </w:rPr>
+      </w:r>
+      <w:r>
+        <w:rPr>
+          <w:b/>
+          <w:lang w:val="gu_IN" w:bidi="gu_IN"/>
+        </w:rPr>
         <w:t>"પરંતુ &amp; દોરે"</w:t>
       </w:r>
     </w:p>
@@ -23576,6 +24026,21 @@
           <w:b/>
           <w:lang w:val="gu_IN" w:bidi="gu_IN"/>
         </w:rPr>
+        <w:t>τῇ ἀγάπῃ εἰς ἀλλήλους, καὶ εἰς πάντας, καθάπερ καὶ ἡμεῖς εἰς ὑμᾶς</w:t>
+      </w:r>
+    </w:p>
+    <w:p>
+      <w:pPr/>
+      <w:r>
+        <w:rPr>
+          <w:lang w:val="gu_IN" w:bidi="gu_IN"/>
+        </w:rPr>
+      </w:r>
+      <w:r>
+        <w:rPr>
+          <w:b/>
+          <w:lang w:val="gu_IN" w:bidi="gu_IN"/>
+        </w:rPr>
         <w:t>"પ્રેમમાં"</w:t>
       </w:r>
     </w:p>
@@ -26296,6 +26761,21 @@
           <w:b/>
           <w:lang w:val="gu_IN" w:bidi="gu_IN"/>
         </w:rPr>
+        <w:t>θέλημα τοῦ Θεοῦ, ὁ ἁγιασμὸς ὑμῶν</w:t>
+      </w:r>
+    </w:p>
+    <w:p>
+      <w:pPr/>
+      <w:r>
+        <w:rPr>
+          <w:lang w:val="gu_IN" w:bidi="gu_IN"/>
+        </w:rPr>
+      </w:r>
+      <w:r>
+        <w:rPr>
+          <w:b/>
+          <w:lang w:val="gu_IN" w:bidi="gu_IN"/>
+        </w:rPr>
         <w:t>"માટે આ ઈશ્વરની ઈચ્છા છે, તમારુ પવિત્રીકરણ"</w:t>
       </w:r>
     </w:p>
@@ -28036,6 +28516,21 @@
           <w:b/>
           <w:lang w:val="gu_IN" w:bidi="gu_IN"/>
         </w:rPr>
+        <w:t>καθὼς καὶ προείπαμεν ὑμῖν καὶ διεμαρτυράμεθα</w:t>
+      </w:r>
+    </w:p>
+    <w:p>
+      <w:pPr/>
+      <w:r>
+        <w:rPr>
+          <w:lang w:val="gu_IN" w:bidi="gu_IN"/>
+        </w:rPr>
+      </w:r>
+      <w:r>
+        <w:rPr>
+          <w:b/>
+          <w:lang w:val="gu_IN" w:bidi="gu_IN"/>
+        </w:rPr>
         <w:t>"અમે પણ તમને અગાઉથી ચેતવણી આપી હતી અને સાક્ષી આપી હતી તેમ"</w:t>
       </w:r>
     </w:p>
@@ -29037,6 +29532,21 @@
           <w:b/>
           <w:lang w:val="gu_IN" w:bidi="gu_IN"/>
         </w:rPr>
+        <w:t>οὐ χρείαν ἔχετε γράφειν ὑμῖν, αὐτοὶ γὰρ ὑμεῖς θεοδίδακτοί ἐστε, εἰς τὸ ἀγαπᾶν ἀλλήλους</w:t>
+      </w:r>
+    </w:p>
+    <w:p>
+      <w:pPr/>
+      <w:r>
+        <w:rPr>
+          <w:lang w:val="gu_IN" w:bidi="gu_IN"/>
+        </w:rPr>
+      </w:r>
+      <w:r>
+        <w:rPr>
+          <w:b/>
+          <w:lang w:val="gu_IN" w:bidi="gu_IN"/>
+        </w:rPr>
         <w:t>"અમારા માટે} તમને લખવાની જરૂર નથી, કેમ કે એકબીજાને પ્રેમ કરવાનું તમે ઈશ્વર તરફથી શીખ્યા છો"</w:t>
       </w:r>
     </w:p>
@@ -29304,6 +29814,21 @@
         <w:rPr>
           <w:lang w:val="gu_IN" w:bidi="gu_IN"/>
         </w:rPr>
+      </w:r>
+    </w:p>
+    <w:p>
+      <w:pPr/>
+      <w:r>
+        <w:rPr>
+          <w:lang w:val="gu_IN" w:bidi="gu_IN"/>
+        </w:rPr>
+      </w:r>
+      <w:r>
+        <w:rPr>
+          <w:b/>
+          <w:lang w:val="gu_IN" w:bidi="gu_IN"/>
+        </w:rPr>
+        <w:t>αὐτοὶ &amp; ὑμεῖς θεοδίδακτοί ἐστε</w:t>
       </w:r>
     </w:p>
     <w:p>
@@ -31832,6 +32357,21 @@
           <w:b/>
           <w:lang w:val="gu_IN" w:bidi="gu_IN"/>
         </w:rPr>
+        <w:t>τοὺς κοιμηθέντας</w:t>
+      </w:r>
+    </w:p>
+    <w:p>
+      <w:pPr/>
+      <w:r>
+        <w:rPr>
+          <w:lang w:val="gu_IN" w:bidi="gu_IN"/>
+        </w:rPr>
+      </w:r>
+      <w:r>
+        <w:rPr>
+          <w:b/>
+          <w:lang w:val="gu_IN" w:bidi="gu_IN"/>
+        </w:rPr>
         <w:t>"જેઓ ઈસુ દ્વારા ઊંઘી ગયા છે તેઓને &amp; ઈશ્વર પોતાની સાથે લાવશે"</w:t>
       </w:r>
     </w:p>
@@ -32415,6 +32955,21 @@
           <w:b/>
           <w:lang w:val="gu_IN" w:bidi="gu_IN"/>
         </w:rPr>
+        <w:t>ἡμεῖς οἱ ζῶντες, οἱ περιλειπόμενοι</w:t>
+      </w:r>
+    </w:p>
+    <w:p>
+      <w:pPr/>
+      <w:r>
+        <w:rPr>
+          <w:lang w:val="gu_IN" w:bidi="gu_IN"/>
+        </w:rPr>
+      </w:r>
+      <w:r>
+        <w:rPr>
+          <w:b/>
+          <w:lang w:val="gu_IN" w:bidi="gu_IN"/>
+        </w:rPr>
         <w:t>"જેઓ &amp; પાછળ રહી ગયા છીએ"</w:t>
       </w:r>
     </w:p>
@@ -36432,6 +36987,21 @@
           <w:b/>
           <w:lang w:val="gu_IN" w:bidi="gu_IN"/>
         </w:rPr>
+        <w:t>αἰφνίδιος αὐτοῖς ἐφίσταται ὄλεθρος, ὥσπερ ἡ ὠδὶν τῇ</w:t>
+      </w:r>
+    </w:p>
+    <w:p>
+      <w:pPr/>
+      <w:r>
+        <w:rPr>
+          <w:lang w:val="gu_IN" w:bidi="gu_IN"/>
+        </w:rPr>
+      </w:r>
+      <w:r>
+        <w:rPr>
+          <w:b/>
+          <w:lang w:val="gu_IN" w:bidi="gu_IN"/>
+        </w:rPr>
         <w:t>"ત્યારબાદ તેમના પર અચાનક વિનાશ આવે છે"</w:t>
       </w:r>
     </w:p>
@@ -36538,6 +37108,21 @@
           <w:b/>
           <w:lang w:val="gu_IN" w:bidi="gu_IN"/>
         </w:rPr>
+        <w:t>ὥσπερ ἡ ὠδὶν τῇ ἐν γαστρὶ ἐχούσῃ; καὶ οὐ μὴ ἐκφύγωσιν</w:t>
+      </w:r>
+    </w:p>
+    <w:p>
+      <w:pPr/>
+      <w:r>
+        <w:rPr>
+          <w:lang w:val="gu_IN" w:bidi="gu_IN"/>
+        </w:rPr>
+      </w:r>
+      <w:r>
+        <w:rPr>
+          <w:b/>
+          <w:lang w:val="gu_IN" w:bidi="gu_IN"/>
+        </w:rPr>
         <w:t>"જેમ કે જેને ગર્ભ હોય છે તેને પ્રસૂતાની પીડાઓ થાય છે, અને તેઓ ચોક્કસપણે છટકી શકશે નહીં"</w:t>
       </w:r>
     </w:p>
@@ -38895,6 +39480,21 @@
           <w:b/>
           <w:lang w:val="gu_IN" w:bidi="gu_IN"/>
         </w:rPr>
+        <w:t>οἱ &amp; καθεύδοντες, νυκτὸς καθεύδουσιν; καὶ οἱ μεθυσκόμενοι, νυκτὸς μεθύουσιν</w:t>
+      </w:r>
+    </w:p>
+    <w:p>
+      <w:pPr/>
+      <w:r>
+        <w:rPr>
+          <w:lang w:val="gu_IN" w:bidi="gu_IN"/>
+        </w:rPr>
+      </w:r>
+      <w:r>
+        <w:rPr>
+          <w:b/>
+          <w:lang w:val="gu_IN" w:bidi="gu_IN"/>
+        </w:rPr>
         <w:t>"જેઓ સૂતા હોય છે તેઓ રાત્રે સૂઈ જાય છે અને જેઓ નશામાં હોય છે તેઓ રાત્રે નશામાં હોય છે"</w:t>
       </w:r>
     </w:p>
@@ -41148,6 +41748,21 @@
           <w:b/>
           <w:lang w:val="gu_IN" w:bidi="gu_IN"/>
         </w:rPr>
+        <w:t>τοὺς κοπιῶντας ἐν ὑμῖν, καὶ προϊσταμένους ὑμῶν ἐν Κυρίῳ, καὶ νουθετοῦντας ὑμᾶς</w:t>
+      </w:r>
+    </w:p>
+    <w:p>
+      <w:pPr/>
+      <w:r>
+        <w:rPr>
+          <w:lang w:val="gu_IN" w:bidi="gu_IN"/>
+        </w:rPr>
+      </w:r>
+      <w:r>
+        <w:rPr>
+          <w:b/>
+          <w:lang w:val="gu_IN" w:bidi="gu_IN"/>
+        </w:rPr>
         <w:t>"જેઓ તમારી વચ્ચે શ્રમ કરે છે અને તમને પ્રભુમાં દોરી જાય છે અને તમને ચેતવણી આપે છે તેઓની કદર કરો"</w:t>
       </w:r>
     </w:p>
@@ -41396,6 +42011,21 @@
           <w:b/>
           <w:lang w:val="gu_IN" w:bidi="gu_IN"/>
         </w:rPr>
+        <w:t>καὶ ἡγεῖσθαι αὐτοὺς ὑπέρἐκπερισσοῦ ἐν ἀγάπῃ, διὰ τὸ ἔργον αὐτῶν</w:t>
+      </w:r>
+    </w:p>
+    <w:p>
+      <w:pPr/>
+      <w:r>
+        <w:rPr>
+          <w:lang w:val="gu_IN" w:bidi="gu_IN"/>
+        </w:rPr>
+      </w:r>
+      <w:r>
+        <w:rPr>
+          <w:b/>
+          <w:lang w:val="gu_IN" w:bidi="gu_IN"/>
+        </w:rPr>
         <w:t>"અને તેમના કાર્યને કારણે તેમને &amp; પ્રેમથી સન્માન આપો"</w:t>
       </w:r>
     </w:p>
@@ -41823,6 +42453,21 @@
           <w:b/>
           <w:lang w:val="gu_IN" w:bidi="gu_IN"/>
         </w:rPr>
+        <w:t>νουθετεῖτε τοὺς ἀτάκτους, παραμυθεῖσθε τοὺς ὀλιγοψύχους, ἀντέχεσθε τῶν ἀσθενῶν, μακροθυμεῖτε πρὸς πάντας</w:t>
+      </w:r>
+    </w:p>
+    <w:p>
+      <w:pPr/>
+      <w:r>
+        <w:rPr>
+          <w:lang w:val="gu_IN" w:bidi="gu_IN"/>
+        </w:rPr>
+      </w:r>
+      <w:r>
+        <w:rPr>
+          <w:b/>
+          <w:lang w:val="gu_IN" w:bidi="gu_IN"/>
+        </w:rPr>
         <w:t>"બધા પ્રત્યે"</w:t>
       </w:r>
     </w:p>
@@ -43959,6 +44604,21 @@
           <w:b/>
           <w:lang w:val="gu_IN" w:bidi="gu_IN"/>
         </w:rPr>
+        <w:t>αὐτὸς &amp; ὁ Θεὸς τῆς εἰρήνης ἁγιάσαι ὑμᾶς ὁλοτελεῖς, καὶ ὁλόκληρον ὑμῶν τὸ πνεῦμα, καὶ ἡ ψυχὴ, καὶ τὸ σῶμα, ἀμέμπτως ἐν τῇ παρουσίᾳ τοῦ Κυρίου ἡμῶν, Ἰησοῦ Χριστοῦ, τηρηθείη</w:t>
+      </w:r>
+    </w:p>
+    <w:p>
+      <w:pPr/>
+      <w:r>
+        <w:rPr>
+          <w:lang w:val="gu_IN" w:bidi="gu_IN"/>
+        </w:rPr>
+      </w:r>
+      <w:r>
+        <w:rPr>
+          <w:b/>
+          <w:lang w:val="gu_IN" w:bidi="gu_IN"/>
+        </w:rPr>
         <w:t>"હવે શાંતિના ઈશ્વર સ્વયં &amp; પવિત્ર કરે"</w:t>
       </w:r>
     </w:p>
@@ -44284,6 +44944,21 @@
           <w:b/>
           <w:lang w:val="gu_IN" w:bidi="gu_IN"/>
         </w:rPr>
+        <w:t>ὁλόκληρον ὑμῶν τὸ πνεῦμα, καὶ ἡ ψυχὴ, καὶ τὸ σῶμα, ἀμέμπτως &amp; τηρηθείη</w:t>
+      </w:r>
+    </w:p>
+    <w:p>
+      <w:pPr/>
+      <w:r>
+        <w:rPr>
+          <w:lang w:val="gu_IN" w:bidi="gu_IN"/>
+        </w:rPr>
+      </w:r>
+      <w:r>
+        <w:rPr>
+          <w:b/>
+          <w:lang w:val="gu_IN" w:bidi="gu_IN"/>
+        </w:rPr>
         <w:t>"તમારા સમગ્ર આત્મા, જીવ અને શરીરને &amp; નિર્દોષપણે સુરક્ષિત રાખે"</w:t>
       </w:r>
     </w:p>
@@ -44601,6 +45276,21 @@
           <w:b/>
           <w:lang w:val="gu_IN" w:bidi="gu_IN"/>
         </w:rPr>
+        <w:t>πιστὸς ὁ καλῶν ὑμᾶς, ὃς καὶ ποιήσει</w:t>
+      </w:r>
+    </w:p>
+    <w:p>
+      <w:pPr/>
+      <w:r>
+        <w:rPr>
+          <w:lang w:val="gu_IN" w:bidi="gu_IN"/>
+        </w:rPr>
+      </w:r>
+      <w:r>
+        <w:rPr>
+          <w:b/>
+          <w:lang w:val="gu_IN" w:bidi="gu_IN"/>
+        </w:rPr>
         <w:t>"જે તમને બોલાવે છે, જે તે કરશે પણ, તે વિશ્વાસુ {છે"</w:t>
       </w:r>
     </w:p>
@@ -45363,6 +46053,21 @@
         <w:rPr>
           <w:lang w:val="gu_IN" w:bidi="gu_IN"/>
         </w:rPr>
+      </w:r>
+    </w:p>
+    <w:p>
+      <w:pPr/>
+      <w:r>
+        <w:rPr>
+          <w:lang w:val="gu_IN" w:bidi="gu_IN"/>
+        </w:rPr>
+      </w:r>
+      <w:r>
+        <w:rPr>
+          <w:b/>
+          <w:lang w:val="gu_IN" w:bidi="gu_IN"/>
+        </w:rPr>
+        <w:t>ἡ χάρις τοῦ Κυρίου ἡμῶν, Ἰησοῦ Χριστοῦ, μεθ’ ὑμῶν</w:t>
       </w:r>
     </w:p>
     <w:p>
